--- a/dokumentacio/vizsgaremek_doku_minta.docx
+++ b/dokumentacio/vizsgaremek_doku_minta.docx
@@ -60,9 +60,11 @@
       <w:pPr>
         <w:pStyle w:val="Alcm"/>
       </w:pPr>
+      <w:proofErr w:type="spellStart"/>
       <w:r>
         <w:t>ResRater</w:t>
       </w:r>
+      <w:proofErr w:type="spellEnd"/>
     </w:p>
     <w:p>
       <w:pPr>
@@ -77,8 +79,13 @@
       <w:r>
         <w:t xml:space="preserve"> </w:t>
       </w:r>
-      <w:r>
-        <w:t>Dobrocsi Róbertné</w:t>
+      <w:proofErr w:type="spellStart"/>
+      <w:r>
+        <w:t>Dobrocsi</w:t>
+      </w:r>
+      <w:proofErr w:type="spellEnd"/>
+      <w:r>
+        <w:t xml:space="preserve"> Róbertné</w:t>
       </w:r>
       <w:r>
         <w:t xml:space="preserve">              </w:t>
@@ -153,6 +160,8 @@
       <w:sdtPr>
         <w:rPr>
           <w:rFonts w:asciiTheme="minorHAnsi" w:eastAsiaTheme="minorEastAsia" w:hAnsiTheme="minorHAnsi" w:cstheme="minorBidi"/>
+          <w:b w:val="0"/>
+          <w:bCs w:val="0"/>
           <w:color w:val="auto"/>
           <w:sz w:val="22"/>
           <w:szCs w:val="22"/>
@@ -163,12 +172,7 @@
           <w:docPartUnique/>
         </w:docPartObj>
       </w:sdtPr>
-      <w:sdtEndPr>
-        <w:rPr>
-          <w:b w:val="0"/>
-          <w:bCs w:val="0"/>
-        </w:rPr>
-      </w:sdtEndPr>
+      <w:sdtEndPr/>
       <w:sdtContent>
         <w:p>
           <w:pPr>
@@ -182,11 +186,10 @@
           <w:pPr>
             <w:pStyle w:val="TJ1"/>
             <w:tabs>
-              <w:tab w:val="left" w:pos="435"/>
-              <w:tab w:val="right" w:leader="dot" w:pos="8715"/>
+              <w:tab w:val="left" w:pos="880"/>
+              <w:tab w:val="right" w:leader="dot" w:pos="8720"/>
             </w:tabs>
             <w:rPr>
-              <w:rStyle w:val="Hiperhivatkozs"/>
               <w:noProof/>
             </w:rPr>
           </w:pPr>
@@ -199,7 +202,7 @@
           <w:r>
             <w:fldChar w:fldCharType="separate"/>
           </w:r>
-          <w:hyperlink w:anchor="_Toc534790488">
+          <w:hyperlink w:anchor="_Toc227068266" w:history="1">
             <w:r>
               <w:rPr>
                 <w:rStyle w:val="Hiperhivatkozs"/>
@@ -223,42 +226,48 @@
             <w:r>
               <w:rPr>
                 <w:noProof/>
+                <w:webHidden/>
               </w:rPr>
               <w:tab/>
             </w:r>
             <w:r>
               <w:rPr>
                 <w:noProof/>
+                <w:webHidden/>
               </w:rPr>
               <w:fldChar w:fldCharType="begin"/>
             </w:r>
             <w:r>
               <w:rPr>
                 <w:noProof/>
-              </w:rPr>
-              <w:instrText>PAGEREF _Toc534790488 \h</w:instrText>
-            </w:r>
-            <w:r>
-              <w:rPr>
-                <w:noProof/>
-              </w:rPr>
-            </w:r>
-            <w:r>
-              <w:rPr>
-                <w:noProof/>
+                <w:webHidden/>
+              </w:rPr>
+              <w:instrText xml:space="preserve"> PAGEREF _Toc227068266 \h </w:instrText>
+            </w:r>
+            <w:r>
+              <w:rPr>
+                <w:noProof/>
+                <w:webHidden/>
+              </w:rPr>
+            </w:r>
+            <w:r>
+              <w:rPr>
+                <w:noProof/>
+                <w:webHidden/>
               </w:rPr>
               <w:fldChar w:fldCharType="separate"/>
             </w:r>
             <w:r>
               <w:rPr>
-                <w:rStyle w:val="Hiperhivatkozs"/>
-                <w:noProof/>
-              </w:rPr>
-              <w:t>2</w:t>
-            </w:r>
-            <w:r>
-              <w:rPr>
-                <w:noProof/>
+                <w:noProof/>
+                <w:webHidden/>
+              </w:rPr>
+              <w:t>4</w:t>
+            </w:r>
+            <w:r>
+              <w:rPr>
+                <w:noProof/>
+                <w:webHidden/>
               </w:rPr>
               <w:fldChar w:fldCharType="end"/>
             </w:r>
@@ -268,74 +277,65 @@
           <w:pPr>
             <w:pStyle w:val="TJ2"/>
             <w:tabs>
-              <w:tab w:val="left" w:pos="660"/>
-              <w:tab w:val="right" w:leader="dot" w:pos="8715"/>
+              <w:tab w:val="right" w:leader="dot" w:pos="8720"/>
             </w:tabs>
             <w:rPr>
-              <w:rStyle w:val="Hiperhivatkozs"/>
               <w:noProof/>
             </w:rPr>
           </w:pPr>
-          <w:hyperlink w:anchor="_Toc1518248728">
+          <w:hyperlink w:anchor="_Toc227068267" w:history="1">
             <w:r>
               <w:rPr>
                 <w:rStyle w:val="Hiperhivatkozs"/>
                 <w:noProof/>
               </w:rPr>
-              <w:t>1.1</w:t>
-            </w:r>
-            <w:r>
-              <w:rPr>
-                <w:noProof/>
+              <w:t>Téma megfogalmazása</w:t>
+            </w:r>
+            <w:r>
+              <w:rPr>
+                <w:noProof/>
+                <w:webHidden/>
               </w:rPr>
               <w:tab/>
             </w:r>
             <w:r>
               <w:rPr>
-                <w:rStyle w:val="Hiperhivatkozs"/>
-                <w:noProof/>
-              </w:rPr>
-              <w:t>Téma megfogalmazása</w:t>
-            </w:r>
-            <w:r>
-              <w:rPr>
-                <w:noProof/>
-              </w:rPr>
-              <w:tab/>
-            </w:r>
-            <w:r>
-              <w:rPr>
-                <w:noProof/>
+                <w:noProof/>
+                <w:webHidden/>
               </w:rPr>
               <w:fldChar w:fldCharType="begin"/>
             </w:r>
             <w:r>
               <w:rPr>
                 <w:noProof/>
-              </w:rPr>
-              <w:instrText>PAGEREF _Toc1518248728 \h</w:instrText>
-            </w:r>
-            <w:r>
-              <w:rPr>
-                <w:noProof/>
-              </w:rPr>
-            </w:r>
-            <w:r>
-              <w:rPr>
-                <w:noProof/>
+                <w:webHidden/>
+              </w:rPr>
+              <w:instrText xml:space="preserve"> PAGEREF _Toc227068267 \h </w:instrText>
+            </w:r>
+            <w:r>
+              <w:rPr>
+                <w:noProof/>
+                <w:webHidden/>
+              </w:rPr>
+            </w:r>
+            <w:r>
+              <w:rPr>
+                <w:noProof/>
+                <w:webHidden/>
               </w:rPr>
               <w:fldChar w:fldCharType="separate"/>
             </w:r>
             <w:r>
               <w:rPr>
-                <w:rStyle w:val="Hiperhivatkozs"/>
-                <w:noProof/>
-              </w:rPr>
-              <w:t>3</w:t>
-            </w:r>
-            <w:r>
-              <w:rPr>
-                <w:noProof/>
+                <w:noProof/>
+                <w:webHidden/>
+              </w:rPr>
+              <w:t>4</w:t>
+            </w:r>
+            <w:r>
+              <w:rPr>
+                <w:noProof/>
+                <w:webHidden/>
               </w:rPr>
               <w:fldChar w:fldCharType="end"/>
             </w:r>
@@ -345,74 +345,65 @@
           <w:pPr>
             <w:pStyle w:val="TJ2"/>
             <w:tabs>
-              <w:tab w:val="left" w:pos="660"/>
-              <w:tab w:val="right" w:leader="dot" w:pos="8715"/>
+              <w:tab w:val="right" w:leader="dot" w:pos="8720"/>
             </w:tabs>
             <w:rPr>
-              <w:rStyle w:val="Hiperhivatkozs"/>
               <w:noProof/>
             </w:rPr>
           </w:pPr>
-          <w:hyperlink w:anchor="_Toc885521144">
+          <w:hyperlink w:anchor="_Toc227068268" w:history="1">
             <w:r>
               <w:rPr>
                 <w:rStyle w:val="Hiperhivatkozs"/>
                 <w:noProof/>
               </w:rPr>
-              <w:t>1.2</w:t>
-            </w:r>
-            <w:r>
-              <w:rPr>
-                <w:noProof/>
+              <w:t>A felhasznált ismeretek</w:t>
+            </w:r>
+            <w:r>
+              <w:rPr>
+                <w:noProof/>
+                <w:webHidden/>
               </w:rPr>
               <w:tab/>
             </w:r>
             <w:r>
               <w:rPr>
-                <w:rStyle w:val="Hiperhivatkozs"/>
-                <w:noProof/>
-              </w:rPr>
-              <w:t>A felhasznált ismeretek</w:t>
-            </w:r>
-            <w:r>
-              <w:rPr>
-                <w:noProof/>
-              </w:rPr>
-              <w:tab/>
-            </w:r>
-            <w:r>
-              <w:rPr>
-                <w:noProof/>
+                <w:noProof/>
+                <w:webHidden/>
               </w:rPr>
               <w:fldChar w:fldCharType="begin"/>
             </w:r>
             <w:r>
               <w:rPr>
                 <w:noProof/>
-              </w:rPr>
-              <w:instrText>PAGEREF _Toc885521144 \h</w:instrText>
-            </w:r>
-            <w:r>
-              <w:rPr>
-                <w:noProof/>
-              </w:rPr>
-            </w:r>
-            <w:r>
-              <w:rPr>
-                <w:noProof/>
+                <w:webHidden/>
+              </w:rPr>
+              <w:instrText xml:space="preserve"> PAGEREF _Toc227068268 \h </w:instrText>
+            </w:r>
+            <w:r>
+              <w:rPr>
+                <w:noProof/>
+                <w:webHidden/>
+              </w:rPr>
+            </w:r>
+            <w:r>
+              <w:rPr>
+                <w:noProof/>
+                <w:webHidden/>
               </w:rPr>
               <w:fldChar w:fldCharType="separate"/>
             </w:r>
             <w:r>
               <w:rPr>
-                <w:rStyle w:val="Hiperhivatkozs"/>
-                <w:noProof/>
-              </w:rPr>
-              <w:t>3</w:t>
-            </w:r>
-            <w:r>
-              <w:rPr>
-                <w:noProof/>
+                <w:noProof/>
+                <w:webHidden/>
+              </w:rPr>
+              <w:t>4</w:t>
+            </w:r>
+            <w:r>
+              <w:rPr>
+                <w:noProof/>
+                <w:webHidden/>
               </w:rPr>
               <w:fldChar w:fldCharType="end"/>
             </w:r>
@@ -422,74 +413,65 @@
           <w:pPr>
             <w:pStyle w:val="TJ2"/>
             <w:tabs>
-              <w:tab w:val="left" w:pos="660"/>
-              <w:tab w:val="right" w:leader="dot" w:pos="8715"/>
+              <w:tab w:val="right" w:leader="dot" w:pos="8720"/>
             </w:tabs>
             <w:rPr>
-              <w:rStyle w:val="Hiperhivatkozs"/>
               <w:noProof/>
             </w:rPr>
           </w:pPr>
-          <w:hyperlink w:anchor="_Toc2121040352">
+          <w:hyperlink w:anchor="_Toc227068269" w:history="1">
             <w:r>
               <w:rPr>
                 <w:rStyle w:val="Hiperhivatkozs"/>
                 <w:noProof/>
               </w:rPr>
-              <w:t>1.3</w:t>
-            </w:r>
-            <w:r>
-              <w:rPr>
-                <w:noProof/>
+              <w:t>A felhasznált szoftverek</w:t>
+            </w:r>
+            <w:r>
+              <w:rPr>
+                <w:noProof/>
+                <w:webHidden/>
               </w:rPr>
               <w:tab/>
             </w:r>
             <w:r>
               <w:rPr>
-                <w:rStyle w:val="Hiperhivatkozs"/>
-                <w:noProof/>
-              </w:rPr>
-              <w:t>A felhasznált szoftverek</w:t>
-            </w:r>
-            <w:r>
-              <w:rPr>
-                <w:noProof/>
-              </w:rPr>
-              <w:tab/>
-            </w:r>
-            <w:r>
-              <w:rPr>
-                <w:noProof/>
+                <w:noProof/>
+                <w:webHidden/>
               </w:rPr>
               <w:fldChar w:fldCharType="begin"/>
             </w:r>
             <w:r>
               <w:rPr>
                 <w:noProof/>
-              </w:rPr>
-              <w:instrText>PAGEREF _Toc2121040352 \h</w:instrText>
-            </w:r>
-            <w:r>
-              <w:rPr>
-                <w:noProof/>
-              </w:rPr>
-            </w:r>
-            <w:r>
-              <w:rPr>
-                <w:noProof/>
+                <w:webHidden/>
+              </w:rPr>
+              <w:instrText xml:space="preserve"> PAGEREF _Toc227068269 \h </w:instrText>
+            </w:r>
+            <w:r>
+              <w:rPr>
+                <w:noProof/>
+                <w:webHidden/>
+              </w:rPr>
+            </w:r>
+            <w:r>
+              <w:rPr>
+                <w:noProof/>
+                <w:webHidden/>
               </w:rPr>
               <w:fldChar w:fldCharType="separate"/>
             </w:r>
             <w:r>
               <w:rPr>
-                <w:rStyle w:val="Hiperhivatkozs"/>
-                <w:noProof/>
-              </w:rPr>
-              <w:t>3</w:t>
-            </w:r>
-            <w:r>
-              <w:rPr>
-                <w:noProof/>
+                <w:noProof/>
+                <w:webHidden/>
+              </w:rPr>
+              <w:t>4</w:t>
+            </w:r>
+            <w:r>
+              <w:rPr>
+                <w:noProof/>
+                <w:webHidden/>
               </w:rPr>
               <w:fldChar w:fldCharType="end"/>
             </w:r>
@@ -499,15 +481,14 @@
           <w:pPr>
             <w:pStyle w:val="TJ1"/>
             <w:tabs>
-              <w:tab w:val="left" w:pos="435"/>
-              <w:tab w:val="right" w:leader="dot" w:pos="8715"/>
+              <w:tab w:val="left" w:pos="880"/>
+              <w:tab w:val="right" w:leader="dot" w:pos="8720"/>
             </w:tabs>
             <w:rPr>
-              <w:rStyle w:val="Hiperhivatkozs"/>
               <w:noProof/>
             </w:rPr>
           </w:pPr>
-          <w:hyperlink w:anchor="_Toc1924736085">
+          <w:hyperlink w:anchor="_Toc227068270" w:history="1">
             <w:r>
               <w:rPr>
                 <w:rStyle w:val="Hiperhivatkozs"/>
@@ -531,42 +512,48 @@
             <w:r>
               <w:rPr>
                 <w:noProof/>
+                <w:webHidden/>
               </w:rPr>
               <w:tab/>
             </w:r>
             <w:r>
               <w:rPr>
                 <w:noProof/>
+                <w:webHidden/>
               </w:rPr>
               <w:fldChar w:fldCharType="begin"/>
             </w:r>
             <w:r>
               <w:rPr>
                 <w:noProof/>
-              </w:rPr>
-              <w:instrText>PAGEREF _Toc1924736085 \h</w:instrText>
-            </w:r>
-            <w:r>
-              <w:rPr>
-                <w:noProof/>
-              </w:rPr>
-            </w:r>
-            <w:r>
-              <w:rPr>
-                <w:noProof/>
+                <w:webHidden/>
+              </w:rPr>
+              <w:instrText xml:space="preserve"> PAGEREF _Toc227068270 \h </w:instrText>
+            </w:r>
+            <w:r>
+              <w:rPr>
+                <w:noProof/>
+                <w:webHidden/>
+              </w:rPr>
+            </w:r>
+            <w:r>
+              <w:rPr>
+                <w:noProof/>
+                <w:webHidden/>
               </w:rPr>
               <w:fldChar w:fldCharType="separate"/>
             </w:r>
             <w:r>
               <w:rPr>
-                <w:rStyle w:val="Hiperhivatkozs"/>
-                <w:noProof/>
-              </w:rPr>
-              <w:t>4</w:t>
-            </w:r>
-            <w:r>
-              <w:rPr>
-                <w:noProof/>
+                <w:noProof/>
+                <w:webHidden/>
+              </w:rPr>
+              <w:t>5</w:t>
+            </w:r>
+            <w:r>
+              <w:rPr>
+                <w:noProof/>
+                <w:webHidden/>
               </w:rPr>
               <w:fldChar w:fldCharType="end"/>
             </w:r>
@@ -576,74 +563,65 @@
           <w:pPr>
             <w:pStyle w:val="TJ2"/>
             <w:tabs>
-              <w:tab w:val="left" w:pos="660"/>
-              <w:tab w:val="right" w:leader="dot" w:pos="8715"/>
+              <w:tab w:val="right" w:leader="dot" w:pos="8720"/>
             </w:tabs>
             <w:rPr>
-              <w:rStyle w:val="Hiperhivatkozs"/>
               <w:noProof/>
             </w:rPr>
           </w:pPr>
-          <w:hyperlink w:anchor="_Toc1388593060">
+          <w:hyperlink w:anchor="_Toc227068271" w:history="1">
             <w:r>
               <w:rPr>
                 <w:rStyle w:val="Hiperhivatkozs"/>
                 <w:noProof/>
               </w:rPr>
-              <w:t>2.1</w:t>
-            </w:r>
-            <w:r>
-              <w:rPr>
-                <w:noProof/>
+              <w:t>A program általános specifikációja</w:t>
+            </w:r>
+            <w:r>
+              <w:rPr>
+                <w:noProof/>
+                <w:webHidden/>
               </w:rPr>
               <w:tab/>
             </w:r>
             <w:r>
               <w:rPr>
-                <w:rStyle w:val="Hiperhivatkozs"/>
-                <w:noProof/>
-              </w:rPr>
-              <w:t>A program általános specifikációja</w:t>
-            </w:r>
-            <w:r>
-              <w:rPr>
-                <w:noProof/>
-              </w:rPr>
-              <w:tab/>
-            </w:r>
-            <w:r>
-              <w:rPr>
-                <w:noProof/>
+                <w:noProof/>
+                <w:webHidden/>
               </w:rPr>
               <w:fldChar w:fldCharType="begin"/>
             </w:r>
             <w:r>
               <w:rPr>
                 <w:noProof/>
-              </w:rPr>
-              <w:instrText>PAGEREF _Toc1388593060 \h</w:instrText>
-            </w:r>
-            <w:r>
-              <w:rPr>
-                <w:noProof/>
-              </w:rPr>
-            </w:r>
-            <w:r>
-              <w:rPr>
-                <w:noProof/>
+                <w:webHidden/>
+              </w:rPr>
+              <w:instrText xml:space="preserve"> PAGEREF _Toc227068271 \h </w:instrText>
+            </w:r>
+            <w:r>
+              <w:rPr>
+                <w:noProof/>
+                <w:webHidden/>
+              </w:rPr>
+            </w:r>
+            <w:r>
+              <w:rPr>
+                <w:noProof/>
+                <w:webHidden/>
               </w:rPr>
               <w:fldChar w:fldCharType="separate"/>
             </w:r>
             <w:r>
               <w:rPr>
-                <w:rStyle w:val="Hiperhivatkozs"/>
-                <w:noProof/>
+                <w:noProof/>
+                <w:webHidden/>
               </w:rPr>
               <w:t>5</w:t>
             </w:r>
             <w:r>
               <w:rPr>
                 <w:noProof/>
+                <w:webHidden/>
               </w:rPr>
               <w:fldChar w:fldCharType="end"/>
             </w:r>
@@ -653,74 +631,65 @@
           <w:pPr>
             <w:pStyle w:val="TJ2"/>
             <w:tabs>
-              <w:tab w:val="left" w:pos="660"/>
-              <w:tab w:val="right" w:leader="dot" w:pos="8715"/>
+              <w:tab w:val="right" w:leader="dot" w:pos="8720"/>
             </w:tabs>
             <w:rPr>
-              <w:rStyle w:val="Hiperhivatkozs"/>
               <w:noProof/>
             </w:rPr>
           </w:pPr>
-          <w:hyperlink w:anchor="_Toc359317029">
+          <w:hyperlink w:anchor="_Toc227068272" w:history="1">
             <w:r>
               <w:rPr>
                 <w:rStyle w:val="Hiperhivatkozs"/>
                 <w:noProof/>
               </w:rPr>
-              <w:t>2.2</w:t>
-            </w:r>
-            <w:r>
-              <w:rPr>
-                <w:noProof/>
+              <w:t>Rendszerkövetelmények</w:t>
+            </w:r>
+            <w:r>
+              <w:rPr>
+                <w:noProof/>
+                <w:webHidden/>
               </w:rPr>
               <w:tab/>
             </w:r>
             <w:r>
               <w:rPr>
-                <w:rStyle w:val="Hiperhivatkozs"/>
-                <w:noProof/>
-              </w:rPr>
-              <w:t>Rendszerkövetelmények</w:t>
-            </w:r>
-            <w:r>
-              <w:rPr>
-                <w:noProof/>
-              </w:rPr>
-              <w:tab/>
-            </w:r>
-            <w:r>
-              <w:rPr>
-                <w:noProof/>
+                <w:noProof/>
+                <w:webHidden/>
               </w:rPr>
               <w:fldChar w:fldCharType="begin"/>
             </w:r>
             <w:r>
               <w:rPr>
                 <w:noProof/>
-              </w:rPr>
-              <w:instrText>PAGEREF _Toc359317029 \h</w:instrText>
-            </w:r>
-            <w:r>
-              <w:rPr>
-                <w:noProof/>
-              </w:rPr>
-            </w:r>
-            <w:r>
-              <w:rPr>
-                <w:noProof/>
+                <w:webHidden/>
+              </w:rPr>
+              <w:instrText xml:space="preserve"> PAGEREF _Toc227068272 \h </w:instrText>
+            </w:r>
+            <w:r>
+              <w:rPr>
+                <w:noProof/>
+                <w:webHidden/>
+              </w:rPr>
+            </w:r>
+            <w:r>
+              <w:rPr>
+                <w:noProof/>
+                <w:webHidden/>
               </w:rPr>
               <w:fldChar w:fldCharType="separate"/>
             </w:r>
             <w:r>
               <w:rPr>
-                <w:rStyle w:val="Hiperhivatkozs"/>
-                <w:noProof/>
+                <w:noProof/>
+                <w:webHidden/>
               </w:rPr>
               <w:t>5</w:t>
             </w:r>
             <w:r>
               <w:rPr>
                 <w:noProof/>
+                <w:webHidden/>
               </w:rPr>
               <w:fldChar w:fldCharType="end"/>
             </w:r>
@@ -730,21 +699,20 @@
           <w:pPr>
             <w:pStyle w:val="TJ3"/>
             <w:tabs>
-              <w:tab w:val="left" w:pos="1095"/>
-              <w:tab w:val="right" w:leader="dot" w:pos="8715"/>
+              <w:tab w:val="left" w:pos="1540"/>
+              <w:tab w:val="right" w:leader="dot" w:pos="8720"/>
             </w:tabs>
             <w:rPr>
-              <w:rStyle w:val="Hiperhivatkozs"/>
               <w:noProof/>
             </w:rPr>
           </w:pPr>
-          <w:hyperlink w:anchor="_Toc1802831265">
+          <w:hyperlink w:anchor="_Toc227068273" w:history="1">
             <w:r>
               <w:rPr>
                 <w:rStyle w:val="Hiperhivatkozs"/>
                 <w:noProof/>
               </w:rPr>
-              <w:t>2.2.1</w:t>
+              <w:t>2.1.1</w:t>
             </w:r>
             <w:r>
               <w:rPr>
@@ -762,42 +730,48 @@
             <w:r>
               <w:rPr>
                 <w:noProof/>
+                <w:webHidden/>
               </w:rPr>
               <w:tab/>
             </w:r>
             <w:r>
               <w:rPr>
                 <w:noProof/>
+                <w:webHidden/>
               </w:rPr>
               <w:fldChar w:fldCharType="begin"/>
             </w:r>
             <w:r>
               <w:rPr>
                 <w:noProof/>
-              </w:rPr>
-              <w:instrText>PAGEREF _Toc1802831265 \h</w:instrText>
-            </w:r>
-            <w:r>
-              <w:rPr>
-                <w:noProof/>
-              </w:rPr>
-            </w:r>
-            <w:r>
-              <w:rPr>
-                <w:noProof/>
+                <w:webHidden/>
+              </w:rPr>
+              <w:instrText xml:space="preserve"> PAGEREF _Toc227068273 \h </w:instrText>
+            </w:r>
+            <w:r>
+              <w:rPr>
+                <w:noProof/>
+                <w:webHidden/>
+              </w:rPr>
+            </w:r>
+            <w:r>
+              <w:rPr>
+                <w:noProof/>
+                <w:webHidden/>
               </w:rPr>
               <w:fldChar w:fldCharType="separate"/>
             </w:r>
             <w:r>
               <w:rPr>
-                <w:rStyle w:val="Hiperhivatkozs"/>
-                <w:noProof/>
+                <w:noProof/>
+                <w:webHidden/>
               </w:rPr>
               <w:t>5</w:t>
             </w:r>
             <w:r>
               <w:rPr>
                 <w:noProof/>
+                <w:webHidden/>
               </w:rPr>
               <w:fldChar w:fldCharType="end"/>
             </w:r>
@@ -807,21 +781,20 @@
           <w:pPr>
             <w:pStyle w:val="TJ3"/>
             <w:tabs>
-              <w:tab w:val="left" w:pos="1095"/>
-              <w:tab w:val="right" w:leader="dot" w:pos="8715"/>
+              <w:tab w:val="left" w:pos="1540"/>
+              <w:tab w:val="right" w:leader="dot" w:pos="8720"/>
             </w:tabs>
             <w:rPr>
-              <w:rStyle w:val="Hiperhivatkozs"/>
               <w:noProof/>
             </w:rPr>
           </w:pPr>
-          <w:hyperlink w:anchor="_Toc1753133374">
+          <w:hyperlink w:anchor="_Toc227068274" w:history="1">
             <w:r>
               <w:rPr>
                 <w:rStyle w:val="Hiperhivatkozs"/>
                 <w:noProof/>
               </w:rPr>
-              <w:t>2.2.2</w:t>
+              <w:t>2.1.2</w:t>
             </w:r>
             <w:r>
               <w:rPr>
@@ -839,42 +812,48 @@
             <w:r>
               <w:rPr>
                 <w:noProof/>
+                <w:webHidden/>
               </w:rPr>
               <w:tab/>
             </w:r>
             <w:r>
               <w:rPr>
                 <w:noProof/>
+                <w:webHidden/>
               </w:rPr>
               <w:fldChar w:fldCharType="begin"/>
             </w:r>
             <w:r>
               <w:rPr>
                 <w:noProof/>
-              </w:rPr>
-              <w:instrText>PAGEREF _Toc1753133374 \h</w:instrText>
-            </w:r>
-            <w:r>
-              <w:rPr>
-                <w:noProof/>
-              </w:rPr>
-            </w:r>
-            <w:r>
-              <w:rPr>
-                <w:noProof/>
+                <w:webHidden/>
+              </w:rPr>
+              <w:instrText xml:space="preserve"> PAGEREF _Toc227068274 \h </w:instrText>
+            </w:r>
+            <w:r>
+              <w:rPr>
+                <w:noProof/>
+                <w:webHidden/>
+              </w:rPr>
+            </w:r>
+            <w:r>
+              <w:rPr>
+                <w:noProof/>
+                <w:webHidden/>
               </w:rPr>
               <w:fldChar w:fldCharType="separate"/>
             </w:r>
             <w:r>
               <w:rPr>
-                <w:rStyle w:val="Hiperhivatkozs"/>
-                <w:noProof/>
-              </w:rPr>
-              <w:t>5</w:t>
-            </w:r>
-            <w:r>
-              <w:rPr>
-                <w:noProof/>
+                <w:noProof/>
+                <w:webHidden/>
+              </w:rPr>
+              <w:t>6</w:t>
+            </w:r>
+            <w:r>
+              <w:rPr>
+                <w:noProof/>
+                <w:webHidden/>
               </w:rPr>
               <w:fldChar w:fldCharType="end"/>
             </w:r>
@@ -884,74 +863,65 @@
           <w:pPr>
             <w:pStyle w:val="TJ2"/>
             <w:tabs>
-              <w:tab w:val="left" w:pos="660"/>
-              <w:tab w:val="right" w:leader="dot" w:pos="8715"/>
+              <w:tab w:val="right" w:leader="dot" w:pos="8720"/>
             </w:tabs>
             <w:rPr>
-              <w:rStyle w:val="Hiperhivatkozs"/>
               <w:noProof/>
             </w:rPr>
           </w:pPr>
-          <w:hyperlink w:anchor="_Toc1788988559">
+          <w:hyperlink w:anchor="_Toc227068275" w:history="1">
             <w:r>
               <w:rPr>
                 <w:rStyle w:val="Hiperhivatkozs"/>
                 <w:noProof/>
               </w:rPr>
-              <w:t>2.3</w:t>
-            </w:r>
-            <w:r>
-              <w:rPr>
-                <w:noProof/>
+              <w:t>3. A program telepítése</w:t>
+            </w:r>
+            <w:r>
+              <w:rPr>
+                <w:noProof/>
+                <w:webHidden/>
               </w:rPr>
               <w:tab/>
             </w:r>
             <w:r>
               <w:rPr>
-                <w:rStyle w:val="Hiperhivatkozs"/>
-                <w:noProof/>
-              </w:rPr>
-              <w:t>3. A program telepítése</w:t>
-            </w:r>
-            <w:r>
-              <w:rPr>
-                <w:noProof/>
-              </w:rPr>
-              <w:tab/>
-            </w:r>
-            <w:r>
-              <w:rPr>
-                <w:noProof/>
+                <w:noProof/>
+                <w:webHidden/>
               </w:rPr>
               <w:fldChar w:fldCharType="begin"/>
             </w:r>
             <w:r>
               <w:rPr>
                 <w:noProof/>
-              </w:rPr>
-              <w:instrText>PAGEREF _Toc1788988559 \h</w:instrText>
-            </w:r>
-            <w:r>
-              <w:rPr>
-                <w:noProof/>
-              </w:rPr>
-            </w:r>
-            <w:r>
-              <w:rPr>
-                <w:noProof/>
+                <w:webHidden/>
+              </w:rPr>
+              <w:instrText xml:space="preserve"> PAGEREF _Toc227068275 \h </w:instrText>
+            </w:r>
+            <w:r>
+              <w:rPr>
+                <w:noProof/>
+                <w:webHidden/>
+              </w:rPr>
+            </w:r>
+            <w:r>
+              <w:rPr>
+                <w:noProof/>
+                <w:webHidden/>
               </w:rPr>
               <w:fldChar w:fldCharType="separate"/>
             </w:r>
             <w:r>
               <w:rPr>
-                <w:rStyle w:val="Hiperhivatkozs"/>
-                <w:noProof/>
-              </w:rPr>
-              <w:t>6</w:t>
-            </w:r>
-            <w:r>
-              <w:rPr>
-                <w:noProof/>
+                <w:noProof/>
+                <w:webHidden/>
+              </w:rPr>
+              <w:t>7</w:t>
+            </w:r>
+            <w:r>
+              <w:rPr>
+                <w:noProof/>
+                <w:webHidden/>
               </w:rPr>
               <w:fldChar w:fldCharType="end"/>
             </w:r>
@@ -961,74 +931,65 @@
           <w:pPr>
             <w:pStyle w:val="TJ2"/>
             <w:tabs>
-              <w:tab w:val="left" w:pos="660"/>
-              <w:tab w:val="right" w:leader="dot" w:pos="8715"/>
+              <w:tab w:val="right" w:leader="dot" w:pos="8720"/>
             </w:tabs>
             <w:rPr>
-              <w:rStyle w:val="Hiperhivatkozs"/>
               <w:noProof/>
             </w:rPr>
           </w:pPr>
-          <w:hyperlink w:anchor="_Toc349322662">
+          <w:hyperlink w:anchor="_Toc227068276" w:history="1">
             <w:r>
               <w:rPr>
                 <w:rStyle w:val="Hiperhivatkozs"/>
                 <w:noProof/>
               </w:rPr>
-              <w:t>2.4</w:t>
-            </w:r>
-            <w:r>
-              <w:rPr>
-                <w:noProof/>
+              <w:t>A program használatának a részletes leírása</w:t>
+            </w:r>
+            <w:r>
+              <w:rPr>
+                <w:noProof/>
+                <w:webHidden/>
               </w:rPr>
               <w:tab/>
             </w:r>
             <w:r>
               <w:rPr>
-                <w:rStyle w:val="Hiperhivatkozs"/>
-                <w:noProof/>
-              </w:rPr>
-              <w:t>A program használatának a részletes leírása</w:t>
-            </w:r>
-            <w:r>
-              <w:rPr>
-                <w:noProof/>
-              </w:rPr>
-              <w:tab/>
-            </w:r>
-            <w:r>
-              <w:rPr>
-                <w:noProof/>
+                <w:noProof/>
+                <w:webHidden/>
               </w:rPr>
               <w:fldChar w:fldCharType="begin"/>
             </w:r>
             <w:r>
               <w:rPr>
                 <w:noProof/>
-              </w:rPr>
-              <w:instrText>PAGEREF _Toc349322662 \h</w:instrText>
-            </w:r>
-            <w:r>
-              <w:rPr>
-                <w:noProof/>
-              </w:rPr>
-            </w:r>
-            <w:r>
-              <w:rPr>
-                <w:noProof/>
+                <w:webHidden/>
+              </w:rPr>
+              <w:instrText xml:space="preserve"> PAGEREF _Toc227068276 \h </w:instrText>
+            </w:r>
+            <w:r>
+              <w:rPr>
+                <w:noProof/>
+                <w:webHidden/>
+              </w:rPr>
+            </w:r>
+            <w:r>
+              <w:rPr>
+                <w:noProof/>
+                <w:webHidden/>
               </w:rPr>
               <w:fldChar w:fldCharType="separate"/>
             </w:r>
             <w:r>
               <w:rPr>
-                <w:rStyle w:val="Hiperhivatkozs"/>
-                <w:noProof/>
-              </w:rPr>
-              <w:t>7</w:t>
-            </w:r>
-            <w:r>
-              <w:rPr>
-                <w:noProof/>
+                <w:noProof/>
+                <w:webHidden/>
+              </w:rPr>
+              <w:t>8</w:t>
+            </w:r>
+            <w:r>
+              <w:rPr>
+                <w:noProof/>
+                <w:webHidden/>
               </w:rPr>
               <w:fldChar w:fldCharType="end"/>
             </w:r>
@@ -1038,15 +999,14 @@
           <w:pPr>
             <w:pStyle w:val="TJ1"/>
             <w:tabs>
-              <w:tab w:val="left" w:pos="435"/>
-              <w:tab w:val="right" w:leader="dot" w:pos="8715"/>
+              <w:tab w:val="left" w:pos="880"/>
+              <w:tab w:val="right" w:leader="dot" w:pos="8720"/>
             </w:tabs>
             <w:rPr>
-              <w:rStyle w:val="Hiperhivatkozs"/>
               <w:noProof/>
             </w:rPr>
           </w:pPr>
-          <w:hyperlink w:anchor="_Toc1264758041">
+          <w:hyperlink w:anchor="_Toc227068277" w:history="1">
             <w:r>
               <w:rPr>
                 <w:rStyle w:val="Hiperhivatkozs"/>
@@ -1070,42 +1030,48 @@
             <w:r>
               <w:rPr>
                 <w:noProof/>
+                <w:webHidden/>
               </w:rPr>
               <w:tab/>
             </w:r>
             <w:r>
               <w:rPr>
                 <w:noProof/>
+                <w:webHidden/>
               </w:rPr>
               <w:fldChar w:fldCharType="begin"/>
             </w:r>
             <w:r>
               <w:rPr>
                 <w:noProof/>
-              </w:rPr>
-              <w:instrText>PAGEREF _Toc1264758041 \h</w:instrText>
-            </w:r>
-            <w:r>
-              <w:rPr>
-                <w:noProof/>
-              </w:rPr>
-            </w:r>
-            <w:r>
-              <w:rPr>
-                <w:noProof/>
+                <w:webHidden/>
+              </w:rPr>
+              <w:instrText xml:space="preserve"> PAGEREF _Toc227068277 \h </w:instrText>
+            </w:r>
+            <w:r>
+              <w:rPr>
+                <w:noProof/>
+                <w:webHidden/>
+              </w:rPr>
+            </w:r>
+            <w:r>
+              <w:rPr>
+                <w:noProof/>
+                <w:webHidden/>
               </w:rPr>
               <w:fldChar w:fldCharType="separate"/>
             </w:r>
             <w:r>
               <w:rPr>
-                <w:rStyle w:val="Hiperhivatkozs"/>
-                <w:noProof/>
-              </w:rPr>
-              <w:t>7</w:t>
-            </w:r>
-            <w:r>
-              <w:rPr>
-                <w:noProof/>
+                <w:noProof/>
+                <w:webHidden/>
+              </w:rPr>
+              <w:t>11</w:t>
+            </w:r>
+            <w:r>
+              <w:rPr>
+                <w:noProof/>
+                <w:webHidden/>
               </w:rPr>
               <w:fldChar w:fldCharType="end"/>
             </w:r>
@@ -1115,74 +1081,65 @@
           <w:pPr>
             <w:pStyle w:val="TJ2"/>
             <w:tabs>
-              <w:tab w:val="left" w:pos="660"/>
-              <w:tab w:val="right" w:leader="dot" w:pos="8715"/>
+              <w:tab w:val="right" w:leader="dot" w:pos="8720"/>
             </w:tabs>
             <w:rPr>
-              <w:rStyle w:val="Hiperhivatkozs"/>
               <w:noProof/>
             </w:rPr>
           </w:pPr>
-          <w:hyperlink w:anchor="_Toc480756464">
+          <w:hyperlink w:anchor="_Toc227068278" w:history="1">
             <w:r>
               <w:rPr>
                 <w:rStyle w:val="Hiperhivatkozs"/>
                 <w:noProof/>
               </w:rPr>
-              <w:t>3.1</w:t>
-            </w:r>
-            <w:r>
-              <w:rPr>
-                <w:noProof/>
+              <w:t>Az alkalmazott fejlesztői eszközök</w:t>
+            </w:r>
+            <w:r>
+              <w:rPr>
+                <w:noProof/>
+                <w:webHidden/>
               </w:rPr>
               <w:tab/>
             </w:r>
             <w:r>
               <w:rPr>
-                <w:rStyle w:val="Hiperhivatkozs"/>
-                <w:noProof/>
-              </w:rPr>
-              <w:t>Az alkalmazott fejlesztői eszközök</w:t>
-            </w:r>
-            <w:r>
-              <w:rPr>
-                <w:noProof/>
-              </w:rPr>
-              <w:tab/>
-            </w:r>
-            <w:r>
-              <w:rPr>
-                <w:noProof/>
+                <w:noProof/>
+                <w:webHidden/>
               </w:rPr>
               <w:fldChar w:fldCharType="begin"/>
             </w:r>
             <w:r>
               <w:rPr>
                 <w:noProof/>
-              </w:rPr>
-              <w:instrText>PAGEREF _Toc480756464 \h</w:instrText>
-            </w:r>
-            <w:r>
-              <w:rPr>
-                <w:noProof/>
-              </w:rPr>
-            </w:r>
-            <w:r>
-              <w:rPr>
-                <w:noProof/>
+                <w:webHidden/>
+              </w:rPr>
+              <w:instrText xml:space="preserve"> PAGEREF _Toc227068278 \h </w:instrText>
+            </w:r>
+            <w:r>
+              <w:rPr>
+                <w:noProof/>
+                <w:webHidden/>
+              </w:rPr>
+            </w:r>
+            <w:r>
+              <w:rPr>
+                <w:noProof/>
+                <w:webHidden/>
               </w:rPr>
               <w:fldChar w:fldCharType="separate"/>
             </w:r>
             <w:r>
               <w:rPr>
-                <w:rStyle w:val="Hiperhivatkozs"/>
-                <w:noProof/>
-              </w:rPr>
-              <w:t>8</w:t>
-            </w:r>
-            <w:r>
-              <w:rPr>
-                <w:noProof/>
+                <w:noProof/>
+                <w:webHidden/>
+              </w:rPr>
+              <w:t>11</w:t>
+            </w:r>
+            <w:r>
+              <w:rPr>
+                <w:noProof/>
+                <w:webHidden/>
               </w:rPr>
               <w:fldChar w:fldCharType="end"/>
             </w:r>
@@ -1192,74 +1149,65 @@
           <w:pPr>
             <w:pStyle w:val="TJ2"/>
             <w:tabs>
-              <w:tab w:val="left" w:pos="660"/>
-              <w:tab w:val="right" w:leader="dot" w:pos="8715"/>
+              <w:tab w:val="right" w:leader="dot" w:pos="8720"/>
             </w:tabs>
             <w:rPr>
-              <w:rStyle w:val="Hiperhivatkozs"/>
               <w:noProof/>
             </w:rPr>
           </w:pPr>
-          <w:hyperlink w:anchor="_Toc1221323611">
+          <w:hyperlink w:anchor="_Toc227068279" w:history="1">
             <w:r>
               <w:rPr>
                 <w:rStyle w:val="Hiperhivatkozs"/>
                 <w:noProof/>
               </w:rPr>
-              <w:t>3.2</w:t>
-            </w:r>
-            <w:r>
-              <w:rPr>
-                <w:noProof/>
+              <w:t>Részletes feladatspecifikáció, algoritmusok</w:t>
+            </w:r>
+            <w:r>
+              <w:rPr>
+                <w:noProof/>
+                <w:webHidden/>
               </w:rPr>
               <w:tab/>
             </w:r>
             <w:r>
               <w:rPr>
-                <w:rStyle w:val="Hiperhivatkozs"/>
-                <w:noProof/>
-              </w:rPr>
-              <w:t>Adatmodell leírása</w:t>
-            </w:r>
-            <w:r>
-              <w:rPr>
-                <w:noProof/>
-              </w:rPr>
-              <w:tab/>
-            </w:r>
-            <w:r>
-              <w:rPr>
-                <w:noProof/>
+                <w:noProof/>
+                <w:webHidden/>
               </w:rPr>
               <w:fldChar w:fldCharType="begin"/>
             </w:r>
             <w:r>
               <w:rPr>
                 <w:noProof/>
-              </w:rPr>
-              <w:instrText>PAGEREF _Toc1221323611 \h</w:instrText>
-            </w:r>
-            <w:r>
-              <w:rPr>
-                <w:noProof/>
-              </w:rPr>
-            </w:r>
-            <w:r>
-              <w:rPr>
-                <w:noProof/>
+                <w:webHidden/>
+              </w:rPr>
+              <w:instrText xml:space="preserve"> PAGEREF _Toc227068279 \h </w:instrText>
+            </w:r>
+            <w:r>
+              <w:rPr>
+                <w:noProof/>
+                <w:webHidden/>
+              </w:rPr>
+            </w:r>
+            <w:r>
+              <w:rPr>
+                <w:noProof/>
+                <w:webHidden/>
               </w:rPr>
               <w:fldChar w:fldCharType="separate"/>
             </w:r>
             <w:r>
               <w:rPr>
-                <w:rStyle w:val="Hiperhivatkozs"/>
-                <w:noProof/>
-              </w:rPr>
-              <w:t>8</w:t>
-            </w:r>
-            <w:r>
-              <w:rPr>
-                <w:noProof/>
+                <w:noProof/>
+                <w:webHidden/>
+              </w:rPr>
+              <w:t>14</w:t>
+            </w:r>
+            <w:r>
+              <w:rPr>
+                <w:noProof/>
+                <w:webHidden/>
               </w:rPr>
               <w:fldChar w:fldCharType="end"/>
             </w:r>
@@ -1269,74 +1217,65 @@
           <w:pPr>
             <w:pStyle w:val="TJ2"/>
             <w:tabs>
-              <w:tab w:val="left" w:pos="660"/>
-              <w:tab w:val="right" w:leader="dot" w:pos="8715"/>
+              <w:tab w:val="right" w:leader="dot" w:pos="8720"/>
             </w:tabs>
             <w:rPr>
-              <w:rStyle w:val="Hiperhivatkozs"/>
               <w:noProof/>
             </w:rPr>
           </w:pPr>
-          <w:hyperlink w:anchor="_Toc1202603083">
+          <w:hyperlink w:anchor="_Toc227068280" w:history="1">
             <w:r>
               <w:rPr>
                 <w:rStyle w:val="Hiperhivatkozs"/>
                 <w:noProof/>
               </w:rPr>
-              <w:t>3.3</w:t>
-            </w:r>
-            <w:r>
-              <w:rPr>
-                <w:noProof/>
+              <w:t>1) Token ellenőrzése induláskor</w:t>
+            </w:r>
+            <w:r>
+              <w:rPr>
+                <w:noProof/>
+                <w:webHidden/>
               </w:rPr>
               <w:tab/>
             </w:r>
             <w:r>
               <w:rPr>
-                <w:rStyle w:val="Hiperhivatkozs"/>
-                <w:noProof/>
-              </w:rPr>
-              <w:t>Részletes feladatspecifikáció, algoritmusok</w:t>
-            </w:r>
-            <w:r>
-              <w:rPr>
-                <w:noProof/>
-              </w:rPr>
-              <w:tab/>
-            </w:r>
-            <w:r>
-              <w:rPr>
-                <w:noProof/>
+                <w:noProof/>
+                <w:webHidden/>
               </w:rPr>
               <w:fldChar w:fldCharType="begin"/>
             </w:r>
             <w:r>
               <w:rPr>
                 <w:noProof/>
-              </w:rPr>
-              <w:instrText>PAGEREF _Toc1202603083 \h</w:instrText>
-            </w:r>
-            <w:r>
-              <w:rPr>
-                <w:noProof/>
-              </w:rPr>
-            </w:r>
-            <w:r>
-              <w:rPr>
-                <w:noProof/>
+                <w:webHidden/>
+              </w:rPr>
+              <w:instrText xml:space="preserve"> PAGEREF _Toc227068280 \h </w:instrText>
+            </w:r>
+            <w:r>
+              <w:rPr>
+                <w:noProof/>
+                <w:webHidden/>
+              </w:rPr>
+            </w:r>
+            <w:r>
+              <w:rPr>
+                <w:noProof/>
+                <w:webHidden/>
               </w:rPr>
               <w:fldChar w:fldCharType="separate"/>
             </w:r>
             <w:r>
               <w:rPr>
-                <w:rStyle w:val="Hiperhivatkozs"/>
-                <w:noProof/>
-              </w:rPr>
-              <w:t>12</w:t>
-            </w:r>
-            <w:r>
-              <w:rPr>
-                <w:noProof/>
+                <w:noProof/>
+                <w:webHidden/>
+              </w:rPr>
+              <w:t>15</w:t>
+            </w:r>
+            <w:r>
+              <w:rPr>
+                <w:noProof/>
+                <w:webHidden/>
               </w:rPr>
               <w:fldChar w:fldCharType="end"/>
             </w:r>
@@ -1346,60 +1285,65 @@
           <w:pPr>
             <w:pStyle w:val="TJ2"/>
             <w:tabs>
-              <w:tab w:val="right" w:leader="dot" w:pos="8715"/>
+              <w:tab w:val="right" w:leader="dot" w:pos="8720"/>
             </w:tabs>
             <w:rPr>
-              <w:rStyle w:val="Hiperhivatkozs"/>
               <w:noProof/>
             </w:rPr>
           </w:pPr>
-          <w:hyperlink w:anchor="_Toc1148154627">
+          <w:hyperlink w:anchor="_Toc227068281" w:history="1">
             <w:r>
               <w:rPr>
                 <w:rStyle w:val="Hiperhivatkozs"/>
                 <w:noProof/>
               </w:rPr>
-              <w:t>1. Token ellenőrzése induláskor</w:t>
-            </w:r>
-            <w:r>
-              <w:rPr>
-                <w:noProof/>
+              <w:t>3. Input kezelés- handleChange</w:t>
+            </w:r>
+            <w:r>
+              <w:rPr>
+                <w:noProof/>
+                <w:webHidden/>
               </w:rPr>
               <w:tab/>
             </w:r>
             <w:r>
               <w:rPr>
                 <w:noProof/>
+                <w:webHidden/>
               </w:rPr>
               <w:fldChar w:fldCharType="begin"/>
             </w:r>
             <w:r>
               <w:rPr>
                 <w:noProof/>
-              </w:rPr>
-              <w:instrText>PAGEREF _Toc1148154627 \h</w:instrText>
-            </w:r>
-            <w:r>
-              <w:rPr>
-                <w:noProof/>
-              </w:rPr>
-            </w:r>
-            <w:r>
-              <w:rPr>
-                <w:noProof/>
+                <w:webHidden/>
+              </w:rPr>
+              <w:instrText xml:space="preserve"> PAGEREF _Toc227068281 \h </w:instrText>
+            </w:r>
+            <w:r>
+              <w:rPr>
+                <w:noProof/>
+                <w:webHidden/>
+              </w:rPr>
+            </w:r>
+            <w:r>
+              <w:rPr>
+                <w:noProof/>
+                <w:webHidden/>
               </w:rPr>
               <w:fldChar w:fldCharType="separate"/>
             </w:r>
             <w:r>
               <w:rPr>
-                <w:rStyle w:val="Hiperhivatkozs"/>
-                <w:noProof/>
-              </w:rPr>
-              <w:t>13</w:t>
-            </w:r>
-            <w:r>
-              <w:rPr>
-                <w:noProof/>
+                <w:noProof/>
+                <w:webHidden/>
+              </w:rPr>
+              <w:t>16</w:t>
+            </w:r>
+            <w:r>
+              <w:rPr>
+                <w:noProof/>
+                <w:webHidden/>
               </w:rPr>
               <w:fldChar w:fldCharType="end"/>
             </w:r>
@@ -1409,60 +1353,341 @@
           <w:pPr>
             <w:pStyle w:val="TJ2"/>
             <w:tabs>
-              <w:tab w:val="right" w:leader="dot" w:pos="8715"/>
+              <w:tab w:val="right" w:leader="dot" w:pos="8720"/>
             </w:tabs>
             <w:rPr>
-              <w:rStyle w:val="Hiperhivatkozs"/>
               <w:noProof/>
             </w:rPr>
           </w:pPr>
-          <w:hyperlink w:anchor="_Toc2126621675">
+          <w:hyperlink w:anchor="_Toc227068282" w:history="1">
             <w:r>
               <w:rPr>
                 <w:rStyle w:val="Hiperhivatkozs"/>
                 <w:noProof/>
               </w:rPr>
-              <w:t>3. Input kezelés- handleChange</w:t>
-            </w:r>
-            <w:r>
-              <w:rPr>
-                <w:noProof/>
+              <w:t>4. Bejelentkezés folyamata – handleSubmit</w:t>
+            </w:r>
+            <w:r>
+              <w:rPr>
+                <w:noProof/>
+                <w:webHidden/>
               </w:rPr>
               <w:tab/>
             </w:r>
             <w:r>
               <w:rPr>
                 <w:noProof/>
+                <w:webHidden/>
               </w:rPr>
               <w:fldChar w:fldCharType="begin"/>
             </w:r>
             <w:r>
               <w:rPr>
                 <w:noProof/>
-              </w:rPr>
-              <w:instrText>PAGEREF _Toc2126621675 \h</w:instrText>
-            </w:r>
-            <w:r>
-              <w:rPr>
-                <w:noProof/>
-              </w:rPr>
-            </w:r>
-            <w:r>
-              <w:rPr>
-                <w:noProof/>
+                <w:webHidden/>
+              </w:rPr>
+              <w:instrText xml:space="preserve"> PAGEREF _Toc227068282 \h </w:instrText>
+            </w:r>
+            <w:r>
+              <w:rPr>
+                <w:noProof/>
+                <w:webHidden/>
+              </w:rPr>
+            </w:r>
+            <w:r>
+              <w:rPr>
+                <w:noProof/>
+                <w:webHidden/>
               </w:rPr>
               <w:fldChar w:fldCharType="separate"/>
             </w:r>
             <w:r>
               <w:rPr>
+                <w:noProof/>
+                <w:webHidden/>
+              </w:rPr>
+              <w:t>16</w:t>
+            </w:r>
+            <w:r>
+              <w:rPr>
+                <w:noProof/>
+                <w:webHidden/>
+              </w:rPr>
+              <w:fldChar w:fldCharType="end"/>
+            </w:r>
+          </w:hyperlink>
+        </w:p>
+        <w:p>
+          <w:pPr>
+            <w:pStyle w:val="TJ3"/>
+            <w:tabs>
+              <w:tab w:val="right" w:leader="dot" w:pos="8720"/>
+            </w:tabs>
+            <w:rPr>
+              <w:noProof/>
+            </w:rPr>
+          </w:pPr>
+          <w:hyperlink w:anchor="_Toc227068283" w:history="1">
+            <w:r>
+              <w:rPr>
                 <w:rStyle w:val="Hiperhivatkozs"/>
-                <w:noProof/>
-              </w:rPr>
-              <w:t>13</w:t>
-            </w:r>
-            <w:r>
-              <w:rPr>
-                <w:noProof/>
+                <w:rFonts w:ascii="Segoe UI" w:eastAsia="Segoe UI" w:hAnsi="Segoe UI" w:cs="Segoe UI"/>
+                <w:noProof/>
+              </w:rPr>
+              <w:t>1) Mezőellenőrzés</w:t>
+            </w:r>
+            <w:r>
+              <w:rPr>
+                <w:noProof/>
+                <w:webHidden/>
+              </w:rPr>
+              <w:tab/>
+            </w:r>
+            <w:r>
+              <w:rPr>
+                <w:noProof/>
+                <w:webHidden/>
+              </w:rPr>
+              <w:fldChar w:fldCharType="begin"/>
+            </w:r>
+            <w:r>
+              <w:rPr>
+                <w:noProof/>
+                <w:webHidden/>
+              </w:rPr>
+              <w:instrText xml:space="preserve"> PAGEREF _Toc227068283 \h </w:instrText>
+            </w:r>
+            <w:r>
+              <w:rPr>
+                <w:noProof/>
+                <w:webHidden/>
+              </w:rPr>
+            </w:r>
+            <w:r>
+              <w:rPr>
+                <w:noProof/>
+                <w:webHidden/>
+              </w:rPr>
+              <w:fldChar w:fldCharType="separate"/>
+            </w:r>
+            <w:r>
+              <w:rPr>
+                <w:noProof/>
+                <w:webHidden/>
+              </w:rPr>
+              <w:t>16</w:t>
+            </w:r>
+            <w:r>
+              <w:rPr>
+                <w:noProof/>
+                <w:webHidden/>
+              </w:rPr>
+              <w:fldChar w:fldCharType="end"/>
+            </w:r>
+          </w:hyperlink>
+        </w:p>
+        <w:p>
+          <w:pPr>
+            <w:pStyle w:val="TJ3"/>
+            <w:tabs>
+              <w:tab w:val="right" w:leader="dot" w:pos="8720"/>
+            </w:tabs>
+            <w:rPr>
+              <w:noProof/>
+            </w:rPr>
+          </w:pPr>
+          <w:hyperlink w:anchor="_Toc227068284" w:history="1">
+            <w:r>
+              <w:rPr>
+                <w:rStyle w:val="Hiperhivatkozs"/>
+                <w:rFonts w:ascii="Segoe UI" w:eastAsia="Segoe UI" w:hAnsi="Segoe UI" w:cs="Segoe UI"/>
+                <w:noProof/>
+              </w:rPr>
+              <w:t>2) Axios POST kérés</w:t>
+            </w:r>
+            <w:r>
+              <w:rPr>
+                <w:noProof/>
+                <w:webHidden/>
+              </w:rPr>
+              <w:tab/>
+            </w:r>
+            <w:r>
+              <w:rPr>
+                <w:noProof/>
+                <w:webHidden/>
+              </w:rPr>
+              <w:fldChar w:fldCharType="begin"/>
+            </w:r>
+            <w:r>
+              <w:rPr>
+                <w:noProof/>
+                <w:webHidden/>
+              </w:rPr>
+              <w:instrText xml:space="preserve"> PAGEREF _Toc227068284 \h </w:instrText>
+            </w:r>
+            <w:r>
+              <w:rPr>
+                <w:noProof/>
+                <w:webHidden/>
+              </w:rPr>
+            </w:r>
+            <w:r>
+              <w:rPr>
+                <w:noProof/>
+                <w:webHidden/>
+              </w:rPr>
+              <w:fldChar w:fldCharType="separate"/>
+            </w:r>
+            <w:r>
+              <w:rPr>
+                <w:noProof/>
+                <w:webHidden/>
+              </w:rPr>
+              <w:t>16</w:t>
+            </w:r>
+            <w:r>
+              <w:rPr>
+                <w:noProof/>
+                <w:webHidden/>
+              </w:rPr>
+              <w:fldChar w:fldCharType="end"/>
+            </w:r>
+          </w:hyperlink>
+        </w:p>
+        <w:p>
+          <w:pPr>
+            <w:pStyle w:val="TJ3"/>
+            <w:tabs>
+              <w:tab w:val="right" w:leader="dot" w:pos="8720"/>
+            </w:tabs>
+            <w:rPr>
+              <w:noProof/>
+            </w:rPr>
+          </w:pPr>
+          <w:hyperlink w:anchor="_Toc227068285" w:history="1">
+            <w:r>
+              <w:rPr>
+                <w:rStyle w:val="Hiperhivatkozs"/>
+                <w:rFonts w:ascii="Segoe UI" w:eastAsia="Segoe UI" w:hAnsi="Segoe UI" w:cs="Segoe UI"/>
+                <w:noProof/>
+              </w:rPr>
+              <w:t>A beírt adatok JSON formátumban kerülnek elküldésre:</w:t>
+            </w:r>
+            <w:r>
+              <w:rPr>
+                <w:noProof/>
+                <w:webHidden/>
+              </w:rPr>
+              <w:tab/>
+            </w:r>
+            <w:r>
+              <w:rPr>
+                <w:noProof/>
+                <w:webHidden/>
+              </w:rPr>
+              <w:fldChar w:fldCharType="begin"/>
+            </w:r>
+            <w:r>
+              <w:rPr>
+                <w:noProof/>
+                <w:webHidden/>
+              </w:rPr>
+              <w:instrText xml:space="preserve"> PAGEREF _Toc227068285 \h </w:instrText>
+            </w:r>
+            <w:r>
+              <w:rPr>
+                <w:noProof/>
+                <w:webHidden/>
+              </w:rPr>
+            </w:r>
+            <w:r>
+              <w:rPr>
+                <w:noProof/>
+                <w:webHidden/>
+              </w:rPr>
+              <w:fldChar w:fldCharType="separate"/>
+            </w:r>
+            <w:r>
+              <w:rPr>
+                <w:noProof/>
+                <w:webHidden/>
+              </w:rPr>
+              <w:t>16</w:t>
+            </w:r>
+            <w:r>
+              <w:rPr>
+                <w:noProof/>
+                <w:webHidden/>
+              </w:rPr>
+              <w:fldChar w:fldCharType="end"/>
+            </w:r>
+          </w:hyperlink>
+        </w:p>
+        <w:p>
+          <w:pPr>
+            <w:pStyle w:val="TJ3"/>
+            <w:tabs>
+              <w:tab w:val="right" w:leader="dot" w:pos="8720"/>
+            </w:tabs>
+            <w:rPr>
+              <w:noProof/>
+            </w:rPr>
+          </w:pPr>
+          <w:hyperlink w:anchor="_Toc227068286" w:history="1">
+            <w:r>
+              <w:rPr>
+                <w:rStyle w:val="Hiperhivatkozs"/>
+                <w:rFonts w:ascii="Consolas" w:eastAsia="Consolas" w:hAnsi="Consolas" w:cs="Consolas"/>
+                <w:noProof/>
+              </w:rPr>
+              <w:t>POST http://localhost:3000/login</w:t>
+            </w:r>
+            <w:r>
+              <w:rPr>
+                <w:noProof/>
+                <w:webHidden/>
+              </w:rPr>
+              <w:tab/>
+            </w:r>
+            <w:r>
+              <w:rPr>
+                <w:noProof/>
+                <w:webHidden/>
+              </w:rPr>
+              <w:fldChar w:fldCharType="begin"/>
+            </w:r>
+            <w:r>
+              <w:rPr>
+                <w:noProof/>
+                <w:webHidden/>
+              </w:rPr>
+              <w:instrText xml:space="preserve"> PAGEREF _Toc227068286 \h </w:instrText>
+            </w:r>
+            <w:r>
+              <w:rPr>
+                <w:noProof/>
+                <w:webHidden/>
+              </w:rPr>
+            </w:r>
+            <w:r>
+              <w:rPr>
+                <w:noProof/>
+                <w:webHidden/>
+              </w:rPr>
+              <w:fldChar w:fldCharType="separate"/>
+            </w:r>
+            <w:r>
+              <w:rPr>
+                <w:noProof/>
+                <w:webHidden/>
+              </w:rPr>
+              <w:t>16</w:t>
+            </w:r>
+            <w:r>
+              <w:rPr>
+                <w:noProof/>
+                <w:webHidden/>
               </w:rPr>
               <w:fldChar w:fldCharType="end"/>
             </w:r>
@@ -1472,60 +1697,65 @@
           <w:pPr>
             <w:pStyle w:val="TJ2"/>
             <w:tabs>
-              <w:tab w:val="right" w:leader="dot" w:pos="8715"/>
+              <w:tab w:val="right" w:leader="dot" w:pos="8720"/>
             </w:tabs>
             <w:rPr>
-              <w:rStyle w:val="Hiperhivatkozs"/>
               <w:noProof/>
             </w:rPr>
           </w:pPr>
-          <w:hyperlink w:anchor="_Toc163481025">
+          <w:hyperlink w:anchor="_Toc227068287" w:history="1">
             <w:r>
               <w:rPr>
                 <w:rStyle w:val="Hiperhivatkozs"/>
                 <w:noProof/>
               </w:rPr>
-              <w:t>4. Bejelentkezés folyamata – handleSubmit</w:t>
-            </w:r>
-            <w:r>
-              <w:rPr>
-                <w:noProof/>
+              <w:t>5) Sikeres bejelentkezés esetén</w:t>
+            </w:r>
+            <w:r>
+              <w:rPr>
+                <w:noProof/>
+                <w:webHidden/>
               </w:rPr>
               <w:tab/>
             </w:r>
             <w:r>
               <w:rPr>
                 <w:noProof/>
+                <w:webHidden/>
               </w:rPr>
               <w:fldChar w:fldCharType="begin"/>
             </w:r>
             <w:r>
               <w:rPr>
                 <w:noProof/>
-              </w:rPr>
-              <w:instrText>PAGEREF _Toc163481025 \h</w:instrText>
-            </w:r>
-            <w:r>
-              <w:rPr>
-                <w:noProof/>
-              </w:rPr>
-            </w:r>
-            <w:r>
-              <w:rPr>
-                <w:noProof/>
+                <w:webHidden/>
+              </w:rPr>
+              <w:instrText xml:space="preserve"> PAGEREF _Toc227068287 \h </w:instrText>
+            </w:r>
+            <w:r>
+              <w:rPr>
+                <w:noProof/>
+                <w:webHidden/>
+              </w:rPr>
+            </w:r>
+            <w:r>
+              <w:rPr>
+                <w:noProof/>
+                <w:webHidden/>
               </w:rPr>
               <w:fldChar w:fldCharType="separate"/>
             </w:r>
             <w:r>
               <w:rPr>
-                <w:rStyle w:val="Hiperhivatkozs"/>
-                <w:noProof/>
-              </w:rPr>
-              <w:t>14</w:t>
-            </w:r>
-            <w:r>
-              <w:rPr>
-                <w:noProof/>
+                <w:noProof/>
+                <w:webHidden/>
+              </w:rPr>
+              <w:t>16</w:t>
+            </w:r>
+            <w:r>
+              <w:rPr>
+                <w:noProof/>
+                <w:webHidden/>
               </w:rPr>
               <w:fldChar w:fldCharType="end"/>
             </w:r>
@@ -1535,60 +1765,66 @@
           <w:pPr>
             <w:pStyle w:val="TJ3"/>
             <w:tabs>
-              <w:tab w:val="right" w:leader="dot" w:pos="8715"/>
+              <w:tab w:val="right" w:leader="dot" w:pos="8720"/>
             </w:tabs>
             <w:rPr>
-              <w:rStyle w:val="Hiperhivatkozs"/>
               <w:noProof/>
             </w:rPr>
           </w:pPr>
-          <w:hyperlink w:anchor="_Toc1490044954">
+          <w:hyperlink w:anchor="_Toc227068288" w:history="1">
             <w:r>
               <w:rPr>
                 <w:rStyle w:val="Hiperhivatkozs"/>
-                <w:noProof/>
-              </w:rPr>
-              <w:t>1) Mezőellenőrzés</w:t>
-            </w:r>
-            <w:r>
-              <w:rPr>
-                <w:noProof/>
+                <w:rFonts w:ascii="Segoe UI" w:eastAsia="Segoe UI" w:hAnsi="Segoe UI" w:cs="Segoe UI"/>
+                <w:noProof/>
+              </w:rPr>
+              <w:t>A backend tokennel válaszol.</w:t>
+            </w:r>
+            <w:r>
+              <w:rPr>
+                <w:noProof/>
+                <w:webHidden/>
               </w:rPr>
               <w:tab/>
             </w:r>
             <w:r>
               <w:rPr>
                 <w:noProof/>
+                <w:webHidden/>
               </w:rPr>
               <w:fldChar w:fldCharType="begin"/>
             </w:r>
             <w:r>
               <w:rPr>
                 <w:noProof/>
-              </w:rPr>
-              <w:instrText>PAGEREF _Toc1490044954 \h</w:instrText>
-            </w:r>
-            <w:r>
-              <w:rPr>
-                <w:noProof/>
-              </w:rPr>
-            </w:r>
-            <w:r>
-              <w:rPr>
-                <w:noProof/>
+                <w:webHidden/>
+              </w:rPr>
+              <w:instrText xml:space="preserve"> PAGEREF _Toc227068288 \h </w:instrText>
+            </w:r>
+            <w:r>
+              <w:rPr>
+                <w:noProof/>
+                <w:webHidden/>
+              </w:rPr>
+            </w:r>
+            <w:r>
+              <w:rPr>
+                <w:noProof/>
+                <w:webHidden/>
               </w:rPr>
               <w:fldChar w:fldCharType="separate"/>
             </w:r>
             <w:r>
               <w:rPr>
-                <w:rStyle w:val="Hiperhivatkozs"/>
-                <w:noProof/>
-              </w:rPr>
-              <w:t>14</w:t>
-            </w:r>
-            <w:r>
-              <w:rPr>
-                <w:noProof/>
+                <w:noProof/>
+                <w:webHidden/>
+              </w:rPr>
+              <w:t>16</w:t>
+            </w:r>
+            <w:r>
+              <w:rPr>
+                <w:noProof/>
+                <w:webHidden/>
               </w:rPr>
               <w:fldChar w:fldCharType="end"/>
             </w:r>
@@ -1598,60 +1834,66 @@
           <w:pPr>
             <w:pStyle w:val="TJ3"/>
             <w:tabs>
-              <w:tab w:val="right" w:leader="dot" w:pos="8715"/>
+              <w:tab w:val="right" w:leader="dot" w:pos="8720"/>
             </w:tabs>
             <w:rPr>
-              <w:rStyle w:val="Hiperhivatkozs"/>
               <w:noProof/>
             </w:rPr>
           </w:pPr>
-          <w:hyperlink w:anchor="_Toc999849892">
+          <w:hyperlink w:anchor="_Toc227068289" w:history="1">
             <w:r>
               <w:rPr>
                 <w:rStyle w:val="Hiperhivatkozs"/>
-                <w:noProof/>
-              </w:rPr>
-              <w:t>2) Axios POST kérés</w:t>
-            </w:r>
-            <w:r>
-              <w:rPr>
-                <w:noProof/>
+                <w:rFonts w:ascii="Segoe UI" w:eastAsia="Segoe UI" w:hAnsi="Segoe UI" w:cs="Segoe UI"/>
+                <w:noProof/>
+              </w:rPr>
+              <w:t>A program:</w:t>
+            </w:r>
+            <w:r>
+              <w:rPr>
+                <w:noProof/>
+                <w:webHidden/>
               </w:rPr>
               <w:tab/>
             </w:r>
             <w:r>
               <w:rPr>
                 <w:noProof/>
+                <w:webHidden/>
               </w:rPr>
               <w:fldChar w:fldCharType="begin"/>
             </w:r>
             <w:r>
               <w:rPr>
                 <w:noProof/>
-              </w:rPr>
-              <w:instrText>PAGEREF _Toc999849892 \h</w:instrText>
-            </w:r>
-            <w:r>
-              <w:rPr>
-                <w:noProof/>
-              </w:rPr>
-            </w:r>
-            <w:r>
-              <w:rPr>
-                <w:noProof/>
+                <w:webHidden/>
+              </w:rPr>
+              <w:instrText xml:space="preserve"> PAGEREF _Toc227068289 \h </w:instrText>
+            </w:r>
+            <w:r>
+              <w:rPr>
+                <w:noProof/>
+                <w:webHidden/>
+              </w:rPr>
+            </w:r>
+            <w:r>
+              <w:rPr>
+                <w:noProof/>
+                <w:webHidden/>
               </w:rPr>
               <w:fldChar w:fldCharType="separate"/>
             </w:r>
             <w:r>
               <w:rPr>
-                <w:rStyle w:val="Hiperhivatkozs"/>
-                <w:noProof/>
-              </w:rPr>
-              <w:t>14</w:t>
-            </w:r>
-            <w:r>
-              <w:rPr>
-                <w:noProof/>
+                <w:noProof/>
+                <w:webHidden/>
+              </w:rPr>
+              <w:t>16</w:t>
+            </w:r>
+            <w:r>
+              <w:rPr>
+                <w:noProof/>
+                <w:webHidden/>
               </w:rPr>
               <w:fldChar w:fldCharType="end"/>
             </w:r>
@@ -1661,75 +1903,82 @@
           <w:pPr>
             <w:pStyle w:val="TJ3"/>
             <w:tabs>
-              <w:tab w:val="left" w:pos="870"/>
-              <w:tab w:val="right" w:leader="dot" w:pos="8715"/>
+              <w:tab w:val="right" w:leader="dot" w:pos="8720"/>
             </w:tabs>
             <w:rPr>
-              <w:rStyle w:val="Hiperhivatkozs"/>
               <w:noProof/>
             </w:rPr>
           </w:pPr>
-          <w:hyperlink w:anchor="_Toc1120443861">
+          <w:hyperlink w:anchor="_Toc227068290" w:history="1">
             <w:r>
               <w:rPr>
                 <w:rStyle w:val="Hiperhivatkozs"/>
-                <w:rFonts w:ascii="Symbol" w:eastAsia="Symbol" w:hAnsi="Symbol" w:cs="Symbol"/>
-                <w:noProof/>
-              </w:rPr>
-              <w:t></w:t>
-            </w:r>
-            <w:r>
-              <w:rPr>
-                <w:noProof/>
+                <w:rFonts w:ascii="Segoe UI" w:eastAsia="Segoe UI" w:hAnsi="Segoe UI" w:cs="Segoe UI"/>
+                <w:noProof/>
+              </w:rPr>
+              <w:t xml:space="preserve">A JWT tokent eltárolja a </w:t>
+            </w:r>
+            <w:r>
+              <w:rPr>
+                <w:rStyle w:val="Hiperhivatkozs"/>
+                <w:rFonts w:ascii="Consolas" w:eastAsia="Consolas" w:hAnsi="Consolas" w:cs="Consolas"/>
+                <w:noProof/>
+              </w:rPr>
+              <w:t>localStorage</w:t>
+            </w:r>
+            <w:r>
+              <w:rPr>
+                <w:rStyle w:val="Hiperhivatkozs"/>
+                <w:rFonts w:ascii="Segoe UI" w:eastAsia="Segoe UI" w:hAnsi="Segoe UI" w:cs="Segoe UI"/>
+                <w:noProof/>
+              </w:rPr>
+              <w:t>-ben → így marad bejelentkezve</w:t>
+            </w:r>
+            <w:r>
+              <w:rPr>
+                <w:noProof/>
+                <w:webHidden/>
               </w:rPr>
               <w:tab/>
             </w:r>
             <w:r>
               <w:rPr>
-                <w:rStyle w:val="Hiperhivatkozs"/>
-                <w:noProof/>
-              </w:rPr>
-              <w:t>A beírt adatok JSON formátumban kerülnek elküldésre:</w:t>
-            </w:r>
-            <w:r>
-              <w:rPr>
-                <w:noProof/>
-              </w:rPr>
-              <w:tab/>
-            </w:r>
-            <w:r>
-              <w:rPr>
-                <w:noProof/>
+                <w:noProof/>
+                <w:webHidden/>
               </w:rPr>
               <w:fldChar w:fldCharType="begin"/>
             </w:r>
             <w:r>
               <w:rPr>
                 <w:noProof/>
-              </w:rPr>
-              <w:instrText>PAGEREF _Toc1120443861 \h</w:instrText>
-            </w:r>
-            <w:r>
-              <w:rPr>
-                <w:noProof/>
-              </w:rPr>
-            </w:r>
-            <w:r>
-              <w:rPr>
-                <w:noProof/>
+                <w:webHidden/>
+              </w:rPr>
+              <w:instrText xml:space="preserve"> PAGEREF _Toc227068290 \h </w:instrText>
+            </w:r>
+            <w:r>
+              <w:rPr>
+                <w:noProof/>
+                <w:webHidden/>
+              </w:rPr>
+            </w:r>
+            <w:r>
+              <w:rPr>
+                <w:noProof/>
+                <w:webHidden/>
               </w:rPr>
               <w:fldChar w:fldCharType="separate"/>
             </w:r>
             <w:r>
               <w:rPr>
-                <w:rStyle w:val="Hiperhivatkozs"/>
-                <w:noProof/>
-              </w:rPr>
-              <w:t>14</w:t>
-            </w:r>
-            <w:r>
-              <w:rPr>
-                <w:noProof/>
+                <w:noProof/>
+                <w:webHidden/>
+              </w:rPr>
+              <w:t>16</w:t>
+            </w:r>
+            <w:r>
+              <w:rPr>
+                <w:noProof/>
+                <w:webHidden/>
               </w:rPr>
               <w:fldChar w:fldCharType="end"/>
             </w:r>
@@ -1739,75 +1988,366 @@
           <w:pPr>
             <w:pStyle w:val="TJ3"/>
             <w:tabs>
-              <w:tab w:val="left" w:pos="960"/>
-              <w:tab w:val="right" w:leader="dot" w:pos="8715"/>
+              <w:tab w:val="right" w:leader="dot" w:pos="8720"/>
             </w:tabs>
             <w:rPr>
-              <w:rStyle w:val="Hiperhivatkozs"/>
               <w:noProof/>
             </w:rPr>
           </w:pPr>
-          <w:hyperlink w:anchor="_Toc1229130815">
+          <w:hyperlink w:anchor="_Toc227068291" w:history="1">
             <w:r>
               <w:rPr>
                 <w:rStyle w:val="Hiperhivatkozs"/>
-                <w:rFonts w:ascii="Symbol" w:eastAsia="Symbol" w:hAnsi="Symbol" w:cs="Symbol"/>
-                <w:noProof/>
-              </w:rPr>
-              <w:t></w:t>
-            </w:r>
-            <w:r>
-              <w:rPr>
-                <w:noProof/>
+                <w:rFonts w:ascii="Segoe UI" w:eastAsia="Segoe UI" w:hAnsi="Segoe UI" w:cs="Segoe UI"/>
+                <w:noProof/>
+              </w:rPr>
+              <w:t>ha a backend user adatokat is küld, azok is mentésre kerülnek (felhasznév, ID, stb.)</w:t>
+            </w:r>
+            <w:r>
+              <w:rPr>
+                <w:noProof/>
+                <w:webHidden/>
               </w:rPr>
               <w:tab/>
             </w:r>
             <w:r>
               <w:rPr>
+                <w:noProof/>
+                <w:webHidden/>
+              </w:rPr>
+              <w:fldChar w:fldCharType="begin"/>
+            </w:r>
+            <w:r>
+              <w:rPr>
+                <w:noProof/>
+                <w:webHidden/>
+              </w:rPr>
+              <w:instrText xml:space="preserve"> PAGEREF _Toc227068291 \h </w:instrText>
+            </w:r>
+            <w:r>
+              <w:rPr>
+                <w:noProof/>
+                <w:webHidden/>
+              </w:rPr>
+            </w:r>
+            <w:r>
+              <w:rPr>
+                <w:noProof/>
+                <w:webHidden/>
+              </w:rPr>
+              <w:fldChar w:fldCharType="separate"/>
+            </w:r>
+            <w:r>
+              <w:rPr>
+                <w:noProof/>
+                <w:webHidden/>
+              </w:rPr>
+              <w:t>16</w:t>
+            </w:r>
+            <w:r>
+              <w:rPr>
+                <w:noProof/>
+                <w:webHidden/>
+              </w:rPr>
+              <w:fldChar w:fldCharType="end"/>
+            </w:r>
+          </w:hyperlink>
+        </w:p>
+        <w:p>
+          <w:pPr>
+            <w:pStyle w:val="TJ3"/>
+            <w:tabs>
+              <w:tab w:val="right" w:leader="dot" w:pos="8720"/>
+            </w:tabs>
+            <w:rPr>
+              <w:noProof/>
+            </w:rPr>
+          </w:pPr>
+          <w:hyperlink w:anchor="_Toc227068292" w:history="1">
+            <w:r>
+              <w:rPr>
                 <w:rStyle w:val="Hiperhivatkozs"/>
-                <w:noProof/>
-              </w:rPr>
-              <w:t>POST http://localhost:3000/login</w:t>
-            </w:r>
-            <w:r>
-              <w:rPr>
-                <w:noProof/>
+                <w:rFonts w:ascii="Segoe UI" w:eastAsia="Segoe UI" w:hAnsi="Segoe UI" w:cs="Segoe UI"/>
+                <w:noProof/>
+              </w:rPr>
+              <w:t>kiírja a szerver üzenetét (</w:t>
+            </w:r>
+            <w:r>
+              <w:rPr>
+                <w:rStyle w:val="Hiperhivatkozs"/>
+                <w:rFonts w:ascii="Consolas" w:eastAsia="Consolas" w:hAnsi="Consolas" w:cs="Consolas"/>
+                <w:noProof/>
+              </w:rPr>
+              <w:t>alert</w:t>
+            </w:r>
+            <w:r>
+              <w:rPr>
+                <w:rStyle w:val="Hiperhivatkozs"/>
+                <w:rFonts w:ascii="Segoe UI" w:eastAsia="Segoe UI" w:hAnsi="Segoe UI" w:cs="Segoe UI"/>
+                <w:noProof/>
+              </w:rPr>
+              <w:t>)</w:t>
+            </w:r>
+            <w:r>
+              <w:rPr>
+                <w:noProof/>
+                <w:webHidden/>
               </w:rPr>
               <w:tab/>
             </w:r>
             <w:r>
               <w:rPr>
                 <w:noProof/>
+                <w:webHidden/>
               </w:rPr>
               <w:fldChar w:fldCharType="begin"/>
             </w:r>
             <w:r>
               <w:rPr>
                 <w:noProof/>
-              </w:rPr>
-              <w:instrText>PAGEREF _Toc1229130815 \h</w:instrText>
-            </w:r>
-            <w:r>
-              <w:rPr>
-                <w:noProof/>
-              </w:rPr>
-            </w:r>
-            <w:r>
-              <w:rPr>
-                <w:noProof/>
+                <w:webHidden/>
+              </w:rPr>
+              <w:instrText xml:space="preserve"> PAGEREF _Toc227068292 \h </w:instrText>
+            </w:r>
+            <w:r>
+              <w:rPr>
+                <w:noProof/>
+                <w:webHidden/>
+              </w:rPr>
+            </w:r>
+            <w:r>
+              <w:rPr>
+                <w:noProof/>
+                <w:webHidden/>
               </w:rPr>
               <w:fldChar w:fldCharType="separate"/>
             </w:r>
             <w:r>
               <w:rPr>
+                <w:noProof/>
+                <w:webHidden/>
+              </w:rPr>
+              <w:t>16</w:t>
+            </w:r>
+            <w:r>
+              <w:rPr>
+                <w:noProof/>
+                <w:webHidden/>
+              </w:rPr>
+              <w:fldChar w:fldCharType="end"/>
+            </w:r>
+          </w:hyperlink>
+        </w:p>
+        <w:p>
+          <w:pPr>
+            <w:pStyle w:val="TJ3"/>
+            <w:tabs>
+              <w:tab w:val="right" w:leader="dot" w:pos="8720"/>
+            </w:tabs>
+            <w:rPr>
+              <w:noProof/>
+            </w:rPr>
+          </w:pPr>
+          <w:hyperlink w:anchor="_Toc227068293" w:history="1">
+            <w:r>
+              <w:rPr>
                 <w:rStyle w:val="Hiperhivatkozs"/>
-                <w:noProof/>
-              </w:rPr>
-              <w:t>14</w:t>
-            </w:r>
-            <w:r>
-              <w:rPr>
-                <w:noProof/>
+                <w:rFonts w:ascii="Segoe UI" w:eastAsia="Segoe UI" w:hAnsi="Segoe UI" w:cs="Segoe UI"/>
+                <w:noProof/>
+              </w:rPr>
+              <w:t>törli az input mezők tartalmát</w:t>
+            </w:r>
+            <w:r>
+              <w:rPr>
+                <w:noProof/>
+                <w:webHidden/>
+              </w:rPr>
+              <w:tab/>
+            </w:r>
+            <w:r>
+              <w:rPr>
+                <w:noProof/>
+                <w:webHidden/>
+              </w:rPr>
+              <w:fldChar w:fldCharType="begin"/>
+            </w:r>
+            <w:r>
+              <w:rPr>
+                <w:noProof/>
+                <w:webHidden/>
+              </w:rPr>
+              <w:instrText xml:space="preserve"> PAGEREF _Toc227068293 \h </w:instrText>
+            </w:r>
+            <w:r>
+              <w:rPr>
+                <w:noProof/>
+                <w:webHidden/>
+              </w:rPr>
+            </w:r>
+            <w:r>
+              <w:rPr>
+                <w:noProof/>
+                <w:webHidden/>
+              </w:rPr>
+              <w:fldChar w:fldCharType="separate"/>
+            </w:r>
+            <w:r>
+              <w:rPr>
+                <w:noProof/>
+                <w:webHidden/>
+              </w:rPr>
+              <w:t>16</w:t>
+            </w:r>
+            <w:r>
+              <w:rPr>
+                <w:noProof/>
+                <w:webHidden/>
+              </w:rPr>
+              <w:fldChar w:fldCharType="end"/>
+            </w:r>
+          </w:hyperlink>
+        </w:p>
+        <w:p>
+          <w:pPr>
+            <w:pStyle w:val="TJ3"/>
+            <w:tabs>
+              <w:tab w:val="right" w:leader="dot" w:pos="8720"/>
+            </w:tabs>
+            <w:rPr>
+              <w:noProof/>
+            </w:rPr>
+          </w:pPr>
+          <w:hyperlink w:anchor="_Toc227068294" w:history="1">
+            <w:r>
+              <w:rPr>
+                <w:rStyle w:val="Hiperhivatkozs"/>
+                <w:rFonts w:ascii="Segoe UI" w:eastAsia="Segoe UI" w:hAnsi="Segoe UI" w:cs="Segoe UI"/>
+                <w:noProof/>
+              </w:rPr>
+              <w:t xml:space="preserve">átirányítja a felhasználót a főoldalra: </w:t>
+            </w:r>
+            <w:r>
+              <w:rPr>
+                <w:rStyle w:val="Hiperhivatkozs"/>
+                <w:rFonts w:ascii="Consolas" w:eastAsia="Consolas" w:hAnsi="Consolas" w:cs="Consolas"/>
+                <w:noProof/>
+              </w:rPr>
+              <w:t>navigate('/')</w:t>
+            </w:r>
+            <w:r>
+              <w:rPr>
+                <w:noProof/>
+                <w:webHidden/>
+              </w:rPr>
+              <w:tab/>
+            </w:r>
+            <w:r>
+              <w:rPr>
+                <w:noProof/>
+                <w:webHidden/>
+              </w:rPr>
+              <w:fldChar w:fldCharType="begin"/>
+            </w:r>
+            <w:r>
+              <w:rPr>
+                <w:noProof/>
+                <w:webHidden/>
+              </w:rPr>
+              <w:instrText xml:space="preserve"> PAGEREF _Toc227068294 \h </w:instrText>
+            </w:r>
+            <w:r>
+              <w:rPr>
+                <w:noProof/>
+                <w:webHidden/>
+              </w:rPr>
+            </w:r>
+            <w:r>
+              <w:rPr>
+                <w:noProof/>
+                <w:webHidden/>
+              </w:rPr>
+              <w:fldChar w:fldCharType="separate"/>
+            </w:r>
+            <w:r>
+              <w:rPr>
+                <w:noProof/>
+                <w:webHidden/>
+              </w:rPr>
+              <w:t>16</w:t>
+            </w:r>
+            <w:r>
+              <w:rPr>
+                <w:noProof/>
+                <w:webHidden/>
+              </w:rPr>
+              <w:fldChar w:fldCharType="end"/>
+            </w:r>
+          </w:hyperlink>
+        </w:p>
+        <w:p>
+          <w:pPr>
+            <w:pStyle w:val="TJ3"/>
+            <w:tabs>
+              <w:tab w:val="right" w:leader="dot" w:pos="8720"/>
+            </w:tabs>
+            <w:rPr>
+              <w:noProof/>
+            </w:rPr>
+          </w:pPr>
+          <w:hyperlink w:anchor="_Toc227068295" w:history="1">
+            <w:r>
+              <w:rPr>
+                <w:rStyle w:val="Hiperhivatkozs"/>
+                <w:rFonts w:ascii="Segoe UI" w:eastAsia="Segoe UI" w:hAnsi="Segoe UI" w:cs="Segoe UI"/>
+                <w:noProof/>
+              </w:rPr>
+              <w:t>6) Sikertelen bejelentkezés esetén</w:t>
+            </w:r>
+            <w:r>
+              <w:rPr>
+                <w:noProof/>
+                <w:webHidden/>
+              </w:rPr>
+              <w:tab/>
+            </w:r>
+            <w:r>
+              <w:rPr>
+                <w:noProof/>
+                <w:webHidden/>
+              </w:rPr>
+              <w:fldChar w:fldCharType="begin"/>
+            </w:r>
+            <w:r>
+              <w:rPr>
+                <w:noProof/>
+                <w:webHidden/>
+              </w:rPr>
+              <w:instrText xml:space="preserve"> PAGEREF _Toc227068295 \h </w:instrText>
+            </w:r>
+            <w:r>
+              <w:rPr>
+                <w:noProof/>
+                <w:webHidden/>
+              </w:rPr>
+            </w:r>
+            <w:r>
+              <w:rPr>
+                <w:noProof/>
+                <w:webHidden/>
+              </w:rPr>
+              <w:fldChar w:fldCharType="separate"/>
+            </w:r>
+            <w:r>
+              <w:rPr>
+                <w:noProof/>
+                <w:webHidden/>
+              </w:rPr>
+              <w:t>16</w:t>
+            </w:r>
+            <w:r>
+              <w:rPr>
+                <w:noProof/>
+                <w:webHidden/>
               </w:rPr>
               <w:fldChar w:fldCharType="end"/>
             </w:r>
@@ -1817,60 +2357,65 @@
           <w:pPr>
             <w:pStyle w:val="TJ2"/>
             <w:tabs>
-              <w:tab w:val="right" w:leader="dot" w:pos="8715"/>
+              <w:tab w:val="right" w:leader="dot" w:pos="8720"/>
             </w:tabs>
             <w:rPr>
-              <w:rStyle w:val="Hiperhivatkozs"/>
               <w:noProof/>
             </w:rPr>
           </w:pPr>
-          <w:hyperlink w:anchor="_Toc896472163">
+          <w:hyperlink w:anchor="_Toc227068296" w:history="1">
             <w:r>
               <w:rPr>
                 <w:rStyle w:val="Hiperhivatkozs"/>
                 <w:noProof/>
               </w:rPr>
-              <w:t>3) Sikeres bejelentkezés esetén</w:t>
-            </w:r>
-            <w:r>
-              <w:rPr>
-                <w:noProof/>
+              <w:t>7) Felhasználói felület (UI)</w:t>
+            </w:r>
+            <w:r>
+              <w:rPr>
+                <w:noProof/>
+                <w:webHidden/>
               </w:rPr>
               <w:tab/>
             </w:r>
             <w:r>
               <w:rPr>
                 <w:noProof/>
+                <w:webHidden/>
               </w:rPr>
               <w:fldChar w:fldCharType="begin"/>
             </w:r>
             <w:r>
               <w:rPr>
                 <w:noProof/>
-              </w:rPr>
-              <w:instrText>PAGEREF _Toc896472163 \h</w:instrText>
-            </w:r>
-            <w:r>
-              <w:rPr>
-                <w:noProof/>
-              </w:rPr>
-            </w:r>
-            <w:r>
-              <w:rPr>
-                <w:noProof/>
+                <w:webHidden/>
+              </w:rPr>
+              <w:instrText xml:space="preserve"> PAGEREF _Toc227068296 \h </w:instrText>
+            </w:r>
+            <w:r>
+              <w:rPr>
+                <w:noProof/>
+                <w:webHidden/>
+              </w:rPr>
+            </w:r>
+            <w:r>
+              <w:rPr>
+                <w:noProof/>
+                <w:webHidden/>
               </w:rPr>
               <w:fldChar w:fldCharType="separate"/>
             </w:r>
             <w:r>
               <w:rPr>
-                <w:rStyle w:val="Hiperhivatkozs"/>
-                <w:noProof/>
-              </w:rPr>
-              <w:t>14</w:t>
-            </w:r>
-            <w:r>
-              <w:rPr>
-                <w:noProof/>
+                <w:noProof/>
+                <w:webHidden/>
+              </w:rPr>
+              <w:t>17</w:t>
+            </w:r>
+            <w:r>
+              <w:rPr>
+                <w:noProof/>
+                <w:webHidden/>
               </w:rPr>
               <w:fldChar w:fldCharType="end"/>
             </w:r>
@@ -1880,60 +2425,66 @@
           <w:pPr>
             <w:pStyle w:val="TJ3"/>
             <w:tabs>
-              <w:tab w:val="right" w:leader="dot" w:pos="8715"/>
+              <w:tab w:val="right" w:leader="dot" w:pos="8720"/>
             </w:tabs>
             <w:rPr>
-              <w:rStyle w:val="Hiperhivatkozs"/>
               <w:noProof/>
             </w:rPr>
           </w:pPr>
-          <w:hyperlink w:anchor="_Toc1686129299">
+          <w:hyperlink w:anchor="_Toc227068297" w:history="1">
             <w:r>
               <w:rPr>
                 <w:rStyle w:val="Hiperhivatkozs"/>
-                <w:noProof/>
-              </w:rPr>
-              <w:t>A backend tokennel válaszol.</w:t>
-            </w:r>
-            <w:r>
-              <w:rPr>
-                <w:noProof/>
+                <w:rFonts w:ascii="Segoe UI" w:eastAsia="Segoe UI" w:hAnsi="Segoe UI" w:cs="Segoe UI"/>
+                <w:noProof/>
+              </w:rPr>
+              <w:t>1) Azonosító mező</w:t>
+            </w:r>
+            <w:r>
+              <w:rPr>
+                <w:noProof/>
+                <w:webHidden/>
               </w:rPr>
               <w:tab/>
             </w:r>
             <w:r>
               <w:rPr>
                 <w:noProof/>
+                <w:webHidden/>
               </w:rPr>
               <w:fldChar w:fldCharType="begin"/>
             </w:r>
             <w:r>
               <w:rPr>
                 <w:noProof/>
-              </w:rPr>
-              <w:instrText>PAGEREF _Toc1686129299 \h</w:instrText>
-            </w:r>
-            <w:r>
-              <w:rPr>
-                <w:noProof/>
-              </w:rPr>
-            </w:r>
-            <w:r>
-              <w:rPr>
-                <w:noProof/>
+                <w:webHidden/>
+              </w:rPr>
+              <w:instrText xml:space="preserve"> PAGEREF _Toc227068297 \h </w:instrText>
+            </w:r>
+            <w:r>
+              <w:rPr>
+                <w:noProof/>
+                <w:webHidden/>
+              </w:rPr>
+            </w:r>
+            <w:r>
+              <w:rPr>
+                <w:noProof/>
+                <w:webHidden/>
               </w:rPr>
               <w:fldChar w:fldCharType="separate"/>
             </w:r>
             <w:r>
               <w:rPr>
-                <w:rStyle w:val="Hiperhivatkozs"/>
-                <w:noProof/>
-              </w:rPr>
-              <w:t>14</w:t>
-            </w:r>
-            <w:r>
-              <w:rPr>
-                <w:noProof/>
+                <w:noProof/>
+                <w:webHidden/>
+              </w:rPr>
+              <w:t>17</w:t>
+            </w:r>
+            <w:r>
+              <w:rPr>
+                <w:noProof/>
+                <w:webHidden/>
               </w:rPr>
               <w:fldChar w:fldCharType="end"/>
             </w:r>
@@ -1943,513 +2494,66 @@
           <w:pPr>
             <w:pStyle w:val="TJ3"/>
             <w:tabs>
-              <w:tab w:val="right" w:leader="dot" w:pos="8715"/>
+              <w:tab w:val="right" w:leader="dot" w:pos="8720"/>
             </w:tabs>
             <w:rPr>
-              <w:rStyle w:val="Hiperhivatkozs"/>
               <w:noProof/>
             </w:rPr>
           </w:pPr>
-          <w:hyperlink w:anchor="_Toc118003940">
+          <w:hyperlink w:anchor="_Toc227068298" w:history="1">
             <w:r>
               <w:rPr>
                 <w:rStyle w:val="Hiperhivatkozs"/>
-                <w:noProof/>
-              </w:rPr>
-              <w:t>A program:</w:t>
-            </w:r>
-            <w:r>
-              <w:rPr>
-                <w:noProof/>
+                <w:rFonts w:ascii="Segoe UI" w:eastAsia="Segoe UI" w:hAnsi="Segoe UI" w:cs="Segoe UI"/>
+                <w:noProof/>
+              </w:rPr>
+              <w:t>3) Bejelentkezés gomb</w:t>
+            </w:r>
+            <w:r>
+              <w:rPr>
+                <w:noProof/>
+                <w:webHidden/>
               </w:rPr>
               <w:tab/>
             </w:r>
             <w:r>
               <w:rPr>
                 <w:noProof/>
+                <w:webHidden/>
               </w:rPr>
               <w:fldChar w:fldCharType="begin"/>
             </w:r>
             <w:r>
               <w:rPr>
                 <w:noProof/>
-              </w:rPr>
-              <w:instrText>PAGEREF _Toc118003940 \h</w:instrText>
-            </w:r>
-            <w:r>
-              <w:rPr>
-                <w:noProof/>
-              </w:rPr>
-            </w:r>
-            <w:r>
-              <w:rPr>
-                <w:noProof/>
+                <w:webHidden/>
+              </w:rPr>
+              <w:instrText xml:space="preserve"> PAGEREF _Toc227068298 \h </w:instrText>
+            </w:r>
+            <w:r>
+              <w:rPr>
+                <w:noProof/>
+                <w:webHidden/>
+              </w:rPr>
+            </w:r>
+            <w:r>
+              <w:rPr>
+                <w:noProof/>
+                <w:webHidden/>
               </w:rPr>
               <w:fldChar w:fldCharType="separate"/>
             </w:r>
             <w:r>
               <w:rPr>
-                <w:rStyle w:val="Hiperhivatkozs"/>
-                <w:noProof/>
-              </w:rPr>
-              <w:t>14</w:t>
-            </w:r>
-            <w:r>
-              <w:rPr>
-                <w:noProof/>
-              </w:rPr>
-              <w:fldChar w:fldCharType="end"/>
-            </w:r>
-          </w:hyperlink>
-        </w:p>
-        <w:p>
-          <w:pPr>
-            <w:pStyle w:val="TJ3"/>
-            <w:tabs>
-              <w:tab w:val="left" w:pos="960"/>
-              <w:tab w:val="right" w:leader="dot" w:pos="8715"/>
-            </w:tabs>
-            <w:rPr>
-              <w:rStyle w:val="Hiperhivatkozs"/>
-              <w:noProof/>
-            </w:rPr>
-          </w:pPr>
-          <w:hyperlink w:anchor="_Toc457826806">
-            <w:r>
-              <w:rPr>
-                <w:rStyle w:val="Hiperhivatkozs"/>
-                <w:rFonts w:ascii="Symbol" w:eastAsia="Symbol" w:hAnsi="Symbol" w:cs="Symbol"/>
-                <w:noProof/>
-              </w:rPr>
-              <w:t></w:t>
-            </w:r>
-            <w:r>
-              <w:rPr>
-                <w:noProof/>
-              </w:rPr>
-              <w:tab/>
-            </w:r>
-            <w:r>
-              <w:rPr>
-                <w:rStyle w:val="Hiperhivatkozs"/>
-                <w:noProof/>
-              </w:rPr>
-              <w:t>A JWT tokent eltárolja a localStorage-ben → így marad bejelentkezve</w:t>
-            </w:r>
-            <w:r>
-              <w:rPr>
-                <w:noProof/>
-              </w:rPr>
-              <w:tab/>
-            </w:r>
-            <w:r>
-              <w:rPr>
-                <w:noProof/>
-              </w:rPr>
-              <w:fldChar w:fldCharType="begin"/>
-            </w:r>
-            <w:r>
-              <w:rPr>
-                <w:noProof/>
-              </w:rPr>
-              <w:instrText>PAGEREF _Toc457826806 \h</w:instrText>
-            </w:r>
-            <w:r>
-              <w:rPr>
-                <w:noProof/>
-              </w:rPr>
-            </w:r>
-            <w:r>
-              <w:rPr>
-                <w:noProof/>
-              </w:rPr>
-              <w:fldChar w:fldCharType="separate"/>
-            </w:r>
-            <w:r>
-              <w:rPr>
-                <w:rStyle w:val="Hiperhivatkozs"/>
-                <w:noProof/>
-              </w:rPr>
-              <w:t>14</w:t>
-            </w:r>
-            <w:r>
-              <w:rPr>
-                <w:noProof/>
-              </w:rPr>
-              <w:fldChar w:fldCharType="end"/>
-            </w:r>
-          </w:hyperlink>
-        </w:p>
-        <w:p>
-          <w:pPr>
-            <w:pStyle w:val="TJ3"/>
-            <w:tabs>
-              <w:tab w:val="left" w:pos="960"/>
-              <w:tab w:val="right" w:leader="dot" w:pos="8715"/>
-            </w:tabs>
-            <w:rPr>
-              <w:rStyle w:val="Hiperhivatkozs"/>
-              <w:noProof/>
-            </w:rPr>
-          </w:pPr>
-          <w:hyperlink w:anchor="_Toc186747057">
-            <w:r>
-              <w:rPr>
-                <w:rStyle w:val="Hiperhivatkozs"/>
-                <w:rFonts w:ascii="Symbol" w:eastAsia="Symbol" w:hAnsi="Symbol" w:cs="Symbol"/>
-                <w:noProof/>
-              </w:rPr>
-              <w:t></w:t>
-            </w:r>
-            <w:r>
-              <w:rPr>
-                <w:noProof/>
-              </w:rPr>
-              <w:tab/>
-            </w:r>
-            <w:r>
-              <w:rPr>
-                <w:rStyle w:val="Hiperhivatkozs"/>
-                <w:noProof/>
-              </w:rPr>
-              <w:t>ha a backend user adatokat is küld, azok is mentésre kerülnek (felhasznév, ID, stb.)</w:t>
-            </w:r>
-            <w:r>
-              <w:rPr>
-                <w:noProof/>
-              </w:rPr>
-              <w:tab/>
-            </w:r>
-            <w:r>
-              <w:rPr>
-                <w:noProof/>
-              </w:rPr>
-              <w:fldChar w:fldCharType="begin"/>
-            </w:r>
-            <w:r>
-              <w:rPr>
-                <w:noProof/>
-              </w:rPr>
-              <w:instrText>PAGEREF _Toc186747057 \h</w:instrText>
-            </w:r>
-            <w:r>
-              <w:rPr>
-                <w:noProof/>
-              </w:rPr>
-            </w:r>
-            <w:r>
-              <w:rPr>
-                <w:noProof/>
-              </w:rPr>
-              <w:fldChar w:fldCharType="separate"/>
-            </w:r>
-            <w:r>
-              <w:rPr>
-                <w:rStyle w:val="Hiperhivatkozs"/>
-                <w:noProof/>
-              </w:rPr>
-              <w:t>14</w:t>
-            </w:r>
-            <w:r>
-              <w:rPr>
-                <w:noProof/>
-              </w:rPr>
-              <w:fldChar w:fldCharType="end"/>
-            </w:r>
-          </w:hyperlink>
-        </w:p>
-        <w:p>
-          <w:pPr>
-            <w:pStyle w:val="TJ3"/>
-            <w:tabs>
-              <w:tab w:val="left" w:pos="960"/>
-              <w:tab w:val="right" w:leader="dot" w:pos="8715"/>
-            </w:tabs>
-            <w:rPr>
-              <w:rStyle w:val="Hiperhivatkozs"/>
-              <w:noProof/>
-            </w:rPr>
-          </w:pPr>
-          <w:hyperlink w:anchor="_Toc887075242">
-            <w:r>
-              <w:rPr>
-                <w:rStyle w:val="Hiperhivatkozs"/>
-                <w:rFonts w:ascii="Symbol" w:eastAsia="Symbol" w:hAnsi="Symbol" w:cs="Symbol"/>
-                <w:noProof/>
-              </w:rPr>
-              <w:t></w:t>
-            </w:r>
-            <w:r>
-              <w:rPr>
-                <w:noProof/>
-              </w:rPr>
-              <w:tab/>
-            </w:r>
-            <w:r>
-              <w:rPr>
-                <w:rStyle w:val="Hiperhivatkozs"/>
-                <w:noProof/>
-              </w:rPr>
-              <w:t>kiírja a szerver üzenetét (alert)</w:t>
-            </w:r>
-            <w:r>
-              <w:rPr>
-                <w:noProof/>
-              </w:rPr>
-              <w:tab/>
-            </w:r>
-            <w:r>
-              <w:rPr>
-                <w:noProof/>
-              </w:rPr>
-              <w:fldChar w:fldCharType="begin"/>
-            </w:r>
-            <w:r>
-              <w:rPr>
-                <w:noProof/>
-              </w:rPr>
-              <w:instrText>PAGEREF _Toc887075242 \h</w:instrText>
-            </w:r>
-            <w:r>
-              <w:rPr>
-                <w:noProof/>
-              </w:rPr>
-            </w:r>
-            <w:r>
-              <w:rPr>
-                <w:noProof/>
-              </w:rPr>
-              <w:fldChar w:fldCharType="separate"/>
-            </w:r>
-            <w:r>
-              <w:rPr>
-                <w:rStyle w:val="Hiperhivatkozs"/>
-                <w:noProof/>
-              </w:rPr>
-              <w:t>14</w:t>
-            </w:r>
-            <w:r>
-              <w:rPr>
-                <w:noProof/>
-              </w:rPr>
-              <w:fldChar w:fldCharType="end"/>
-            </w:r>
-          </w:hyperlink>
-        </w:p>
-        <w:p>
-          <w:pPr>
-            <w:pStyle w:val="TJ3"/>
-            <w:tabs>
-              <w:tab w:val="left" w:pos="960"/>
-              <w:tab w:val="right" w:leader="dot" w:pos="8715"/>
-            </w:tabs>
-            <w:rPr>
-              <w:rStyle w:val="Hiperhivatkozs"/>
-              <w:noProof/>
-            </w:rPr>
-          </w:pPr>
-          <w:hyperlink w:anchor="_Toc1302162596">
-            <w:r>
-              <w:rPr>
-                <w:rStyle w:val="Hiperhivatkozs"/>
-                <w:rFonts w:ascii="Symbol" w:eastAsia="Symbol" w:hAnsi="Symbol" w:cs="Symbol"/>
-                <w:noProof/>
-              </w:rPr>
-              <w:t></w:t>
-            </w:r>
-            <w:r>
-              <w:rPr>
-                <w:noProof/>
-              </w:rPr>
-              <w:tab/>
-            </w:r>
-            <w:r>
-              <w:rPr>
-                <w:rStyle w:val="Hiperhivatkozs"/>
-                <w:noProof/>
-              </w:rPr>
-              <w:t>törli az input mezők tartalmát</w:t>
-            </w:r>
-            <w:r>
-              <w:rPr>
-                <w:noProof/>
-              </w:rPr>
-              <w:tab/>
-            </w:r>
-            <w:r>
-              <w:rPr>
-                <w:noProof/>
-              </w:rPr>
-              <w:fldChar w:fldCharType="begin"/>
-            </w:r>
-            <w:r>
-              <w:rPr>
-                <w:noProof/>
-              </w:rPr>
-              <w:instrText>PAGEREF _Toc1302162596 \h</w:instrText>
-            </w:r>
-            <w:r>
-              <w:rPr>
-                <w:noProof/>
-              </w:rPr>
-            </w:r>
-            <w:r>
-              <w:rPr>
-                <w:noProof/>
-              </w:rPr>
-              <w:fldChar w:fldCharType="separate"/>
-            </w:r>
-            <w:r>
-              <w:rPr>
-                <w:rStyle w:val="Hiperhivatkozs"/>
-                <w:noProof/>
-              </w:rPr>
-              <w:t>14</w:t>
-            </w:r>
-            <w:r>
-              <w:rPr>
-                <w:noProof/>
-              </w:rPr>
-              <w:fldChar w:fldCharType="end"/>
-            </w:r>
-          </w:hyperlink>
-        </w:p>
-        <w:p>
-          <w:pPr>
-            <w:pStyle w:val="TJ3"/>
-            <w:tabs>
-              <w:tab w:val="left" w:pos="960"/>
-              <w:tab w:val="right" w:leader="dot" w:pos="8715"/>
-            </w:tabs>
-            <w:rPr>
-              <w:rStyle w:val="Hiperhivatkozs"/>
-              <w:noProof/>
-            </w:rPr>
-          </w:pPr>
-          <w:hyperlink w:anchor="_Toc2002414339">
-            <w:r>
-              <w:rPr>
-                <w:rStyle w:val="Hiperhivatkozs"/>
-                <w:rFonts w:ascii="Symbol" w:eastAsia="Symbol" w:hAnsi="Symbol" w:cs="Symbol"/>
-                <w:noProof/>
-              </w:rPr>
-              <w:t></w:t>
-            </w:r>
-            <w:r>
-              <w:rPr>
-                <w:noProof/>
-              </w:rPr>
-              <w:tab/>
-            </w:r>
-            <w:r>
-              <w:rPr>
-                <w:rStyle w:val="Hiperhivatkozs"/>
-                <w:noProof/>
-              </w:rPr>
-              <w:t>átirányítja a felhasználót a főoldalra: navigate('/')</w:t>
-            </w:r>
-            <w:r>
-              <w:rPr>
-                <w:noProof/>
-              </w:rPr>
-              <w:tab/>
-            </w:r>
-            <w:r>
-              <w:rPr>
-                <w:noProof/>
-              </w:rPr>
-              <w:fldChar w:fldCharType="begin"/>
-            </w:r>
-            <w:r>
-              <w:rPr>
-                <w:noProof/>
-              </w:rPr>
-              <w:instrText>PAGEREF _Toc2002414339 \h</w:instrText>
-            </w:r>
-            <w:r>
-              <w:rPr>
-                <w:noProof/>
-              </w:rPr>
-            </w:r>
-            <w:r>
-              <w:rPr>
-                <w:noProof/>
-              </w:rPr>
-              <w:fldChar w:fldCharType="separate"/>
-            </w:r>
-            <w:r>
-              <w:rPr>
-                <w:rStyle w:val="Hiperhivatkozs"/>
-                <w:noProof/>
-              </w:rPr>
-              <w:t>14</w:t>
-            </w:r>
-            <w:r>
-              <w:rPr>
-                <w:noProof/>
-              </w:rPr>
-              <w:fldChar w:fldCharType="end"/>
-            </w:r>
-          </w:hyperlink>
-        </w:p>
-        <w:p>
-          <w:pPr>
-            <w:pStyle w:val="TJ3"/>
-            <w:tabs>
-              <w:tab w:val="right" w:leader="dot" w:pos="8715"/>
-            </w:tabs>
-            <w:rPr>
-              <w:rStyle w:val="Hiperhivatkozs"/>
-              <w:noProof/>
-            </w:rPr>
-          </w:pPr>
-          <w:hyperlink w:anchor="_Toc458395992">
-            <w:r>
-              <w:rPr>
-                <w:rStyle w:val="Hiperhivatkozs"/>
-                <w:noProof/>
-              </w:rPr>
-              <w:t>4) Sikertelen bejelentkezés esetén</w:t>
-            </w:r>
-            <w:r>
-              <w:rPr>
-                <w:noProof/>
-              </w:rPr>
-              <w:tab/>
-            </w:r>
-            <w:r>
-              <w:rPr>
-                <w:noProof/>
-              </w:rPr>
-              <w:fldChar w:fldCharType="begin"/>
-            </w:r>
-            <w:r>
-              <w:rPr>
-                <w:noProof/>
-              </w:rPr>
-              <w:instrText>PAGEREF _Toc458395992 \h</w:instrText>
-            </w:r>
-            <w:r>
-              <w:rPr>
-                <w:noProof/>
-              </w:rPr>
-            </w:r>
-            <w:r>
-              <w:rPr>
-                <w:noProof/>
-              </w:rPr>
-              <w:fldChar w:fldCharType="separate"/>
-            </w:r>
-            <w:r>
-              <w:rPr>
-                <w:rStyle w:val="Hiperhivatkozs"/>
-                <w:noProof/>
-              </w:rPr>
-              <w:t>14</w:t>
-            </w:r>
-            <w:r>
-              <w:rPr>
-                <w:noProof/>
+                <w:noProof/>
+                <w:webHidden/>
+              </w:rPr>
+              <w:t>17</w:t>
+            </w:r>
+            <w:r>
+              <w:rPr>
+                <w:noProof/>
+                <w:webHidden/>
               </w:rPr>
               <w:fldChar w:fldCharType="end"/>
             </w:r>
@@ -2459,60 +2563,65 @@
           <w:pPr>
             <w:pStyle w:val="TJ2"/>
             <w:tabs>
-              <w:tab w:val="right" w:leader="dot" w:pos="8715"/>
+              <w:tab w:val="right" w:leader="dot" w:pos="8720"/>
             </w:tabs>
             <w:rPr>
-              <w:rStyle w:val="Hiperhivatkozs"/>
               <w:noProof/>
             </w:rPr>
           </w:pPr>
-          <w:hyperlink w:anchor="_Toc1474762179">
+          <w:hyperlink w:anchor="_Toc227068299" w:history="1">
             <w:r>
               <w:rPr>
                 <w:rStyle w:val="Hiperhivatkozs"/>
                 <w:noProof/>
               </w:rPr>
-              <w:t>5. Felhasználói felület (UI)</w:t>
-            </w:r>
-            <w:r>
-              <w:rPr>
-                <w:noProof/>
+              <w:t>Tesztelési dokumentáció</w:t>
+            </w:r>
+            <w:r>
+              <w:rPr>
+                <w:noProof/>
+                <w:webHidden/>
               </w:rPr>
               <w:tab/>
             </w:r>
             <w:r>
               <w:rPr>
                 <w:noProof/>
+                <w:webHidden/>
               </w:rPr>
               <w:fldChar w:fldCharType="begin"/>
             </w:r>
             <w:r>
               <w:rPr>
                 <w:noProof/>
-              </w:rPr>
-              <w:instrText>PAGEREF _Toc1474762179 \h</w:instrText>
-            </w:r>
-            <w:r>
-              <w:rPr>
-                <w:noProof/>
-              </w:rPr>
-            </w:r>
-            <w:r>
-              <w:rPr>
-                <w:noProof/>
+                <w:webHidden/>
+              </w:rPr>
+              <w:instrText xml:space="preserve"> PAGEREF _Toc227068299 \h </w:instrText>
+            </w:r>
+            <w:r>
+              <w:rPr>
+                <w:noProof/>
+                <w:webHidden/>
+              </w:rPr>
+            </w:r>
+            <w:r>
+              <w:rPr>
+                <w:noProof/>
+                <w:webHidden/>
               </w:rPr>
               <w:fldChar w:fldCharType="separate"/>
             </w:r>
             <w:r>
               <w:rPr>
-                <w:rStyle w:val="Hiperhivatkozs"/>
-                <w:noProof/>
-              </w:rPr>
-              <w:t>14</w:t>
-            </w:r>
-            <w:r>
-              <w:rPr>
-                <w:noProof/>
+                <w:noProof/>
+                <w:webHidden/>
+              </w:rPr>
+              <w:t>18</w:t>
+            </w:r>
+            <w:r>
+              <w:rPr>
+                <w:noProof/>
+                <w:webHidden/>
               </w:rPr>
               <w:fldChar w:fldCharType="end"/>
             </w:r>
@@ -2520,22 +2629,22 @@
         </w:p>
         <w:p>
           <w:pPr>
-            <w:pStyle w:val="TJ3"/>
+            <w:pStyle w:val="TJ1"/>
             <w:tabs>
-              <w:tab w:val="right" w:leader="dot" w:pos="8715"/>
+              <w:tab w:val="left" w:pos="880"/>
+              <w:tab w:val="right" w:leader="dot" w:pos="8720"/>
             </w:tabs>
             <w:rPr>
-              <w:rStyle w:val="Hiperhivatkozs"/>
               <w:noProof/>
             </w:rPr>
           </w:pPr>
-          <w:hyperlink w:anchor="_Toc914886939">
+          <w:hyperlink w:anchor="_Toc227068300" w:history="1">
             <w:r>
               <w:rPr>
                 <w:rStyle w:val="Hiperhivatkozs"/>
                 <w:noProof/>
               </w:rPr>
-              <w:t>1) Azonosító mező</w:t>
+              <w:t>4</w:t>
             </w:r>
             <w:r>
               <w:rPr>
@@ -2545,100 +2654,56 @@
             </w:r>
             <w:r>
               <w:rPr>
-                <w:noProof/>
+                <w:rStyle w:val="Hiperhivatkozs"/>
+                <w:noProof/>
+              </w:rPr>
+              <w:t>Összefoglalás</w:t>
+            </w:r>
+            <w:r>
+              <w:rPr>
+                <w:noProof/>
+                <w:webHidden/>
+              </w:rPr>
+              <w:tab/>
+            </w:r>
+            <w:r>
+              <w:rPr>
+                <w:noProof/>
+                <w:webHidden/>
               </w:rPr>
               <w:fldChar w:fldCharType="begin"/>
             </w:r>
             <w:r>
               <w:rPr>
                 <w:noProof/>
-              </w:rPr>
-              <w:instrText>PAGEREF _Toc914886939 \h</w:instrText>
-            </w:r>
-            <w:r>
-              <w:rPr>
-                <w:noProof/>
-              </w:rPr>
-            </w:r>
-            <w:r>
-              <w:rPr>
-                <w:noProof/>
+                <w:webHidden/>
+              </w:rPr>
+              <w:instrText xml:space="preserve"> PAGEREF _Toc227068300 \h </w:instrText>
+            </w:r>
+            <w:r>
+              <w:rPr>
+                <w:noProof/>
+                <w:webHidden/>
+              </w:rPr>
+            </w:r>
+            <w:r>
+              <w:rPr>
+                <w:noProof/>
+                <w:webHidden/>
               </w:rPr>
               <w:fldChar w:fldCharType="separate"/>
             </w:r>
             <w:r>
               <w:rPr>
-                <w:rStyle w:val="Hiperhivatkozs"/>
-                <w:noProof/>
-              </w:rPr>
-              <w:t>15</w:t>
-            </w:r>
-            <w:r>
-              <w:rPr>
-                <w:noProof/>
-              </w:rPr>
-              <w:fldChar w:fldCharType="end"/>
-            </w:r>
-          </w:hyperlink>
-        </w:p>
-        <w:p>
-          <w:pPr>
-            <w:pStyle w:val="TJ3"/>
-            <w:tabs>
-              <w:tab w:val="right" w:leader="dot" w:pos="8715"/>
-            </w:tabs>
-            <w:rPr>
-              <w:rStyle w:val="Hiperhivatkozs"/>
-              <w:noProof/>
-            </w:rPr>
-          </w:pPr>
-          <w:hyperlink w:anchor="_Toc725298843">
-            <w:r>
-              <w:rPr>
-                <w:rStyle w:val="Hiperhivatkozs"/>
-                <w:noProof/>
-              </w:rPr>
-              <w:t>3) Bejelentkezés gomb</w:t>
-            </w:r>
-            <w:r>
-              <w:rPr>
-                <w:noProof/>
-              </w:rPr>
-              <w:tab/>
-            </w:r>
-            <w:r>
-              <w:rPr>
-                <w:noProof/>
-              </w:rPr>
-              <w:fldChar w:fldCharType="begin"/>
-            </w:r>
-            <w:r>
-              <w:rPr>
-                <w:noProof/>
-              </w:rPr>
-              <w:instrText>PAGEREF _Toc725298843 \h</w:instrText>
-            </w:r>
-            <w:r>
-              <w:rPr>
-                <w:noProof/>
-              </w:rPr>
-            </w:r>
-            <w:r>
-              <w:rPr>
-                <w:noProof/>
-              </w:rPr>
-              <w:fldChar w:fldCharType="separate"/>
-            </w:r>
-            <w:r>
-              <w:rPr>
-                <w:rStyle w:val="Hiperhivatkozs"/>
-                <w:noProof/>
-              </w:rPr>
-              <w:t>15</w:t>
-            </w:r>
-            <w:r>
-              <w:rPr>
-                <w:noProof/>
+                <w:noProof/>
+                <w:webHidden/>
+              </w:rPr>
+              <w:t>19</w:t>
+            </w:r>
+            <w:r>
+              <w:rPr>
+                <w:noProof/>
+                <w:webHidden/>
               </w:rPr>
               <w:fldChar w:fldCharType="end"/>
             </w:r>
@@ -2648,74 +2713,133 @@
           <w:pPr>
             <w:pStyle w:val="TJ2"/>
             <w:tabs>
-              <w:tab w:val="left" w:pos="720"/>
-              <w:tab w:val="right" w:leader="dot" w:pos="8715"/>
+              <w:tab w:val="right" w:leader="dot" w:pos="8720"/>
             </w:tabs>
             <w:rPr>
-              <w:rStyle w:val="Hiperhivatkozs"/>
               <w:noProof/>
             </w:rPr>
           </w:pPr>
-          <w:hyperlink w:anchor="_Toc648689317">
+          <w:hyperlink w:anchor="_Toc227068301" w:history="1">
             <w:r>
               <w:rPr>
                 <w:rStyle w:val="Hiperhivatkozs"/>
                 <w:noProof/>
               </w:rPr>
-              <w:t>3.4</w:t>
-            </w:r>
-            <w:r>
-              <w:rPr>
-                <w:noProof/>
+              <w:t>Önértékelés</w:t>
+            </w:r>
+            <w:r>
+              <w:rPr>
+                <w:noProof/>
+                <w:webHidden/>
               </w:rPr>
               <w:tab/>
             </w:r>
             <w:r>
               <w:rPr>
+                <w:noProof/>
+                <w:webHidden/>
+              </w:rPr>
+              <w:fldChar w:fldCharType="begin"/>
+            </w:r>
+            <w:r>
+              <w:rPr>
+                <w:noProof/>
+                <w:webHidden/>
+              </w:rPr>
+              <w:instrText xml:space="preserve"> PAGEREF _Toc227068301 \h </w:instrText>
+            </w:r>
+            <w:r>
+              <w:rPr>
+                <w:noProof/>
+                <w:webHidden/>
+              </w:rPr>
+            </w:r>
+            <w:r>
+              <w:rPr>
+                <w:noProof/>
+                <w:webHidden/>
+              </w:rPr>
+              <w:fldChar w:fldCharType="separate"/>
+            </w:r>
+            <w:r>
+              <w:rPr>
+                <w:noProof/>
+                <w:webHidden/>
+              </w:rPr>
+              <w:t>19</w:t>
+            </w:r>
+            <w:r>
+              <w:rPr>
+                <w:noProof/>
+                <w:webHidden/>
+              </w:rPr>
+              <w:fldChar w:fldCharType="end"/>
+            </w:r>
+          </w:hyperlink>
+        </w:p>
+        <w:p>
+          <w:pPr>
+            <w:pStyle w:val="TJ2"/>
+            <w:tabs>
+              <w:tab w:val="right" w:leader="dot" w:pos="8720"/>
+            </w:tabs>
+            <w:rPr>
+              <w:noProof/>
+            </w:rPr>
+          </w:pPr>
+          <w:hyperlink w:anchor="_Toc227068302" w:history="1">
+            <w:r>
+              <w:rPr>
                 <w:rStyle w:val="Hiperhivatkozs"/>
                 <w:noProof/>
               </w:rPr>
-              <w:t>Tesztelési dokumentáció</w:t>
-            </w:r>
-            <w:r>
-              <w:rPr>
-                <w:noProof/>
+              <w:t>Továbbfejlesztési lehetőségek</w:t>
+            </w:r>
+            <w:r>
+              <w:rPr>
+                <w:noProof/>
+                <w:webHidden/>
               </w:rPr>
               <w:tab/>
             </w:r>
             <w:r>
               <w:rPr>
                 <w:noProof/>
+                <w:webHidden/>
               </w:rPr>
               <w:fldChar w:fldCharType="begin"/>
             </w:r>
             <w:r>
               <w:rPr>
                 <w:noProof/>
-              </w:rPr>
-              <w:instrText>PAGEREF _Toc648689317 \h</w:instrText>
-            </w:r>
-            <w:r>
-              <w:rPr>
-                <w:noProof/>
-              </w:rPr>
-            </w:r>
-            <w:r>
-              <w:rPr>
-                <w:noProof/>
+                <w:webHidden/>
+              </w:rPr>
+              <w:instrText xml:space="preserve"> PAGEREF _Toc227068302 \h </w:instrText>
+            </w:r>
+            <w:r>
+              <w:rPr>
+                <w:noProof/>
+                <w:webHidden/>
+              </w:rPr>
+            </w:r>
+            <w:r>
+              <w:rPr>
+                <w:noProof/>
+                <w:webHidden/>
               </w:rPr>
               <w:fldChar w:fldCharType="separate"/>
             </w:r>
             <w:r>
               <w:rPr>
-                <w:rStyle w:val="Hiperhivatkozs"/>
-                <w:noProof/>
-              </w:rPr>
-              <w:t>15</w:t>
-            </w:r>
-            <w:r>
-              <w:rPr>
-                <w:noProof/>
+                <w:noProof/>
+                <w:webHidden/>
+              </w:rPr>
+              <w:t>20</w:t>
+            </w:r>
+            <w:r>
+              <w:rPr>
+                <w:noProof/>
+                <w:webHidden/>
               </w:rPr>
               <w:fldChar w:fldCharType="end"/>
             </w:r>
@@ -2725,21 +2849,20 @@
           <w:pPr>
             <w:pStyle w:val="TJ1"/>
             <w:tabs>
-              <w:tab w:val="left" w:pos="480"/>
-              <w:tab w:val="right" w:leader="dot" w:pos="8715"/>
+              <w:tab w:val="left" w:pos="880"/>
+              <w:tab w:val="right" w:leader="dot" w:pos="8720"/>
             </w:tabs>
             <w:rPr>
-              <w:rStyle w:val="Hiperhivatkozs"/>
               <w:noProof/>
             </w:rPr>
           </w:pPr>
-          <w:hyperlink w:anchor="_Toc1175311358">
+          <w:hyperlink w:anchor="_Toc227068303" w:history="1">
             <w:r>
               <w:rPr>
                 <w:rStyle w:val="Hiperhivatkozs"/>
                 <w:noProof/>
               </w:rPr>
-              <w:t>4</w:t>
+              <w:t>5</w:t>
             </w:r>
             <w:r>
               <w:rPr>
@@ -2752,201 +2875,53 @@
                 <w:rStyle w:val="Hiperhivatkozs"/>
                 <w:noProof/>
               </w:rPr>
-              <w:t>Összefoglalás</w:t>
-            </w:r>
-            <w:r>
-              <w:rPr>
-                <w:noProof/>
+              <w:t>Felhasznált irodalom</w:t>
+            </w:r>
+            <w:r>
+              <w:rPr>
+                <w:noProof/>
+                <w:webHidden/>
               </w:rPr>
               <w:tab/>
             </w:r>
             <w:r>
               <w:rPr>
                 <w:noProof/>
+                <w:webHidden/>
               </w:rPr>
               <w:fldChar w:fldCharType="begin"/>
             </w:r>
             <w:r>
               <w:rPr>
                 <w:noProof/>
-              </w:rPr>
-              <w:instrText>PAGEREF _Toc1175311358 \h</w:instrText>
-            </w:r>
-            <w:r>
-              <w:rPr>
-                <w:noProof/>
-              </w:rPr>
-            </w:r>
-            <w:r>
-              <w:rPr>
-                <w:noProof/>
+                <w:webHidden/>
+              </w:rPr>
+              <w:instrText xml:space="preserve"> PAGEREF _Toc227068303 \h </w:instrText>
+            </w:r>
+            <w:r>
+              <w:rPr>
+                <w:noProof/>
+                <w:webHidden/>
+              </w:rPr>
+            </w:r>
+            <w:r>
+              <w:rPr>
+                <w:noProof/>
+                <w:webHidden/>
               </w:rPr>
               <w:fldChar w:fldCharType="separate"/>
             </w:r>
             <w:r>
               <w:rPr>
-                <w:rStyle w:val="Hiperhivatkozs"/>
-                <w:noProof/>
-              </w:rPr>
-              <w:t>15</w:t>
-            </w:r>
-            <w:r>
-              <w:rPr>
-                <w:noProof/>
-              </w:rPr>
-              <w:fldChar w:fldCharType="end"/>
-            </w:r>
-          </w:hyperlink>
-        </w:p>
-        <w:p>
-          <w:pPr>
-            <w:pStyle w:val="TJ2"/>
-            <w:tabs>
-              <w:tab w:val="left" w:pos="720"/>
-              <w:tab w:val="right" w:leader="dot" w:pos="8715"/>
-            </w:tabs>
-            <w:rPr>
-              <w:rStyle w:val="Hiperhivatkozs"/>
-              <w:noProof/>
-            </w:rPr>
-          </w:pPr>
-          <w:hyperlink w:anchor="_Toc624702480">
-            <w:r>
-              <w:rPr>
-                <w:rStyle w:val="Hiperhivatkozs"/>
-                <w:noProof/>
-              </w:rPr>
-              <w:t>4.1</w:t>
-            </w:r>
-            <w:r>
-              <w:rPr>
-                <w:noProof/>
-              </w:rPr>
-              <w:tab/>
-            </w:r>
-            <w:r>
-              <w:rPr>
-                <w:rStyle w:val="Hiperhivatkozs"/>
-                <w:noProof/>
-              </w:rPr>
-              <w:t>Önértékelés</w:t>
-            </w:r>
-            <w:r>
-              <w:rPr>
-                <w:noProof/>
-              </w:rPr>
-              <w:tab/>
-            </w:r>
-            <w:r>
-              <w:rPr>
-                <w:noProof/>
-              </w:rPr>
-              <w:fldChar w:fldCharType="begin"/>
-            </w:r>
-            <w:r>
-              <w:rPr>
-                <w:noProof/>
-              </w:rPr>
-              <w:instrText>PAGEREF _Toc624702480 \h</w:instrText>
-            </w:r>
-            <w:r>
-              <w:rPr>
-                <w:noProof/>
-              </w:rPr>
-            </w:r>
-            <w:r>
-              <w:rPr>
-                <w:noProof/>
-              </w:rPr>
-              <w:fldChar w:fldCharType="separate"/>
-            </w:r>
-            <w:r>
-              <w:rPr>
-                <w:rStyle w:val="Hiperhivatkozs"/>
-                <w:noProof/>
-              </w:rPr>
-              <w:t>16</w:t>
-            </w:r>
-            <w:r>
-              <w:rPr>
-                <w:noProof/>
-              </w:rPr>
-              <w:fldChar w:fldCharType="end"/>
-            </w:r>
-          </w:hyperlink>
-        </w:p>
-        <w:p>
-          <w:pPr>
-            <w:pStyle w:val="TJ2"/>
-            <w:tabs>
-              <w:tab w:val="left" w:pos="720"/>
-              <w:tab w:val="right" w:leader="dot" w:pos="8715"/>
-            </w:tabs>
-            <w:rPr>
-              <w:rStyle w:val="Hiperhivatkozs"/>
-              <w:noProof/>
-            </w:rPr>
-          </w:pPr>
-          <w:hyperlink w:anchor="_Toc496144115">
-            <w:r>
-              <w:rPr>
-                <w:rStyle w:val="Hiperhivatkozs"/>
-                <w:noProof/>
-              </w:rPr>
-              <w:t>4.2</w:t>
-            </w:r>
-            <w:r>
-              <w:rPr>
-                <w:noProof/>
-              </w:rPr>
-              <w:tab/>
-            </w:r>
-            <w:r>
-              <w:rPr>
-                <w:rStyle w:val="Hiperhivatkozs"/>
-                <w:noProof/>
-              </w:rPr>
-              <w:t>Továbbfejlesztési lehetőségek</w:t>
-            </w:r>
-            <w:r>
-              <w:rPr>
-                <w:noProof/>
-              </w:rPr>
-              <w:tab/>
-            </w:r>
-            <w:r>
-              <w:rPr>
-                <w:noProof/>
-              </w:rPr>
-              <w:fldChar w:fldCharType="begin"/>
-            </w:r>
-            <w:r>
-              <w:rPr>
-                <w:noProof/>
-              </w:rPr>
-              <w:instrText>PAGEREF _Toc496144115 \h</w:instrText>
-            </w:r>
-            <w:r>
-              <w:rPr>
-                <w:noProof/>
-              </w:rPr>
-            </w:r>
-            <w:r>
-              <w:rPr>
-                <w:noProof/>
-              </w:rPr>
-              <w:fldChar w:fldCharType="separate"/>
-            </w:r>
-            <w:r>
-              <w:rPr>
-                <w:rStyle w:val="Hiperhivatkozs"/>
-                <w:noProof/>
-              </w:rPr>
-              <w:t>16</w:t>
-            </w:r>
-            <w:r>
-              <w:rPr>
-                <w:noProof/>
+                <w:noProof/>
+                <w:webHidden/>
+              </w:rPr>
+              <w:t>21</w:t>
+            </w:r>
+            <w:r>
+              <w:rPr>
+                <w:noProof/>
+                <w:webHidden/>
               </w:rPr>
               <w:fldChar w:fldCharType="end"/>
             </w:r>
@@ -2956,21 +2931,20 @@
           <w:pPr>
             <w:pStyle w:val="TJ1"/>
             <w:tabs>
-              <w:tab w:val="left" w:pos="480"/>
-              <w:tab w:val="right" w:leader="dot" w:pos="8715"/>
+              <w:tab w:val="left" w:pos="880"/>
+              <w:tab w:val="right" w:leader="dot" w:pos="8720"/>
             </w:tabs>
             <w:rPr>
-              <w:rStyle w:val="Hiperhivatkozs"/>
               <w:noProof/>
             </w:rPr>
           </w:pPr>
-          <w:hyperlink w:anchor="_Toc1597697943">
+          <w:hyperlink w:anchor="_Toc227068304" w:history="1">
             <w:r>
               <w:rPr>
                 <w:rStyle w:val="Hiperhivatkozs"/>
                 <w:noProof/>
               </w:rPr>
-              <w:t>5</w:t>
+              <w:t>6</w:t>
             </w:r>
             <w:r>
               <w:rPr>
@@ -2983,47 +2957,53 @@
                 <w:rStyle w:val="Hiperhivatkozs"/>
                 <w:noProof/>
               </w:rPr>
-              <w:t>Felhasznált irodalom</w:t>
-            </w:r>
-            <w:r>
-              <w:rPr>
-                <w:noProof/>
+              <w:t>Ábrajegyzék</w:t>
+            </w:r>
+            <w:r>
+              <w:rPr>
+                <w:noProof/>
+                <w:webHidden/>
               </w:rPr>
               <w:tab/>
             </w:r>
             <w:r>
               <w:rPr>
                 <w:noProof/>
+                <w:webHidden/>
               </w:rPr>
               <w:fldChar w:fldCharType="begin"/>
             </w:r>
             <w:r>
               <w:rPr>
                 <w:noProof/>
-              </w:rPr>
-              <w:instrText>PAGEREF _Toc1597697943 \h</w:instrText>
-            </w:r>
-            <w:r>
-              <w:rPr>
-                <w:noProof/>
-              </w:rPr>
-            </w:r>
-            <w:r>
-              <w:rPr>
-                <w:noProof/>
+                <w:webHidden/>
+              </w:rPr>
+              <w:instrText xml:space="preserve"> PAGEREF _Toc227068304 \h </w:instrText>
+            </w:r>
+            <w:r>
+              <w:rPr>
+                <w:noProof/>
+                <w:webHidden/>
+              </w:rPr>
+            </w:r>
+            <w:r>
+              <w:rPr>
+                <w:noProof/>
+                <w:webHidden/>
               </w:rPr>
               <w:fldChar w:fldCharType="separate"/>
             </w:r>
             <w:r>
               <w:rPr>
-                <w:rStyle w:val="Hiperhivatkozs"/>
-                <w:noProof/>
-              </w:rPr>
-              <w:t>16</w:t>
-            </w:r>
-            <w:r>
-              <w:rPr>
-                <w:noProof/>
+                <w:noProof/>
+                <w:webHidden/>
+              </w:rPr>
+              <w:t>22</w:t>
+            </w:r>
+            <w:r>
+              <w:rPr>
+                <w:noProof/>
+                <w:webHidden/>
               </w:rPr>
               <w:fldChar w:fldCharType="end"/>
             </w:r>
@@ -3040,70 +3020,6 @@
               <w:rStyle w:val="Hiperhivatkozs"/>
             </w:rPr>
           </w:pPr>
-          <w:hyperlink w:anchor="_Toc198427385">
-            <w:r>
-              <w:rPr>
-                <w:rStyle w:val="Hiperhivatkozs"/>
-                <w:noProof/>
-              </w:rPr>
-              <w:t>6</w:t>
-            </w:r>
-            <w:r>
-              <w:rPr>
-                <w:noProof/>
-              </w:rPr>
-              <w:tab/>
-            </w:r>
-            <w:r>
-              <w:rPr>
-                <w:rStyle w:val="Hiperhivatkozs"/>
-                <w:noProof/>
-              </w:rPr>
-              <w:t>Ábrajegyzék</w:t>
-            </w:r>
-            <w:r>
-              <w:rPr>
-                <w:noProof/>
-              </w:rPr>
-              <w:tab/>
-            </w:r>
-            <w:r>
-              <w:rPr>
-                <w:noProof/>
-              </w:rPr>
-              <w:fldChar w:fldCharType="begin"/>
-            </w:r>
-            <w:r>
-              <w:rPr>
-                <w:noProof/>
-              </w:rPr>
-              <w:instrText>PAGEREF _Toc198427385 \h</w:instrText>
-            </w:r>
-            <w:r>
-              <w:rPr>
-                <w:noProof/>
-              </w:rPr>
-            </w:r>
-            <w:r>
-              <w:rPr>
-                <w:noProof/>
-              </w:rPr>
-              <w:fldChar w:fldCharType="separate"/>
-            </w:r>
-            <w:r>
-              <w:rPr>
-                <w:rStyle w:val="Hiperhivatkozs"/>
-                <w:noProof/>
-              </w:rPr>
-              <w:t>17</w:t>
-            </w:r>
-            <w:r>
-              <w:rPr>
-                <w:noProof/>
-              </w:rPr>
-              <w:fldChar w:fldCharType="end"/>
-            </w:r>
-          </w:hyperlink>
           <w:r>
             <w:fldChar w:fldCharType="end"/>
           </w:r>
@@ -3125,7 +3041,7 @@
         <w:pStyle w:val="Cmsor1"/>
       </w:pPr>
       <w:bookmarkStart w:id="0" w:name="_Toc473730742"/>
-      <w:bookmarkStart w:id="1" w:name="_Toc534790488"/>
+      <w:bookmarkStart w:id="1" w:name="_Toc227068266"/>
       <w:r>
         <w:lastRenderedPageBreak/>
         <w:t>Bevezetés</w:t>
@@ -3138,7 +3054,7 @@
         <w:pStyle w:val="Cmsor2"/>
         <w:pageBreakBefore w:val="0"/>
       </w:pPr>
-      <w:bookmarkStart w:id="2" w:name="_Toc1518248728"/>
+      <w:bookmarkStart w:id="2" w:name="_Toc227068267"/>
       <w:r>
         <w:t>Téma megfogalmazása</w:t>
       </w:r>
@@ -3255,7 +3171,7 @@
         <w:pageBreakBefore w:val="0"/>
       </w:pPr>
       <w:bookmarkStart w:id="3" w:name="_Toc473730745"/>
-      <w:bookmarkStart w:id="4" w:name="_Toc885521144"/>
+      <w:bookmarkStart w:id="4" w:name="_Toc227068268"/>
       <w:r>
         <w:t>A felhasznált ismeretek</w:t>
       </w:r>
@@ -3263,18 +3179,36 @@
       <w:bookmarkEnd w:id="4"/>
     </w:p>
     <w:p>
-      <w:r>
-        <w:t>Mysql alapismeret</w:t>
-      </w:r>
-    </w:p>
-    <w:p>
-      <w:r>
-        <w:t>PHP myadmin ismeret</w:t>
-      </w:r>
-    </w:p>
-    <w:p>
-      <w:r>
-        <w:t>Javascript ismeret</w:t>
+      <w:proofErr w:type="spellStart"/>
+      <w:r>
+        <w:t>Mysql</w:t>
+      </w:r>
+      <w:proofErr w:type="spellEnd"/>
+      <w:r>
+        <w:t xml:space="preserve"> alapismeret</w:t>
+      </w:r>
+    </w:p>
+    <w:p>
+      <w:r>
+        <w:t xml:space="preserve">PHP </w:t>
+      </w:r>
+      <w:proofErr w:type="spellStart"/>
+      <w:r>
+        <w:t>myadmin</w:t>
+      </w:r>
+      <w:proofErr w:type="spellEnd"/>
+      <w:r>
+        <w:t xml:space="preserve"> ismeret</w:t>
+      </w:r>
+    </w:p>
+    <w:p>
+      <w:proofErr w:type="spellStart"/>
+      <w:r>
+        <w:t>Javascript</w:t>
+      </w:r>
+      <w:proofErr w:type="spellEnd"/>
+      <w:r>
+        <w:t xml:space="preserve"> ismeret</w:t>
       </w:r>
     </w:p>
     <w:p>
@@ -3288,8 +3222,13 @@
       </w:r>
     </w:p>
     <w:p>
-      <w:r>
-        <w:t>React keretrendszer ismerete</w:t>
+      <w:proofErr w:type="spellStart"/>
+      <w:r>
+        <w:t>React</w:t>
+      </w:r>
+      <w:proofErr w:type="spellEnd"/>
+      <w:r>
+        <w:t xml:space="preserve"> keretrendszer ismerete</w:t>
       </w:r>
     </w:p>
     <w:p>
@@ -3302,7 +3241,7 @@
         <w:pStyle w:val="Cmsor2"/>
         <w:pageBreakBefore w:val="0"/>
       </w:pPr>
-      <w:bookmarkStart w:id="5" w:name="_Toc2121040352"/>
+      <w:bookmarkStart w:id="5" w:name="_Toc227068269"/>
       <w:r>
         <w:t>A felhasznált szoftverek</w:t>
       </w:r>
@@ -3325,8 +3264,33 @@
           <w:sz w:val="21"/>
           <w:szCs w:val="21"/>
         </w:rPr>
-        <w:t>Visual Studio Code</w:t>
-      </w:r>
+        <w:t xml:space="preserve">Visual </w:t>
+      </w:r>
+      <w:proofErr w:type="spellStart"/>
+      <w:r>
+        <w:rPr>
+          <w:sz w:val="21"/>
+          <w:szCs w:val="21"/>
+        </w:rPr>
+        <w:t>Studio</w:t>
+      </w:r>
+      <w:proofErr w:type="spellEnd"/>
+      <w:r>
+        <w:rPr>
+          <w:sz w:val="21"/>
+          <w:szCs w:val="21"/>
+        </w:rPr>
+        <w:t xml:space="preserve"> </w:t>
+      </w:r>
+      <w:proofErr w:type="spellStart"/>
+      <w:r>
+        <w:rPr>
+          <w:sz w:val="21"/>
+          <w:szCs w:val="21"/>
+        </w:rPr>
+        <w:t>Code</w:t>
+      </w:r>
+      <w:proofErr w:type="spellEnd"/>
     </w:p>
     <w:p>
       <w:pPr>
@@ -3345,8 +3309,17 @@
           <w:sz w:val="21"/>
           <w:szCs w:val="21"/>
         </w:rPr>
-        <w:t>PHP MyAdmin</w:t>
-      </w:r>
+        <w:t xml:space="preserve">PHP </w:t>
+      </w:r>
+      <w:proofErr w:type="spellStart"/>
+      <w:r>
+        <w:rPr>
+          <w:sz w:val="21"/>
+          <w:szCs w:val="21"/>
+        </w:rPr>
+        <w:t>MyAdmin</w:t>
+      </w:r>
+      <w:proofErr w:type="spellEnd"/>
     </w:p>
     <w:p>
       <w:pPr>
@@ -3360,12 +3333,21 @@
           <w:szCs w:val="21"/>
         </w:rPr>
       </w:pPr>
-      <w:r>
-        <w:rPr>
-          <w:sz w:val="21"/>
-          <w:szCs w:val="21"/>
-        </w:rPr>
-        <w:t>Stack overflow</w:t>
+      <w:proofErr w:type="spellStart"/>
+      <w:r>
+        <w:rPr>
+          <w:sz w:val="21"/>
+          <w:szCs w:val="21"/>
+        </w:rPr>
+        <w:t>Stack</w:t>
+      </w:r>
+      <w:proofErr w:type="spellEnd"/>
+      <w:r>
+        <w:rPr>
+          <w:sz w:val="21"/>
+          <w:szCs w:val="21"/>
+        </w:rPr>
+        <w:t xml:space="preserve"> overflow</w:t>
       </w:r>
       <w:r>
         <w:rPr>
@@ -3412,8 +3394,17 @@
           <w:sz w:val="21"/>
           <w:szCs w:val="21"/>
         </w:rPr>
-        <w:t>Mesterséges inteligencia</w:t>
-      </w:r>
+        <w:t xml:space="preserve">Mesterséges </w:t>
+      </w:r>
+      <w:proofErr w:type="spellStart"/>
+      <w:r>
+        <w:rPr>
+          <w:sz w:val="21"/>
+          <w:szCs w:val="21"/>
+        </w:rPr>
+        <w:t>inteligencia</w:t>
+      </w:r>
+      <w:proofErr w:type="spellEnd"/>
     </w:p>
     <w:p>
       <w:pPr>
@@ -3427,6 +3418,7 @@
           <w:szCs w:val="21"/>
         </w:rPr>
       </w:pPr>
+      <w:proofErr w:type="spellStart"/>
       <w:r>
         <w:rPr>
           <w:sz w:val="21"/>
@@ -3434,6 +3426,7 @@
         </w:rPr>
         <w:t>Trello</w:t>
       </w:r>
+      <w:proofErr w:type="spellEnd"/>
     </w:p>
     <w:p>
       <w:pPr>
@@ -3447,6 +3440,7 @@
           <w:szCs w:val="21"/>
         </w:rPr>
       </w:pPr>
+      <w:proofErr w:type="spellStart"/>
       <w:r>
         <w:rPr>
           <w:sz w:val="21"/>
@@ -3454,6 +3448,7 @@
         </w:rPr>
         <w:t>Github</w:t>
       </w:r>
+      <w:proofErr w:type="spellEnd"/>
     </w:p>
     <w:p>
       <w:pPr>
@@ -3467,6 +3462,7 @@
           <w:szCs w:val="21"/>
         </w:rPr>
       </w:pPr>
+      <w:proofErr w:type="spellStart"/>
       <w:r>
         <w:rPr>
           <w:sz w:val="21"/>
@@ -3474,6 +3470,7 @@
         </w:rPr>
         <w:t>Lucidchart</w:t>
       </w:r>
+      <w:proofErr w:type="spellEnd"/>
     </w:p>
     <w:p>
       <w:pPr>
@@ -3487,6 +3484,7 @@
           <w:szCs w:val="21"/>
         </w:rPr>
       </w:pPr>
+      <w:proofErr w:type="spellStart"/>
       <w:r>
         <w:rPr>
           <w:sz w:val="21"/>
@@ -3494,6 +3492,7 @@
         </w:rPr>
         <w:t>Figma</w:t>
       </w:r>
+      <w:proofErr w:type="spellEnd"/>
     </w:p>
     <w:p>
       <w:pPr>
@@ -3501,7 +3500,7 @@
         <w:pageBreakBefore w:val="0"/>
       </w:pPr>
       <w:bookmarkStart w:id="6" w:name="_Toc473730746"/>
-      <w:bookmarkStart w:id="7" w:name="_Toc1924736085"/>
+      <w:bookmarkStart w:id="7" w:name="_Toc227068270"/>
       <w:r>
         <w:lastRenderedPageBreak/>
         <w:t>Felhasználói dokumentáció</w:t>
@@ -3514,7 +3513,7 @@
         <w:pStyle w:val="Cmsor2"/>
         <w:pageBreakBefore w:val="0"/>
       </w:pPr>
-      <w:bookmarkStart w:id="8" w:name="_Toc1388593060"/>
+      <w:bookmarkStart w:id="8" w:name="_Toc227068271"/>
       <w:r>
         <w:t>A program általános specifikációja</w:t>
       </w:r>
@@ -3592,7 +3591,7 @@
         <w:pageBreakBefore w:val="0"/>
       </w:pPr>
       <w:bookmarkStart w:id="9" w:name="_Toc473730747"/>
-      <w:bookmarkStart w:id="10" w:name="_Toc359317029"/>
+      <w:bookmarkStart w:id="10" w:name="_Toc227068272"/>
       <w:r>
         <w:t>Rendszerkövetelmények</w:t>
       </w:r>
@@ -3603,7 +3602,7 @@
       <w:pPr>
         <w:pStyle w:val="Cmsor3"/>
       </w:pPr>
-      <w:bookmarkStart w:id="11" w:name="_Toc1802831265"/>
+      <w:bookmarkStart w:id="11" w:name="_Toc227068273"/>
       <w:r>
         <w:t>Hardver követelmények</w:t>
       </w:r>
@@ -3651,7 +3650,23 @@
           <w:rFonts w:eastAsia="Times New Roman" w:cs="Times New Roman"/>
           <w:szCs w:val="24"/>
         </w:rPr>
-        <w:t xml:space="preserve"> Legalább kétmagos, 1.5 GHz vagy annál gyorsabb</w:t>
+        <w:t xml:space="preserve"> Legalább kétmagos, 1.5 </w:t>
+      </w:r>
+      <w:proofErr w:type="spellStart"/>
+      <w:r>
+        <w:rPr>
+          <w:rFonts w:eastAsia="Times New Roman" w:cs="Times New Roman"/>
+          <w:szCs w:val="24"/>
+        </w:rPr>
+        <w:t>GHz</w:t>
+      </w:r>
+      <w:proofErr w:type="spellEnd"/>
+      <w:r>
+        <w:rPr>
+          <w:rFonts w:eastAsia="Times New Roman" w:cs="Times New Roman"/>
+          <w:szCs w:val="24"/>
+        </w:rPr>
+        <w:t xml:space="preserve"> vagy annál gyorsabb</w:t>
       </w:r>
     </w:p>
     <w:p>
@@ -3786,7 +3801,7 @@
         <w:pStyle w:val="Cmsor3"/>
         <w:pageBreakBefore/>
       </w:pPr>
-      <w:bookmarkStart w:id="12" w:name="_Toc1753133374"/>
+      <w:bookmarkStart w:id="12" w:name="_Toc227068274"/>
       <w:r>
         <w:lastRenderedPageBreak/>
         <w:t>Szoftver követelmények</w:t>
@@ -3896,7 +3911,23 @@
           <w:rFonts w:eastAsia="Times New Roman" w:cs="Times New Roman"/>
           <w:szCs w:val="24"/>
         </w:rPr>
-        <w:t>.NET 6.0 Runtime vagy újabb</w:t>
+        <w:t xml:space="preserve">.NET 6.0 </w:t>
+      </w:r>
+      <w:proofErr w:type="spellStart"/>
+      <w:r>
+        <w:rPr>
+          <w:rFonts w:eastAsia="Times New Roman" w:cs="Times New Roman"/>
+          <w:szCs w:val="24"/>
+        </w:rPr>
+        <w:t>Runtime</w:t>
+      </w:r>
+      <w:proofErr w:type="spellEnd"/>
+      <w:r>
+        <w:rPr>
+          <w:rFonts w:eastAsia="Times New Roman" w:cs="Times New Roman"/>
+          <w:szCs w:val="24"/>
+        </w:rPr>
+        <w:t xml:space="preserve"> vagy újabb</w:t>
       </w:r>
     </w:p>
     <w:p>
@@ -3917,7 +3948,23 @@
           <w:rFonts w:eastAsia="Times New Roman" w:cs="Times New Roman"/>
           <w:szCs w:val="24"/>
         </w:rPr>
-        <w:t>Microsoft Visual C++ Redistributable (2015–2022)</w:t>
+        <w:t xml:space="preserve">Microsoft Visual C++ </w:t>
+      </w:r>
+      <w:proofErr w:type="spellStart"/>
+      <w:r>
+        <w:rPr>
+          <w:rFonts w:eastAsia="Times New Roman" w:cs="Times New Roman"/>
+          <w:szCs w:val="24"/>
+        </w:rPr>
+        <w:t>Redistributable</w:t>
+      </w:r>
+      <w:proofErr w:type="spellEnd"/>
+      <w:r>
+        <w:rPr>
+          <w:rFonts w:eastAsia="Times New Roman" w:cs="Times New Roman"/>
+          <w:szCs w:val="24"/>
+        </w:rPr>
+        <w:t xml:space="preserve"> (2015–2022)</w:t>
       </w:r>
     </w:p>
     <w:p>
@@ -3989,7 +4036,7 @@
         <w:lastRenderedPageBreak/>
         <w:t xml:space="preserve"> </w:t>
       </w:r>
-      <w:bookmarkStart w:id="13" w:name="_Toc1788988559"/>
+      <w:bookmarkStart w:id="13" w:name="_Toc227068275"/>
       <w:r>
         <w:t>3. A program telepítése</w:t>
       </w:r>
@@ -4192,14 +4239,14 @@
       <w:pPr>
         <w:pStyle w:val="Cmsor2"/>
       </w:pPr>
-      <w:bookmarkStart w:id="16" w:name="_Toc349322662"/>
+      <w:bookmarkStart w:id="16" w:name="_Toc227068276"/>
       <w:r>
         <w:rPr>
           <w:noProof/>
         </w:rPr>
         <w:lastRenderedPageBreak/>
         <w:drawing>
-          <wp:anchor distT="0" distB="0" distL="114300" distR="114300" simplePos="0" relativeHeight="251660288" behindDoc="1" locked="0" layoutInCell="1" allowOverlap="1" wp14:anchorId="1E44D154" wp14:editId="2575CE49">
+          <wp:anchor distT="0" distB="0" distL="114300" distR="114300" simplePos="0" relativeHeight="251660800" behindDoc="1" locked="0" layoutInCell="1" allowOverlap="1" wp14:anchorId="1E44D154" wp14:editId="2575CE49">
             <wp:simplePos x="0" y="0"/>
             <wp:positionH relativeFrom="column">
               <wp:posOffset>-1905</wp:posOffset>
@@ -4273,7 +4320,7 @@
           <w:noProof/>
         </w:rPr>
         <w:drawing>
-          <wp:anchor distT="0" distB="0" distL="114300" distR="114300" simplePos="0" relativeHeight="251596800" behindDoc="1" locked="0" layoutInCell="1" allowOverlap="1" wp14:anchorId="43110669" wp14:editId="7E711C33">
+          <wp:anchor distT="0" distB="0" distL="114300" distR="114300" simplePos="0" relativeHeight="251612672" behindDoc="1" locked="0" layoutInCell="1" allowOverlap="1" wp14:anchorId="43110669" wp14:editId="7E711C33">
             <wp:simplePos x="0" y="0"/>
             <wp:positionH relativeFrom="column">
               <wp:posOffset>3747135</wp:posOffset>
@@ -4383,7 +4430,15 @@
     </w:p>
     <w:p>
       <w:r>
-        <w:t>A szűrőn többféle képpen lehet leszűkíteni a keresésedet. Egyszer kategóriák alapján aztán értékelések szerint. Az értékelésekben ki lehet választani, hogy mennyi legyen a minimum és a maximum értékelés.</w:t>
+        <w:t xml:space="preserve">A szűrőn többféle </w:t>
+      </w:r>
+      <w:proofErr w:type="spellStart"/>
+      <w:r>
+        <w:t>képpen</w:t>
+      </w:r>
+      <w:proofErr w:type="spellEnd"/>
+      <w:r>
+        <w:t xml:space="preserve"> lehet leszűkíteni a keresésedet. Egyszer kategóriák alapján aztán értékelések szerint. Az értékelésekben ki lehet választani, hogy mennyi legyen a minimum és a maximum értékelés.</w:t>
       </w:r>
     </w:p>
     <w:p>
@@ -4392,7 +4447,7 @@
           <w:noProof/>
         </w:rPr>
         <w:drawing>
-          <wp:anchor distT="0" distB="0" distL="114300" distR="114300" simplePos="0" relativeHeight="251730944" behindDoc="1" locked="0" layoutInCell="1" allowOverlap="1" wp14:anchorId="4E5C3466" wp14:editId="240FBB4B">
+          <wp:anchor distT="0" distB="0" distL="114300" distR="114300" simplePos="0" relativeHeight="251661824" behindDoc="1" locked="0" layoutInCell="1" allowOverlap="1" wp14:anchorId="4E5C3466" wp14:editId="240FBB4B">
             <wp:simplePos x="0" y="0"/>
             <wp:positionH relativeFrom="column">
               <wp:posOffset>45720</wp:posOffset>
@@ -4457,26 +4512,26 @@
         </w:rPr>
         <w:lastRenderedPageBreak/>
         <w:drawing>
-          <wp:anchor distT="0" distB="0" distL="114300" distR="114300" simplePos="0" relativeHeight="251721728" behindDoc="1" locked="0" layoutInCell="1" allowOverlap="1" wp14:anchorId="00664AD6" wp14:editId="0AF7E0DE">
+          <wp:anchor distT="0" distB="0" distL="114300" distR="114300" simplePos="0" relativeHeight="251633152" behindDoc="1" locked="0" layoutInCell="1" allowOverlap="1" wp14:anchorId="0881CB12" wp14:editId="62D5ED4F">
             <wp:simplePos x="0" y="0"/>
             <wp:positionH relativeFrom="column">
               <wp:posOffset>-1905</wp:posOffset>
             </wp:positionH>
             <wp:positionV relativeFrom="paragraph">
-              <wp:posOffset>3340100</wp:posOffset>
+              <wp:posOffset>3338195</wp:posOffset>
             </wp:positionV>
-            <wp:extent cx="3390900" cy="5219065"/>
-            <wp:effectExtent l="0" t="0" r="0" b="635"/>
+            <wp:extent cx="3038475" cy="5176520"/>
+            <wp:effectExtent l="0" t="0" r="9525" b="5080"/>
             <wp:wrapTight wrapText="bothSides">
               <wp:wrapPolygon edited="0">
                 <wp:start x="0" y="0"/>
-                <wp:lineTo x="0" y="21524"/>
-                <wp:lineTo x="21479" y="21524"/>
-                <wp:lineTo x="21479" y="0"/>
+                <wp:lineTo x="0" y="21542"/>
+                <wp:lineTo x="21532" y="21542"/>
+                <wp:lineTo x="21532" y="0"/>
                 <wp:lineTo x="0" y="0"/>
               </wp:wrapPolygon>
             </wp:wrapTight>
-            <wp:docPr id="1687331143" name="drawing"/>
+            <wp:docPr id="2" name="Kép 2"/>
             <wp:cNvGraphicFramePr>
               <a:graphicFrameLocks xmlns:a="http://schemas.openxmlformats.org/drawingml/2006/main" noChangeAspect="1"/>
             </wp:cNvGraphicFramePr>
@@ -4484,7 +4539,7 @@
               <a:graphicData uri="http://schemas.openxmlformats.org/drawingml/2006/picture">
                 <pic:pic xmlns:pic="http://schemas.openxmlformats.org/drawingml/2006/picture">
                   <pic:nvPicPr>
-                    <pic:cNvPr id="1687331143" name="Picture 1687331143"/>
+                    <pic:cNvPr id="1" name=""/>
                     <pic:cNvPicPr/>
                   </pic:nvPicPr>
                   <pic:blipFill>
@@ -4502,7 +4557,7 @@
                   <pic:spPr>
                     <a:xfrm>
                       <a:off x="0" y="0"/>
-                      <a:ext cx="3390900" cy="5219065"/>
+                      <a:ext cx="3038475" cy="5176520"/>
                     </a:xfrm>
                     <a:prstGeom prst="rect">
                       <a:avLst/>
@@ -4511,6 +4566,12 @@
                 </pic:pic>
               </a:graphicData>
             </a:graphic>
+            <wp14:sizeRelH relativeFrom="margin">
+              <wp14:pctWidth>0</wp14:pctWidth>
+            </wp14:sizeRelH>
+            <wp14:sizeRelV relativeFrom="margin">
+              <wp14:pctHeight>0</wp14:pctHeight>
+            </wp14:sizeRelV>
           </wp:anchor>
         </w:drawing>
       </w:r>
@@ -4519,7 +4580,7 @@
           <w:noProof/>
         </w:rPr>
         <w:drawing>
-          <wp:anchor distT="0" distB="0" distL="114300" distR="114300" simplePos="0" relativeHeight="251658240" behindDoc="1" locked="0" layoutInCell="1" allowOverlap="1" wp14:anchorId="3CAA36CC" wp14:editId="6F8949F7">
+          <wp:anchor distT="0" distB="0" distL="114300" distR="114300" simplePos="0" relativeHeight="251631104" behindDoc="1" locked="0" layoutInCell="1" allowOverlap="1" wp14:anchorId="3CAA36CC" wp14:editId="7B967281">
             <wp:simplePos x="0" y="0"/>
             <wp:positionH relativeFrom="column">
               <wp:posOffset>-1905</wp:posOffset>
@@ -4583,7 +4644,15 @@
         </w:drawing>
       </w:r>
       <w:r>
-        <w:t>Az Éttermek feilrat alatt levő fehér mezőbe lehet város alapján vagy név alapján keresni éttermeket.</w:t>
+        <w:t xml:space="preserve">Az Éttermek </w:t>
+      </w:r>
+      <w:proofErr w:type="spellStart"/>
+      <w:r>
+        <w:t>feilrat</w:t>
+      </w:r>
+      <w:proofErr w:type="spellEnd"/>
+      <w:r>
+        <w:t xml:space="preserve"> alatt levő fehér mezőbe lehet város alapján vagy név alapján keresni éttermeket.</w:t>
       </w:r>
     </w:p>
     <w:p/>
@@ -4591,19 +4660,56 @@
     <w:p/>
     <w:p>
       <w:r>
-        <w:t xml:space="preserve">Így néz ki az amikor egy étteremre rákattintunk az első részben az étterem adatai vannak. A másodikban pedig csillagokkal tudunk értékelni különböző kategóriák alapján. Az utolsó részben véleményeket lehet olvasni és írni. </w:t>
-      </w:r>
-    </w:p>
-    <w:p>
+        <w:t>Így néz ki az amikor egy étteremre rákattintunk</w:t>
+      </w:r>
+      <w:r>
+        <w:t>.</w:t>
+      </w:r>
+      <w:r>
+        <w:t xml:space="preserve"> </w:t>
+      </w:r>
+      <w:r>
+        <w:t>A</w:t>
+      </w:r>
+      <w:r>
+        <w:t>z első részben az étterem adatai vannak</w:t>
+      </w:r>
+      <w:r>
+        <w:t xml:space="preserve"> és a Kedvenc hozzáadása gomb amivel a kedvenceink listába tudjuk helyezni az éttermet</w:t>
+      </w:r>
+      <w:r>
+        <w:t xml:space="preserve">. A másodikban pedig csillagokkal tudunk értékelni különböző kategóriák alapján. Az utolsó részben véleményeket lehet olvasni és írni. </w:t>
+      </w:r>
+    </w:p>
+    <w:p>
+      <w:pPr>
+        <w:ind w:firstLine="0"/>
+      </w:pPr>
       <w:r>
         <w:rPr>
           <w:noProof/>
         </w:rPr>
         <w:lastRenderedPageBreak/>
         <w:drawing>
-          <wp:inline distT="0" distB="0" distL="0" distR="0" wp14:anchorId="7D9C7F9E" wp14:editId="3631CDD3">
-            <wp:extent cx="5762625" cy="4972050"/>
-            <wp:effectExtent l="0" t="0" r="0" b="0"/>
+          <wp:anchor distT="0" distB="0" distL="114300" distR="114300" simplePos="0" relativeHeight="251652608" behindDoc="1" locked="0" layoutInCell="1" allowOverlap="1" wp14:anchorId="7D9C7F9E" wp14:editId="55AE037B">
+            <wp:simplePos x="0" y="0"/>
+            <wp:positionH relativeFrom="column">
+              <wp:posOffset>0</wp:posOffset>
+            </wp:positionH>
+            <wp:positionV relativeFrom="paragraph">
+              <wp:posOffset>-8225</wp:posOffset>
+            </wp:positionV>
+            <wp:extent cx="3620135" cy="3122930"/>
+            <wp:effectExtent l="0" t="0" r="0" b="1270"/>
+            <wp:wrapTight wrapText="bothSides">
+              <wp:wrapPolygon edited="0">
+                <wp:start x="0" y="0"/>
+                <wp:lineTo x="0" y="21477"/>
+                <wp:lineTo x="21483" y="21477"/>
+                <wp:lineTo x="21483" y="0"/>
+                <wp:lineTo x="0" y="0"/>
+              </wp:wrapPolygon>
+            </wp:wrapTight>
             <wp:docPr id="1237555253" name="drawing"/>
             <wp:cNvGraphicFramePr>
               <a:graphicFrameLocks xmlns:a="http://schemas.openxmlformats.org/drawingml/2006/main" noChangeAspect="1"/>
@@ -4616,10 +4722,10 @@
                     <pic:cNvPicPr/>
                   </pic:nvPicPr>
                   <pic:blipFill>
-                    <a:blip r:embed="rId17">
+                    <a:blip r:embed="rId17" cstate="print">
                       <a:extLst>
                         <a:ext uri="{28A0092B-C50C-407E-A947-70E740481C1C}">
-                          <a14:useLocalDpi xmlns:a14="http://schemas.microsoft.com/office/drawing/2010/main"/>
+                          <a14:useLocalDpi xmlns:a14="http://schemas.microsoft.com/office/drawing/2010/main" val="0"/>
                         </a:ext>
                       </a:extLst>
                     </a:blip>
@@ -4630,7 +4736,7 @@
                   <pic:spPr>
                     <a:xfrm>
                       <a:off x="0" y="0"/>
-                      <a:ext cx="5762625" cy="4972050"/>
+                      <a:ext cx="3620135" cy="3122930"/>
                     </a:xfrm>
                     <a:prstGeom prst="rect">
                       <a:avLst/>
@@ -4639,11 +4745,96 @@
                 </pic:pic>
               </a:graphicData>
             </a:graphic>
-          </wp:inline>
+            <wp14:sizeRelH relativeFrom="margin">
+              <wp14:pctWidth>0</wp14:pctWidth>
+            </wp14:sizeRelH>
+            <wp14:sizeRelV relativeFrom="margin">
+              <wp14:pctHeight>0</wp14:pctHeight>
+            </wp14:sizeRelV>
+          </wp:anchor>
         </w:drawing>
       </w:r>
       <w:r>
-        <w:t>Ezen az oldalon tudnak a felhasználók egy éttermet létrehozni amit az adminoknak kell jóváhagyni a csillagozott mezőket kötelező kitölteni.</w:t>
+        <w:rPr>
+          <w:color w:val="FF0000"/>
+        </w:rPr>
+        <w:drawing>
+          <wp:anchor distT="0" distB="0" distL="114300" distR="114300" simplePos="0" relativeHeight="251659776" behindDoc="0" locked="0" layoutInCell="1" allowOverlap="1" wp14:anchorId="31F84371" wp14:editId="024B2379">
+            <wp:simplePos x="0" y="0"/>
+            <wp:positionH relativeFrom="column">
+              <wp:posOffset>3720849</wp:posOffset>
+            </wp:positionH>
+            <wp:positionV relativeFrom="paragraph">
+              <wp:posOffset>-8181</wp:posOffset>
+            </wp:positionV>
+            <wp:extent cx="2465705" cy="3157855"/>
+            <wp:effectExtent l="0" t="0" r="0" b="4445"/>
+            <wp:wrapSquare wrapText="bothSides"/>
+            <wp:docPr id="3" name="Kép 3"/>
+            <wp:cNvGraphicFramePr>
+              <a:graphicFrameLocks xmlns:a="http://schemas.openxmlformats.org/drawingml/2006/main" noChangeAspect="1"/>
+            </wp:cNvGraphicFramePr>
+            <a:graphic xmlns:a="http://schemas.openxmlformats.org/drawingml/2006/main">
+              <a:graphicData uri="http://schemas.openxmlformats.org/drawingml/2006/picture">
+                <pic:pic xmlns:pic="http://schemas.openxmlformats.org/drawingml/2006/picture">
+                  <pic:nvPicPr>
+                    <pic:cNvPr id="1" name=""/>
+                    <pic:cNvPicPr/>
+                  </pic:nvPicPr>
+                  <pic:blipFill>
+                    <a:blip r:embed="rId18">
+                      <a:extLst>
+                        <a:ext uri="{28A0092B-C50C-407E-A947-70E740481C1C}">
+                          <a14:useLocalDpi xmlns:a14="http://schemas.microsoft.com/office/drawing/2010/main" val="0"/>
+                        </a:ext>
+                      </a:extLst>
+                    </a:blip>
+                    <a:stretch>
+                      <a:fillRect/>
+                    </a:stretch>
+                  </pic:blipFill>
+                  <pic:spPr>
+                    <a:xfrm>
+                      <a:off x="0" y="0"/>
+                      <a:ext cx="2465705" cy="3157855"/>
+                    </a:xfrm>
+                    <a:prstGeom prst="rect">
+                      <a:avLst/>
+                    </a:prstGeom>
+                  </pic:spPr>
+                </pic:pic>
+              </a:graphicData>
+            </a:graphic>
+          </wp:anchor>
+        </w:drawing>
+      </w:r>
+      <w:r>
+        <w:t xml:space="preserve">Ezen az oldalon tudnak a felhasználók egy éttermet létrehozni amit az </w:t>
+      </w:r>
+      <w:proofErr w:type="spellStart"/>
+      <w:r>
+        <w:t>adminoknak</w:t>
+      </w:r>
+      <w:proofErr w:type="spellEnd"/>
+      <w:r>
+        <w:t xml:space="preserve"> kell jóváhagyni a csillagozott mezőket kötelező kitölteni</w:t>
+      </w:r>
+      <w:r>
+        <w:t xml:space="preserve">. A jobb felső sarokban található ikonra rákattintva bejelentkezést követően 3/4 funkcióból tudunk választani Profil, Kedvenceim, </w:t>
+      </w:r>
+      <w:proofErr w:type="spellStart"/>
+      <w:r>
+        <w:t>Admin</w:t>
+      </w:r>
+      <w:proofErr w:type="spellEnd"/>
+      <w:r>
+        <w:t xml:space="preserve"> app letöltése(ami csak a jóváhagyott tagoknak érhető el) és Kijelentkezés. A kedvenceim </w:t>
+      </w:r>
+      <w:r>
+        <w:t xml:space="preserve">kinézetre sokban nem különbözik az Éttermekhez képest. Abban különbözik, hogy mielőtt rámegyünk az étteremre lesz egy gomb amivel törölni tudjuk az </w:t>
+      </w:r>
+      <w:r>
+        <w:t>éttermet a kedvenceinkből, miután rákattintottunk a kedvencek gomb jelzi, hogy hol van az étterem rákattintva erre a gombra szintén törölni tudjuk a kedvencekből.</w:t>
       </w:r>
     </w:p>
     <w:p>
@@ -4734,7 +4925,21 @@
         <w:rPr>
           <w:color w:val="FF0000"/>
         </w:rPr>
-        <w:t>Ugyanakkor kerüld a laza stílust: rövidítések, smilie-k, szleng kizárva.</w:t>
+        <w:t xml:space="preserve">Ugyanakkor kerüld a laza stílust: rövidítések, </w:t>
+      </w:r>
+      <w:proofErr w:type="spellStart"/>
+      <w:r>
+        <w:rPr>
+          <w:color w:val="FF0000"/>
+        </w:rPr>
+        <w:t>smilie</w:t>
+      </w:r>
+      <w:proofErr w:type="spellEnd"/>
+      <w:r>
+        <w:rPr>
+          <w:color w:val="FF0000"/>
+        </w:rPr>
+        <w:t>-k, szleng kizárva.</w:t>
       </w:r>
     </w:p>
     <w:p>
@@ -4752,19 +4957,33 @@
         <w:rPr>
           <w:color w:val="FF0000"/>
         </w:rPr>
-        <w:t xml:space="preserve">Alkalmazz ábrákat, screenshot-okat , de a ne legyen túlzott a képek aránya a szöveghez képest. Kb. 2-3 oldalanként egy ábra megfelelő. </w:t>
-      </w:r>
-    </w:p>
-    <w:p>
-      <w:pPr>
+        <w:t xml:space="preserve">Alkalmazz ábrákat, </w:t>
+      </w:r>
+      <w:proofErr w:type="spellStart"/>
+      <w:r>
         <w:rPr>
           <w:color w:val="FF0000"/>
         </w:rPr>
-      </w:pPr>
+        <w:t>screenshot-okat</w:t>
+      </w:r>
+      <w:proofErr w:type="spellEnd"/>
       <w:r>
         <w:rPr>
           <w:color w:val="FF0000"/>
         </w:rPr>
+        <w:t xml:space="preserve"> , de a ne legyen túlzott a képek aránya a szöveghez képest. Kb. 2-3 oldalanként egy ábra megfelelő. </w:t>
+      </w:r>
+    </w:p>
+    <w:p>
+      <w:pPr>
+        <w:rPr>
+          <w:color w:val="FF0000"/>
+        </w:rPr>
+      </w:pPr>
+      <w:r>
+        <w:rPr>
+          <w:color w:val="FF0000"/>
+        </w:rPr>
         <w:t>Ajánlott terjedelem: 10-15 oldal, ábrákkal együtt.</w:t>
       </w:r>
     </w:p>
@@ -4773,7 +4992,7 @@
         <w:pStyle w:val="Cmsor1"/>
       </w:pPr>
       <w:bookmarkStart w:id="17" w:name="_Toc473730749"/>
-      <w:bookmarkStart w:id="18" w:name="_Toc1264758041"/>
+      <w:bookmarkStart w:id="18" w:name="_Toc227068277"/>
       <w:r>
         <w:lastRenderedPageBreak/>
         <w:t>Fejlesztői dokumentáció</w:t>
@@ -4795,7 +5014,7 @@
         <w:pageBreakBefore w:val="0"/>
         <w:spacing w:line="240" w:lineRule="auto"/>
       </w:pPr>
-      <w:bookmarkStart w:id="19" w:name="_Toc480756464"/>
+      <w:bookmarkStart w:id="19" w:name="_Toc227068278"/>
       <w:r>
         <w:t>A</w:t>
       </w:r>
@@ -4810,19 +5029,65 @@
         <w:ind w:firstLine="708"/>
         <w:jc w:val="both"/>
       </w:pPr>
-      <w:bookmarkStart w:id="20" w:name="_Toc1221323611"/>
-      <w:r>
-        <w:t>Az adatbázis phpmyadmin-ban íródott mysql-t használva. A backend javascript, a frontend pedig a react használatával írtuk meg.</w:t>
-      </w:r>
-      <w:r>
-        <w:t xml:space="preserve"> A dokumentációt word</w:t>
-      </w:r>
-      <w:r>
-        <w:t xml:space="preserve"> és a trelloval</w:t>
-      </w:r>
-      <w:r>
-        <w:t xml:space="preserve"> a prezentációt powerponitnt</w:t>
-      </w:r>
+      <w:r>
+        <w:t xml:space="preserve">Az adatbázis </w:t>
+      </w:r>
+      <w:proofErr w:type="spellStart"/>
+      <w:r>
+        <w:t>phpmyadmin</w:t>
+      </w:r>
+      <w:proofErr w:type="spellEnd"/>
+      <w:r>
+        <w:t xml:space="preserve">-ban íródott </w:t>
+      </w:r>
+      <w:proofErr w:type="spellStart"/>
+      <w:r>
+        <w:t>mysql</w:t>
+      </w:r>
+      <w:proofErr w:type="spellEnd"/>
+      <w:r>
+        <w:t xml:space="preserve">-t használva. A backend </w:t>
+      </w:r>
+      <w:proofErr w:type="spellStart"/>
+      <w:r>
+        <w:t>javascript</w:t>
+      </w:r>
+      <w:proofErr w:type="spellEnd"/>
+      <w:r>
+        <w:t xml:space="preserve">, a frontend pedig a </w:t>
+      </w:r>
+      <w:proofErr w:type="spellStart"/>
+      <w:r>
+        <w:t>react</w:t>
+      </w:r>
+      <w:proofErr w:type="spellEnd"/>
+      <w:r>
+        <w:t xml:space="preserve"> használatával írtuk meg.</w:t>
+      </w:r>
+      <w:r>
+        <w:t xml:space="preserve"> A dokumentációt </w:t>
+      </w:r>
+      <w:proofErr w:type="spellStart"/>
+      <w:r>
+        <w:t>word</w:t>
+      </w:r>
+      <w:proofErr w:type="spellEnd"/>
+      <w:r>
+        <w:t xml:space="preserve"> és a </w:t>
+      </w:r>
+      <w:proofErr w:type="spellStart"/>
+      <w:r>
+        <w:t>trelloval</w:t>
+      </w:r>
+      <w:proofErr w:type="spellEnd"/>
+      <w:r>
+        <w:t xml:space="preserve"> a prezentációt </w:t>
+      </w:r>
+      <w:proofErr w:type="spellStart"/>
+      <w:r>
+        <w:t>powerponitnt</w:t>
+      </w:r>
+      <w:proofErr w:type="spellEnd"/>
       <w:r>
         <w:t>-</w:t>
       </w:r>
@@ -4830,7 +5095,23 @@
         <w:t>ban csináltuk meg.</w:t>
       </w:r>
       <w:r>
-        <w:t xml:space="preserve"> Tervezéseket Lucidchart illetve a Figma nevű tervezői oldalakat vettük igénybe.</w:t>
+        <w:t xml:space="preserve"> Tervezéseket </w:t>
+      </w:r>
+      <w:proofErr w:type="spellStart"/>
+      <w:r>
+        <w:t>Lucidchart</w:t>
+      </w:r>
+      <w:proofErr w:type="spellEnd"/>
+      <w:r>
+        <w:t xml:space="preserve"> illetve a </w:t>
+      </w:r>
+      <w:proofErr w:type="spellStart"/>
+      <w:r>
+        <w:t>Figma</w:t>
+      </w:r>
+      <w:proofErr w:type="spellEnd"/>
+      <w:r>
+        <w:t xml:space="preserve"> nevű tervezői oldalakat vettük igénybe.</w:t>
       </w:r>
     </w:p>
     <w:p>
@@ -4847,7 +5128,6 @@
         </w:rPr>
         <w:t>Adatmodell leírása</w:t>
       </w:r>
-      <w:bookmarkEnd w:id="20"/>
     </w:p>
     <w:p>
       <w:r>
@@ -4857,7 +5137,7 @@
           <w:szCs w:val="21"/>
         </w:rPr>
         <w:drawing>
-          <wp:anchor distT="0" distB="0" distL="114300" distR="114300" simplePos="0" relativeHeight="251616256" behindDoc="1" locked="0" layoutInCell="1" allowOverlap="1" wp14:anchorId="2FD42468" wp14:editId="1D1116A1">
+          <wp:anchor distT="0" distB="0" distL="114300" distR="114300" simplePos="0" relativeHeight="251624960" behindDoc="1" locked="0" layoutInCell="1" allowOverlap="1" wp14:anchorId="2FD42468" wp14:editId="1D1116A1">
             <wp:simplePos x="0" y="0"/>
             <wp:positionH relativeFrom="column">
               <wp:posOffset>187374</wp:posOffset>
@@ -4888,7 +5168,7 @@
                     <pic:cNvPicPr/>
                   </pic:nvPicPr>
                   <pic:blipFill>
-                    <a:blip r:embed="rId18" cstate="print">
+                    <a:blip r:embed="rId19" cstate="print">
                       <a:extLst>
                         <a:ext uri="{28A0092B-C50C-407E-A947-70E740481C1C}">
                           <a14:useLocalDpi xmlns:a14="http://schemas.microsoft.com/office/drawing/2010/main" val="0"/>
@@ -4940,7 +5220,7 @@
                     <pic:cNvPicPr/>
                   </pic:nvPicPr>
                   <pic:blipFill>
-                    <a:blip r:embed="rId19">
+                    <a:blip r:embed="rId20">
                       <a:extLst>
                         <a:ext uri="{28A0092B-C50C-407E-A947-70E740481C1C}">
                           <a14:useLocalDpi xmlns:a14="http://schemas.microsoft.com/office/drawing/2010/main"/>
@@ -5019,7 +5299,23 @@
           <w:sz w:val="21"/>
           <w:szCs w:val="21"/>
         </w:rPr>
-        <w:t xml:space="preserve"> Folyamatosan frissül a triggerek által, úgyhogy, ha változás történik az oldalon akkor az adatbázis is változik.</w:t>
+        <w:t xml:space="preserve"> Folyamatosan frissül a </w:t>
+      </w:r>
+      <w:proofErr w:type="spellStart"/>
+      <w:r>
+        <w:rPr>
+          <w:sz w:val="21"/>
+          <w:szCs w:val="21"/>
+        </w:rPr>
+        <w:t>triggerek</w:t>
+      </w:r>
+      <w:proofErr w:type="spellEnd"/>
+      <w:r>
+        <w:rPr>
+          <w:sz w:val="21"/>
+          <w:szCs w:val="21"/>
+        </w:rPr>
+        <w:t xml:space="preserve"> által, úgyhogy, ha változás történik az oldalon akkor az adatbázis is változik.</w:t>
       </w:r>
     </w:p>
     <w:p>
@@ -5043,7 +5339,7 @@
         </w:rPr>
         <w:lastRenderedPageBreak/>
         <w:drawing>
-          <wp:anchor distT="0" distB="0" distL="114300" distR="114300" simplePos="0" relativeHeight="251617280" behindDoc="1" locked="0" layoutInCell="1" allowOverlap="1" wp14:anchorId="1D88A902" wp14:editId="23ECFA8B">
+          <wp:anchor distT="0" distB="0" distL="114300" distR="114300" simplePos="0" relativeHeight="251627008" behindDoc="1" locked="0" layoutInCell="1" allowOverlap="1" wp14:anchorId="1D88A902" wp14:editId="23ECFA8B">
             <wp:simplePos x="0" y="0"/>
             <wp:positionH relativeFrom="column">
               <wp:posOffset>-209786</wp:posOffset>
@@ -5074,7 +5370,7 @@
                     <pic:cNvPicPr/>
                   </pic:nvPicPr>
                   <pic:blipFill>
-                    <a:blip r:embed="rId20">
+                    <a:blip r:embed="rId21">
                       <a:extLst>
                         <a:ext uri="{28A0092B-C50C-407E-A947-70E740481C1C}">
                           <a14:useLocalDpi xmlns:a14="http://schemas.microsoft.com/office/drawing/2010/main" val="0"/>
@@ -5105,49 +5401,51 @@
           <w:sz w:val="28"/>
           <w:szCs w:val="28"/>
         </w:rPr>
-        <w:t>A képen egy adatbázis‑modell (ER‑diagram) látható. A sárga ovális mezők az egyes táblákban tárolt adatmezőket jelölik, például neveket, címeket vagy egyéb tulajdonságokat. Ezek között vannak kulcsmezők (pl. etterem_id), amelyek azonosítják a rekordokat és lehetővé teszik a táblák összekapcsolását. A kék téglalapok magukat a táblákat jelölik, vagyis az adatstruktúrák nevét. A piros vonalak a táblák közötti kapcsolatok típusát mutatják, például</w:t>
-      </w:r>
+        <w:t xml:space="preserve">A képen egy adatbázis‑modell (ER‑diagram) látható. A sárga ovális mezők az egyes táblákban tárolt adatmezőket jelölik, például neveket, címeket vagy egyéb tulajdonságokat. Ezek között vannak kulcsmezők (pl. </w:t>
+      </w:r>
+      <w:proofErr w:type="spellStart"/>
       <w:r>
         <w:rPr>
           <w:sz w:val="28"/>
           <w:szCs w:val="28"/>
         </w:rPr>
-        <w:t xml:space="preserve"> </w:t>
-      </w:r>
+        <w:t>etterem_id</w:t>
+      </w:r>
+      <w:proofErr w:type="spellEnd"/>
       <w:r>
         <w:rPr>
           <w:sz w:val="28"/>
           <w:szCs w:val="28"/>
         </w:rPr>
-        <w:t xml:space="preserve">1:N, </w:t>
+        <w:t>), amelyek azonosítják a rekordokat és lehetővé teszik a táblák összekapcsolását. A kék téglalapok magukat a táblákat jelölik, vagyis az adatstruktúrák nevét. A piros vonalak a táblák közötti kapcsolatok típusát mutatják, például</w:t>
       </w:r>
       <w:r>
         <w:rPr>
           <w:sz w:val="28"/>
           <w:szCs w:val="28"/>
         </w:rPr>
-        <w:t>v</w:t>
+        <w:t xml:space="preserve"> </w:t>
       </w:r>
       <w:r>
         <w:rPr>
           <w:sz w:val="28"/>
           <w:szCs w:val="28"/>
         </w:rPr>
-        <w:t>agy 1:1,</w:t>
+        <w:t xml:space="preserve">1:N, </w:t>
       </w:r>
       <w:r>
         <w:rPr>
           <w:sz w:val="28"/>
           <w:szCs w:val="28"/>
         </w:rPr>
-        <w:t xml:space="preserve"> </w:t>
+        <w:t>v</w:t>
       </w:r>
       <w:r>
         <w:rPr>
           <w:sz w:val="28"/>
           <w:szCs w:val="28"/>
         </w:rPr>
-        <w:t>ahol két rekord szorosan, egy az</w:t>
+        <w:t>agy 1:1,</w:t>
       </w:r>
       <w:r>
         <w:rPr>
@@ -5161,7 +5459,7 @@
           <w:sz w:val="28"/>
           <w:szCs w:val="28"/>
         </w:rPr>
-        <w:t>egyben</w:t>
+        <w:t>ahol két rekord szorosan, egy az</w:t>
       </w:r>
       <w:r>
         <w:rPr>
@@ -5175,13 +5473,27 @@
           <w:sz w:val="28"/>
           <w:szCs w:val="28"/>
         </w:rPr>
-        <w:t>kapcsolódik egymásho</w:t>
+        <w:t>egyben</w:t>
       </w:r>
       <w:r>
         <w:rPr>
           <w:sz w:val="28"/>
           <w:szCs w:val="28"/>
         </w:rPr>
+        <w:t xml:space="preserve"> </w:t>
+      </w:r>
+      <w:r>
+        <w:rPr>
+          <w:sz w:val="28"/>
+          <w:szCs w:val="28"/>
+        </w:rPr>
+        <w:t>kapcsolódik egymásho</w:t>
+      </w:r>
+      <w:r>
+        <w:rPr>
+          <w:sz w:val="28"/>
+          <w:szCs w:val="28"/>
+        </w:rPr>
         <w:t>z</w:t>
       </w:r>
       <w:r>
@@ -5200,7 +5512,7 @@
           <w:noProof/>
         </w:rPr>
         <w:drawing>
-          <wp:anchor distT="0" distB="0" distL="114300" distR="114300" simplePos="0" relativeHeight="251598848" behindDoc="1" locked="0" layoutInCell="1" allowOverlap="1" wp14:anchorId="6E7CEEF1" wp14:editId="58B76604">
+          <wp:anchor distT="0" distB="0" distL="114300" distR="114300" simplePos="0" relativeHeight="251614720" behindDoc="1" locked="0" layoutInCell="1" allowOverlap="1" wp14:anchorId="6E7CEEF1" wp14:editId="58B76604">
             <wp:simplePos x="0" y="0"/>
             <wp:positionH relativeFrom="column">
               <wp:posOffset>1905</wp:posOffset>
@@ -5231,7 +5543,7 @@
                     <pic:cNvPicPr/>
                   </pic:nvPicPr>
                   <pic:blipFill>
-                    <a:blip r:embed="rId21">
+                    <a:blip r:embed="rId22">
                       <a:extLst>
                         <a:ext uri="{28A0092B-C50C-407E-A947-70E740481C1C}">
                           <a14:useLocalDpi xmlns:a14="http://schemas.microsoft.com/office/drawing/2010/main" val="0"/>
@@ -5310,7 +5622,7 @@
         </w:rPr>
         <w:lastRenderedPageBreak/>
         <w:drawing>
-          <wp:anchor distT="0" distB="0" distL="114300" distR="114300" simplePos="0" relativeHeight="251599872" behindDoc="1" locked="0" layoutInCell="1" allowOverlap="1" wp14:anchorId="6288949E" wp14:editId="7C3916E2">
+          <wp:anchor distT="0" distB="0" distL="114300" distR="114300" simplePos="0" relativeHeight="251617792" behindDoc="1" locked="0" layoutInCell="1" allowOverlap="1" wp14:anchorId="6288949E" wp14:editId="7C3916E2">
             <wp:simplePos x="0" y="0"/>
             <wp:positionH relativeFrom="column">
               <wp:posOffset>-1905</wp:posOffset>
@@ -5341,7 +5653,7 @@
                     <pic:cNvPicPr/>
                   </pic:nvPicPr>
                   <pic:blipFill>
-                    <a:blip r:embed="rId22">
+                    <a:blip r:embed="rId23">
                       <a:extLst>
                         <a:ext uri="{28A0092B-C50C-407E-A947-70E740481C1C}">
                           <a14:useLocalDpi xmlns:a14="http://schemas.microsoft.com/office/drawing/2010/main" val="0"/>
@@ -5457,7 +5769,7 @@
           <w:szCs w:val="24"/>
         </w:rPr>
         <w:drawing>
-          <wp:anchor distT="0" distB="0" distL="114300" distR="114300" simplePos="0" relativeHeight="251606016" behindDoc="1" locked="0" layoutInCell="1" allowOverlap="1" wp14:anchorId="210BF191" wp14:editId="5ECBE580">
+          <wp:anchor distT="0" distB="0" distL="114300" distR="114300" simplePos="0" relativeHeight="251619840" behindDoc="1" locked="0" layoutInCell="1" allowOverlap="1" wp14:anchorId="210BF191" wp14:editId="5ECBE580">
             <wp:simplePos x="0" y="0"/>
             <wp:positionH relativeFrom="column">
               <wp:posOffset>3005455</wp:posOffset>
@@ -5488,7 +5800,7 @@
                     <pic:cNvPicPr/>
                   </pic:nvPicPr>
                   <pic:blipFill>
-                    <a:blip r:embed="rId23">
+                    <a:blip r:embed="rId24">
                       <a:extLst>
                         <a:ext uri="{28A0092B-C50C-407E-A947-70E740481C1C}">
                           <a14:useLocalDpi xmlns:a14="http://schemas.microsoft.com/office/drawing/2010/main" val="0"/>
@@ -5541,7 +5853,7 @@
           <w:szCs w:val="21"/>
         </w:rPr>
         <w:drawing>
-          <wp:anchor distT="0" distB="0" distL="114300" distR="114300" simplePos="0" relativeHeight="251614208" behindDoc="1" locked="0" layoutInCell="1" allowOverlap="1" wp14:anchorId="6B8E9AC8" wp14:editId="69DA46F8">
+          <wp:anchor distT="0" distB="0" distL="114300" distR="114300" simplePos="0" relativeHeight="251622912" behindDoc="1" locked="0" layoutInCell="1" allowOverlap="1" wp14:anchorId="6B8E9AC8" wp14:editId="69DA46F8">
             <wp:simplePos x="0" y="0"/>
             <wp:positionH relativeFrom="column">
               <wp:posOffset>-354330</wp:posOffset>
@@ -5572,7 +5884,7 @@
                     <pic:cNvPicPr/>
                   </pic:nvPicPr>
                   <pic:blipFill>
-                    <a:blip r:embed="rId24">
+                    <a:blip r:embed="rId25">
                       <a:extLst>
                         <a:ext uri="{28A0092B-C50C-407E-A947-70E740481C1C}">
                           <a14:useLocalDpi xmlns:a14="http://schemas.microsoft.com/office/drawing/2010/main" val="0"/>
@@ -5636,12 +5948,12 @@
       <w:pPr>
         <w:pStyle w:val="Cmsor2"/>
       </w:pPr>
-      <w:bookmarkStart w:id="21" w:name="_Toc1202603083"/>
+      <w:bookmarkStart w:id="20" w:name="_Toc227068279"/>
       <w:r>
         <w:lastRenderedPageBreak/>
         <w:t>Részletes feladatspecifikáció, algoritmusok</w:t>
       </w:r>
-      <w:bookmarkEnd w:id="21"/>
+      <w:bookmarkEnd w:id="20"/>
     </w:p>
     <w:p>
       <w:pPr>
@@ -5675,7 +5987,25 @@
           <w:sz w:val="21"/>
           <w:szCs w:val="21"/>
         </w:rPr>
-        <w:t xml:space="preserve"> React </w:t>
+        <w:t xml:space="preserve"> </w:t>
+      </w:r>
+      <w:proofErr w:type="spellStart"/>
+      <w:r>
+        <w:rPr>
+          <w:rFonts w:ascii="Segoe UI" w:eastAsia="Segoe UI" w:hAnsi="Segoe UI" w:cs="Segoe UI"/>
+          <w:sz w:val="21"/>
+          <w:szCs w:val="21"/>
+        </w:rPr>
+        <w:t>React</w:t>
+      </w:r>
+      <w:proofErr w:type="spellEnd"/>
+      <w:r>
+        <w:rPr>
+          <w:rFonts w:ascii="Segoe UI" w:eastAsia="Segoe UI" w:hAnsi="Segoe UI" w:cs="Segoe UI"/>
+          <w:sz w:val="21"/>
+          <w:szCs w:val="21"/>
+        </w:rPr>
+        <w:t xml:space="preserve"> </w:t>
       </w:r>
       <w:r>
         <w:rPr>
@@ -5812,7 +6142,7 @@
         </w:rPr>
         <w:t>A megadott adatokat a program egy REST API-hoz (</w:t>
       </w:r>
-      <w:hyperlink r:id="rId25">
+      <w:hyperlink r:id="rId26">
         <w:r>
           <w:rPr>
             <w:rStyle w:val="Hiperhivatkozs"/>
@@ -5879,6 +6209,7 @@
           <w:szCs w:val="21"/>
         </w:rPr>
       </w:pPr>
+      <w:proofErr w:type="spellStart"/>
       <w:r>
         <w:rPr>
           <w:rFonts w:ascii="Consolas" w:eastAsia="Consolas" w:hAnsi="Consolas" w:cs="Consolas"/>
@@ -5887,13 +6218,32 @@
         </w:rPr>
         <w:t>useState</w:t>
       </w:r>
-      <w:r>
-        <w:rPr>
-          <w:rFonts w:ascii="Segoe UI" w:eastAsia="Segoe UI" w:hAnsi="Segoe UI" w:cs="Segoe UI"/>
-          <w:sz w:val="21"/>
-          <w:szCs w:val="21"/>
-        </w:rPr>
-        <w:t xml:space="preserve"> hook segítségével tárolja a három inputmező tartalmát.</w:t>
+      <w:proofErr w:type="spellEnd"/>
+      <w:r>
+        <w:rPr>
+          <w:rFonts w:ascii="Segoe UI" w:eastAsia="Segoe UI" w:hAnsi="Segoe UI" w:cs="Segoe UI"/>
+          <w:sz w:val="21"/>
+          <w:szCs w:val="21"/>
+        </w:rPr>
+        <w:t xml:space="preserve"> </w:t>
+      </w:r>
+      <w:proofErr w:type="spellStart"/>
+      <w:r>
+        <w:rPr>
+          <w:rFonts w:ascii="Segoe UI" w:eastAsia="Segoe UI" w:hAnsi="Segoe UI" w:cs="Segoe UI"/>
+          <w:sz w:val="21"/>
+          <w:szCs w:val="21"/>
+        </w:rPr>
+        <w:t>hook</w:t>
+      </w:r>
+      <w:proofErr w:type="spellEnd"/>
+      <w:r>
+        <w:rPr>
+          <w:rFonts w:ascii="Segoe UI" w:eastAsia="Segoe UI" w:hAnsi="Segoe UI" w:cs="Segoe UI"/>
+          <w:sz w:val="21"/>
+          <w:szCs w:val="21"/>
+        </w:rPr>
+        <w:t xml:space="preserve"> segítségével tárolja a három inputmező tartalmát.</w:t>
       </w:r>
     </w:p>
     <w:p>
@@ -5919,13 +6269,23 @@
         </w:rPr>
         <w:t xml:space="preserve">A </w:t>
       </w:r>
+      <w:proofErr w:type="spellStart"/>
       <w:r>
         <w:rPr>
           <w:rFonts w:ascii="Consolas" w:eastAsia="Consolas" w:hAnsi="Consolas" w:cs="Consolas"/>
           <w:sz w:val="21"/>
           <w:szCs w:val="21"/>
         </w:rPr>
-        <w:t>handleChange()</w:t>
+        <w:t>handleChange</w:t>
+      </w:r>
+      <w:proofErr w:type="spellEnd"/>
+      <w:r>
+        <w:rPr>
+          <w:rFonts w:ascii="Consolas" w:eastAsia="Consolas" w:hAnsi="Consolas" w:cs="Consolas"/>
+          <w:sz w:val="21"/>
+          <w:szCs w:val="21"/>
+        </w:rPr>
+        <w:t>()</w:t>
       </w:r>
       <w:r>
         <w:rPr>
@@ -5959,21 +6319,49 @@
         </w:rPr>
         <w:t xml:space="preserve">A </w:t>
       </w:r>
+      <w:proofErr w:type="spellStart"/>
       <w:r>
         <w:rPr>
           <w:rFonts w:ascii="Consolas" w:eastAsia="Consolas" w:hAnsi="Consolas" w:cs="Consolas"/>
           <w:sz w:val="21"/>
           <w:szCs w:val="21"/>
         </w:rPr>
-        <w:t>handleSubmit()</w:t>
-      </w:r>
-      <w:r>
-        <w:rPr>
-          <w:rFonts w:ascii="Segoe UI" w:eastAsia="Segoe UI" w:hAnsi="Segoe UI" w:cs="Segoe UI"/>
-          <w:sz w:val="21"/>
-          <w:szCs w:val="21"/>
-        </w:rPr>
-        <w:t xml:space="preserve"> függvény axios POST kérést küld JSON formátumban.</w:t>
+        <w:t>handleSubmit</w:t>
+      </w:r>
+      <w:proofErr w:type="spellEnd"/>
+      <w:r>
+        <w:rPr>
+          <w:rFonts w:ascii="Consolas" w:eastAsia="Consolas" w:hAnsi="Consolas" w:cs="Consolas"/>
+          <w:sz w:val="21"/>
+          <w:szCs w:val="21"/>
+        </w:rPr>
+        <w:t>()</w:t>
+      </w:r>
+      <w:r>
+        <w:rPr>
+          <w:rFonts w:ascii="Segoe UI" w:eastAsia="Segoe UI" w:hAnsi="Segoe UI" w:cs="Segoe UI"/>
+          <w:sz w:val="21"/>
+          <w:szCs w:val="21"/>
+        </w:rPr>
+        <w:t xml:space="preserve"> függvény </w:t>
+      </w:r>
+      <w:proofErr w:type="spellStart"/>
+      <w:r>
+        <w:rPr>
+          <w:rFonts w:ascii="Segoe UI" w:eastAsia="Segoe UI" w:hAnsi="Segoe UI" w:cs="Segoe UI"/>
+          <w:sz w:val="21"/>
+          <w:szCs w:val="21"/>
+        </w:rPr>
+        <w:t>axios</w:t>
+      </w:r>
+      <w:proofErr w:type="spellEnd"/>
+      <w:r>
+        <w:rPr>
+          <w:rFonts w:ascii="Segoe UI" w:eastAsia="Segoe UI" w:hAnsi="Segoe UI" w:cs="Segoe UI"/>
+          <w:sz w:val="21"/>
+          <w:szCs w:val="21"/>
+        </w:rPr>
+        <w:t xml:space="preserve"> POST kérést küld JSON formátumban.</w:t>
       </w:r>
     </w:p>
     <w:p>
@@ -6062,13 +6450,59 @@
       <w:pPr>
         <w:spacing w:after="0"/>
       </w:pPr>
-      <w:r>
-        <w:rPr>
-          <w:rFonts w:ascii="Segoe UI" w:eastAsia="Segoe UI" w:hAnsi="Segoe UI" w:cs="Segoe UI"/>
-          <w:sz w:val="21"/>
-          <w:szCs w:val="21"/>
-        </w:rPr>
-        <w:t>Object.keys(formData).map(key =&gt; (</w:t>
+      <w:proofErr w:type="spellStart"/>
+      <w:r>
+        <w:rPr>
+          <w:rFonts w:ascii="Segoe UI" w:eastAsia="Segoe UI" w:hAnsi="Segoe UI" w:cs="Segoe UI"/>
+          <w:sz w:val="21"/>
+          <w:szCs w:val="21"/>
+        </w:rPr>
+        <w:t>Object.keys</w:t>
+      </w:r>
+      <w:proofErr w:type="spellEnd"/>
+      <w:r>
+        <w:rPr>
+          <w:rFonts w:ascii="Segoe UI" w:eastAsia="Segoe UI" w:hAnsi="Segoe UI" w:cs="Segoe UI"/>
+          <w:sz w:val="21"/>
+          <w:szCs w:val="21"/>
+        </w:rPr>
+        <w:t>(</w:t>
+      </w:r>
+      <w:proofErr w:type="spellStart"/>
+      <w:r>
+        <w:rPr>
+          <w:rFonts w:ascii="Segoe UI" w:eastAsia="Segoe UI" w:hAnsi="Segoe UI" w:cs="Segoe UI"/>
+          <w:sz w:val="21"/>
+          <w:szCs w:val="21"/>
+        </w:rPr>
+        <w:t>formData</w:t>
+      </w:r>
+      <w:proofErr w:type="spellEnd"/>
+      <w:r>
+        <w:rPr>
+          <w:rFonts w:ascii="Segoe UI" w:eastAsia="Segoe UI" w:hAnsi="Segoe UI" w:cs="Segoe UI"/>
+          <w:sz w:val="21"/>
+          <w:szCs w:val="21"/>
+        </w:rPr>
+        <w:t>).map(</w:t>
+      </w:r>
+      <w:proofErr w:type="spellStart"/>
+      <w:r>
+        <w:rPr>
+          <w:rFonts w:ascii="Segoe UI" w:eastAsia="Segoe UI" w:hAnsi="Segoe UI" w:cs="Segoe UI"/>
+          <w:sz w:val="21"/>
+          <w:szCs w:val="21"/>
+        </w:rPr>
+        <w:t>key</w:t>
+      </w:r>
+      <w:proofErr w:type="spellEnd"/>
+      <w:r>
+        <w:rPr>
+          <w:rFonts w:ascii="Segoe UI" w:eastAsia="Segoe UI" w:hAnsi="Segoe UI" w:cs="Segoe UI"/>
+          <w:sz w:val="21"/>
+          <w:szCs w:val="21"/>
+        </w:rPr>
+        <w:t xml:space="preserve"> =&gt; (</w:t>
       </w:r>
     </w:p>
     <w:p>
@@ -6094,7 +6528,43 @@
           <w:sz w:val="21"/>
           <w:szCs w:val="21"/>
         </w:rPr>
-        <w:t xml:space="preserve">        name={key}</w:t>
+        <w:t xml:space="preserve">        </w:t>
+      </w:r>
+      <w:proofErr w:type="spellStart"/>
+      <w:r>
+        <w:rPr>
+          <w:rFonts w:ascii="Segoe UI" w:eastAsia="Segoe UI" w:hAnsi="Segoe UI" w:cs="Segoe UI"/>
+          <w:sz w:val="21"/>
+          <w:szCs w:val="21"/>
+        </w:rPr>
+        <w:t>name</w:t>
+      </w:r>
+      <w:proofErr w:type="spellEnd"/>
+      <w:r>
+        <w:rPr>
+          <w:rFonts w:ascii="Segoe UI" w:eastAsia="Segoe UI" w:hAnsi="Segoe UI" w:cs="Segoe UI"/>
+          <w:sz w:val="21"/>
+          <w:szCs w:val="21"/>
+        </w:rPr>
+        <w:t>={</w:t>
+      </w:r>
+      <w:proofErr w:type="spellStart"/>
+      <w:r>
+        <w:rPr>
+          <w:rFonts w:ascii="Segoe UI" w:eastAsia="Segoe UI" w:hAnsi="Segoe UI" w:cs="Segoe UI"/>
+          <w:sz w:val="21"/>
+          <w:szCs w:val="21"/>
+        </w:rPr>
+        <w:t>key</w:t>
+      </w:r>
+      <w:proofErr w:type="spellEnd"/>
+      <w:r>
+        <w:rPr>
+          <w:rFonts w:ascii="Segoe UI" w:eastAsia="Segoe UI" w:hAnsi="Segoe UI" w:cs="Segoe UI"/>
+          <w:sz w:val="21"/>
+          <w:szCs w:val="21"/>
+        </w:rPr>
+        <w:t>}</w:t>
       </w:r>
     </w:p>
     <w:p>
@@ -6107,7 +6577,61 @@
           <w:sz w:val="21"/>
           <w:szCs w:val="21"/>
         </w:rPr>
-        <w:t xml:space="preserve">        value={formData[key]}</w:t>
+        <w:t xml:space="preserve">        </w:t>
+      </w:r>
+      <w:proofErr w:type="spellStart"/>
+      <w:r>
+        <w:rPr>
+          <w:rFonts w:ascii="Segoe UI" w:eastAsia="Segoe UI" w:hAnsi="Segoe UI" w:cs="Segoe UI"/>
+          <w:sz w:val="21"/>
+          <w:szCs w:val="21"/>
+        </w:rPr>
+        <w:t>value</w:t>
+      </w:r>
+      <w:proofErr w:type="spellEnd"/>
+      <w:r>
+        <w:rPr>
+          <w:rFonts w:ascii="Segoe UI" w:eastAsia="Segoe UI" w:hAnsi="Segoe UI" w:cs="Segoe UI"/>
+          <w:sz w:val="21"/>
+          <w:szCs w:val="21"/>
+        </w:rPr>
+        <w:t>={</w:t>
+      </w:r>
+      <w:proofErr w:type="spellStart"/>
+      <w:r>
+        <w:rPr>
+          <w:rFonts w:ascii="Segoe UI" w:eastAsia="Segoe UI" w:hAnsi="Segoe UI" w:cs="Segoe UI"/>
+          <w:sz w:val="21"/>
+          <w:szCs w:val="21"/>
+        </w:rPr>
+        <w:t>formData</w:t>
+      </w:r>
+      <w:proofErr w:type="spellEnd"/>
+      <w:r>
+        <w:rPr>
+          <w:rFonts w:ascii="Segoe UI" w:eastAsia="Segoe UI" w:hAnsi="Segoe UI" w:cs="Segoe UI"/>
+          <w:sz w:val="21"/>
+          <w:szCs w:val="21"/>
+        </w:rPr>
+        <w:t>[</w:t>
+      </w:r>
+      <w:proofErr w:type="spellStart"/>
+      <w:r>
+        <w:rPr>
+          <w:rFonts w:ascii="Segoe UI" w:eastAsia="Segoe UI" w:hAnsi="Segoe UI" w:cs="Segoe UI"/>
+          <w:sz w:val="21"/>
+          <w:szCs w:val="21"/>
+        </w:rPr>
+        <w:t>key</w:t>
+      </w:r>
+      <w:proofErr w:type="spellEnd"/>
+      <w:r>
+        <w:rPr>
+          <w:rFonts w:ascii="Segoe UI" w:eastAsia="Segoe UI" w:hAnsi="Segoe UI" w:cs="Segoe UI"/>
+          <w:sz w:val="21"/>
+          <w:szCs w:val="21"/>
+        </w:rPr>
+        <w:t>]}</w:t>
       </w:r>
     </w:p>
     <w:p>
@@ -6120,7 +6644,43 @@
           <w:sz w:val="21"/>
           <w:szCs w:val="21"/>
         </w:rPr>
-        <w:t xml:space="preserve">        onChange={handleChange}</w:t>
+        <w:t xml:space="preserve">        </w:t>
+      </w:r>
+      <w:proofErr w:type="spellStart"/>
+      <w:r>
+        <w:rPr>
+          <w:rFonts w:ascii="Segoe UI" w:eastAsia="Segoe UI" w:hAnsi="Segoe UI" w:cs="Segoe UI"/>
+          <w:sz w:val="21"/>
+          <w:szCs w:val="21"/>
+        </w:rPr>
+        <w:t>onChange</w:t>
+      </w:r>
+      <w:proofErr w:type="spellEnd"/>
+      <w:r>
+        <w:rPr>
+          <w:rFonts w:ascii="Segoe UI" w:eastAsia="Segoe UI" w:hAnsi="Segoe UI" w:cs="Segoe UI"/>
+          <w:sz w:val="21"/>
+          <w:szCs w:val="21"/>
+        </w:rPr>
+        <w:t>={</w:t>
+      </w:r>
+      <w:proofErr w:type="spellStart"/>
+      <w:r>
+        <w:rPr>
+          <w:rFonts w:ascii="Segoe UI" w:eastAsia="Segoe UI" w:hAnsi="Segoe UI" w:cs="Segoe UI"/>
+          <w:sz w:val="21"/>
+          <w:szCs w:val="21"/>
+        </w:rPr>
+        <w:t>handleChange</w:t>
+      </w:r>
+      <w:proofErr w:type="spellEnd"/>
+      <w:r>
+        <w:rPr>
+          <w:rFonts w:ascii="Segoe UI" w:eastAsia="Segoe UI" w:hAnsi="Segoe UI" w:cs="Segoe UI"/>
+          <w:sz w:val="21"/>
+          <w:szCs w:val="21"/>
+        </w:rPr>
+        <w:t>}</w:t>
       </w:r>
     </w:p>
     <w:p>
@@ -6176,12 +6736,26 @@
           <w:bCs/>
         </w:rPr>
       </w:pPr>
-      <w:bookmarkStart w:id="22" w:name="_Toc1148154627"/>
+      <w:bookmarkStart w:id="21" w:name="_Toc227068280"/>
       <w:r>
         <w:lastRenderedPageBreak/>
-        <w:t>1. Token ellenőrzése induláskor</w:t>
-      </w:r>
-      <w:bookmarkEnd w:id="22"/>
+        <w:t>1</w:t>
+      </w:r>
+      <w:r>
+        <w:t>)</w:t>
+      </w:r>
+      <w:r>
+        <w:t xml:space="preserve"> </w:t>
+      </w:r>
+      <w:proofErr w:type="spellStart"/>
+      <w:r>
+        <w:t>Token</w:t>
+      </w:r>
+      <w:proofErr w:type="spellEnd"/>
+      <w:r>
+        <w:t xml:space="preserve"> ellenőrzése induláskor</w:t>
+      </w:r>
+      <w:bookmarkEnd w:id="21"/>
     </w:p>
     <w:p>
       <w:pPr>
@@ -6195,6 +6769,7 @@
         </w:rPr>
         <w:t xml:space="preserve">A komponens betöltésekor lefut egy </w:t>
       </w:r>
+      <w:proofErr w:type="spellStart"/>
       <w:r>
         <w:rPr>
           <w:rFonts w:ascii="Consolas" w:eastAsia="Consolas" w:hAnsi="Consolas" w:cs="Consolas"/>
@@ -6203,6 +6778,7 @@
         </w:rPr>
         <w:t>useEffect</w:t>
       </w:r>
+      <w:proofErr w:type="spellEnd"/>
       <w:r>
         <w:rPr>
           <w:rFonts w:ascii="Segoe UI" w:eastAsia="Segoe UI" w:hAnsi="Segoe UI" w:cs="Segoe UI"/>
@@ -6225,7 +6801,25 @@
           <w:sz w:val="21"/>
           <w:szCs w:val="21"/>
         </w:rPr>
-        <w:t xml:space="preserve"> tárhelyéből beolvassa a korábban elmentett JWT tokent:</w:t>
+        <w:t xml:space="preserve"> tárhelyéből beolvassa a korábban elmentett JWT </w:t>
+      </w:r>
+      <w:proofErr w:type="spellStart"/>
+      <w:r>
+        <w:rPr>
+          <w:rFonts w:ascii="Segoe UI" w:eastAsia="Segoe UI" w:hAnsi="Segoe UI" w:cs="Segoe UI"/>
+          <w:sz w:val="21"/>
+          <w:szCs w:val="21"/>
+        </w:rPr>
+        <w:t>tokent</w:t>
+      </w:r>
+      <w:proofErr w:type="spellEnd"/>
+      <w:r>
+        <w:rPr>
+          <w:rFonts w:ascii="Segoe UI" w:eastAsia="Segoe UI" w:hAnsi="Segoe UI" w:cs="Segoe UI"/>
+          <w:sz w:val="21"/>
+          <w:szCs w:val="21"/>
+        </w:rPr>
+        <w:t>:</w:t>
       </w:r>
     </w:p>
     <w:p>
@@ -6239,7 +6833,61 @@
           <w:sz w:val="21"/>
           <w:szCs w:val="21"/>
         </w:rPr>
-        <w:t>const token=localStorage.getItem('token');</w:t>
+        <w:t xml:space="preserve">const </w:t>
+      </w:r>
+      <w:proofErr w:type="spellStart"/>
+      <w:r>
+        <w:rPr>
+          <w:rFonts w:ascii="Segoe UI" w:eastAsia="Segoe UI" w:hAnsi="Segoe UI" w:cs="Segoe UI"/>
+          <w:sz w:val="21"/>
+          <w:szCs w:val="21"/>
+        </w:rPr>
+        <w:t>token</w:t>
+      </w:r>
+      <w:proofErr w:type="spellEnd"/>
+      <w:r>
+        <w:rPr>
+          <w:rFonts w:ascii="Segoe UI" w:eastAsia="Segoe UI" w:hAnsi="Segoe UI" w:cs="Segoe UI"/>
+          <w:sz w:val="21"/>
+          <w:szCs w:val="21"/>
+        </w:rPr>
+        <w:t>=</w:t>
+      </w:r>
+      <w:proofErr w:type="spellStart"/>
+      <w:r>
+        <w:rPr>
+          <w:rFonts w:ascii="Segoe UI" w:eastAsia="Segoe UI" w:hAnsi="Segoe UI" w:cs="Segoe UI"/>
+          <w:sz w:val="21"/>
+          <w:szCs w:val="21"/>
+        </w:rPr>
+        <w:t>localStorage.getItem</w:t>
+      </w:r>
+      <w:proofErr w:type="spellEnd"/>
+      <w:r>
+        <w:rPr>
+          <w:rFonts w:ascii="Segoe UI" w:eastAsia="Segoe UI" w:hAnsi="Segoe UI" w:cs="Segoe UI"/>
+          <w:sz w:val="21"/>
+          <w:szCs w:val="21"/>
+        </w:rPr>
+        <w:t>('</w:t>
+      </w:r>
+      <w:proofErr w:type="spellStart"/>
+      <w:r>
+        <w:rPr>
+          <w:rFonts w:ascii="Segoe UI" w:eastAsia="Segoe UI" w:hAnsi="Segoe UI" w:cs="Segoe UI"/>
+          <w:sz w:val="21"/>
+          <w:szCs w:val="21"/>
+        </w:rPr>
+        <w:t>token</w:t>
+      </w:r>
+      <w:proofErr w:type="spellEnd"/>
+      <w:r>
+        <w:rPr>
+          <w:rFonts w:ascii="Segoe UI" w:eastAsia="Segoe UI" w:hAnsi="Segoe UI" w:cs="Segoe UI"/>
+          <w:sz w:val="21"/>
+          <w:szCs w:val="21"/>
+        </w:rPr>
+        <w:t>');</w:t>
       </w:r>
     </w:p>
     <w:p>
@@ -6262,7 +6910,25 @@
           <w:sz w:val="21"/>
           <w:szCs w:val="21"/>
         </w:rPr>
-        <w:t>Ha a token már létezik, akkor a felhasználó már be van jelentkezve.</w:t>
+        <w:t xml:space="preserve">Ha a </w:t>
+      </w:r>
+      <w:proofErr w:type="spellStart"/>
+      <w:r>
+        <w:rPr>
+          <w:rFonts w:ascii="Segoe UI" w:eastAsia="Segoe UI" w:hAnsi="Segoe UI" w:cs="Segoe UI"/>
+          <w:sz w:val="21"/>
+          <w:szCs w:val="21"/>
+        </w:rPr>
+        <w:t>token</w:t>
+      </w:r>
+      <w:proofErr w:type="spellEnd"/>
+      <w:r>
+        <w:rPr>
+          <w:rFonts w:ascii="Segoe UI" w:eastAsia="Segoe UI" w:hAnsi="Segoe UI" w:cs="Segoe UI"/>
+          <w:sz w:val="21"/>
+          <w:szCs w:val="21"/>
+        </w:rPr>
+        <w:t xml:space="preserve"> már létezik, akkor a felhasználó már be van jelentkezve.</w:t>
       </w:r>
     </w:p>
     <w:p>
@@ -6287,13 +6953,23 @@
         </w:rPr>
         <w:t>Ilyenkor nincs értelme újra beléptetni, ezért a program automatikusan átirányítja a főoldalra (</w:t>
       </w:r>
+      <w:proofErr w:type="spellStart"/>
       <w:r>
         <w:rPr>
           <w:rFonts w:ascii="Consolas" w:eastAsia="Consolas" w:hAnsi="Consolas" w:cs="Consolas"/>
           <w:sz w:val="21"/>
           <w:szCs w:val="21"/>
         </w:rPr>
-        <w:t>navigate('/')</w:t>
+        <w:t>navigate</w:t>
+      </w:r>
+      <w:proofErr w:type="spellEnd"/>
+      <w:r>
+        <w:rPr>
+          <w:rFonts w:ascii="Consolas" w:eastAsia="Consolas" w:hAnsi="Consolas" w:cs="Consolas"/>
+          <w:sz w:val="21"/>
+          <w:szCs w:val="21"/>
+        </w:rPr>
+        <w:t>('/')</w:t>
       </w:r>
       <w:r>
         <w:rPr>
@@ -6346,20 +7022,49 @@
         <w:ind w:firstLine="0"/>
         <w:rPr>
           <w:rFonts w:ascii="Segoe UI" w:eastAsia="Segoe UI" w:hAnsi="Segoe UI" w:cs="Segoe UI"/>
-          <w:sz w:val="28"/>
-          <w:szCs w:val="28"/>
+          <w:sz w:val="26"/>
+          <w:szCs w:val="26"/>
           <w:u w:val="single"/>
         </w:rPr>
       </w:pPr>
       <w:r>
         <w:rPr>
           <w:rFonts w:ascii="Segoe UI" w:eastAsia="Segoe UI" w:hAnsi="Segoe UI" w:cs="Segoe UI"/>
-          <w:sz w:val="28"/>
-          <w:szCs w:val="28"/>
+          <w:sz w:val="26"/>
+          <w:szCs w:val="26"/>
           <w:u w:val="single"/>
         </w:rPr>
-        <w:t>2. Állapotkezelés - usestate</w:t>
-      </w:r>
+        <w:t>2</w:t>
+      </w:r>
+      <w:r>
+        <w:rPr>
+          <w:rFonts w:ascii="Segoe UI" w:eastAsia="Segoe UI" w:hAnsi="Segoe UI" w:cs="Segoe UI"/>
+          <w:sz w:val="26"/>
+          <w:szCs w:val="26"/>
+          <w:u w:val="single"/>
+        </w:rPr>
+        <w:t>)</w:t>
+      </w:r>
+      <w:r>
+        <w:rPr>
+          <w:rFonts w:ascii="Segoe UI" w:eastAsia="Segoe UI" w:hAnsi="Segoe UI" w:cs="Segoe UI"/>
+          <w:sz w:val="26"/>
+          <w:szCs w:val="26"/>
+          <w:u w:val="single"/>
+        </w:rPr>
+        <w:t xml:space="preserve"> Állapotkezelés - </w:t>
+      </w:r>
+      <w:proofErr w:type="spellStart"/>
+      <w:r>
+        <w:rPr>
+          <w:rFonts w:ascii="Segoe UI" w:eastAsia="Segoe UI" w:hAnsi="Segoe UI" w:cs="Segoe UI"/>
+          <w:sz w:val="26"/>
+          <w:szCs w:val="26"/>
+          <w:u w:val="single"/>
+        </w:rPr>
+        <w:t>usestate</w:t>
+      </w:r>
+      <w:proofErr w:type="spellEnd"/>
     </w:p>
     <w:p>
       <w:pPr>
@@ -6410,25 +7115,25 @@
           <w:sz w:val="20"/>
           <w:szCs w:val="20"/>
         </w:rPr>
-        <w:t xml:space="preserve">  azonosito: "",   // lehet e-mail vagy felhasználónév</w:t>
-      </w:r>
-    </w:p>
-    <w:p>
-      <w:pPr>
-        <w:spacing w:after="0"/>
+        <w:t xml:space="preserve">  </w:t>
+      </w:r>
+      <w:proofErr w:type="spellStart"/>
+      <w:r>
         <w:rPr>
           <w:rFonts w:ascii="Segoe UI" w:eastAsia="Segoe UI" w:hAnsi="Segoe UI" w:cs="Segoe UI"/>
           <w:sz w:val="20"/>
           <w:szCs w:val="20"/>
         </w:rPr>
-      </w:pPr>
+        <w:t>azonosito</w:t>
+      </w:r>
+      <w:proofErr w:type="spellEnd"/>
       <w:r>
         <w:rPr>
           <w:rFonts w:ascii="Segoe UI" w:eastAsia="Segoe UI" w:hAnsi="Segoe UI" w:cs="Segoe UI"/>
           <w:sz w:val="20"/>
           <w:szCs w:val="20"/>
         </w:rPr>
-        <w:t xml:space="preserve">  jelszo: ""       // a felhasználó belépési jelszava</w:t>
+        <w:t>: "",   // lehet e-mail vagy felhasználónév</w:t>
       </w:r>
     </w:p>
     <w:p>
@@ -6446,6 +7151,42 @@
           <w:sz w:val="20"/>
           <w:szCs w:val="20"/>
         </w:rPr>
+        <w:t xml:space="preserve">  </w:t>
+      </w:r>
+      <w:proofErr w:type="spellStart"/>
+      <w:r>
+        <w:rPr>
+          <w:rFonts w:ascii="Segoe UI" w:eastAsia="Segoe UI" w:hAnsi="Segoe UI" w:cs="Segoe UI"/>
+          <w:sz w:val="20"/>
+          <w:szCs w:val="20"/>
+        </w:rPr>
+        <w:t>jelszo</w:t>
+      </w:r>
+      <w:proofErr w:type="spellEnd"/>
+      <w:r>
+        <w:rPr>
+          <w:rFonts w:ascii="Segoe UI" w:eastAsia="Segoe UI" w:hAnsi="Segoe UI" w:cs="Segoe UI"/>
+          <w:sz w:val="20"/>
+          <w:szCs w:val="20"/>
+        </w:rPr>
+        <w:t>: ""       // a felhasználó belépési jelszava</w:t>
+      </w:r>
+    </w:p>
+    <w:p>
+      <w:pPr>
+        <w:spacing w:after="0"/>
+        <w:rPr>
+          <w:rFonts w:ascii="Segoe UI" w:eastAsia="Segoe UI" w:hAnsi="Segoe UI" w:cs="Segoe UI"/>
+          <w:sz w:val="20"/>
+          <w:szCs w:val="20"/>
+        </w:rPr>
+      </w:pPr>
+      <w:r>
+        <w:rPr>
+          <w:rFonts w:ascii="Segoe UI" w:eastAsia="Segoe UI" w:hAnsi="Segoe UI" w:cs="Segoe UI"/>
+          <w:sz w:val="20"/>
+          <w:szCs w:val="20"/>
+        </w:rPr>
         <w:t>}</w:t>
       </w:r>
     </w:p>
@@ -6467,6 +7208,7 @@
         </w:rPr>
         <w:t xml:space="preserve">A </w:t>
       </w:r>
+      <w:proofErr w:type="spellStart"/>
       <w:r>
         <w:rPr>
           <w:rFonts w:ascii="Consolas" w:eastAsia="Consolas" w:hAnsi="Consolas" w:cs="Consolas"/>
@@ -6475,14 +7217,52 @@
         </w:rPr>
         <w:t>useState</w:t>
       </w:r>
-      <w:r>
-        <w:rPr>
-          <w:rFonts w:ascii="Segoe UI" w:eastAsia="Segoe UI" w:hAnsi="Segoe UI" w:cs="Segoe UI"/>
-          <w:sz w:val="21"/>
-          <w:szCs w:val="21"/>
-        </w:rPr>
-        <w:t xml:space="preserve"> gondoskodik arról, hogy az inputmezők értékei mindig összhangban legyenek a React állapotával. Minden beviteli változás azonnal frissíti a state-et. Így a </w:t>
-      </w:r>
+      <w:proofErr w:type="spellEnd"/>
+      <w:r>
+        <w:rPr>
+          <w:rFonts w:ascii="Segoe UI" w:eastAsia="Segoe UI" w:hAnsi="Segoe UI" w:cs="Segoe UI"/>
+          <w:sz w:val="21"/>
+          <w:szCs w:val="21"/>
+        </w:rPr>
+        <w:t xml:space="preserve"> gondoskodik arról, hogy az inputmezők értékei mindig összhangban legyenek a </w:t>
+      </w:r>
+      <w:proofErr w:type="spellStart"/>
+      <w:r>
+        <w:rPr>
+          <w:rFonts w:ascii="Segoe UI" w:eastAsia="Segoe UI" w:hAnsi="Segoe UI" w:cs="Segoe UI"/>
+          <w:sz w:val="21"/>
+          <w:szCs w:val="21"/>
+        </w:rPr>
+        <w:t>React</w:t>
+      </w:r>
+      <w:proofErr w:type="spellEnd"/>
+      <w:r>
+        <w:rPr>
+          <w:rFonts w:ascii="Segoe UI" w:eastAsia="Segoe UI" w:hAnsi="Segoe UI" w:cs="Segoe UI"/>
+          <w:sz w:val="21"/>
+          <w:szCs w:val="21"/>
+        </w:rPr>
+        <w:t xml:space="preserve"> állapotával. Minden beviteli változás azonnal frissíti a </w:t>
+      </w:r>
+      <w:proofErr w:type="spellStart"/>
+      <w:r>
+        <w:rPr>
+          <w:rFonts w:ascii="Segoe UI" w:eastAsia="Segoe UI" w:hAnsi="Segoe UI" w:cs="Segoe UI"/>
+          <w:sz w:val="21"/>
+          <w:szCs w:val="21"/>
+        </w:rPr>
+        <w:t>state-et</w:t>
+      </w:r>
+      <w:proofErr w:type="spellEnd"/>
+      <w:r>
+        <w:rPr>
+          <w:rFonts w:ascii="Segoe UI" w:eastAsia="Segoe UI" w:hAnsi="Segoe UI" w:cs="Segoe UI"/>
+          <w:sz w:val="21"/>
+          <w:szCs w:val="21"/>
+        </w:rPr>
+        <w:t xml:space="preserve">. Így a </w:t>
+      </w:r>
+      <w:proofErr w:type="spellStart"/>
       <w:r>
         <w:rPr>
           <w:rFonts w:ascii="Consolas" w:eastAsia="Consolas" w:hAnsi="Consolas" w:cs="Consolas"/>
@@ -6491,6 +7271,7 @@
         </w:rPr>
         <w:t>handleSubmit</w:t>
       </w:r>
+      <w:proofErr w:type="spellEnd"/>
       <w:r>
         <w:rPr>
           <w:rFonts w:ascii="Segoe UI" w:eastAsia="Segoe UI" w:hAnsi="Segoe UI" w:cs="Segoe UI"/>
@@ -6508,15 +7289,20 @@
           <w:bCs/>
         </w:rPr>
       </w:pPr>
-      <w:bookmarkStart w:id="23" w:name="_Toc2126621675"/>
+      <w:bookmarkStart w:id="22" w:name="_Toc227068281"/>
       <w:r>
         <w:lastRenderedPageBreak/>
         <w:t xml:space="preserve">3. </w:t>
       </w:r>
       <w:r>
-        <w:t>Input kezelés- handleChange</w:t>
-      </w:r>
-      <w:bookmarkEnd w:id="23"/>
+        <w:t xml:space="preserve">Input kezelés- </w:t>
+      </w:r>
+      <w:proofErr w:type="spellStart"/>
+      <w:r>
+        <w:t>handleChange</w:t>
+      </w:r>
+      <w:bookmarkEnd w:id="22"/>
+      <w:proofErr w:type="spellEnd"/>
     </w:p>
     <w:p>
       <w:pPr>
@@ -6530,6 +7316,7 @@
         </w:rPr>
         <w:t xml:space="preserve">A </w:t>
       </w:r>
+      <w:proofErr w:type="spellStart"/>
       <w:r>
         <w:rPr>
           <w:rFonts w:ascii="Consolas" w:eastAsia="Consolas" w:hAnsi="Consolas" w:cs="Consolas"/>
@@ -6538,6 +7325,7 @@
         </w:rPr>
         <w:t>handleChange</w:t>
       </w:r>
+      <w:proofErr w:type="spellEnd"/>
       <w:r>
         <w:rPr>
           <w:rFonts w:ascii="Segoe UI" w:eastAsia="Segoe UI" w:hAnsi="Segoe UI" w:cs="Segoe UI"/>
@@ -6546,6 +7334,7 @@
         </w:rPr>
         <w:t xml:space="preserve"> függvény felelős azért, hogy a felhasználó által beírt adatok bekerüljenek a </w:t>
       </w:r>
+      <w:proofErr w:type="spellStart"/>
       <w:r>
         <w:rPr>
           <w:rFonts w:ascii="Consolas" w:eastAsia="Consolas" w:hAnsi="Consolas" w:cs="Consolas"/>
@@ -6554,6 +7343,7 @@
         </w:rPr>
         <w:t>formData</w:t>
       </w:r>
+      <w:proofErr w:type="spellEnd"/>
       <w:r>
         <w:rPr>
           <w:rFonts w:ascii="Segoe UI" w:eastAsia="Segoe UI" w:hAnsi="Segoe UI" w:cs="Segoe UI"/>
@@ -6598,6 +7388,7 @@
         </w:rPr>
         <w:t>Kinyeri az esemény objektumból (</w:t>
       </w:r>
+      <w:proofErr w:type="spellStart"/>
       <w:r>
         <w:rPr>
           <w:rFonts w:ascii="Consolas" w:eastAsia="Consolas" w:hAnsi="Consolas" w:cs="Consolas"/>
@@ -6606,6 +7397,7 @@
         </w:rPr>
         <w:t>e.target</w:t>
       </w:r>
+      <w:proofErr w:type="spellEnd"/>
       <w:r>
         <w:rPr>
           <w:rFonts w:ascii="Segoe UI" w:eastAsia="Segoe UI" w:hAnsi="Segoe UI" w:cs="Segoe UI"/>
@@ -6614,6 +7406,7 @@
         </w:rPr>
         <w:t xml:space="preserve">) a </w:t>
       </w:r>
+      <w:proofErr w:type="spellStart"/>
       <w:r>
         <w:rPr>
           <w:rFonts w:ascii="Consolas" w:eastAsia="Consolas" w:hAnsi="Consolas" w:cs="Consolas"/>
@@ -6622,6 +7415,7 @@
         </w:rPr>
         <w:t>name</w:t>
       </w:r>
+      <w:proofErr w:type="spellEnd"/>
       <w:r>
         <w:rPr>
           <w:rFonts w:ascii="Segoe UI" w:eastAsia="Segoe UI" w:hAnsi="Segoe UI" w:cs="Segoe UI"/>
@@ -6630,6 +7424,7 @@
         </w:rPr>
         <w:t xml:space="preserve"> és </w:t>
       </w:r>
+      <w:proofErr w:type="spellStart"/>
       <w:r>
         <w:rPr>
           <w:rFonts w:ascii="Consolas" w:eastAsia="Consolas" w:hAnsi="Consolas" w:cs="Consolas"/>
@@ -6638,6 +7433,7 @@
         </w:rPr>
         <w:t>value</w:t>
       </w:r>
+      <w:proofErr w:type="spellEnd"/>
       <w:r>
         <w:rPr>
           <w:rFonts w:ascii="Segoe UI" w:eastAsia="Segoe UI" w:hAnsi="Segoe UI" w:cs="Segoe UI"/>
@@ -6669,6 +7465,7 @@
         </w:rPr>
         <w:t xml:space="preserve">A </w:t>
       </w:r>
+      <w:proofErr w:type="spellStart"/>
       <w:r>
         <w:rPr>
           <w:rFonts w:ascii="Consolas" w:eastAsia="Consolas" w:hAnsi="Consolas" w:cs="Consolas"/>
@@ -6677,6 +7474,7 @@
         </w:rPr>
         <w:t>name</w:t>
       </w:r>
+      <w:proofErr w:type="spellEnd"/>
       <w:r>
         <w:rPr>
           <w:rFonts w:ascii="Segoe UI" w:eastAsia="Segoe UI" w:hAnsi="Segoe UI" w:cs="Segoe UI"/>
@@ -6706,7 +7504,25 @@
           <w:sz w:val="21"/>
           <w:szCs w:val="21"/>
         </w:rPr>
-        <w:t>A state-et úgy frissíti, hogy a másik mező változatlan maradjon</w:t>
+        <w:t xml:space="preserve">A </w:t>
+      </w:r>
+      <w:proofErr w:type="spellStart"/>
+      <w:r>
+        <w:rPr>
+          <w:rFonts w:ascii="Segoe UI" w:eastAsia="Segoe UI" w:hAnsi="Segoe UI" w:cs="Segoe UI"/>
+          <w:sz w:val="21"/>
+          <w:szCs w:val="21"/>
+        </w:rPr>
+        <w:t>state-et</w:t>
+      </w:r>
+      <w:proofErr w:type="spellEnd"/>
+      <w:r>
+        <w:rPr>
+          <w:rFonts w:ascii="Segoe UI" w:eastAsia="Segoe UI" w:hAnsi="Segoe UI" w:cs="Segoe UI"/>
+          <w:sz w:val="21"/>
+          <w:szCs w:val="21"/>
+        </w:rPr>
+        <w:t xml:space="preserve"> úgy frissíti, hogy a másik mező változatlan maradjon</w:t>
       </w:r>
     </w:p>
     <w:p>
@@ -6724,7 +7540,61 @@
           <w:sz w:val="21"/>
           <w:szCs w:val="21"/>
         </w:rPr>
-        <w:t>Ez biztosítja a "controlled input" működést: az input mindig a state-ből kapja az értékét, és minden változás visszaíródik a state-be.</w:t>
+        <w:t>Ez biztosítja a "</w:t>
+      </w:r>
+      <w:proofErr w:type="spellStart"/>
+      <w:r>
+        <w:rPr>
+          <w:rFonts w:ascii="Segoe UI" w:eastAsia="Segoe UI" w:hAnsi="Segoe UI" w:cs="Segoe UI"/>
+          <w:sz w:val="21"/>
+          <w:szCs w:val="21"/>
+        </w:rPr>
+        <w:t>controlled</w:t>
+      </w:r>
+      <w:proofErr w:type="spellEnd"/>
+      <w:r>
+        <w:rPr>
+          <w:rFonts w:ascii="Segoe UI" w:eastAsia="Segoe UI" w:hAnsi="Segoe UI" w:cs="Segoe UI"/>
+          <w:sz w:val="21"/>
+          <w:szCs w:val="21"/>
+        </w:rPr>
+        <w:t xml:space="preserve"> input" működést: az input mindig a </w:t>
+      </w:r>
+      <w:proofErr w:type="spellStart"/>
+      <w:r>
+        <w:rPr>
+          <w:rFonts w:ascii="Segoe UI" w:eastAsia="Segoe UI" w:hAnsi="Segoe UI" w:cs="Segoe UI"/>
+          <w:sz w:val="21"/>
+          <w:szCs w:val="21"/>
+        </w:rPr>
+        <w:t>state-ből</w:t>
+      </w:r>
+      <w:proofErr w:type="spellEnd"/>
+      <w:r>
+        <w:rPr>
+          <w:rFonts w:ascii="Segoe UI" w:eastAsia="Segoe UI" w:hAnsi="Segoe UI" w:cs="Segoe UI"/>
+          <w:sz w:val="21"/>
+          <w:szCs w:val="21"/>
+        </w:rPr>
+        <w:t xml:space="preserve"> kapja az értékét, és minden változás visszaíródik a </w:t>
+      </w:r>
+      <w:proofErr w:type="spellStart"/>
+      <w:r>
+        <w:rPr>
+          <w:rFonts w:ascii="Segoe UI" w:eastAsia="Segoe UI" w:hAnsi="Segoe UI" w:cs="Segoe UI"/>
+          <w:sz w:val="21"/>
+          <w:szCs w:val="21"/>
+        </w:rPr>
+        <w:t>state</w:t>
+      </w:r>
+      <w:proofErr w:type="spellEnd"/>
+      <w:r>
+        <w:rPr>
+          <w:rFonts w:ascii="Segoe UI" w:eastAsia="Segoe UI" w:hAnsi="Segoe UI" w:cs="Segoe UI"/>
+          <w:sz w:val="21"/>
+          <w:szCs w:val="21"/>
+        </w:rPr>
+        <w:t>-be.</w:t>
       </w:r>
     </w:p>
     <w:p>
@@ -6736,11 +7606,16 @@
           <w:bCs/>
         </w:rPr>
       </w:pPr>
-      <w:bookmarkStart w:id="24" w:name="_Toc163481025"/>
-      <w:r>
-        <w:t>4. Bejelentkezés folyamata – handleSubmit</w:t>
-      </w:r>
-      <w:bookmarkEnd w:id="24"/>
+      <w:bookmarkStart w:id="23" w:name="_Toc227068282"/>
+      <w:r>
+        <w:t xml:space="preserve">4. Bejelentkezés folyamata – </w:t>
+      </w:r>
+      <w:proofErr w:type="spellStart"/>
+      <w:r>
+        <w:t>handleSubmit</w:t>
+      </w:r>
+      <w:bookmarkEnd w:id="23"/>
+      <w:proofErr w:type="spellEnd"/>
     </w:p>
     <w:p>
       <w:pPr>
@@ -6779,7 +7654,7 @@
           <w:szCs w:val="24"/>
         </w:rPr>
       </w:pPr>
-      <w:bookmarkStart w:id="25" w:name="_Toc1490044954"/>
+      <w:bookmarkStart w:id="24" w:name="_Toc227068283"/>
       <w:r>
         <w:rPr>
           <w:rFonts w:ascii="Segoe UI" w:eastAsia="Segoe UI" w:hAnsi="Segoe UI" w:cs="Segoe UI"/>
@@ -6790,7 +7665,7 @@
         </w:rPr>
         <w:t>1) Mezőellenőrzés</w:t>
       </w:r>
-      <w:bookmarkEnd w:id="25"/>
+      <w:bookmarkEnd w:id="24"/>
     </w:p>
     <w:p>
       <w:pPr>
@@ -6843,6 +7718,7 @@
         </w:rPr>
         <w:t xml:space="preserve">Ha bármelyik hiányzik → azonnali </w:t>
       </w:r>
+      <w:proofErr w:type="spellStart"/>
       <w:r>
         <w:rPr>
           <w:rFonts w:ascii="Consolas" w:eastAsia="Consolas" w:hAnsi="Consolas" w:cs="Consolas"/>
@@ -6852,6 +7728,7 @@
         </w:rPr>
         <w:t>alert</w:t>
       </w:r>
+      <w:proofErr w:type="spellEnd"/>
       <w:r>
         <w:rPr>
           <w:rFonts w:ascii="Segoe UI" w:eastAsia="Segoe UI" w:hAnsi="Segoe UI" w:cs="Segoe UI"/>
@@ -6880,7 +7757,6 @@
           <w:szCs w:val="24"/>
         </w:rPr>
       </w:pPr>
-      <w:bookmarkStart w:id="26" w:name="_Toc999849892"/>
       <w:r>
         <w:rPr>
           <w:rFonts w:ascii="Segoe UI" w:eastAsia="Segoe UI" w:hAnsi="Segoe UI" w:cs="Segoe UI"/>
@@ -6891,6 +7767,7 @@
         </w:rPr>
         <w:t xml:space="preserve">     </w:t>
       </w:r>
+      <w:bookmarkStart w:id="25" w:name="_Toc227068284"/>
       <w:r>
         <w:rPr>
           <w:rFonts w:ascii="Segoe UI" w:eastAsia="Segoe UI" w:hAnsi="Segoe UI" w:cs="Segoe UI"/>
@@ -6899,10 +7776,31 @@
           <w:color w:val="000000" w:themeColor="text1"/>
           <w:szCs w:val="24"/>
         </w:rPr>
-        <w:t>2) Axios POST kérés</w:t>
-      </w:r>
-      <w:bookmarkStart w:id="27" w:name="_Toc1120443861"/>
-      <w:bookmarkEnd w:id="26"/>
+        <w:t xml:space="preserve">2) </w:t>
+      </w:r>
+      <w:proofErr w:type="spellStart"/>
+      <w:r>
+        <w:rPr>
+          <w:rFonts w:ascii="Segoe UI" w:eastAsia="Segoe UI" w:hAnsi="Segoe UI" w:cs="Segoe UI"/>
+          <w:b w:val="0"/>
+          <w:bCs w:val="0"/>
+          <w:color w:val="000000" w:themeColor="text1"/>
+          <w:szCs w:val="24"/>
+        </w:rPr>
+        <w:t>Axios</w:t>
+      </w:r>
+      <w:proofErr w:type="spellEnd"/>
+      <w:r>
+        <w:rPr>
+          <w:rFonts w:ascii="Segoe UI" w:eastAsia="Segoe UI" w:hAnsi="Segoe UI" w:cs="Segoe UI"/>
+          <w:b w:val="0"/>
+          <w:bCs w:val="0"/>
+          <w:color w:val="000000" w:themeColor="text1"/>
+          <w:szCs w:val="24"/>
+        </w:rPr>
+        <w:t xml:space="preserve"> POST kérés</w:t>
+      </w:r>
+      <w:bookmarkEnd w:id="25"/>
     </w:p>
     <w:p>
       <w:pPr>
@@ -6923,6 +7821,7 @@
           <w:szCs w:val="24"/>
         </w:rPr>
       </w:pPr>
+      <w:bookmarkStart w:id="26" w:name="_Toc227068285"/>
       <w:r>
         <w:rPr>
           <w:rFonts w:ascii="Segoe UI" w:eastAsia="Segoe UI" w:hAnsi="Segoe UI" w:cs="Segoe UI"/>
@@ -6934,7 +7833,7 @@
         </w:rPr>
         <w:t>A beírt adatok JSON formátumban kerülnek elküldésre:</w:t>
       </w:r>
-      <w:bookmarkEnd w:id="27"/>
+      <w:bookmarkEnd w:id="26"/>
     </w:p>
     <w:p>
       <w:pPr>
@@ -6948,7 +7847,7 @@
         <w:spacing w:before="80" w:after="80" w:line="240" w:lineRule="auto"/>
         <w:ind w:left="720"/>
       </w:pPr>
-      <w:bookmarkStart w:id="28" w:name="_Toc1229130815"/>
+      <w:bookmarkStart w:id="27" w:name="_Toc227068286"/>
       <w:r>
         <w:rPr>
           <w:rFonts w:ascii="Consolas" w:eastAsia="Consolas" w:hAnsi="Consolas" w:cs="Consolas"/>
@@ -6970,7 +7869,7 @@
         </w:rPr>
         <w:t xml:space="preserve"> </w:t>
       </w:r>
-      <w:hyperlink r:id="rId26">
+      <w:hyperlink r:id="rId27">
         <w:r>
           <w:rPr>
             <w:rStyle w:val="Hiperhivatkozs"/>
@@ -6982,26 +7881,22 @@
           </w:rPr>
           <w:t>http://localhost:3000/login</w:t>
         </w:r>
+        <w:bookmarkEnd w:id="27"/>
       </w:hyperlink>
-      <w:bookmarkEnd w:id="28"/>
     </w:p>
     <w:p>
       <w:pPr>
         <w:pStyle w:val="Cmsor2"/>
         <w:pageBreakBefore w:val="0"/>
-        <w:ind w:firstLine="708"/>
-        <w:rPr>
-          <w:u w:val="none"/>
-        </w:rPr>
-      </w:pPr>
-      <w:bookmarkStart w:id="29" w:name="_Toc896472163"/>
-      <w:r>
-        <w:rPr>
-          <w:u w:val="none"/>
-        </w:rPr>
-        <w:t>3) Sikeres bejelentkezés esetén</w:t>
-      </w:r>
-      <w:bookmarkEnd w:id="29"/>
+      </w:pPr>
+      <w:bookmarkStart w:id="28" w:name="_Toc227068287"/>
+      <w:r>
+        <w:t>5</w:t>
+      </w:r>
+      <w:r>
+        <w:t>) Sikeres bejelentkezés esetén</w:t>
+      </w:r>
+      <w:bookmarkEnd w:id="28"/>
     </w:p>
     <w:p>
       <w:pPr>
@@ -7021,7 +7916,7 @@
           <w:szCs w:val="21"/>
         </w:rPr>
       </w:pPr>
-      <w:bookmarkStart w:id="30" w:name="_Toc1686129299"/>
+      <w:bookmarkStart w:id="29" w:name="_Toc227068288"/>
       <w:r>
         <w:rPr>
           <w:rFonts w:ascii="Segoe UI" w:eastAsia="Segoe UI" w:hAnsi="Segoe UI" w:cs="Segoe UI"/>
@@ -7031,9 +7926,33 @@
           <w:sz w:val="21"/>
           <w:szCs w:val="21"/>
         </w:rPr>
-        <w:t>A backend tokennel válaszol.</w:t>
-      </w:r>
-      <w:bookmarkEnd w:id="30"/>
+        <w:t xml:space="preserve">A backend </w:t>
+      </w:r>
+      <w:proofErr w:type="spellStart"/>
+      <w:r>
+        <w:rPr>
+          <w:rFonts w:ascii="Segoe UI" w:eastAsia="Segoe UI" w:hAnsi="Segoe UI" w:cs="Segoe UI"/>
+          <w:b w:val="0"/>
+          <w:bCs w:val="0"/>
+          <w:color w:val="000000" w:themeColor="text1"/>
+          <w:sz w:val="21"/>
+          <w:szCs w:val="21"/>
+        </w:rPr>
+        <w:t>tokennel</w:t>
+      </w:r>
+      <w:proofErr w:type="spellEnd"/>
+      <w:r>
+        <w:rPr>
+          <w:rFonts w:ascii="Segoe UI" w:eastAsia="Segoe UI" w:hAnsi="Segoe UI" w:cs="Segoe UI"/>
+          <w:b w:val="0"/>
+          <w:bCs w:val="0"/>
+          <w:color w:val="000000" w:themeColor="text1"/>
+          <w:sz w:val="21"/>
+          <w:szCs w:val="21"/>
+        </w:rPr>
+        <w:t xml:space="preserve"> válaszol.</w:t>
+      </w:r>
+      <w:bookmarkEnd w:id="29"/>
     </w:p>
     <w:p>
       <w:pPr>
@@ -7053,7 +7972,7 @@
           <w:szCs w:val="21"/>
         </w:rPr>
       </w:pPr>
-      <w:bookmarkStart w:id="31" w:name="_Toc118003940"/>
+      <w:bookmarkStart w:id="30" w:name="_Toc227068289"/>
       <w:r>
         <w:rPr>
           <w:rFonts w:ascii="Segoe UI" w:eastAsia="Segoe UI" w:hAnsi="Segoe UI" w:cs="Segoe UI"/>
@@ -7065,7 +7984,7 @@
         </w:rPr>
         <w:t>A program:</w:t>
       </w:r>
-      <w:bookmarkEnd w:id="31"/>
+      <w:bookmarkEnd w:id="30"/>
     </w:p>
     <w:p>
       <w:pPr>
@@ -7085,7 +8004,7 @@
           <w:szCs w:val="21"/>
         </w:rPr>
       </w:pPr>
-      <w:bookmarkStart w:id="32" w:name="_Toc457826806"/>
+      <w:bookmarkStart w:id="31" w:name="_Toc227068290"/>
       <w:r>
         <w:rPr>
           <w:rFonts w:ascii="Segoe UI" w:eastAsia="Segoe UI" w:hAnsi="Segoe UI" w:cs="Segoe UI"/>
@@ -7095,7 +8014,31 @@
           <w:sz w:val="21"/>
           <w:szCs w:val="21"/>
         </w:rPr>
-        <w:t xml:space="preserve">A JWT tokent eltárolja a </w:t>
+        <w:t xml:space="preserve">A JWT </w:t>
+      </w:r>
+      <w:proofErr w:type="spellStart"/>
+      <w:r>
+        <w:rPr>
+          <w:rFonts w:ascii="Segoe UI" w:eastAsia="Segoe UI" w:hAnsi="Segoe UI" w:cs="Segoe UI"/>
+          <w:b w:val="0"/>
+          <w:bCs w:val="0"/>
+          <w:color w:val="000000" w:themeColor="text1"/>
+          <w:sz w:val="21"/>
+          <w:szCs w:val="21"/>
+        </w:rPr>
+        <w:t>tokent</w:t>
+      </w:r>
+      <w:proofErr w:type="spellEnd"/>
+      <w:r>
+        <w:rPr>
+          <w:rFonts w:ascii="Segoe UI" w:eastAsia="Segoe UI" w:hAnsi="Segoe UI" w:cs="Segoe UI"/>
+          <w:b w:val="0"/>
+          <w:bCs w:val="0"/>
+          <w:color w:val="000000" w:themeColor="text1"/>
+          <w:sz w:val="21"/>
+          <w:szCs w:val="21"/>
+        </w:rPr>
+        <w:t xml:space="preserve"> eltárolja a </w:t>
       </w:r>
       <w:r>
         <w:rPr>
@@ -7119,7 +8062,7 @@
         </w:rPr>
         <w:t>-ben → így marad bejelentkezve</w:t>
       </w:r>
-      <w:bookmarkEnd w:id="32"/>
+      <w:bookmarkEnd w:id="31"/>
     </w:p>
     <w:p>
       <w:pPr>
@@ -7139,7 +8082,7 @@
           <w:szCs w:val="21"/>
         </w:rPr>
       </w:pPr>
-      <w:bookmarkStart w:id="33" w:name="_Toc186747057"/>
+      <w:bookmarkStart w:id="32" w:name="_Toc227068291"/>
       <w:r>
         <w:rPr>
           <w:rFonts w:ascii="Segoe UI" w:eastAsia="Segoe UI" w:hAnsi="Segoe UI" w:cs="Segoe UI"/>
@@ -7149,9 +8092,57 @@
           <w:sz w:val="21"/>
           <w:szCs w:val="21"/>
         </w:rPr>
-        <w:t>ha a backend user adatokat is küld, azok is mentésre kerülnek (felhasznév, ID, stb.)</w:t>
-      </w:r>
-      <w:bookmarkEnd w:id="33"/>
+        <w:t xml:space="preserve">ha a backend </w:t>
+      </w:r>
+      <w:proofErr w:type="spellStart"/>
+      <w:r>
+        <w:rPr>
+          <w:rFonts w:ascii="Segoe UI" w:eastAsia="Segoe UI" w:hAnsi="Segoe UI" w:cs="Segoe UI"/>
+          <w:b w:val="0"/>
+          <w:bCs w:val="0"/>
+          <w:color w:val="000000" w:themeColor="text1"/>
+          <w:sz w:val="21"/>
+          <w:szCs w:val="21"/>
+        </w:rPr>
+        <w:t>user</w:t>
+      </w:r>
+      <w:proofErr w:type="spellEnd"/>
+      <w:r>
+        <w:rPr>
+          <w:rFonts w:ascii="Segoe UI" w:eastAsia="Segoe UI" w:hAnsi="Segoe UI" w:cs="Segoe UI"/>
+          <w:b w:val="0"/>
+          <w:bCs w:val="0"/>
+          <w:color w:val="000000" w:themeColor="text1"/>
+          <w:sz w:val="21"/>
+          <w:szCs w:val="21"/>
+        </w:rPr>
+        <w:t xml:space="preserve"> adatokat is küld, azok is mentésre kerülnek (</w:t>
+      </w:r>
+      <w:proofErr w:type="spellStart"/>
+      <w:r>
+        <w:rPr>
+          <w:rFonts w:ascii="Segoe UI" w:eastAsia="Segoe UI" w:hAnsi="Segoe UI" w:cs="Segoe UI"/>
+          <w:b w:val="0"/>
+          <w:bCs w:val="0"/>
+          <w:color w:val="000000" w:themeColor="text1"/>
+          <w:sz w:val="21"/>
+          <w:szCs w:val="21"/>
+        </w:rPr>
+        <w:t>felhasznév</w:t>
+      </w:r>
+      <w:proofErr w:type="spellEnd"/>
+      <w:r>
+        <w:rPr>
+          <w:rFonts w:ascii="Segoe UI" w:eastAsia="Segoe UI" w:hAnsi="Segoe UI" w:cs="Segoe UI"/>
+          <w:b w:val="0"/>
+          <w:bCs w:val="0"/>
+          <w:color w:val="000000" w:themeColor="text1"/>
+          <w:sz w:val="21"/>
+          <w:szCs w:val="21"/>
+        </w:rPr>
+        <w:t>, ID, stb.)</w:t>
+      </w:r>
+      <w:bookmarkEnd w:id="32"/>
     </w:p>
     <w:p>
       <w:pPr>
@@ -7171,7 +8162,7 @@
           <w:szCs w:val="21"/>
         </w:rPr>
       </w:pPr>
-      <w:bookmarkStart w:id="34" w:name="_Toc887075242"/>
+      <w:bookmarkStart w:id="33" w:name="_Toc227068292"/>
       <w:r>
         <w:rPr>
           <w:rFonts w:ascii="Segoe UI" w:eastAsia="Segoe UI" w:hAnsi="Segoe UI" w:cs="Segoe UI"/>
@@ -7183,6 +8174,7 @@
         </w:rPr>
         <w:t>kiírja a szerver üzenetét (</w:t>
       </w:r>
+      <w:proofErr w:type="spellStart"/>
       <w:r>
         <w:rPr>
           <w:rFonts w:ascii="Consolas" w:eastAsia="Consolas" w:hAnsi="Consolas" w:cs="Consolas"/>
@@ -7194,6 +8186,7 @@
         </w:rPr>
         <w:t>alert</w:t>
       </w:r>
+      <w:proofErr w:type="spellEnd"/>
       <w:r>
         <w:rPr>
           <w:rFonts w:ascii="Segoe UI" w:eastAsia="Segoe UI" w:hAnsi="Segoe UI" w:cs="Segoe UI"/>
@@ -7205,7 +8198,7 @@
         </w:rPr>
         <w:t>)</w:t>
       </w:r>
-      <w:bookmarkEnd w:id="34"/>
+      <w:bookmarkEnd w:id="33"/>
     </w:p>
     <w:p>
       <w:pPr>
@@ -7225,7 +8218,7 @@
           <w:szCs w:val="21"/>
         </w:rPr>
       </w:pPr>
-      <w:bookmarkStart w:id="35" w:name="_Toc1302162596"/>
+      <w:bookmarkStart w:id="34" w:name="_Toc227068293"/>
       <w:r>
         <w:rPr>
           <w:rFonts w:ascii="Segoe UI" w:eastAsia="Segoe UI" w:hAnsi="Segoe UI" w:cs="Segoe UI"/>
@@ -7237,7 +8230,7 @@
         </w:rPr>
         <w:t>törli az input mezők tartalmát</w:t>
       </w:r>
-      <w:bookmarkEnd w:id="35"/>
+      <w:bookmarkEnd w:id="34"/>
     </w:p>
     <w:p>
       <w:pPr>
@@ -7257,7 +8250,7 @@
           <w:szCs w:val="21"/>
         </w:rPr>
       </w:pPr>
-      <w:bookmarkStart w:id="36" w:name="_Toc2002414339"/>
+      <w:bookmarkStart w:id="35" w:name="_Toc227068294"/>
       <w:r>
         <w:rPr>
           <w:rFonts w:ascii="Segoe UI" w:eastAsia="Segoe UI" w:hAnsi="Segoe UI" w:cs="Segoe UI"/>
@@ -7269,6 +8262,7 @@
         </w:rPr>
         <w:t xml:space="preserve">átirányítja a felhasználót a főoldalra: </w:t>
       </w:r>
+      <w:proofErr w:type="spellStart"/>
       <w:r>
         <w:rPr>
           <w:rFonts w:ascii="Consolas" w:eastAsia="Consolas" w:hAnsi="Consolas" w:cs="Consolas"/>
@@ -7278,9 +8272,206 @@
           <w:sz w:val="21"/>
           <w:szCs w:val="21"/>
         </w:rPr>
-        <w:t>navigate('/')</w:t>
+        <w:t>navigate</w:t>
+      </w:r>
+      <w:proofErr w:type="spellEnd"/>
+      <w:r>
+        <w:rPr>
+          <w:rFonts w:ascii="Consolas" w:eastAsia="Consolas" w:hAnsi="Consolas" w:cs="Consolas"/>
+          <w:b w:val="0"/>
+          <w:bCs w:val="0"/>
+          <w:color w:val="000000" w:themeColor="text1"/>
+          <w:sz w:val="21"/>
+          <w:szCs w:val="21"/>
+        </w:rPr>
+        <w:t>('/')</w:t>
+      </w:r>
+      <w:bookmarkEnd w:id="35"/>
+    </w:p>
+    <w:p>
+      <w:pPr>
+        <w:pStyle w:val="Cmsor3"/>
+        <w:numPr>
+          <w:ilvl w:val="0"/>
+          <w:numId w:val="0"/>
+        </w:numPr>
+        <w:spacing w:before="246" w:after="246" w:line="300" w:lineRule="auto"/>
+        <w:ind w:left="720" w:hanging="720"/>
+        <w:rPr>
+          <w:rFonts w:ascii="Segoe UI" w:eastAsia="Segoe UI" w:hAnsi="Segoe UI" w:cs="Segoe UI"/>
+          <w:b w:val="0"/>
+          <w:bCs w:val="0"/>
+          <w:color w:val="000000" w:themeColor="text1"/>
+          <w:szCs w:val="24"/>
+        </w:rPr>
+      </w:pPr>
+      <w:bookmarkStart w:id="36" w:name="_Toc227068295"/>
+      <w:r>
+        <w:rPr>
+          <w:rFonts w:ascii="Segoe UI" w:eastAsia="Segoe UI" w:hAnsi="Segoe UI" w:cs="Segoe UI"/>
+          <w:b w:val="0"/>
+          <w:bCs w:val="0"/>
+          <w:color w:val="000000" w:themeColor="text1"/>
+          <w:szCs w:val="24"/>
+        </w:rPr>
+        <w:t>6</w:t>
+      </w:r>
+      <w:r>
+        <w:rPr>
+          <w:rFonts w:ascii="Segoe UI" w:eastAsia="Segoe UI" w:hAnsi="Segoe UI" w:cs="Segoe UI"/>
+          <w:b w:val="0"/>
+          <w:bCs w:val="0"/>
+          <w:color w:val="000000" w:themeColor="text1"/>
+          <w:szCs w:val="24"/>
+          <w:u w:val="single"/>
+        </w:rPr>
+        <w:t xml:space="preserve">) </w:t>
+      </w:r>
+      <w:r>
+        <w:rPr>
+          <w:rFonts w:ascii="Segoe UI" w:eastAsia="Segoe UI" w:hAnsi="Segoe UI" w:cs="Segoe UI"/>
+          <w:b w:val="0"/>
+          <w:bCs w:val="0"/>
+          <w:color w:val="000000" w:themeColor="text1"/>
+          <w:sz w:val="26"/>
+          <w:szCs w:val="26"/>
+          <w:u w:val="single"/>
+        </w:rPr>
+        <w:t>Sikertelen bejelentkezés esetén</w:t>
       </w:r>
       <w:bookmarkEnd w:id="36"/>
+    </w:p>
+    <w:p>
+      <w:pPr>
+        <w:pStyle w:val="Listaszerbekezds"/>
+        <w:keepLines/>
+        <w:numPr>
+          <w:ilvl w:val="0"/>
+          <w:numId w:val="5"/>
+        </w:numPr>
+        <w:spacing w:after="0" w:line="300" w:lineRule="auto"/>
+        <w:rPr>
+          <w:rFonts w:ascii="Segoe UI" w:eastAsia="Segoe UI" w:hAnsi="Segoe UI" w:cs="Segoe UI"/>
+          <w:color w:val="000000" w:themeColor="text1"/>
+          <w:sz w:val="21"/>
+          <w:szCs w:val="21"/>
+        </w:rPr>
+      </w:pPr>
+      <w:r>
+        <w:rPr>
+          <w:rFonts w:ascii="Segoe UI" w:eastAsia="Segoe UI" w:hAnsi="Segoe UI" w:cs="Segoe UI"/>
+          <w:color w:val="000000" w:themeColor="text1"/>
+          <w:sz w:val="21"/>
+          <w:szCs w:val="21"/>
+        </w:rPr>
+        <w:t>A backend által küldött hibaüzenetet kiírja (</w:t>
+      </w:r>
+      <w:proofErr w:type="spellStart"/>
+      <w:r>
+        <w:rPr>
+          <w:rFonts w:ascii="Consolas" w:eastAsia="Consolas" w:hAnsi="Consolas" w:cs="Consolas"/>
+          <w:color w:val="000000" w:themeColor="text1"/>
+          <w:sz w:val="21"/>
+          <w:szCs w:val="21"/>
+        </w:rPr>
+        <w:t>alert</w:t>
+      </w:r>
+      <w:proofErr w:type="spellEnd"/>
+      <w:r>
+        <w:rPr>
+          <w:rFonts w:ascii="Segoe UI" w:eastAsia="Segoe UI" w:hAnsi="Segoe UI" w:cs="Segoe UI"/>
+          <w:color w:val="000000" w:themeColor="text1"/>
+          <w:sz w:val="21"/>
+          <w:szCs w:val="21"/>
+        </w:rPr>
+        <w:t>)</w:t>
+      </w:r>
+    </w:p>
+    <w:p>
+      <w:pPr>
+        <w:pStyle w:val="Listaszerbekezds"/>
+        <w:keepLines/>
+        <w:numPr>
+          <w:ilvl w:val="0"/>
+          <w:numId w:val="5"/>
+        </w:numPr>
+        <w:spacing w:after="0" w:line="300" w:lineRule="auto"/>
+        <w:rPr>
+          <w:rFonts w:ascii="Segoe UI" w:eastAsia="Segoe UI" w:hAnsi="Segoe UI" w:cs="Segoe UI"/>
+          <w:color w:val="000000" w:themeColor="text1"/>
+          <w:sz w:val="21"/>
+          <w:szCs w:val="21"/>
+        </w:rPr>
+      </w:pPr>
+      <w:r>
+        <w:rPr>
+          <w:rFonts w:ascii="Segoe UI" w:eastAsia="Segoe UI" w:hAnsi="Segoe UI" w:cs="Segoe UI"/>
+          <w:color w:val="000000" w:themeColor="text1"/>
+          <w:sz w:val="21"/>
+          <w:szCs w:val="21"/>
+        </w:rPr>
+        <w:t xml:space="preserve">Semmi nem változik a </w:t>
+      </w:r>
+      <w:proofErr w:type="spellStart"/>
+      <w:r>
+        <w:rPr>
+          <w:rFonts w:ascii="Segoe UI" w:eastAsia="Segoe UI" w:hAnsi="Segoe UI" w:cs="Segoe UI"/>
+          <w:color w:val="000000" w:themeColor="text1"/>
+          <w:sz w:val="21"/>
+          <w:szCs w:val="21"/>
+        </w:rPr>
+        <w:t>state</w:t>
+      </w:r>
+      <w:proofErr w:type="spellEnd"/>
+      <w:r>
+        <w:rPr>
+          <w:rFonts w:ascii="Segoe UI" w:eastAsia="Segoe UI" w:hAnsi="Segoe UI" w:cs="Segoe UI"/>
+          <w:color w:val="000000" w:themeColor="text1"/>
+          <w:sz w:val="21"/>
+          <w:szCs w:val="21"/>
+        </w:rPr>
+        <w:t>-ben</w:t>
+      </w:r>
+    </w:p>
+    <w:p>
+      <w:pPr>
+        <w:pStyle w:val="Cmsor2"/>
+        <w:pageBreakBefore w:val="0"/>
+        <w:rPr>
+          <w:b/>
+          <w:bCs/>
+        </w:rPr>
+      </w:pPr>
+      <w:bookmarkStart w:id="37" w:name="_Toc227068296"/>
+      <w:r>
+        <w:lastRenderedPageBreak/>
+        <w:t>7)</w:t>
+      </w:r>
+      <w:r>
+        <w:t xml:space="preserve"> Felhasználói felület (UI)</w:t>
+      </w:r>
+      <w:bookmarkEnd w:id="37"/>
+    </w:p>
+    <w:p>
+      <w:pPr>
+        <w:keepLines/>
+        <w:spacing w:before="210" w:after="210" w:line="300" w:lineRule="auto"/>
+        <w:rPr>
+          <w:rFonts w:ascii="Segoe UI" w:eastAsia="Segoe UI" w:hAnsi="Segoe UI" w:cs="Segoe UI"/>
+          <w:color w:val="000000" w:themeColor="text1"/>
+          <w:sz w:val="21"/>
+          <w:szCs w:val="21"/>
+        </w:rPr>
+      </w:pPr>
+      <w:r>
+        <w:rPr>
+          <w:rFonts w:ascii="Segoe UI" w:eastAsia="Segoe UI" w:hAnsi="Segoe UI" w:cs="Segoe UI"/>
+          <w:color w:val="000000" w:themeColor="text1"/>
+          <w:sz w:val="21"/>
+          <w:szCs w:val="21"/>
+        </w:rPr>
+        <w:t>A komponens egy letisztult, három elemből álló bejelentkezési űrlapot jelenít meg:</w:t>
+      </w:r>
     </w:p>
     <w:p>
       <w:pPr>
@@ -7299,7 +8490,7 @@
           <w:szCs w:val="24"/>
         </w:rPr>
       </w:pPr>
-      <w:bookmarkStart w:id="37" w:name="_Toc458395992"/>
+      <w:bookmarkStart w:id="38" w:name="_Toc227068297"/>
       <w:r>
         <w:rPr>
           <w:rFonts w:ascii="Segoe UI" w:eastAsia="Segoe UI" w:hAnsi="Segoe UI" w:cs="Segoe UI"/>
@@ -7308,9 +8499,9 @@
           <w:color w:val="000000" w:themeColor="text1"/>
           <w:szCs w:val="24"/>
         </w:rPr>
-        <w:t>4) Sikertelen bejelentkezés esetén</w:t>
-      </w:r>
-      <w:bookmarkEnd w:id="37"/>
+        <w:t>1) Azonosító mező</w:t>
+      </w:r>
+      <w:bookmarkEnd w:id="38"/>
     </w:p>
     <w:p>
       <w:pPr>
@@ -7318,7 +8509,7 @@
         <w:keepLines/>
         <w:numPr>
           <w:ilvl w:val="0"/>
-          <w:numId w:val="5"/>
+          <w:numId w:val="4"/>
         </w:numPr>
         <w:spacing w:after="0" w:line="300" w:lineRule="auto"/>
         <w:rPr>
@@ -7335,25 +8526,7 @@
           <w:sz w:val="21"/>
           <w:szCs w:val="21"/>
         </w:rPr>
-        <w:t>A backend által küldött hibaüzenetet kiírja (</w:t>
-      </w:r>
-      <w:r>
-        <w:rPr>
-          <w:rFonts w:ascii="Consolas" w:eastAsia="Consolas" w:hAnsi="Consolas" w:cs="Consolas"/>
-          <w:color w:val="000000" w:themeColor="text1"/>
-          <w:sz w:val="21"/>
-          <w:szCs w:val="21"/>
-        </w:rPr>
-        <w:t>alert</w:t>
-      </w:r>
-      <w:r>
-        <w:rPr>
-          <w:rFonts w:ascii="Segoe UI" w:eastAsia="Segoe UI" w:hAnsi="Segoe UI" w:cs="Segoe UI"/>
-          <w:color w:val="000000" w:themeColor="text1"/>
-          <w:sz w:val="21"/>
-          <w:szCs w:val="21"/>
-        </w:rPr>
-        <w:t>)</w:t>
+        <w:t>felhasználónév vagy e-mail egyaránt megadható</w:t>
       </w:r>
     </w:p>
     <w:p>
@@ -7362,53 +8535,53 @@
         <w:keepLines/>
         <w:numPr>
           <w:ilvl w:val="0"/>
-          <w:numId w:val="5"/>
+          <w:numId w:val="4"/>
         </w:numPr>
         <w:spacing w:after="0" w:line="300" w:lineRule="auto"/>
         <w:rPr>
-          <w:rFonts w:ascii="Segoe UI" w:eastAsia="Segoe UI" w:hAnsi="Segoe UI" w:cs="Segoe UI"/>
+          <w:rFonts w:ascii="Consolas" w:eastAsia="Consolas" w:hAnsi="Consolas" w:cs="Consolas"/>
           <w:color w:val="000000" w:themeColor="text1"/>
           <w:sz w:val="21"/>
           <w:szCs w:val="21"/>
         </w:rPr>
       </w:pPr>
-      <w:r>
-        <w:rPr>
-          <w:rFonts w:ascii="Segoe UI" w:eastAsia="Segoe UI" w:hAnsi="Segoe UI" w:cs="Segoe UI"/>
+      <w:proofErr w:type="spellStart"/>
+      <w:r>
+        <w:rPr>
+          <w:rFonts w:ascii="Consolas" w:eastAsia="Consolas" w:hAnsi="Consolas" w:cs="Consolas"/>
           <w:color w:val="000000" w:themeColor="text1"/>
           <w:sz w:val="21"/>
           <w:szCs w:val="21"/>
         </w:rPr>
-        <w:t>Semmi nem változik a state-ben</w:t>
-      </w:r>
-    </w:p>
-    <w:p>
-      <w:pPr>
-        <w:pStyle w:val="Cmsor2"/>
-        <w:pageBreakBefore w:val="0"/>
-        <w:rPr>
-          <w:b/>
-          <w:bCs/>
-        </w:rPr>
-      </w:pPr>
-      <w:bookmarkStart w:id="38" w:name="_Toc1474762179"/>
-      <w:r>
-        <w:lastRenderedPageBreak/>
-        <w:t>5. Felhasználói felület (UI)</w:t>
-      </w:r>
-      <w:bookmarkEnd w:id="38"/>
-    </w:p>
-    <w:p>
-      <w:pPr>
+        <w:t>type</w:t>
+      </w:r>
+      <w:proofErr w:type="spellEnd"/>
+      <w:r>
+        <w:rPr>
+          <w:rFonts w:ascii="Consolas" w:eastAsia="Consolas" w:hAnsi="Consolas" w:cs="Consolas"/>
+          <w:color w:val="000000" w:themeColor="text1"/>
+          <w:sz w:val="21"/>
+          <w:szCs w:val="21"/>
+        </w:rPr>
+        <w:t>="text"</w:t>
+      </w:r>
+    </w:p>
+    <w:p>
+      <w:pPr>
+        <w:pStyle w:val="Listaszerbekezds"/>
         <w:keepLines/>
-        <w:spacing w:before="210" w:after="210" w:line="300" w:lineRule="auto"/>
+        <w:numPr>
+          <w:ilvl w:val="0"/>
+          <w:numId w:val="4"/>
+        </w:numPr>
+        <w:spacing w:after="0" w:line="300" w:lineRule="auto"/>
         <w:rPr>
           <w:rFonts w:ascii="Segoe UI" w:eastAsia="Segoe UI" w:hAnsi="Segoe UI" w:cs="Segoe UI"/>
           <w:color w:val="000000" w:themeColor="text1"/>
-          <w:sz w:val="21"/>
-          <w:szCs w:val="21"/>
-        </w:rPr>
-      </w:pPr>
+          <w:szCs w:val="24"/>
+        </w:rPr>
+      </w:pPr>
+      <w:proofErr w:type="spellStart"/>
       <w:r>
         <w:rPr>
           <w:rFonts w:ascii="Segoe UI" w:eastAsia="Segoe UI" w:hAnsi="Segoe UI" w:cs="Segoe UI"/>
@@ -7416,7 +8589,164 @@
           <w:sz w:val="21"/>
           <w:szCs w:val="21"/>
         </w:rPr>
-        <w:t>A komponens egy letisztult, három elemből álló bejelentkezési űrlapot jelenít meg:</w:t>
+        <w:t>placeholder</w:t>
+      </w:r>
+      <w:proofErr w:type="spellEnd"/>
+      <w:r>
+        <w:rPr>
+          <w:rFonts w:ascii="Segoe UI" w:eastAsia="Segoe UI" w:hAnsi="Segoe UI" w:cs="Segoe UI"/>
+          <w:color w:val="000000" w:themeColor="text1"/>
+          <w:sz w:val="21"/>
+          <w:szCs w:val="21"/>
+        </w:rPr>
+        <w:t xml:space="preserve">: </w:t>
+      </w:r>
+      <w:r>
+        <w:rPr>
+          <w:rFonts w:ascii="Segoe UI" w:eastAsia="Segoe UI" w:hAnsi="Segoe UI" w:cs="Segoe UI"/>
+          <w:i/>
+          <w:iCs/>
+          <w:color w:val="000000" w:themeColor="text1"/>
+          <w:sz w:val="21"/>
+          <w:szCs w:val="21"/>
+        </w:rPr>
+        <w:t>"E-mail vagy felhasználónév"</w:t>
+      </w:r>
+    </w:p>
+    <w:p>
+      <w:pPr>
+        <w:keepLines/>
+        <w:spacing w:after="0" w:line="300" w:lineRule="auto"/>
+        <w:ind w:firstLine="680"/>
+        <w:rPr>
+          <w:rFonts w:ascii="Segoe UI" w:eastAsia="Segoe UI" w:hAnsi="Segoe UI" w:cs="Segoe UI"/>
+          <w:color w:val="000000" w:themeColor="text1"/>
+          <w:szCs w:val="24"/>
+        </w:rPr>
+      </w:pPr>
+      <w:r>
+        <w:rPr>
+          <w:rFonts w:ascii="Segoe UI" w:eastAsia="Segoe UI" w:hAnsi="Segoe UI" w:cs="Segoe UI"/>
+          <w:color w:val="000000" w:themeColor="text1"/>
+          <w:szCs w:val="24"/>
+        </w:rPr>
+        <w:t>2) Jelszó mező</w:t>
+      </w:r>
+    </w:p>
+    <w:p>
+      <w:pPr>
+        <w:pStyle w:val="Listaszerbekezds"/>
+        <w:keepLines/>
+        <w:numPr>
+          <w:ilvl w:val="0"/>
+          <w:numId w:val="3"/>
+        </w:numPr>
+        <w:spacing w:after="0" w:line="300" w:lineRule="auto"/>
+        <w:rPr>
+          <w:rFonts w:ascii="Segoe UI" w:eastAsia="Segoe UI" w:hAnsi="Segoe UI" w:cs="Segoe UI"/>
+          <w:color w:val="000000" w:themeColor="text1"/>
+          <w:sz w:val="21"/>
+          <w:szCs w:val="21"/>
+        </w:rPr>
+      </w:pPr>
+      <w:proofErr w:type="spellStart"/>
+      <w:r>
+        <w:rPr>
+          <w:rFonts w:ascii="Consolas" w:eastAsia="Consolas" w:hAnsi="Consolas" w:cs="Consolas"/>
+          <w:color w:val="000000" w:themeColor="text1"/>
+          <w:sz w:val="21"/>
+          <w:szCs w:val="21"/>
+        </w:rPr>
+        <w:t>type</w:t>
+      </w:r>
+      <w:proofErr w:type="spellEnd"/>
+      <w:r>
+        <w:rPr>
+          <w:rFonts w:ascii="Consolas" w:eastAsia="Consolas" w:hAnsi="Consolas" w:cs="Consolas"/>
+          <w:color w:val="000000" w:themeColor="text1"/>
+          <w:sz w:val="21"/>
+          <w:szCs w:val="21"/>
+        </w:rPr>
+        <w:t>="</w:t>
+      </w:r>
+      <w:proofErr w:type="spellStart"/>
+      <w:r>
+        <w:rPr>
+          <w:rFonts w:ascii="Consolas" w:eastAsia="Consolas" w:hAnsi="Consolas" w:cs="Consolas"/>
+          <w:color w:val="000000" w:themeColor="text1"/>
+          <w:sz w:val="21"/>
+          <w:szCs w:val="21"/>
+        </w:rPr>
+        <w:t>password</w:t>
+      </w:r>
+      <w:proofErr w:type="spellEnd"/>
+      <w:r>
+        <w:rPr>
+          <w:rFonts w:ascii="Consolas" w:eastAsia="Consolas" w:hAnsi="Consolas" w:cs="Consolas"/>
+          <w:color w:val="000000" w:themeColor="text1"/>
+          <w:sz w:val="21"/>
+          <w:szCs w:val="21"/>
+        </w:rPr>
+        <w:t>"</w:t>
+      </w:r>
+      <w:r>
+        <w:rPr>
+          <w:rFonts w:ascii="Segoe UI" w:eastAsia="Segoe UI" w:hAnsi="Segoe UI" w:cs="Segoe UI"/>
+          <w:color w:val="000000" w:themeColor="text1"/>
+          <w:sz w:val="21"/>
+          <w:szCs w:val="21"/>
+        </w:rPr>
+        <w:t xml:space="preserve"> → elrejti a beírt karaktereket</w:t>
+      </w:r>
+    </w:p>
+    <w:p>
+      <w:pPr>
+        <w:pStyle w:val="Listaszerbekezds"/>
+        <w:keepLines/>
+        <w:numPr>
+          <w:ilvl w:val="0"/>
+          <w:numId w:val="3"/>
+        </w:numPr>
+        <w:spacing w:after="0" w:line="300" w:lineRule="auto"/>
+        <w:rPr>
+          <w:rFonts w:ascii="Segoe UI" w:eastAsia="Segoe UI" w:hAnsi="Segoe UI" w:cs="Segoe UI"/>
+          <w:i/>
+          <w:iCs/>
+          <w:color w:val="000000" w:themeColor="text1"/>
+          <w:sz w:val="21"/>
+          <w:szCs w:val="21"/>
+        </w:rPr>
+      </w:pPr>
+      <w:proofErr w:type="spellStart"/>
+      <w:r>
+        <w:rPr>
+          <w:rFonts w:ascii="Segoe UI" w:eastAsia="Segoe UI" w:hAnsi="Segoe UI" w:cs="Segoe UI"/>
+          <w:color w:val="000000" w:themeColor="text1"/>
+          <w:sz w:val="21"/>
+          <w:szCs w:val="21"/>
+        </w:rPr>
+        <w:t>placeholder</w:t>
+      </w:r>
+      <w:proofErr w:type="spellEnd"/>
+      <w:r>
+        <w:rPr>
+          <w:rFonts w:ascii="Segoe UI" w:eastAsia="Segoe UI" w:hAnsi="Segoe UI" w:cs="Segoe UI"/>
+          <w:color w:val="000000" w:themeColor="text1"/>
+          <w:sz w:val="21"/>
+          <w:szCs w:val="21"/>
+        </w:rPr>
+        <w:t xml:space="preserve">: </w:t>
+      </w:r>
+      <w:r>
+        <w:rPr>
+          <w:rFonts w:ascii="Segoe UI" w:eastAsia="Segoe UI" w:hAnsi="Segoe UI" w:cs="Segoe UI"/>
+          <w:i/>
+          <w:iCs/>
+          <w:color w:val="000000" w:themeColor="text1"/>
+          <w:sz w:val="21"/>
+          <w:szCs w:val="21"/>
+        </w:rPr>
+        <w:t>"Jelszó"</w:t>
       </w:r>
     </w:p>
     <w:p>
@@ -7436,7 +8766,7 @@
           <w:szCs w:val="24"/>
         </w:rPr>
       </w:pPr>
-      <w:bookmarkStart w:id="39" w:name="_Toc914886939"/>
+      <w:bookmarkStart w:id="39" w:name="_Toc227068298"/>
       <w:r>
         <w:rPr>
           <w:rFonts w:ascii="Segoe UI" w:eastAsia="Segoe UI" w:hAnsi="Segoe UI" w:cs="Segoe UI"/>
@@ -7445,221 +8775,9 @@
           <w:color w:val="000000" w:themeColor="text1"/>
           <w:szCs w:val="24"/>
         </w:rPr>
-        <w:t>1) Azonosító mező</w:t>
+        <w:t>3) Bejelentkezés gomb</w:t>
       </w:r>
       <w:bookmarkEnd w:id="39"/>
-    </w:p>
-    <w:p>
-      <w:pPr>
-        <w:pStyle w:val="Listaszerbekezds"/>
-        <w:keepLines/>
-        <w:numPr>
-          <w:ilvl w:val="0"/>
-          <w:numId w:val="4"/>
-        </w:numPr>
-        <w:spacing w:after="0" w:line="300" w:lineRule="auto"/>
-        <w:rPr>
-          <w:rFonts w:ascii="Segoe UI" w:eastAsia="Segoe UI" w:hAnsi="Segoe UI" w:cs="Segoe UI"/>
-          <w:color w:val="000000" w:themeColor="text1"/>
-          <w:sz w:val="21"/>
-          <w:szCs w:val="21"/>
-        </w:rPr>
-      </w:pPr>
-      <w:r>
-        <w:rPr>
-          <w:rFonts w:ascii="Segoe UI" w:eastAsia="Segoe UI" w:hAnsi="Segoe UI" w:cs="Segoe UI"/>
-          <w:color w:val="000000" w:themeColor="text1"/>
-          <w:sz w:val="21"/>
-          <w:szCs w:val="21"/>
-        </w:rPr>
-        <w:t>felhasználónév vagy e-mail egyaránt megadható</w:t>
-      </w:r>
-    </w:p>
-    <w:p>
-      <w:pPr>
-        <w:pStyle w:val="Listaszerbekezds"/>
-        <w:keepLines/>
-        <w:numPr>
-          <w:ilvl w:val="0"/>
-          <w:numId w:val="4"/>
-        </w:numPr>
-        <w:spacing w:after="0" w:line="300" w:lineRule="auto"/>
-        <w:rPr>
-          <w:rFonts w:ascii="Consolas" w:eastAsia="Consolas" w:hAnsi="Consolas" w:cs="Consolas"/>
-          <w:color w:val="000000" w:themeColor="text1"/>
-          <w:sz w:val="21"/>
-          <w:szCs w:val="21"/>
-        </w:rPr>
-      </w:pPr>
-      <w:r>
-        <w:rPr>
-          <w:rFonts w:ascii="Consolas" w:eastAsia="Consolas" w:hAnsi="Consolas" w:cs="Consolas"/>
-          <w:color w:val="000000" w:themeColor="text1"/>
-          <w:sz w:val="21"/>
-          <w:szCs w:val="21"/>
-        </w:rPr>
-        <w:t>type="text"</w:t>
-      </w:r>
-    </w:p>
-    <w:p>
-      <w:pPr>
-        <w:pStyle w:val="Listaszerbekezds"/>
-        <w:keepLines/>
-        <w:numPr>
-          <w:ilvl w:val="0"/>
-          <w:numId w:val="4"/>
-        </w:numPr>
-        <w:spacing w:after="0" w:line="300" w:lineRule="auto"/>
-        <w:rPr>
-          <w:rFonts w:ascii="Segoe UI" w:eastAsia="Segoe UI" w:hAnsi="Segoe UI" w:cs="Segoe UI"/>
-          <w:color w:val="000000" w:themeColor="text1"/>
-          <w:szCs w:val="24"/>
-        </w:rPr>
-      </w:pPr>
-      <w:r>
-        <w:rPr>
-          <w:rFonts w:ascii="Segoe UI" w:eastAsia="Segoe UI" w:hAnsi="Segoe UI" w:cs="Segoe UI"/>
-          <w:color w:val="000000" w:themeColor="text1"/>
-          <w:sz w:val="21"/>
-          <w:szCs w:val="21"/>
-        </w:rPr>
-        <w:t xml:space="preserve">placeholder: </w:t>
-      </w:r>
-      <w:r>
-        <w:rPr>
-          <w:rFonts w:ascii="Segoe UI" w:eastAsia="Segoe UI" w:hAnsi="Segoe UI" w:cs="Segoe UI"/>
-          <w:i/>
-          <w:iCs/>
-          <w:color w:val="000000" w:themeColor="text1"/>
-          <w:sz w:val="21"/>
-          <w:szCs w:val="21"/>
-        </w:rPr>
-        <w:t>"E-mail vagy felhasználónév"</w:t>
-      </w:r>
-    </w:p>
-    <w:p>
-      <w:pPr>
-        <w:keepLines/>
-        <w:spacing w:after="0" w:line="300" w:lineRule="auto"/>
-        <w:ind w:firstLine="680"/>
-        <w:rPr>
-          <w:rFonts w:ascii="Segoe UI" w:eastAsia="Segoe UI" w:hAnsi="Segoe UI" w:cs="Segoe UI"/>
-          <w:color w:val="000000" w:themeColor="text1"/>
-          <w:szCs w:val="24"/>
-        </w:rPr>
-      </w:pPr>
-      <w:r>
-        <w:rPr>
-          <w:rFonts w:ascii="Segoe UI" w:eastAsia="Segoe UI" w:hAnsi="Segoe UI" w:cs="Segoe UI"/>
-          <w:color w:val="000000" w:themeColor="text1"/>
-          <w:szCs w:val="24"/>
-        </w:rPr>
-        <w:t>2) Jelszó mező</w:t>
-      </w:r>
-    </w:p>
-    <w:p>
-      <w:pPr>
-        <w:pStyle w:val="Listaszerbekezds"/>
-        <w:keepLines/>
-        <w:numPr>
-          <w:ilvl w:val="0"/>
-          <w:numId w:val="3"/>
-        </w:numPr>
-        <w:spacing w:after="0" w:line="300" w:lineRule="auto"/>
-        <w:rPr>
-          <w:rFonts w:ascii="Segoe UI" w:eastAsia="Segoe UI" w:hAnsi="Segoe UI" w:cs="Segoe UI"/>
-          <w:color w:val="000000" w:themeColor="text1"/>
-          <w:sz w:val="21"/>
-          <w:szCs w:val="21"/>
-        </w:rPr>
-      </w:pPr>
-      <w:r>
-        <w:rPr>
-          <w:rFonts w:ascii="Consolas" w:eastAsia="Consolas" w:hAnsi="Consolas" w:cs="Consolas"/>
-          <w:color w:val="000000" w:themeColor="text1"/>
-          <w:sz w:val="21"/>
-          <w:szCs w:val="21"/>
-        </w:rPr>
-        <w:t>type="password"</w:t>
-      </w:r>
-      <w:r>
-        <w:rPr>
-          <w:rFonts w:ascii="Segoe UI" w:eastAsia="Segoe UI" w:hAnsi="Segoe UI" w:cs="Segoe UI"/>
-          <w:color w:val="000000" w:themeColor="text1"/>
-          <w:sz w:val="21"/>
-          <w:szCs w:val="21"/>
-        </w:rPr>
-        <w:t xml:space="preserve"> → elrejti a beírt karaktereket</w:t>
-      </w:r>
-    </w:p>
-    <w:p>
-      <w:pPr>
-        <w:pStyle w:val="Listaszerbekezds"/>
-        <w:keepLines/>
-        <w:numPr>
-          <w:ilvl w:val="0"/>
-          <w:numId w:val="3"/>
-        </w:numPr>
-        <w:spacing w:after="0" w:line="300" w:lineRule="auto"/>
-        <w:rPr>
-          <w:rFonts w:ascii="Segoe UI" w:eastAsia="Segoe UI" w:hAnsi="Segoe UI" w:cs="Segoe UI"/>
-          <w:i/>
-          <w:iCs/>
-          <w:color w:val="000000" w:themeColor="text1"/>
-          <w:sz w:val="21"/>
-          <w:szCs w:val="21"/>
-        </w:rPr>
-      </w:pPr>
-      <w:r>
-        <w:rPr>
-          <w:rFonts w:ascii="Segoe UI" w:eastAsia="Segoe UI" w:hAnsi="Segoe UI" w:cs="Segoe UI"/>
-          <w:color w:val="000000" w:themeColor="text1"/>
-          <w:sz w:val="21"/>
-          <w:szCs w:val="21"/>
-        </w:rPr>
-        <w:t xml:space="preserve">placeholder: </w:t>
-      </w:r>
-      <w:r>
-        <w:rPr>
-          <w:rFonts w:ascii="Segoe UI" w:eastAsia="Segoe UI" w:hAnsi="Segoe UI" w:cs="Segoe UI"/>
-          <w:i/>
-          <w:iCs/>
-          <w:color w:val="000000" w:themeColor="text1"/>
-          <w:sz w:val="21"/>
-          <w:szCs w:val="21"/>
-        </w:rPr>
-        <w:t>"Jelszó"</w:t>
-      </w:r>
-    </w:p>
-    <w:p>
-      <w:pPr>
-        <w:pStyle w:val="Cmsor3"/>
-        <w:numPr>
-          <w:ilvl w:val="0"/>
-          <w:numId w:val="0"/>
-        </w:numPr>
-        <w:spacing w:before="246" w:after="246" w:line="300" w:lineRule="auto"/>
-        <w:ind w:firstLine="680"/>
-        <w:rPr>
-          <w:rFonts w:ascii="Segoe UI" w:eastAsia="Segoe UI" w:hAnsi="Segoe UI" w:cs="Segoe UI"/>
-          <w:b w:val="0"/>
-          <w:bCs w:val="0"/>
-          <w:color w:val="000000" w:themeColor="text1"/>
-          <w:szCs w:val="24"/>
-        </w:rPr>
-      </w:pPr>
-      <w:bookmarkStart w:id="40" w:name="_Toc725298843"/>
-      <w:r>
-        <w:rPr>
-          <w:rFonts w:ascii="Segoe UI" w:eastAsia="Segoe UI" w:hAnsi="Segoe UI" w:cs="Segoe UI"/>
-          <w:b w:val="0"/>
-          <w:bCs w:val="0"/>
-          <w:color w:val="000000" w:themeColor="text1"/>
-          <w:szCs w:val="24"/>
-        </w:rPr>
-        <w:t>3) Bejelentkezés gomb</w:t>
-      </w:r>
-      <w:bookmarkEnd w:id="40"/>
     </w:p>
     <w:p>
       <w:pPr>
@@ -7686,6 +8804,7 @@
         </w:rPr>
         <w:t xml:space="preserve">megnyomásakor meghívja a </w:t>
       </w:r>
+      <w:proofErr w:type="spellStart"/>
       <w:r>
         <w:rPr>
           <w:rFonts w:ascii="Consolas" w:eastAsia="Consolas" w:hAnsi="Consolas" w:cs="Consolas"/>
@@ -7695,6 +8814,7 @@
         </w:rPr>
         <w:t>handleSubmit</w:t>
       </w:r>
+      <w:proofErr w:type="spellEnd"/>
       <w:r>
         <w:rPr>
           <w:rFonts w:ascii="Segoe UI" w:eastAsia="Segoe UI" w:hAnsi="Segoe UI" w:cs="Segoe UI"/>
@@ -7764,12 +8884,12 @@
       <w:pPr>
         <w:pStyle w:val="Cmsor2"/>
       </w:pPr>
-      <w:bookmarkStart w:id="41" w:name="_Toc648689317"/>
+      <w:bookmarkStart w:id="40" w:name="_Toc227068299"/>
       <w:r>
         <w:lastRenderedPageBreak/>
         <w:t>Tesztelési dokumentáció</w:t>
       </w:r>
-      <w:bookmarkEnd w:id="41"/>
+      <w:bookmarkEnd w:id="40"/>
     </w:p>
     <w:p>
       <w:pPr>
@@ -7908,6 +9028,12 @@
         </w:rPr>
         <w:t>ete doboz, fehér doboz módszer)</w:t>
       </w:r>
+      <w:r>
+        <w:rPr>
+          <w:noProof/>
+        </w:rPr>
+        <w:t xml:space="preserve"> </w:t>
+      </w:r>
     </w:p>
     <w:p>
       <w:pPr>
@@ -7921,23 +9047,23 @@
       <w:pPr>
         <w:pStyle w:val="Cmsor1"/>
       </w:pPr>
-      <w:bookmarkStart w:id="42" w:name="_Toc1175311358"/>
+      <w:bookmarkStart w:id="41" w:name="_Toc227068300"/>
       <w:r>
         <w:lastRenderedPageBreak/>
         <w:t>Összefoglalás</w:t>
       </w:r>
-      <w:bookmarkEnd w:id="42"/>
+      <w:bookmarkEnd w:id="41"/>
     </w:p>
     <w:p>
       <w:pPr>
         <w:pStyle w:val="Cmsor2"/>
         <w:pageBreakBefore w:val="0"/>
       </w:pPr>
-      <w:bookmarkStart w:id="43" w:name="_Toc624702480"/>
+      <w:bookmarkStart w:id="42" w:name="_Toc227068301"/>
       <w:r>
         <w:t>Önértékelés</w:t>
       </w:r>
-      <w:bookmarkEnd w:id="43"/>
+      <w:bookmarkEnd w:id="42"/>
     </w:p>
     <w:p>
       <w:r>
@@ -7968,7 +9094,23 @@
         <w:t>sohasem</w:t>
       </w:r>
       <w:r>
-        <w:t xml:space="preserve"> terveztem, majd létrehoztam a szükséges táblákat, mezőket és kapcsolatokat. Közben több kisebb probléma is felmerült, például az elsődleges kulcsokat nem raktam auto increment-re. A munka közben sokat fejlődtem. Megtanultam logikusabban felépíteni egy adatbázist, jobban átlátni a táblák közötti kapcsolatokat, és magabiztosabban használni az SQL parancsokat. A hibák keresése és kijavítása is gyorsabban ment, mert egyre jobban értettem, hogyan működik az egész rendszer. Összességében úgy érzem, hogy a projekt nemcsak a feladatok elvégzésében </w:t>
+        <w:t xml:space="preserve"> terveztem, majd létrehoztam a szükséges táblákat, mezőket és kapcsolatokat. Közben több kisebb probléma is felmerült, például az elsődleges kulcsokat nem raktam </w:t>
+      </w:r>
+      <w:proofErr w:type="spellStart"/>
+      <w:r>
+        <w:t>auto</w:t>
+      </w:r>
+      <w:proofErr w:type="spellEnd"/>
+      <w:r>
+        <w:t xml:space="preserve"> </w:t>
+      </w:r>
+      <w:proofErr w:type="spellStart"/>
+      <w:r>
+        <w:t>increment</w:t>
+      </w:r>
+      <w:proofErr w:type="spellEnd"/>
+      <w:r>
+        <w:t xml:space="preserve">-re. A munka közben sokat fejlődtem. Megtanultam logikusabban felépíteni egy adatbázist, jobban átlátni a táblák közötti kapcsolatokat, és magabiztosabban használni az SQL parancsokat. A hibák keresése és kijavítása is gyorsabban ment, mert egyre jobban értettem, hogyan működik az egész rendszer. Összességében úgy érzem, hogy a projekt nemcsak a feladatok elvégzésében </w:t>
       </w:r>
       <w:r>
         <w:t>segített,</w:t>
@@ -7993,12 +9135,12 @@
       <w:pPr>
         <w:pStyle w:val="Cmsor2"/>
       </w:pPr>
-      <w:bookmarkStart w:id="44" w:name="_Toc496144115"/>
+      <w:bookmarkStart w:id="43" w:name="_Toc227068302"/>
       <w:r>
         <w:lastRenderedPageBreak/>
         <w:t>Továbbfejlesztési lehetőségek</w:t>
       </w:r>
-      <w:bookmarkEnd w:id="44"/>
+      <w:bookmarkEnd w:id="43"/>
     </w:p>
     <w:p>
       <w:pPr>
@@ -8007,11 +9149,20 @@
           <w:ilvl w:val="0"/>
           <w:numId w:val="30"/>
         </w:numPr>
-      </w:pPr>
-      <w:r>
+        <w:rPr>
+          <w:color w:val="FF0000"/>
+        </w:rPr>
+      </w:pPr>
+      <w:r>
+        <w:rPr>
+          <w:color w:val="FF0000"/>
+        </w:rPr>
         <w:t>Olyan ötletek, amelyeket meg akartál valósítani, de nem sikerült</w:t>
       </w:r>
       <w:r>
+        <w:rPr>
+          <w:color w:val="FF0000"/>
+        </w:rPr>
         <w:t>, vagy nem fért bele az időbe</w:t>
       </w:r>
     </w:p>
@@ -8022,8 +9173,14 @@
           <w:ilvl w:val="0"/>
           <w:numId w:val="30"/>
         </w:numPr>
-      </w:pPr>
-      <w:r>
+        <w:rPr>
+          <w:color w:val="FF0000"/>
+        </w:rPr>
+      </w:pPr>
+      <w:r>
+        <w:rPr>
+          <w:color w:val="FF0000"/>
+        </w:rPr>
         <w:t xml:space="preserve">Olyan ötletek, amelyeket még érdemes a jövőben megvalósítani </w:t>
       </w:r>
     </w:p>
@@ -8042,14 +9199,14 @@
       <w:pPr>
         <w:pStyle w:val="Cmsor1"/>
       </w:pPr>
-      <w:bookmarkStart w:id="45" w:name="_Toc473730753"/>
-      <w:bookmarkStart w:id="46" w:name="_Toc1597697943"/>
+      <w:bookmarkStart w:id="44" w:name="_Toc473730753"/>
+      <w:bookmarkStart w:id="45" w:name="_Toc227068303"/>
       <w:r>
         <w:lastRenderedPageBreak/>
         <w:t>Felhasznált irodalom</w:t>
       </w:r>
+      <w:bookmarkEnd w:id="44"/>
       <w:bookmarkEnd w:id="45"/>
-      <w:bookmarkEnd w:id="46"/>
     </w:p>
     <w:p>
       <w:r>
@@ -8111,12 +9268,12 @@
       <w:pPr>
         <w:pStyle w:val="Cmsor1"/>
       </w:pPr>
-      <w:bookmarkStart w:id="47" w:name="_Toc198427385"/>
+      <w:bookmarkStart w:id="46" w:name="_Toc227068304"/>
       <w:r>
         <w:lastRenderedPageBreak/>
         <w:t>Ábrajegyzék</w:t>
       </w:r>
-      <w:bookmarkEnd w:id="47"/>
+      <w:bookmarkEnd w:id="46"/>
     </w:p>
     <w:p>
       <w:pPr>
@@ -8204,10 +9361,10 @@
       </w:r>
     </w:p>
     <w:sectPr>
-      <w:headerReference w:type="default" r:id="rId27"/>
-      <w:footerReference w:type="default" r:id="rId28"/>
-      <w:headerReference w:type="first" r:id="rId29"/>
-      <w:footerReference w:type="first" r:id="rId30"/>
+      <w:headerReference w:type="default" r:id="rId28"/>
+      <w:footerReference w:type="default" r:id="rId29"/>
+      <w:headerReference w:type="first" r:id="rId30"/>
+      <w:footerReference w:type="first" r:id="rId31"/>
       <w:pgSz w:w="11906" w:h="16838"/>
       <w:pgMar w:top="1418" w:right="1418" w:bottom="1418" w:left="1418" w:header="709" w:footer="709" w:gutter="340"/>
       <w:cols w:space="708"/>
@@ -8249,27 +9406,14 @@
     <w:pPr>
       <w:pStyle w:val="llb"/>
     </w:pPr>
-    <w:r>
-      <w:fldChar w:fldCharType="begin"/>
-    </w:r>
-    <w:r>
-      <w:instrText>DATE   \* MERGEFORMAT</w:instrText>
-    </w:r>
-    <w:r>
-      <w:fldChar w:fldCharType="separate"/>
-    </w:r>
-    <w:r>
-      <w:rPr>
-        <w:noProof/>
-      </w:rPr>
-      <w:t>2026. 04. 14.</w:t>
-    </w:r>
-    <w:r>
-      <w:rPr>
-        <w:noProof/>
-      </w:rPr>
-      <w:fldChar w:fldCharType="end"/>
-    </w:r>
+    <w:fldSimple w:instr="DATE   \* MERGEFORMAT">
+      <w:r>
+        <w:rPr>
+          <w:noProof/>
+        </w:rPr>
+        <w:t>2026. 04. 14.</w:t>
+      </w:r>
+    </w:fldSimple>
     <w:r>
       <w:tab/>
     </w:r>
@@ -13269,12 +14413,7 @@
 </file>
 
 <file path=customXml/item2.xml><?xml version="1.0" encoding="utf-8"?>
-<?mso-contentType ?>
-<FormTemplates xmlns="http://schemas.microsoft.com/sharepoint/v3/contenttype/forms">
-  <Display>DocumentLibraryForm</Display>
-  <Edit>DocumentLibraryForm</Edit>
-  <New>DocumentLibraryForm</New>
-</FormTemplates>
+<b:Sources xmlns:b="http://schemas.openxmlformats.org/officeDocument/2006/bibliography" xmlns="http://schemas.openxmlformats.org/officeDocument/2006/bibliography" SelectedStyle="\APA.XSL" StyleName="APA"/>
 </file>
 
 <file path=customXml/item3.xml><?xml version="1.0" encoding="utf-8"?>
@@ -13473,7 +14612,12 @@
 </file>
 
 <file path=customXml/item4.xml><?xml version="1.0" encoding="utf-8"?>
-<b:Sources xmlns:b="http://schemas.openxmlformats.org/officeDocument/2006/bibliography" xmlns="http://schemas.openxmlformats.org/officeDocument/2006/bibliography" SelectedStyle="\APA.XSL" StyleName="APA"/>
+<?mso-contentType ?>
+<FormTemplates xmlns="http://schemas.microsoft.com/sharepoint/v3/contenttype/forms">
+  <Display>DocumentLibraryForm</Display>
+  <Edit>DocumentLibraryForm</Edit>
+  <New>DocumentLibraryForm</New>
+</FormTemplates>
 </file>
 
 <file path=customXml/itemProps1.xml><?xml version="1.0" encoding="utf-8"?>
@@ -13488,9 +14632,9 @@
 </file>
 
 <file path=customXml/itemProps2.xml><?xml version="1.0" encoding="utf-8"?>
-<ds:datastoreItem xmlns:ds="http://schemas.openxmlformats.org/officeDocument/2006/customXml" ds:itemID="{49E9CE2F-4863-430F-A73B-CD3063AB172E}">
+<ds:datastoreItem xmlns:ds="http://schemas.openxmlformats.org/officeDocument/2006/customXml" ds:itemID="{31D8A198-B5FD-41D1-8F98-20D226CAF475}">
   <ds:schemaRefs>
-    <ds:schemaRef ds:uri="http://schemas.microsoft.com/sharepoint/v3/contenttype/forms"/>
+    <ds:schemaRef ds:uri="http://schemas.openxmlformats.org/officeDocument/2006/bibliography"/>
   </ds:schemaRefs>
 </ds:datastoreItem>
 </file>
@@ -13515,9 +14659,9 @@
 </file>
 
 <file path=customXml/itemProps4.xml><?xml version="1.0" encoding="utf-8"?>
-<ds:datastoreItem xmlns:ds="http://schemas.openxmlformats.org/officeDocument/2006/customXml" ds:itemID="{31D8A198-B5FD-41D1-8F98-20D226CAF475}">
+<ds:datastoreItem xmlns:ds="http://schemas.openxmlformats.org/officeDocument/2006/customXml" ds:itemID="{49E9CE2F-4863-430F-A73B-CD3063AB172E}">
   <ds:schemaRefs>
-    <ds:schemaRef ds:uri="http://schemas.openxmlformats.org/officeDocument/2006/bibliography"/>
+    <ds:schemaRef ds:uri="http://schemas.microsoft.com/sharepoint/v3/contenttype/forms"/>
   </ds:schemaRefs>
 </ds:datastoreItem>
 </file>
--- a/dokumentacio/vizsgaremek_doku_minta.docx
+++ b/dokumentacio/vizsgaremek_doku_minta.docx
@@ -3039,6 +3039,7 @@
     <w:p>
       <w:pPr>
         <w:pStyle w:val="Cmsor1"/>
+        <w:jc w:val="both"/>
       </w:pPr>
       <w:bookmarkStart w:id="0" w:name="_Toc473730742"/>
       <w:bookmarkStart w:id="1" w:name="_Toc227068266"/>
@@ -3053,6 +3054,7 @@
       <w:pPr>
         <w:pStyle w:val="Cmsor2"/>
         <w:pageBreakBefore w:val="0"/>
+        <w:jc w:val="both"/>
       </w:pPr>
       <w:bookmarkStart w:id="2" w:name="_Toc227068267"/>
       <w:r>
@@ -3169,6 +3171,7 @@
       <w:pPr>
         <w:pStyle w:val="Cmsor2"/>
         <w:pageBreakBefore w:val="0"/>
+        <w:jc w:val="both"/>
       </w:pPr>
       <w:bookmarkStart w:id="3" w:name="_Toc473730745"/>
       <w:bookmarkStart w:id="4" w:name="_Toc227068268"/>
@@ -3179,6 +3182,9 @@
       <w:bookmarkEnd w:id="4"/>
     </w:p>
     <w:p>
+      <w:pPr>
+        <w:jc w:val="both"/>
+      </w:pPr>
       <w:proofErr w:type="spellStart"/>
       <w:r>
         <w:t>Mysql</w:t>
@@ -3189,6 +3195,9 @@
       </w:r>
     </w:p>
     <w:p>
+      <w:pPr>
+        <w:jc w:val="both"/>
+      </w:pPr>
       <w:r>
         <w:t xml:space="preserve">PHP </w:t>
       </w:r>
@@ -3202,6 +3211,9 @@
       </w:r>
     </w:p>
     <w:p>
+      <w:pPr>
+        <w:jc w:val="both"/>
+      </w:pPr>
       <w:proofErr w:type="spellStart"/>
       <w:r>
         <w:t>Javascript</w:t>
@@ -3212,16 +3224,25 @@
       </w:r>
     </w:p>
     <w:p>
+      <w:pPr>
+        <w:jc w:val="both"/>
+      </w:pPr>
       <w:r>
         <w:t>HTML ismeret</w:t>
       </w:r>
     </w:p>
     <w:p>
+      <w:pPr>
+        <w:jc w:val="both"/>
+      </w:pPr>
       <w:r>
         <w:t>CSS ismeret</w:t>
       </w:r>
     </w:p>
     <w:p>
+      <w:pPr>
+        <w:jc w:val="both"/>
+      </w:pPr>
       <w:proofErr w:type="spellStart"/>
       <w:r>
         <w:t>React</w:t>
@@ -3232,6 +3253,9 @@
       </w:r>
     </w:p>
     <w:p>
+      <w:pPr>
+        <w:jc w:val="both"/>
+      </w:pPr>
       <w:r>
         <w:t>Express backend szerver ismerete</w:t>
       </w:r>
@@ -3240,6 +3264,7 @@
       <w:pPr>
         <w:pStyle w:val="Cmsor2"/>
         <w:pageBreakBefore w:val="0"/>
+        <w:jc w:val="both"/>
       </w:pPr>
       <w:bookmarkStart w:id="5" w:name="_Toc227068269"/>
       <w:r>
@@ -3254,6 +3279,7 @@
           <w:ilvl w:val="0"/>
           <w:numId w:val="19"/>
         </w:numPr>
+        <w:jc w:val="both"/>
         <w:rPr>
           <w:sz w:val="21"/>
           <w:szCs w:val="21"/>
@@ -3299,6 +3325,7 @@
           <w:ilvl w:val="0"/>
           <w:numId w:val="19"/>
         </w:numPr>
+        <w:jc w:val="both"/>
         <w:rPr>
           <w:sz w:val="21"/>
           <w:szCs w:val="21"/>
@@ -3328,6 +3355,7 @@
           <w:ilvl w:val="0"/>
           <w:numId w:val="19"/>
         </w:numPr>
+        <w:jc w:val="both"/>
         <w:rPr>
           <w:sz w:val="21"/>
           <w:szCs w:val="21"/>
@@ -3364,6 +3392,7 @@
           <w:ilvl w:val="0"/>
           <w:numId w:val="19"/>
         </w:numPr>
+        <w:jc w:val="both"/>
         <w:rPr>
           <w:sz w:val="21"/>
           <w:szCs w:val="21"/>
@@ -3384,6 +3413,7 @@
           <w:ilvl w:val="0"/>
           <w:numId w:val="19"/>
         </w:numPr>
+        <w:jc w:val="both"/>
         <w:rPr>
           <w:sz w:val="21"/>
           <w:szCs w:val="21"/>
@@ -3413,6 +3443,7 @@
           <w:ilvl w:val="0"/>
           <w:numId w:val="19"/>
         </w:numPr>
+        <w:jc w:val="both"/>
         <w:rPr>
           <w:sz w:val="21"/>
           <w:szCs w:val="21"/>
@@ -3435,6 +3466,7 @@
           <w:ilvl w:val="0"/>
           <w:numId w:val="19"/>
         </w:numPr>
+        <w:jc w:val="both"/>
         <w:rPr>
           <w:sz w:val="21"/>
           <w:szCs w:val="21"/>
@@ -3457,6 +3489,7 @@
           <w:ilvl w:val="0"/>
           <w:numId w:val="19"/>
         </w:numPr>
+        <w:jc w:val="both"/>
         <w:rPr>
           <w:sz w:val="21"/>
           <w:szCs w:val="21"/>
@@ -3479,6 +3512,7 @@
           <w:ilvl w:val="0"/>
           <w:numId w:val="19"/>
         </w:numPr>
+        <w:jc w:val="both"/>
         <w:rPr>
           <w:sz w:val="21"/>
           <w:szCs w:val="21"/>
@@ -3498,6 +3532,7 @@
       <w:pPr>
         <w:pStyle w:val="Cmsor1"/>
         <w:pageBreakBefore w:val="0"/>
+        <w:jc w:val="both"/>
       </w:pPr>
       <w:bookmarkStart w:id="6" w:name="_Toc473730746"/>
       <w:bookmarkStart w:id="7" w:name="_Toc227068270"/>
@@ -3512,6 +3547,7 @@
       <w:pPr>
         <w:pStyle w:val="Cmsor2"/>
         <w:pageBreakBefore w:val="0"/>
+        <w:jc w:val="both"/>
       </w:pPr>
       <w:bookmarkStart w:id="8" w:name="_Toc227068271"/>
       <w:r>
@@ -3520,6 +3556,9 @@
       <w:bookmarkEnd w:id="8"/>
     </w:p>
     <w:p>
+      <w:pPr>
+        <w:jc w:val="both"/>
+      </w:pPr>
       <w:r>
         <w:t xml:space="preserve">A </w:t>
       </w:r>
@@ -3589,6 +3628,7 @@
       <w:pPr>
         <w:pStyle w:val="Cmsor2"/>
         <w:pageBreakBefore w:val="0"/>
+        <w:jc w:val="both"/>
       </w:pPr>
       <w:bookmarkStart w:id="9" w:name="_Toc473730747"/>
       <w:bookmarkStart w:id="10" w:name="_Toc227068272"/>
@@ -3601,6 +3641,7 @@
     <w:p>
       <w:pPr>
         <w:pStyle w:val="Cmsor3"/>
+        <w:jc w:val="both"/>
       </w:pPr>
       <w:bookmarkStart w:id="11" w:name="_Toc227068273"/>
       <w:r>
@@ -3614,6 +3655,7 @@
     <w:p>
       <w:pPr>
         <w:spacing w:before="240" w:after="240"/>
+        <w:jc w:val="both"/>
       </w:pPr>
       <w:r>
         <w:rPr>
@@ -3631,6 +3673,7 @@
           <w:numId w:val="18"/>
         </w:numPr>
         <w:spacing w:before="240" w:after="240"/>
+        <w:jc w:val="both"/>
         <w:rPr>
           <w:rFonts w:eastAsia="Times New Roman" w:cs="Times New Roman"/>
           <w:szCs w:val="24"/>
@@ -3677,6 +3720,7 @@
           <w:numId w:val="18"/>
         </w:numPr>
         <w:spacing w:before="240" w:after="240"/>
+        <w:jc w:val="both"/>
         <w:rPr>
           <w:rFonts w:eastAsia="Times New Roman" w:cs="Times New Roman"/>
           <w:szCs w:val="24"/>
@@ -3707,6 +3751,7 @@
           <w:numId w:val="18"/>
         </w:numPr>
         <w:spacing w:before="240" w:after="240"/>
+        <w:jc w:val="both"/>
         <w:rPr>
           <w:rFonts w:eastAsia="Times New Roman" w:cs="Times New Roman"/>
           <w:szCs w:val="24"/>
@@ -3737,6 +3782,7 @@
           <w:numId w:val="18"/>
         </w:numPr>
         <w:spacing w:before="240" w:after="240"/>
+        <w:jc w:val="both"/>
         <w:rPr>
           <w:rFonts w:eastAsia="Times New Roman" w:cs="Times New Roman"/>
           <w:szCs w:val="24"/>
@@ -3774,6 +3820,7 @@
           <w:numId w:val="18"/>
         </w:numPr>
         <w:spacing w:before="240" w:after="240"/>
+        <w:jc w:val="both"/>
         <w:rPr>
           <w:rFonts w:eastAsia="Times New Roman" w:cs="Times New Roman"/>
           <w:szCs w:val="24"/>
@@ -3800,6 +3847,7 @@
       <w:pPr>
         <w:pStyle w:val="Cmsor3"/>
         <w:pageBreakBefore/>
+        <w:jc w:val="both"/>
       </w:pPr>
       <w:bookmarkStart w:id="12" w:name="_Toc227068274"/>
       <w:r>
@@ -3814,6 +3862,7 @@
     <w:p>
       <w:pPr>
         <w:spacing w:before="240" w:after="240"/>
+        <w:jc w:val="both"/>
       </w:pPr>
       <w:r>
         <w:rPr>
@@ -3826,6 +3875,7 @@
     <w:p>
       <w:pPr>
         <w:spacing w:before="240" w:after="240"/>
+        <w:jc w:val="both"/>
       </w:pPr>
       <w:r>
         <w:rPr>
@@ -3845,6 +3895,7 @@
           <w:numId w:val="17"/>
         </w:numPr>
         <w:spacing w:before="240" w:after="240"/>
+        <w:jc w:val="both"/>
         <w:rPr>
           <w:rFonts w:eastAsia="Times New Roman" w:cs="Times New Roman"/>
           <w:szCs w:val="24"/>
@@ -3866,6 +3917,7 @@
           <w:numId w:val="17"/>
         </w:numPr>
         <w:spacing w:before="240" w:after="240"/>
+        <w:jc w:val="both"/>
         <w:rPr>
           <w:rFonts w:eastAsia="Times New Roman" w:cs="Times New Roman"/>
           <w:szCs w:val="24"/>
@@ -3882,6 +3934,7 @@
     <w:p>
       <w:pPr>
         <w:spacing w:before="240" w:after="240"/>
+        <w:jc w:val="both"/>
       </w:pPr>
       <w:r>
         <w:rPr>
@@ -3901,6 +3954,7 @@
           <w:numId w:val="16"/>
         </w:numPr>
         <w:spacing w:before="240" w:after="240"/>
+        <w:jc w:val="both"/>
         <w:rPr>
           <w:rFonts w:eastAsia="Times New Roman" w:cs="Times New Roman"/>
           <w:szCs w:val="24"/>
@@ -3938,6 +3992,7 @@
           <w:numId w:val="16"/>
         </w:numPr>
         <w:spacing w:before="240" w:after="240"/>
+        <w:jc w:val="both"/>
         <w:rPr>
           <w:rFonts w:eastAsia="Times New Roman" w:cs="Times New Roman"/>
           <w:szCs w:val="24"/>
@@ -3975,6 +4030,7 @@
           <w:numId w:val="16"/>
         </w:numPr>
         <w:spacing w:before="240" w:after="240"/>
+        <w:jc w:val="both"/>
         <w:rPr>
           <w:rFonts w:eastAsia="Times New Roman" w:cs="Times New Roman"/>
           <w:szCs w:val="24"/>
@@ -3991,6 +4047,7 @@
     <w:p>
       <w:pPr>
         <w:spacing w:before="240" w:after="240"/>
+        <w:jc w:val="both"/>
       </w:pPr>
       <w:r>
         <w:rPr>
@@ -4010,6 +4067,7 @@
           <w:numId w:val="14"/>
         </w:numPr>
         <w:spacing w:before="240" w:after="240"/>
+        <w:jc w:val="both"/>
         <w:rPr>
           <w:rFonts w:eastAsia="Times New Roman" w:cs="Times New Roman"/>
           <w:szCs w:val="24"/>
@@ -4098,7 +4156,21 @@
         <w:rPr>
           <w:color w:val="FF0000"/>
         </w:rPr>
-        <w:t>Módosító ablak(1. kép)</w:t>
+        <w:t xml:space="preserve">Módosító </w:t>
+      </w:r>
+      <w:proofErr w:type="gramStart"/>
+      <w:r>
+        <w:rPr>
+          <w:color w:val="FF0000"/>
+        </w:rPr>
+        <w:t>ablak(</w:t>
+      </w:r>
+      <w:proofErr w:type="gramEnd"/>
+      <w:r>
+        <w:rPr>
+          <w:color w:val="FF0000"/>
+        </w:rPr>
+        <w:t>1. kép)</w:t>
       </w:r>
     </w:p>
     <w:p>
@@ -4315,6 +4387,9 @@
       <w:bookmarkEnd w:id="16"/>
     </w:p>
     <w:p>
+      <w:pPr>
+        <w:jc w:val="both"/>
+      </w:pPr>
       <w:r>
         <w:rPr>
           <w:noProof/>
@@ -4418,6 +4493,9 @@
       </w:r>
     </w:p>
     <w:p>
+      <w:pPr>
+        <w:jc w:val="both"/>
+      </w:pPr>
       <w:r>
         <w:t xml:space="preserve">van az éttermek oldal itt található egy kereső mező, illetve egy szűrő, amivel különböző </w:t>
       </w:r>
@@ -4429,6 +4507,9 @@
       </w:r>
     </w:p>
     <w:p>
+      <w:pPr>
+        <w:jc w:val="both"/>
+      </w:pPr>
       <w:r>
         <w:t xml:space="preserve">A szűrőn többféle </w:t>
       </w:r>
@@ -4506,6 +4587,9 @@
       </w:r>
     </w:p>
     <w:p>
+      <w:pPr>
+        <w:jc w:val="both"/>
+      </w:pPr>
       <w:r>
         <w:rPr>
           <w:noProof/>
@@ -4659,8 +4743,19 @@
     <w:p/>
     <w:p/>
     <w:p>
-      <w:r>
-        <w:t>Így néz ki az amikor egy étteremre rákattintunk</w:t>
+      <w:pPr>
+        <w:jc w:val="both"/>
+      </w:pPr>
+      <w:r>
+        <w:t xml:space="preserve">Így néz ki </w:t>
+      </w:r>
+      <w:proofErr w:type="gramStart"/>
+      <w:r>
+        <w:t>az</w:t>
+      </w:r>
+      <w:proofErr w:type="gramEnd"/>
+      <w:r>
+        <w:t xml:space="preserve"> amikor egy étteremre rákattintunk</w:t>
       </w:r>
       <w:r>
         <w:t>.</w:t>
@@ -4675,7 +4770,15 @@
         <w:t>z első részben az étterem adatai vannak</w:t>
       </w:r>
       <w:r>
-        <w:t xml:space="preserve"> és a Kedvenc hozzáadása gomb amivel a kedvenceink listába tudjuk helyezni az éttermet</w:t>
+        <w:t xml:space="preserve"> és a Kedvenc hozzáadása </w:t>
+      </w:r>
+      <w:proofErr w:type="gramStart"/>
+      <w:r>
+        <w:t>gomb</w:t>
+      </w:r>
+      <w:proofErr w:type="gramEnd"/>
+      <w:r>
+        <w:t xml:space="preserve"> amivel a kedvenceink listába tudjuk helyezni az éttermet</w:t>
       </w:r>
       <w:r>
         <w:t xml:space="preserve">. A másodikban pedig csillagokkal tudunk értékelni különböző kategóriák alapján. Az utolsó részben véleményeket lehet olvasni és írni. </w:t>
@@ -4684,6 +4787,7 @@
     <w:p>
       <w:pPr>
         <w:ind w:firstLine="0"/>
+        <w:jc w:val="both"/>
       </w:pPr>
       <w:r>
         <w:rPr>
@@ -4756,6 +4860,7 @@
       </w:r>
       <w:r>
         <w:rPr>
+          <w:noProof/>
           <w:color w:val="FF0000"/>
         </w:rPr>
         <w:drawing>
@@ -4809,7 +4914,15 @@
         </w:drawing>
       </w:r>
       <w:r>
-        <w:t xml:space="preserve">Ezen az oldalon tudnak a felhasználók egy éttermet létrehozni amit az </w:t>
+        <w:t xml:space="preserve">Ezen az oldalon tudnak a felhasználók egy éttermet </w:t>
+      </w:r>
+      <w:proofErr w:type="gramStart"/>
+      <w:r>
+        <w:t>létrehozni</w:t>
+      </w:r>
+      <w:proofErr w:type="gramEnd"/>
+      <w:r>
+        <w:t xml:space="preserve"> amit az </w:t>
       </w:r>
       <w:proofErr w:type="spellStart"/>
       <w:r>
@@ -4828,10 +4941,26 @@
       </w:r>
       <w:proofErr w:type="spellEnd"/>
       <w:r>
-        <w:t xml:space="preserve"> app letöltése(ami csak a jóváhagyott tagoknak érhető el) és Kijelentkezés. A kedvenceim </w:t>
-      </w:r>
-      <w:r>
-        <w:t xml:space="preserve">kinézetre sokban nem különbözik az Éttermekhez képest. Abban különbözik, hogy mielőtt rámegyünk az étteremre lesz egy gomb amivel törölni tudjuk az </w:t>
+        <w:t xml:space="preserve"> app </w:t>
+      </w:r>
+      <w:proofErr w:type="gramStart"/>
+      <w:r>
+        <w:t>letöltése(</w:t>
+      </w:r>
+      <w:proofErr w:type="gramEnd"/>
+      <w:r>
+        <w:t xml:space="preserve">ami csak a jóváhagyott tagoknak érhető el) és Kijelentkezés. A kedvenceim </w:t>
+      </w:r>
+      <w:r>
+        <w:t xml:space="preserve">kinézetre sokban nem különbözik az Éttermekhez képest. Abban különbözik, hogy mielőtt rámegyünk az étteremre lesz egy </w:t>
+      </w:r>
+      <w:proofErr w:type="gramStart"/>
+      <w:r>
+        <w:t>gomb</w:t>
+      </w:r>
+      <w:proofErr w:type="gramEnd"/>
+      <w:r>
+        <w:t xml:space="preserve"> amivel törölni tudjuk az </w:t>
       </w:r>
       <w:r>
         <w:t>éttermet a kedvenceinkből, miután rákattintottunk a kedvencek gomb jelzi, hogy hol van az étterem rákattintva erre a gombra szintén törölni tudjuk a kedvencekből.</w:t>
@@ -4964,14 +5093,28 @@
         <w:rPr>
           <w:color w:val="FF0000"/>
         </w:rPr>
-        <w:t>screenshot-okat</w:t>
+        <w:t>screenshot-</w:t>
+      </w:r>
+      <w:proofErr w:type="gramStart"/>
+      <w:r>
+        <w:rPr>
+          <w:color w:val="FF0000"/>
+        </w:rPr>
+        <w:t>okat</w:t>
       </w:r>
       <w:proofErr w:type="spellEnd"/>
       <w:r>
         <w:rPr>
           <w:color w:val="FF0000"/>
         </w:rPr>
-        <w:t xml:space="preserve"> , de a ne legyen túlzott a képek aránya a szöveghez képest. Kb. 2-3 oldalanként egy ábra megfelelő. </w:t>
+        <w:t xml:space="preserve"> ,</w:t>
+      </w:r>
+      <w:proofErr w:type="gramEnd"/>
+      <w:r>
+        <w:rPr>
+          <w:color w:val="FF0000"/>
+        </w:rPr>
+        <w:t xml:space="preserve"> de a ne legyen túlzott a képek aránya a szöveghez képest. Kb. 2-3 oldalanként egy ábra megfelelő. </w:t>
       </w:r>
     </w:p>
     <w:p>
@@ -5013,6 +5156,7 @@
         <w:pStyle w:val="Cmsor2"/>
         <w:pageBreakBefore w:val="0"/>
         <w:spacing w:line="240" w:lineRule="auto"/>
+        <w:jc w:val="both"/>
       </w:pPr>
       <w:bookmarkStart w:id="19" w:name="_Toc227068278"/>
       <w:r>
@@ -5098,10 +5242,12 @@
         <w:t xml:space="preserve"> Tervezéseket </w:t>
       </w:r>
       <w:proofErr w:type="spellStart"/>
+      <w:proofErr w:type="gramStart"/>
       <w:r>
         <w:t>Lucidchart</w:t>
       </w:r>
       <w:proofErr w:type="spellEnd"/>
+      <w:proofErr w:type="gramEnd"/>
       <w:r>
         <w:t xml:space="preserve"> illetve a </w:t>
       </w:r>
@@ -5329,6 +5475,7 @@
         <w:keepLines/>
         <w:spacing w:after="60" w:line="240" w:lineRule="auto"/>
         <w:ind w:firstLine="0"/>
+        <w:jc w:val="both"/>
         <w:rPr>
           <w:szCs w:val="24"/>
         </w:rPr>
@@ -5426,12 +5573,21 @@
         </w:rPr>
         <w:t xml:space="preserve"> </w:t>
       </w:r>
+      <w:proofErr w:type="gramStart"/>
       <w:r>
         <w:rPr>
           <w:sz w:val="28"/>
           <w:szCs w:val="28"/>
         </w:rPr>
-        <w:t xml:space="preserve">1:N, </w:t>
+        <w:t>1:N</w:t>
+      </w:r>
+      <w:proofErr w:type="gramEnd"/>
+      <w:r>
+        <w:rPr>
+          <w:sz w:val="28"/>
+          <w:szCs w:val="28"/>
+        </w:rPr>
+        <w:t xml:space="preserve">, </w:t>
       </w:r>
       <w:r>
         <w:rPr>
@@ -5580,6 +5736,7 @@
       <w:pPr>
         <w:spacing w:line="240" w:lineRule="auto"/>
         <w:ind w:firstLine="0"/>
+        <w:jc w:val="both"/>
         <w:rPr>
           <w:szCs w:val="24"/>
         </w:rPr>
@@ -5595,6 +5752,7 @@
       <w:pPr>
         <w:spacing w:line="240" w:lineRule="auto"/>
         <w:ind w:firstLine="0"/>
+        <w:jc w:val="both"/>
         <w:rPr>
           <w:szCs w:val="24"/>
         </w:rPr>
@@ -5609,6 +5767,7 @@
     <w:p>
       <w:pPr>
         <w:ind w:firstLine="0"/>
+        <w:jc w:val="both"/>
         <w:rPr>
           <w:sz w:val="21"/>
           <w:szCs w:val="21"/>
@@ -5704,6 +5863,7 @@
       <w:pPr>
         <w:spacing w:line="240" w:lineRule="auto"/>
         <w:ind w:firstLine="0"/>
+        <w:jc w:val="both"/>
         <w:rPr>
           <w:sz w:val="21"/>
           <w:szCs w:val="21"/>
@@ -5737,14 +5897,6 @@
         <w:rPr>
           <w:sz w:val="21"/>
           <w:szCs w:val="21"/>
-        </w:rPr>
-      </w:pPr>
-    </w:p>
-    <w:p>
-      <w:pPr>
-        <w:spacing w:line="240" w:lineRule="auto"/>
-        <w:rPr>
-          <w:szCs w:val="24"/>
         </w:rPr>
       </w:pPr>
     </w:p>
@@ -5769,13 +5921,13 @@
           <w:szCs w:val="24"/>
         </w:rPr>
         <w:drawing>
-          <wp:anchor distT="0" distB="0" distL="114300" distR="114300" simplePos="0" relativeHeight="251619840" behindDoc="1" locked="0" layoutInCell="1" allowOverlap="1" wp14:anchorId="210BF191" wp14:editId="5ECBE580">
+          <wp:anchor distT="0" distB="0" distL="114300" distR="114300" simplePos="0" relativeHeight="251619840" behindDoc="1" locked="0" layoutInCell="1" allowOverlap="1" wp14:anchorId="210BF191" wp14:editId="72EFAA6E">
             <wp:simplePos x="0" y="0"/>
             <wp:positionH relativeFrom="column">
-              <wp:posOffset>3005455</wp:posOffset>
+              <wp:posOffset>-1814195</wp:posOffset>
             </wp:positionH>
             <wp:positionV relativeFrom="paragraph">
-              <wp:posOffset>84455</wp:posOffset>
+              <wp:posOffset>178435</wp:posOffset>
             </wp:positionV>
             <wp:extent cx="3438525" cy="2411730"/>
             <wp:effectExtent l="0" t="0" r="9525" b="7620"/>
@@ -5832,16 +5984,26 @@
           </wp:anchor>
         </w:drawing>
       </w:r>
-      <w:r>
+    </w:p>
+    <w:p>
+      <w:pPr>
+        <w:spacing w:line="240" w:lineRule="auto"/>
+        <w:jc w:val="both"/>
         <w:rPr>
           <w:szCs w:val="24"/>
         </w:rPr>
+      </w:pPr>
+      <w:r>
+        <w:rPr>
+          <w:szCs w:val="24"/>
+        </w:rPr>
         <w:t xml:space="preserve">A kategóriák tábla az éttermek besorolásához szükséges kategóriákat tartalmazza ezzel megkönnyíti a választást. </w:t>
       </w:r>
     </w:p>
     <w:p>
       <w:pPr>
         <w:spacing w:line="240" w:lineRule="auto"/>
+        <w:jc w:val="both"/>
         <w:rPr>
           <w:szCs w:val="24"/>
         </w:rPr>
@@ -5920,7 +6082,21 @@
         <w:rPr>
           <w:szCs w:val="24"/>
         </w:rPr>
-        <w:t xml:space="preserve">A városok tábla a települések adatait tárolja </w:t>
+        <w:t xml:space="preserve">A városok tábla a települések adatait </w:t>
+      </w:r>
+      <w:proofErr w:type="gramStart"/>
+      <w:r>
+        <w:rPr>
+          <w:szCs w:val="24"/>
+        </w:rPr>
+        <w:t>tárolja</w:t>
+      </w:r>
+      <w:proofErr w:type="gramEnd"/>
+      <w:r>
+        <w:rPr>
+          <w:szCs w:val="24"/>
+        </w:rPr>
+        <w:t xml:space="preserve"> </w:t>
       </w:r>
       <w:r>
         <w:rPr>
@@ -5933,6 +6109,7 @@
       <w:pPr>
         <w:keepLines/>
         <w:ind w:firstLine="0"/>
+        <w:jc w:val="both"/>
         <w:rPr>
           <w:szCs w:val="24"/>
         </w:rPr>
@@ -5947,6 +6124,7 @@
     <w:p>
       <w:pPr>
         <w:pStyle w:val="Cmsor2"/>
+        <w:jc w:val="both"/>
       </w:pPr>
       <w:bookmarkStart w:id="20" w:name="_Toc227068279"/>
       <w:r>
@@ -5959,6 +6137,7 @@
       <w:pPr>
         <w:keepLines/>
         <w:spacing w:before="210" w:after="210" w:line="300" w:lineRule="auto"/>
+        <w:jc w:val="both"/>
         <w:rPr>
           <w:rFonts w:ascii="Segoe UI" w:eastAsia="Segoe UI" w:hAnsi="Segoe UI" w:cs="Segoe UI"/>
           <w:sz w:val="21"/>
@@ -6065,6 +6244,7 @@
           <w:numId w:val="13"/>
         </w:numPr>
         <w:spacing w:after="0" w:line="300" w:lineRule="auto"/>
+        <w:jc w:val="both"/>
         <w:rPr>
           <w:rFonts w:ascii="Segoe UI" w:eastAsia="Segoe UI" w:hAnsi="Segoe UI" w:cs="Segoe UI"/>
           <w:sz w:val="21"/>
@@ -6089,6 +6269,7 @@
           <w:numId w:val="13"/>
         </w:numPr>
         <w:spacing w:after="0" w:line="300" w:lineRule="auto"/>
+        <w:jc w:val="both"/>
         <w:rPr>
           <w:rFonts w:ascii="Segoe UI" w:eastAsia="Segoe UI" w:hAnsi="Segoe UI" w:cs="Segoe UI"/>
           <w:sz w:val="21"/>
@@ -6113,6 +6294,7 @@
           <w:numId w:val="13"/>
         </w:numPr>
         <w:spacing w:after="0" w:line="300" w:lineRule="auto"/>
+        <w:jc w:val="both"/>
         <w:rPr>
           <w:rFonts w:ascii="Segoe UI" w:eastAsia="Segoe UI" w:hAnsi="Segoe UI" w:cs="Segoe UI"/>
           <w:sz w:val="21"/>
@@ -6133,6 +6315,7 @@
         <w:keepLines/>
         <w:spacing w:before="210" w:after="210" w:line="300" w:lineRule="auto"/>
         <w:ind w:firstLine="0"/>
+        <w:jc w:val="both"/>
       </w:pPr>
       <w:r>
         <w:rPr>
@@ -6179,6 +6362,7 @@
         <w:keepLines/>
         <w:spacing w:before="210" w:after="210" w:line="240" w:lineRule="auto"/>
         <w:ind w:firstLine="0"/>
+        <w:jc w:val="both"/>
         <w:rPr>
           <w:rFonts w:ascii="Segoe UI" w:eastAsia="Segoe UI" w:hAnsi="Segoe UI" w:cs="Segoe UI"/>
           <w:sz w:val="21"/>
@@ -6203,6 +6387,7 @@
           <w:numId w:val="11"/>
         </w:numPr>
         <w:spacing w:after="0" w:line="240" w:lineRule="auto"/>
+        <w:jc w:val="both"/>
         <w:rPr>
           <w:rFonts w:ascii="Segoe UI" w:eastAsia="Segoe UI" w:hAnsi="Segoe UI" w:cs="Segoe UI"/>
           <w:sz w:val="21"/>
@@ -6255,6 +6440,7 @@
           <w:numId w:val="11"/>
         </w:numPr>
         <w:spacing w:after="0" w:line="300" w:lineRule="auto"/>
+        <w:jc w:val="both"/>
         <w:rPr>
           <w:rFonts w:ascii="Segoe UI" w:eastAsia="Segoe UI" w:hAnsi="Segoe UI" w:cs="Segoe UI"/>
           <w:sz w:val="21"/>
@@ -6270,6 +6456,7 @@
         <w:t xml:space="preserve">A </w:t>
       </w:r>
       <w:proofErr w:type="spellStart"/>
+      <w:proofErr w:type="gramStart"/>
       <w:r>
         <w:rPr>
           <w:rFonts w:ascii="Consolas" w:eastAsia="Consolas" w:hAnsi="Consolas" w:cs="Consolas"/>
@@ -6285,7 +6472,16 @@
           <w:sz w:val="21"/>
           <w:szCs w:val="21"/>
         </w:rPr>
-        <w:t>()</w:t>
+        <w:t>(</w:t>
+      </w:r>
+      <w:proofErr w:type="gramEnd"/>
+      <w:r>
+        <w:rPr>
+          <w:rFonts w:ascii="Consolas" w:eastAsia="Consolas" w:hAnsi="Consolas" w:cs="Consolas"/>
+          <w:sz w:val="21"/>
+          <w:szCs w:val="21"/>
+        </w:rPr>
+        <w:t>)</w:t>
       </w:r>
       <w:r>
         <w:rPr>
@@ -6305,6 +6501,7 @@
           <w:numId w:val="11"/>
         </w:numPr>
         <w:spacing w:after="0" w:line="300" w:lineRule="auto"/>
+        <w:jc w:val="both"/>
         <w:rPr>
           <w:rFonts w:ascii="Segoe UI" w:eastAsia="Segoe UI" w:hAnsi="Segoe UI" w:cs="Segoe UI"/>
           <w:sz w:val="21"/>
@@ -6320,6 +6517,7 @@
         <w:t xml:space="preserve">A </w:t>
       </w:r>
       <w:proofErr w:type="spellStart"/>
+      <w:proofErr w:type="gramStart"/>
       <w:r>
         <w:rPr>
           <w:rFonts w:ascii="Consolas" w:eastAsia="Consolas" w:hAnsi="Consolas" w:cs="Consolas"/>
@@ -6335,7 +6533,16 @@
           <w:sz w:val="21"/>
           <w:szCs w:val="21"/>
         </w:rPr>
-        <w:t>()</w:t>
+        <w:t>(</w:t>
+      </w:r>
+      <w:proofErr w:type="gramEnd"/>
+      <w:r>
+        <w:rPr>
+          <w:rFonts w:ascii="Consolas" w:eastAsia="Consolas" w:hAnsi="Consolas" w:cs="Consolas"/>
+          <w:sz w:val="21"/>
+          <w:szCs w:val="21"/>
+        </w:rPr>
+        <w:t>)</w:t>
       </w:r>
       <w:r>
         <w:rPr>
@@ -6367,6 +6574,7 @@
     <w:p>
       <w:pPr>
         <w:spacing w:before="210" w:after="210" w:line="300" w:lineRule="auto"/>
+        <w:jc w:val="both"/>
       </w:pPr>
       <w:r>
         <w:rPr>
@@ -6385,6 +6593,7 @@
           <w:numId w:val="12"/>
         </w:numPr>
         <w:spacing w:after="0" w:line="300" w:lineRule="auto"/>
+        <w:jc w:val="both"/>
         <w:rPr>
           <w:rFonts w:ascii="Segoe UI" w:eastAsia="Segoe UI" w:hAnsi="Segoe UI" w:cs="Segoe UI"/>
           <w:sz w:val="21"/>
@@ -6408,6 +6617,7 @@
           <w:numId w:val="12"/>
         </w:numPr>
         <w:spacing w:after="0" w:line="300" w:lineRule="auto"/>
+        <w:jc w:val="both"/>
         <w:rPr>
           <w:rFonts w:ascii="Segoe UI" w:eastAsia="Segoe UI" w:hAnsi="Segoe UI" w:cs="Segoe UI"/>
           <w:sz w:val="21"/>
@@ -6431,6 +6641,7 @@
           <w:numId w:val="12"/>
         </w:numPr>
         <w:spacing w:after="0" w:line="300" w:lineRule="auto"/>
+        <w:jc w:val="both"/>
         <w:rPr>
           <w:rFonts w:ascii="Segoe UI" w:eastAsia="Segoe UI" w:hAnsi="Segoe UI" w:cs="Segoe UI"/>
           <w:sz w:val="21"/>
@@ -6449,6 +6660,7 @@
     <w:p>
       <w:pPr>
         <w:spacing w:after="0"/>
+        <w:jc w:val="both"/>
       </w:pPr>
       <w:proofErr w:type="spellStart"/>
       <w:r>
@@ -6478,13 +6690,23 @@
         <w:t>formData</w:t>
       </w:r>
       <w:proofErr w:type="spellEnd"/>
-      <w:r>
-        <w:rPr>
-          <w:rFonts w:ascii="Segoe UI" w:eastAsia="Segoe UI" w:hAnsi="Segoe UI" w:cs="Segoe UI"/>
-          <w:sz w:val="21"/>
-          <w:szCs w:val="21"/>
-        </w:rPr>
-        <w:t>).map(</w:t>
+      <w:proofErr w:type="gramStart"/>
+      <w:r>
+        <w:rPr>
+          <w:rFonts w:ascii="Segoe UI" w:eastAsia="Segoe UI" w:hAnsi="Segoe UI" w:cs="Segoe UI"/>
+          <w:sz w:val="21"/>
+          <w:szCs w:val="21"/>
+        </w:rPr>
+        <w:t>).map</w:t>
+      </w:r>
+      <w:proofErr w:type="gramEnd"/>
+      <w:r>
+        <w:rPr>
+          <w:rFonts w:ascii="Segoe UI" w:eastAsia="Segoe UI" w:hAnsi="Segoe UI" w:cs="Segoe UI"/>
+          <w:sz w:val="21"/>
+          <w:szCs w:val="21"/>
+        </w:rPr>
+        <w:t>(</w:t>
       </w:r>
       <w:proofErr w:type="spellStart"/>
       <w:r>
@@ -6508,6 +6730,7 @@
     <w:p>
       <w:pPr>
         <w:spacing w:after="0"/>
+        <w:jc w:val="both"/>
       </w:pPr>
       <w:r>
         <w:rPr>
@@ -6521,6 +6744,7 @@
     <w:p>
       <w:pPr>
         <w:spacing w:after="0"/>
+        <w:jc w:val="both"/>
       </w:pPr>
       <w:r>
         <w:rPr>
@@ -6570,6 +6794,7 @@
     <w:p>
       <w:pPr>
         <w:spacing w:after="0"/>
+        <w:jc w:val="both"/>
       </w:pPr>
       <w:r>
         <w:rPr>
@@ -6637,6 +6862,7 @@
     <w:p>
       <w:pPr>
         <w:spacing w:after="0"/>
+        <w:jc w:val="both"/>
       </w:pPr>
       <w:r>
         <w:rPr>
@@ -6686,6 +6912,7 @@
     <w:p>
       <w:pPr>
         <w:spacing w:after="0"/>
+        <w:jc w:val="both"/>
       </w:pPr>
       <w:r>
         <w:rPr>
@@ -6699,6 +6926,7 @@
     <w:p>
       <w:pPr>
         <w:spacing w:after="0" w:line="300" w:lineRule="auto"/>
+        <w:jc w:val="both"/>
       </w:pPr>
       <w:r>
         <w:rPr>
@@ -6713,6 +6941,7 @@
       <w:pPr>
         <w:spacing w:after="0" w:line="240" w:lineRule="auto"/>
         <w:ind w:firstLine="0"/>
+        <w:jc w:val="both"/>
         <w:rPr>
           <w:rFonts w:ascii="Segoe UI" w:eastAsia="Segoe UI" w:hAnsi="Segoe UI" w:cs="Segoe UI"/>
           <w:sz w:val="21"/>
@@ -6731,6 +6960,7 @@
     <w:p>
       <w:pPr>
         <w:pStyle w:val="Cmsor2"/>
+        <w:jc w:val="both"/>
         <w:rPr>
           <w:b/>
           <w:bCs/>
@@ -6760,6 +6990,7 @@
     <w:p>
       <w:pPr>
         <w:spacing w:before="210" w:after="210" w:line="300" w:lineRule="auto"/>
+        <w:jc w:val="both"/>
       </w:pPr>
       <w:r>
         <w:rPr>
@@ -6826,6 +7057,7 @@
       <w:pPr>
         <w:spacing w:before="210" w:after="210" w:line="300" w:lineRule="auto"/>
         <w:ind w:firstLine="0"/>
+        <w:jc w:val="both"/>
       </w:pPr>
       <w:r>
         <w:rPr>
@@ -6898,6 +7130,7 @@
           <w:numId w:val="10"/>
         </w:numPr>
         <w:spacing w:after="0" w:line="300" w:lineRule="auto"/>
+        <w:jc w:val="both"/>
         <w:rPr>
           <w:rFonts w:ascii="Segoe UI" w:eastAsia="Segoe UI" w:hAnsi="Segoe UI" w:cs="Segoe UI"/>
           <w:sz w:val="21"/>
@@ -6939,6 +7172,7 @@
           <w:numId w:val="10"/>
         </w:numPr>
         <w:spacing w:after="0" w:line="300" w:lineRule="auto"/>
+        <w:jc w:val="both"/>
         <w:rPr>
           <w:rFonts w:ascii="Segoe UI" w:eastAsia="Segoe UI" w:hAnsi="Segoe UI" w:cs="Segoe UI"/>
           <w:sz w:val="21"/>
@@ -6954,6 +7188,7 @@
         <w:t>Ilyenkor nincs értelme újra beléptetni, ezért a program automatikusan átirányítja a főoldalra (</w:t>
       </w:r>
       <w:proofErr w:type="spellStart"/>
+      <w:proofErr w:type="gramStart"/>
       <w:r>
         <w:rPr>
           <w:rFonts w:ascii="Consolas" w:eastAsia="Consolas" w:hAnsi="Consolas" w:cs="Consolas"/>
@@ -6969,7 +7204,16 @@
           <w:sz w:val="21"/>
           <w:szCs w:val="21"/>
         </w:rPr>
-        <w:t>('/')</w:t>
+        <w:t>(</w:t>
+      </w:r>
+      <w:proofErr w:type="gramEnd"/>
+      <w:r>
+        <w:rPr>
+          <w:rFonts w:ascii="Consolas" w:eastAsia="Consolas" w:hAnsi="Consolas" w:cs="Consolas"/>
+          <w:sz w:val="21"/>
+          <w:szCs w:val="21"/>
+        </w:rPr>
+        <w:t>'/')</w:t>
       </w:r>
       <w:r>
         <w:rPr>
@@ -6988,6 +7232,7 @@
           <w:numId w:val="10"/>
         </w:numPr>
         <w:spacing w:after="0" w:line="300" w:lineRule="auto"/>
+        <w:jc w:val="both"/>
         <w:rPr>
           <w:rFonts w:ascii="Segoe UI" w:eastAsia="Segoe UI" w:hAnsi="Segoe UI" w:cs="Segoe UI"/>
           <w:sz w:val="21"/>
@@ -7006,6 +7251,7 @@
     <w:p>
       <w:pPr>
         <w:spacing w:before="210" w:after="210" w:line="300" w:lineRule="auto"/>
+        <w:jc w:val="both"/>
       </w:pPr>
       <w:r>
         <w:rPr>
@@ -7020,6 +7266,7 @@
       <w:pPr>
         <w:spacing w:before="210" w:after="210" w:line="300" w:lineRule="auto"/>
         <w:ind w:firstLine="0"/>
+        <w:jc w:val="both"/>
         <w:rPr>
           <w:rFonts w:ascii="Segoe UI" w:eastAsia="Segoe UI" w:hAnsi="Segoe UI" w:cs="Segoe UI"/>
           <w:sz w:val="26"/>
@@ -7069,6 +7316,7 @@
     <w:p>
       <w:pPr>
         <w:spacing w:after="0" w:line="300" w:lineRule="auto"/>
+        <w:jc w:val="both"/>
         <w:rPr>
           <w:rFonts w:ascii="Segoe UI" w:eastAsia="Segoe UI" w:hAnsi="Segoe UI" w:cs="Segoe UI"/>
           <w:sz w:val="22"/>
@@ -7085,6 +7333,7 @@
     <w:p>
       <w:pPr>
         <w:spacing w:after="0"/>
+        <w:jc w:val="both"/>
         <w:rPr>
           <w:rFonts w:ascii="Segoe UI" w:eastAsia="Segoe UI" w:hAnsi="Segoe UI" w:cs="Segoe UI"/>
           <w:sz w:val="20"/>
@@ -7103,6 +7352,7 @@
     <w:p>
       <w:pPr>
         <w:spacing w:after="0"/>
+        <w:jc w:val="both"/>
         <w:rPr>
           <w:rFonts w:ascii="Segoe UI" w:eastAsia="Segoe UI" w:hAnsi="Segoe UI" w:cs="Segoe UI"/>
           <w:sz w:val="20"/>
@@ -7133,60 +7383,80 @@
           <w:sz w:val="20"/>
           <w:szCs w:val="20"/>
         </w:rPr>
-        <w:t>: "",   // lehet e-mail vagy felhasználónév</w:t>
-      </w:r>
-    </w:p>
-    <w:p>
-      <w:pPr>
-        <w:spacing w:after="0"/>
+        <w:t>: "</w:t>
+      </w:r>
+      <w:proofErr w:type="gramStart"/>
+      <w:r>
         <w:rPr>
           <w:rFonts w:ascii="Segoe UI" w:eastAsia="Segoe UI" w:hAnsi="Segoe UI" w:cs="Segoe UI"/>
           <w:sz w:val="20"/>
           <w:szCs w:val="20"/>
         </w:rPr>
-      </w:pPr>
+        <w:t xml:space="preserve">",   </w:t>
+      </w:r>
+      <w:proofErr w:type="gramEnd"/>
       <w:r>
         <w:rPr>
           <w:rFonts w:ascii="Segoe UI" w:eastAsia="Segoe UI" w:hAnsi="Segoe UI" w:cs="Segoe UI"/>
           <w:sz w:val="20"/>
           <w:szCs w:val="20"/>
         </w:rPr>
-        <w:t xml:space="preserve">  </w:t>
-      </w:r>
-      <w:proofErr w:type="spellStart"/>
-      <w:r>
+        <w:t>// lehet e-mail vagy felhasználónév</w:t>
+      </w:r>
+    </w:p>
+    <w:p>
+      <w:pPr>
+        <w:spacing w:after="0"/>
+        <w:jc w:val="both"/>
         <w:rPr>
           <w:rFonts w:ascii="Segoe UI" w:eastAsia="Segoe UI" w:hAnsi="Segoe UI" w:cs="Segoe UI"/>
           <w:sz w:val="20"/>
           <w:szCs w:val="20"/>
         </w:rPr>
-        <w:t>jelszo</w:t>
-      </w:r>
-      <w:proofErr w:type="spellEnd"/>
+      </w:pPr>
       <w:r>
         <w:rPr>
           <w:rFonts w:ascii="Segoe UI" w:eastAsia="Segoe UI" w:hAnsi="Segoe UI" w:cs="Segoe UI"/>
           <w:sz w:val="20"/>
           <w:szCs w:val="20"/>
         </w:rPr>
-        <w:t>: ""       // a felhasználó belépési jelszava</w:t>
-      </w:r>
-    </w:p>
-    <w:p>
-      <w:pPr>
-        <w:spacing w:after="0"/>
+        <w:t xml:space="preserve">  </w:t>
+      </w:r>
+      <w:proofErr w:type="spellStart"/>
+      <w:r>
         <w:rPr>
           <w:rFonts w:ascii="Segoe UI" w:eastAsia="Segoe UI" w:hAnsi="Segoe UI" w:cs="Segoe UI"/>
           <w:sz w:val="20"/>
           <w:szCs w:val="20"/>
         </w:rPr>
-      </w:pPr>
+        <w:t>jelszo</w:t>
+      </w:r>
+      <w:proofErr w:type="spellEnd"/>
       <w:r>
         <w:rPr>
           <w:rFonts w:ascii="Segoe UI" w:eastAsia="Segoe UI" w:hAnsi="Segoe UI" w:cs="Segoe UI"/>
           <w:sz w:val="20"/>
           <w:szCs w:val="20"/>
         </w:rPr>
+        <w:t>: ""       // a felhasználó belépési jelszava</w:t>
+      </w:r>
+    </w:p>
+    <w:p>
+      <w:pPr>
+        <w:spacing w:after="0"/>
+        <w:jc w:val="both"/>
+        <w:rPr>
+          <w:rFonts w:ascii="Segoe UI" w:eastAsia="Segoe UI" w:hAnsi="Segoe UI" w:cs="Segoe UI"/>
+          <w:sz w:val="20"/>
+          <w:szCs w:val="20"/>
+        </w:rPr>
+      </w:pPr>
+      <w:r>
+        <w:rPr>
+          <w:rFonts w:ascii="Segoe UI" w:eastAsia="Segoe UI" w:hAnsi="Segoe UI" w:cs="Segoe UI"/>
+          <w:sz w:val="20"/>
+          <w:szCs w:val="20"/>
+        </w:rPr>
         <w:t>}</w:t>
       </w:r>
     </w:p>
@@ -7194,6 +7464,7 @@
       <w:pPr>
         <w:spacing w:after="0" w:line="300" w:lineRule="auto"/>
         <w:ind w:left="340" w:firstLine="0"/>
+        <w:jc w:val="both"/>
         <w:rPr>
           <w:rFonts w:ascii="Segoe UI" w:eastAsia="Segoe UI" w:hAnsi="Segoe UI" w:cs="Segoe UI"/>
           <w:sz w:val="21"/>
@@ -7284,6 +7555,7 @@
     <w:p>
       <w:pPr>
         <w:pStyle w:val="Cmsor2"/>
+        <w:jc w:val="both"/>
         <w:rPr>
           <w:b/>
           <w:bCs/>
@@ -7307,6 +7579,7 @@
     <w:p>
       <w:pPr>
         <w:spacing w:before="210" w:after="210" w:line="300" w:lineRule="auto"/>
+        <w:jc w:val="both"/>
       </w:pPr>
       <w:r>
         <w:rPr>
@@ -7356,6 +7629,7 @@
     <w:p>
       <w:pPr>
         <w:spacing w:before="210" w:after="210" w:line="300" w:lineRule="auto"/>
+        <w:jc w:val="both"/>
       </w:pPr>
       <w:r>
         <w:rPr>
@@ -7374,6 +7648,7 @@
           <w:numId w:val="9"/>
         </w:numPr>
         <w:spacing w:after="0" w:line="300" w:lineRule="auto"/>
+        <w:jc w:val="both"/>
         <w:rPr>
           <w:rFonts w:ascii="Segoe UI" w:eastAsia="Segoe UI" w:hAnsi="Segoe UI" w:cs="Segoe UI"/>
           <w:sz w:val="21"/>
@@ -7389,6 +7664,7 @@
         <w:t>Kinyeri az esemény objektumból (</w:t>
       </w:r>
       <w:proofErr w:type="spellStart"/>
+      <w:proofErr w:type="gramStart"/>
       <w:r>
         <w:rPr>
           <w:rFonts w:ascii="Consolas" w:eastAsia="Consolas" w:hAnsi="Consolas" w:cs="Consolas"/>
@@ -7398,6 +7674,7 @@
         <w:t>e.target</w:t>
       </w:r>
       <w:proofErr w:type="spellEnd"/>
+      <w:proofErr w:type="gramEnd"/>
       <w:r>
         <w:rPr>
           <w:rFonts w:ascii="Segoe UI" w:eastAsia="Segoe UI" w:hAnsi="Segoe UI" w:cs="Segoe UI"/>
@@ -7451,6 +7728,7 @@
           <w:numId w:val="9"/>
         </w:numPr>
         <w:spacing w:after="0" w:line="300" w:lineRule="auto"/>
+        <w:jc w:val="both"/>
         <w:rPr>
           <w:rFonts w:ascii="Segoe UI" w:eastAsia="Segoe UI" w:hAnsi="Segoe UI" w:cs="Segoe UI"/>
           <w:sz w:val="21"/>
@@ -7492,6 +7770,7 @@
           <w:numId w:val="9"/>
         </w:numPr>
         <w:spacing w:after="0" w:line="300" w:lineRule="auto"/>
+        <w:jc w:val="both"/>
         <w:rPr>
           <w:rFonts w:ascii="Segoe UI" w:eastAsia="Segoe UI" w:hAnsi="Segoe UI" w:cs="Segoe UI"/>
           <w:sz w:val="21"/>
@@ -7528,6 +7807,7 @@
     <w:p>
       <w:pPr>
         <w:spacing w:before="210" w:after="210" w:line="300" w:lineRule="auto"/>
+        <w:jc w:val="both"/>
         <w:rPr>
           <w:rFonts w:ascii="Segoe UI" w:eastAsia="Segoe UI" w:hAnsi="Segoe UI" w:cs="Segoe UI"/>
           <w:sz w:val="21"/>
@@ -7601,6 +7881,7 @@
       <w:pPr>
         <w:pStyle w:val="Cmsor2"/>
         <w:pageBreakBefore w:val="0"/>
+        <w:jc w:val="both"/>
         <w:rPr>
           <w:b/>
           <w:bCs/>
@@ -7620,6 +7901,7 @@
     <w:p>
       <w:pPr>
         <w:spacing w:before="210" w:after="210" w:line="240" w:lineRule="auto"/>
+        <w:jc w:val="both"/>
         <w:rPr>
           <w:rFonts w:ascii="Segoe UI" w:eastAsia="Segoe UI" w:hAnsi="Segoe UI" w:cs="Segoe UI"/>
           <w:color w:val="000000" w:themeColor="text1"/>
@@ -7646,6 +7928,7 @@
         </w:numPr>
         <w:spacing w:before="246" w:after="246" w:line="240" w:lineRule="auto"/>
         <w:ind w:firstLine="340"/>
+        <w:jc w:val="both"/>
         <w:rPr>
           <w:rFonts w:ascii="Segoe UI" w:eastAsia="Segoe UI" w:hAnsi="Segoe UI" w:cs="Segoe UI"/>
           <w:b w:val="0"/>
@@ -7676,6 +7959,7 @@
         </w:numPr>
         <w:spacing w:after="0" w:line="240" w:lineRule="auto"/>
         <w:contextualSpacing w:val="0"/>
+        <w:jc w:val="both"/>
         <w:rPr>
           <w:rFonts w:ascii="Segoe UI" w:eastAsia="Segoe UI" w:hAnsi="Segoe UI" w:cs="Segoe UI"/>
           <w:color w:val="000000" w:themeColor="text1"/>
@@ -7702,6 +7986,7 @@
         </w:numPr>
         <w:spacing w:after="0" w:line="240" w:lineRule="auto"/>
         <w:contextualSpacing w:val="0"/>
+        <w:jc w:val="both"/>
         <w:rPr>
           <w:rFonts w:ascii="Segoe UI" w:eastAsia="Segoe UI" w:hAnsi="Segoe UI" w:cs="Segoe UI"/>
           <w:color w:val="000000" w:themeColor="text1"/>
@@ -7749,6 +8034,7 @@
           <w:numId w:val="0"/>
         </w:numPr>
         <w:spacing w:before="246" w:after="246" w:line="240" w:lineRule="auto"/>
+        <w:jc w:val="both"/>
         <w:rPr>
           <w:rFonts w:ascii="Segoe UI" w:eastAsia="Segoe UI" w:hAnsi="Segoe UI" w:cs="Segoe UI"/>
           <w:b w:val="0"/>
@@ -7813,6 +8099,7 @@
         </w:numPr>
         <w:spacing w:before="246" w:after="246" w:line="240" w:lineRule="auto"/>
         <w:ind w:firstLine="708"/>
+        <w:jc w:val="both"/>
         <w:rPr>
           <w:rFonts w:ascii="Segoe UI" w:eastAsia="Segoe UI" w:hAnsi="Segoe UI" w:cs="Segoe UI"/>
           <w:b w:val="0"/>
@@ -7846,6 +8133,7 @@
         </w:numPr>
         <w:spacing w:before="80" w:after="80" w:line="240" w:lineRule="auto"/>
         <w:ind w:left="720"/>
+        <w:jc w:val="both"/>
       </w:pPr>
       <w:bookmarkStart w:id="27" w:name="_Toc227068286"/>
       <w:r>
@@ -7888,6 +8176,7 @@
       <w:pPr>
         <w:pStyle w:val="Cmsor2"/>
         <w:pageBreakBefore w:val="0"/>
+        <w:jc w:val="both"/>
       </w:pPr>
       <w:bookmarkStart w:id="28" w:name="_Toc227068287"/>
       <w:r>
@@ -7907,6 +8196,7 @@
         </w:numPr>
         <w:spacing w:before="210" w:after="210" w:line="240" w:lineRule="auto"/>
         <w:ind w:left="720" w:firstLine="696"/>
+        <w:jc w:val="both"/>
         <w:rPr>
           <w:rFonts w:ascii="Segoe UI" w:eastAsia="Segoe UI" w:hAnsi="Segoe UI" w:cs="Segoe UI"/>
           <w:b w:val="0"/>
@@ -7963,6 +8253,7 @@
         </w:numPr>
         <w:spacing w:before="210" w:after="210" w:line="240" w:lineRule="auto"/>
         <w:ind w:left="720" w:firstLine="696"/>
+        <w:jc w:val="both"/>
         <w:rPr>
           <w:rFonts w:ascii="Segoe UI" w:eastAsia="Segoe UI" w:hAnsi="Segoe UI" w:cs="Segoe UI"/>
           <w:b w:val="0"/>
@@ -7995,6 +8286,7 @@
         </w:numPr>
         <w:spacing w:before="0" w:after="0" w:line="240" w:lineRule="auto"/>
         <w:ind w:left="720" w:firstLine="696"/>
+        <w:jc w:val="both"/>
         <w:rPr>
           <w:rFonts w:ascii="Segoe UI" w:eastAsia="Segoe UI" w:hAnsi="Segoe UI" w:cs="Segoe UI"/>
           <w:b w:val="0"/>
@@ -8073,6 +8365,7 @@
         </w:numPr>
         <w:spacing w:before="0" w:after="0" w:line="240" w:lineRule="auto"/>
         <w:ind w:left="1416"/>
+        <w:jc w:val="both"/>
         <w:rPr>
           <w:rFonts w:ascii="Segoe UI" w:eastAsia="Segoe UI" w:hAnsi="Segoe UI" w:cs="Segoe UI"/>
           <w:b w:val="0"/>
@@ -8140,7 +8433,31 @@
           <w:sz w:val="21"/>
           <w:szCs w:val="21"/>
         </w:rPr>
-        <w:t>, ID, stb.)</w:t>
+        <w:t xml:space="preserve">, </w:t>
+      </w:r>
+      <w:proofErr w:type="gramStart"/>
+      <w:r>
+        <w:rPr>
+          <w:rFonts w:ascii="Segoe UI" w:eastAsia="Segoe UI" w:hAnsi="Segoe UI" w:cs="Segoe UI"/>
+          <w:b w:val="0"/>
+          <w:bCs w:val="0"/>
+          <w:color w:val="000000" w:themeColor="text1"/>
+          <w:sz w:val="21"/>
+          <w:szCs w:val="21"/>
+        </w:rPr>
+        <w:t>ID,</w:t>
+      </w:r>
+      <w:proofErr w:type="gramEnd"/>
+      <w:r>
+        <w:rPr>
+          <w:rFonts w:ascii="Segoe UI" w:eastAsia="Segoe UI" w:hAnsi="Segoe UI" w:cs="Segoe UI"/>
+          <w:b w:val="0"/>
+          <w:bCs w:val="0"/>
+          <w:color w:val="000000" w:themeColor="text1"/>
+          <w:sz w:val="21"/>
+          <w:szCs w:val="21"/>
+        </w:rPr>
+        <w:t xml:space="preserve"> stb.)</w:t>
       </w:r>
       <w:bookmarkEnd w:id="32"/>
     </w:p>
@@ -8153,6 +8470,7 @@
         </w:numPr>
         <w:spacing w:before="0" w:after="0" w:line="240" w:lineRule="auto"/>
         <w:ind w:left="720" w:firstLine="696"/>
+        <w:jc w:val="both"/>
         <w:rPr>
           <w:rFonts w:ascii="Segoe UI" w:eastAsia="Segoe UI" w:hAnsi="Segoe UI" w:cs="Segoe UI"/>
           <w:b w:val="0"/>
@@ -8209,6 +8527,7 @@
         </w:numPr>
         <w:spacing w:before="0" w:after="0" w:line="240" w:lineRule="auto"/>
         <w:ind w:left="720" w:firstLine="696"/>
+        <w:jc w:val="both"/>
         <w:rPr>
           <w:rFonts w:ascii="Segoe UI" w:eastAsia="Segoe UI" w:hAnsi="Segoe UI" w:cs="Segoe UI"/>
           <w:b w:val="0"/>
@@ -8241,6 +8560,7 @@
         </w:numPr>
         <w:spacing w:before="0" w:after="0" w:line="240" w:lineRule="auto"/>
         <w:ind w:left="720" w:firstLine="696"/>
+        <w:jc w:val="both"/>
         <w:rPr>
           <w:rFonts w:ascii="Consolas" w:eastAsia="Consolas" w:hAnsi="Consolas" w:cs="Consolas"/>
           <w:b w:val="0"/>
@@ -8263,6 +8583,7 @@
         <w:t xml:space="preserve">átirányítja a felhasználót a főoldalra: </w:t>
       </w:r>
       <w:proofErr w:type="spellStart"/>
+      <w:proofErr w:type="gramStart"/>
       <w:r>
         <w:rPr>
           <w:rFonts w:ascii="Consolas" w:eastAsia="Consolas" w:hAnsi="Consolas" w:cs="Consolas"/>
@@ -8284,7 +8605,19 @@
           <w:sz w:val="21"/>
           <w:szCs w:val="21"/>
         </w:rPr>
-        <w:t>('/')</w:t>
+        <w:t>(</w:t>
+      </w:r>
+      <w:proofErr w:type="gramEnd"/>
+      <w:r>
+        <w:rPr>
+          <w:rFonts w:ascii="Consolas" w:eastAsia="Consolas" w:hAnsi="Consolas" w:cs="Consolas"/>
+          <w:b w:val="0"/>
+          <w:bCs w:val="0"/>
+          <w:color w:val="000000" w:themeColor="text1"/>
+          <w:sz w:val="21"/>
+          <w:szCs w:val="21"/>
+        </w:rPr>
+        <w:t>'/')</w:t>
       </w:r>
       <w:bookmarkEnd w:id="35"/>
     </w:p>
@@ -8297,6 +8630,7 @@
         </w:numPr>
         <w:spacing w:before="246" w:after="246" w:line="300" w:lineRule="auto"/>
         <w:ind w:left="720" w:hanging="720"/>
+        <w:jc w:val="both"/>
         <w:rPr>
           <w:rFonts w:ascii="Segoe UI" w:eastAsia="Segoe UI" w:hAnsi="Segoe UI" w:cs="Segoe UI"/>
           <w:b w:val="0"/>
@@ -8350,6 +8684,7 @@
           <w:numId w:val="5"/>
         </w:numPr>
         <w:spacing w:after="0" w:line="300" w:lineRule="auto"/>
+        <w:jc w:val="both"/>
         <w:rPr>
           <w:rFonts w:ascii="Segoe UI" w:eastAsia="Segoe UI" w:hAnsi="Segoe UI" w:cs="Segoe UI"/>
           <w:color w:val="000000" w:themeColor="text1"/>
@@ -8396,6 +8731,7 @@
           <w:numId w:val="5"/>
         </w:numPr>
         <w:spacing w:after="0" w:line="300" w:lineRule="auto"/>
+        <w:jc w:val="both"/>
         <w:rPr>
           <w:rFonts w:ascii="Segoe UI" w:eastAsia="Segoe UI" w:hAnsi="Segoe UI" w:cs="Segoe UI"/>
           <w:color w:val="000000" w:themeColor="text1"/>
@@ -8437,6 +8773,7 @@
       <w:pPr>
         <w:pStyle w:val="Cmsor2"/>
         <w:pageBreakBefore w:val="0"/>
+        <w:jc w:val="both"/>
         <w:rPr>
           <w:b/>
           <w:bCs/>
@@ -8456,6 +8793,7 @@
       <w:pPr>
         <w:keepLines/>
         <w:spacing w:before="210" w:after="210" w:line="300" w:lineRule="auto"/>
+        <w:jc w:val="both"/>
         <w:rPr>
           <w:rFonts w:ascii="Segoe UI" w:eastAsia="Segoe UI" w:hAnsi="Segoe UI" w:cs="Segoe UI"/>
           <w:color w:val="000000" w:themeColor="text1"/>
@@ -8482,6 +8820,7 @@
         </w:numPr>
         <w:spacing w:before="246" w:after="246" w:line="300" w:lineRule="auto"/>
         <w:ind w:firstLine="680"/>
+        <w:jc w:val="both"/>
         <w:rPr>
           <w:rFonts w:ascii="Segoe UI" w:eastAsia="Segoe UI" w:hAnsi="Segoe UI" w:cs="Segoe UI"/>
           <w:b w:val="0"/>
@@ -8512,6 +8851,7 @@
           <w:numId w:val="4"/>
         </w:numPr>
         <w:spacing w:after="0" w:line="300" w:lineRule="auto"/>
+        <w:jc w:val="both"/>
         <w:rPr>
           <w:rFonts w:ascii="Segoe UI" w:eastAsia="Segoe UI" w:hAnsi="Segoe UI" w:cs="Segoe UI"/>
           <w:color w:val="000000" w:themeColor="text1"/>
@@ -8538,6 +8878,7 @@
           <w:numId w:val="4"/>
         </w:numPr>
         <w:spacing w:after="0" w:line="300" w:lineRule="auto"/>
+        <w:jc w:val="both"/>
         <w:rPr>
           <w:rFonts w:ascii="Consolas" w:eastAsia="Consolas" w:hAnsi="Consolas" w:cs="Consolas"/>
           <w:color w:val="000000" w:themeColor="text1"/>
@@ -8575,6 +8916,7 @@
           <w:numId w:val="4"/>
         </w:numPr>
         <w:spacing w:after="0" w:line="300" w:lineRule="auto"/>
+        <w:jc w:val="both"/>
         <w:rPr>
           <w:rFonts w:ascii="Segoe UI" w:eastAsia="Segoe UI" w:hAnsi="Segoe UI" w:cs="Segoe UI"/>
           <w:color w:val="000000" w:themeColor="text1"/>
@@ -8618,6 +8960,7 @@
         <w:keepLines/>
         <w:spacing w:after="0" w:line="300" w:lineRule="auto"/>
         <w:ind w:firstLine="680"/>
+        <w:jc w:val="both"/>
         <w:rPr>
           <w:rFonts w:ascii="Segoe UI" w:eastAsia="Segoe UI" w:hAnsi="Segoe UI" w:cs="Segoe UI"/>
           <w:color w:val="000000" w:themeColor="text1"/>
@@ -8642,6 +8985,7 @@
           <w:numId w:val="3"/>
         </w:numPr>
         <w:spacing w:after="0" w:line="300" w:lineRule="auto"/>
+        <w:jc w:val="both"/>
         <w:rPr>
           <w:rFonts w:ascii="Segoe UI" w:eastAsia="Segoe UI" w:hAnsi="Segoe UI" w:cs="Segoe UI"/>
           <w:color w:val="000000" w:themeColor="text1"/>
@@ -8708,6 +9052,7 @@
           <w:numId w:val="3"/>
         </w:numPr>
         <w:spacing w:after="0" w:line="300" w:lineRule="auto"/>
+        <w:jc w:val="both"/>
         <w:rPr>
           <w:rFonts w:ascii="Segoe UI" w:eastAsia="Segoe UI" w:hAnsi="Segoe UI" w:cs="Segoe UI"/>
           <w:i/>
@@ -8758,6 +9103,7 @@
         </w:numPr>
         <w:spacing w:before="246" w:after="246" w:line="300" w:lineRule="auto"/>
         <w:ind w:firstLine="680"/>
+        <w:jc w:val="both"/>
         <w:rPr>
           <w:rFonts w:ascii="Segoe UI" w:eastAsia="Segoe UI" w:hAnsi="Segoe UI" w:cs="Segoe UI"/>
           <w:b w:val="0"/>
@@ -8788,6 +9134,7 @@
           <w:numId w:val="2"/>
         </w:numPr>
         <w:spacing w:after="0" w:line="300" w:lineRule="auto"/>
+        <w:jc w:val="both"/>
         <w:rPr>
           <w:rFonts w:ascii="Segoe UI" w:eastAsia="Segoe UI" w:hAnsi="Segoe UI" w:cs="Segoe UI"/>
           <w:color w:val="000000" w:themeColor="text1"/>
@@ -8834,6 +9181,7 @@
           <w:numId w:val="2"/>
         </w:numPr>
         <w:spacing w:after="0" w:line="300" w:lineRule="auto"/>
+        <w:jc w:val="both"/>
         <w:rPr>
           <w:rFonts w:ascii="Segoe UI" w:eastAsia="Segoe UI" w:hAnsi="Segoe UI" w:cs="Segoe UI"/>
           <w:color w:val="000000" w:themeColor="text1"/>
@@ -8855,6 +9203,7 @@
       <w:pPr>
         <w:keepLines/>
         <w:spacing w:before="210" w:after="210" w:line="300" w:lineRule="auto"/>
+        <w:jc w:val="both"/>
         <w:rPr>
           <w:rFonts w:ascii="Segoe UI" w:eastAsia="Segoe UI" w:hAnsi="Segoe UI" w:cs="Segoe UI"/>
           <w:color w:val="000000" w:themeColor="text1"/>
@@ -9406,14 +9755,27 @@
     <w:pPr>
       <w:pStyle w:val="llb"/>
     </w:pPr>
-    <w:fldSimple w:instr="DATE   \* MERGEFORMAT">
-      <w:r>
-        <w:rPr>
-          <w:noProof/>
-        </w:rPr>
-        <w:t>2026. 04. 14.</w:t>
-      </w:r>
-    </w:fldSimple>
+    <w:r>
+      <w:fldChar w:fldCharType="begin"/>
+    </w:r>
+    <w:r>
+      <w:instrText>DATE   \* MERGEFORMAT</w:instrText>
+    </w:r>
+    <w:r>
+      <w:fldChar w:fldCharType="separate"/>
+    </w:r>
+    <w:r>
+      <w:rPr>
+        <w:noProof/>
+      </w:rPr>
+      <w:t>2026. 04. 15.</w:t>
+    </w:r>
+    <w:r>
+      <w:rPr>
+        <w:noProof/>
+      </w:rPr>
+      <w:fldChar w:fldCharType="end"/>
+    </w:r>
     <w:r>
       <w:tab/>
     </w:r>
@@ -14401,6 +14763,10 @@
 </file>
 
 <file path=customXml/item1.xml><?xml version="1.0" encoding="utf-8"?>
+<b:Sources xmlns:b="http://schemas.openxmlformats.org/officeDocument/2006/bibliography" xmlns="http://schemas.openxmlformats.org/officeDocument/2006/bibliography" SelectedStyle="\APA.XSL" StyleName="APA"/>
+</file>
+
+<file path=customXml/item2.xml><?xml version="1.0" encoding="utf-8"?>
 <p:properties xmlns:p="http://schemas.microsoft.com/office/2006/metadata/properties" xmlns:xsi="http://www.w3.org/2001/XMLSchema-instance" xmlns:pc="http://schemas.microsoft.com/office/infopath/2007/PartnerControls">
   <documentManagement>
     <lcf76f155ced4ddcb4097134ff3c332f xmlns="7825f8f0-66cc-486b-8b2f-b9e6989daf77">
@@ -14412,11 +14778,16 @@
 </p:properties>
 </file>
 
-<file path=customXml/item2.xml><?xml version="1.0" encoding="utf-8"?>
-<b:Sources xmlns:b="http://schemas.openxmlformats.org/officeDocument/2006/bibliography" xmlns="http://schemas.openxmlformats.org/officeDocument/2006/bibliography" SelectedStyle="\APA.XSL" StyleName="APA"/>
+<file path=customXml/item3.xml><?xml version="1.0" encoding="utf-8"?>
+<?mso-contentType ?>
+<FormTemplates xmlns="http://schemas.microsoft.com/sharepoint/v3/contenttype/forms">
+  <Display>DocumentLibraryForm</Display>
+  <Edit>DocumentLibraryForm</Edit>
+  <New>DocumentLibraryForm</New>
+</FormTemplates>
 </file>
 
-<file path=customXml/item3.xml><?xml version="1.0" encoding="utf-8"?>
+<file path=customXml/item4.xml><?xml version="1.0" encoding="utf-8"?>
 <ct:contentTypeSchema xmlns:ct="http://schemas.microsoft.com/office/2006/metadata/contentType" xmlns:ma="http://schemas.microsoft.com/office/2006/metadata/properties/metaAttributes" ct:_="" ma:_="" ma:contentTypeName="Dokumentum" ma:contentTypeID="0x01010000B4A40D76940A4A9ABDBD81056BA05F" ma:contentTypeVersion="11" ma:contentTypeDescription="Új dokumentum létrehozása." ma:contentTypeScope="" ma:versionID="6647b5661dec9a330db8f17aac752412">
   <xsd:schema xmlns:xsd="http://www.w3.org/2001/XMLSchema" xmlns:xs="http://www.w3.org/2001/XMLSchema" xmlns:p="http://schemas.microsoft.com/office/2006/metadata/properties" xmlns:ns2="7825f8f0-66cc-486b-8b2f-b9e6989daf77" xmlns:ns3="cd4998c0-141d-4ad7-92c6-dda8955ec8a5" targetNamespace="http://schemas.microsoft.com/office/2006/metadata/properties" ma:root="true" ma:fieldsID="a0aefcde72e27fcf9f67ad38f312134e" ns2:_="" ns3:_="">
     <xsd:import namespace="7825f8f0-66cc-486b-8b2f-b9e6989daf77"/>
@@ -14611,16 +14982,15 @@
 </ct:contentTypeSchema>
 </file>
 
-<file path=customXml/item4.xml><?xml version="1.0" encoding="utf-8"?>
-<?mso-contentType ?>
-<FormTemplates xmlns="http://schemas.microsoft.com/sharepoint/v3/contenttype/forms">
-  <Display>DocumentLibraryForm</Display>
-  <Edit>DocumentLibraryForm</Edit>
-  <New>DocumentLibraryForm</New>
-</FormTemplates>
+<file path=customXml/itemProps1.xml><?xml version="1.0" encoding="utf-8"?>
+<ds:datastoreItem xmlns:ds="http://schemas.openxmlformats.org/officeDocument/2006/customXml" ds:itemID="{31D8A198-B5FD-41D1-8F98-20D226CAF475}">
+  <ds:schemaRefs>
+    <ds:schemaRef ds:uri="http://schemas.openxmlformats.org/officeDocument/2006/bibliography"/>
+  </ds:schemaRefs>
+</ds:datastoreItem>
 </file>
 
-<file path=customXml/itemProps1.xml><?xml version="1.0" encoding="utf-8"?>
+<file path=customXml/itemProps2.xml><?xml version="1.0" encoding="utf-8"?>
 <ds:datastoreItem xmlns:ds="http://schemas.openxmlformats.org/officeDocument/2006/customXml" ds:itemID="{4683CF39-CBC1-469A-88EA-F31417A0D119}">
   <ds:schemaRefs>
     <ds:schemaRef ds:uri="http://schemas.microsoft.com/office/2006/metadata/properties"/>
@@ -14631,15 +15001,15 @@
 </ds:datastoreItem>
 </file>
 
-<file path=customXml/itemProps2.xml><?xml version="1.0" encoding="utf-8"?>
-<ds:datastoreItem xmlns:ds="http://schemas.openxmlformats.org/officeDocument/2006/customXml" ds:itemID="{31D8A198-B5FD-41D1-8F98-20D226CAF475}">
+<file path=customXml/itemProps3.xml><?xml version="1.0" encoding="utf-8"?>
+<ds:datastoreItem xmlns:ds="http://schemas.openxmlformats.org/officeDocument/2006/customXml" ds:itemID="{49E9CE2F-4863-430F-A73B-CD3063AB172E}">
   <ds:schemaRefs>
-    <ds:schemaRef ds:uri="http://schemas.openxmlformats.org/officeDocument/2006/bibliography"/>
+    <ds:schemaRef ds:uri="http://schemas.microsoft.com/sharepoint/v3/contenttype/forms"/>
   </ds:schemaRefs>
 </ds:datastoreItem>
 </file>
 
-<file path=customXml/itemProps3.xml><?xml version="1.0" encoding="utf-8"?>
+<file path=customXml/itemProps4.xml><?xml version="1.0" encoding="utf-8"?>
 <ds:datastoreItem xmlns:ds="http://schemas.openxmlformats.org/officeDocument/2006/customXml" ds:itemID="{E9EE7280-50AF-454F-A86C-A38955E1C17C}">
   <ds:schemaRefs>
     <ds:schemaRef ds:uri="http://schemas.microsoft.com/office/2006/metadata/contentType"/>
@@ -14656,12 +15026,4 @@
     <ds:schemaRef ds:uri="http://schemas.microsoft.com/internal/obd"/>
   </ds:schemaRefs>
 </ds:datastoreItem>
-</file>
-
-<file path=customXml/itemProps4.xml><?xml version="1.0" encoding="utf-8"?>
-<ds:datastoreItem xmlns:ds="http://schemas.openxmlformats.org/officeDocument/2006/customXml" ds:itemID="{49E9CE2F-4863-430F-A73B-CD3063AB172E}">
-  <ds:schemaRefs>
-    <ds:schemaRef ds:uri="http://schemas.microsoft.com/sharepoint/v3/contenttype/forms"/>
-  </ds:schemaRefs>
-</ds:datastoreItem>
 </file>
--- a/dokumentacio/vizsgaremek_doku_minta.docx
+++ b/dokumentacio/vizsgaremek_doku_minta.docx
@@ -60,11 +60,9 @@
       <w:pPr>
         <w:pStyle w:val="Alcm"/>
       </w:pPr>
-      <w:proofErr w:type="spellStart"/>
       <w:r>
         <w:t>ResRater</w:t>
       </w:r>
-      <w:proofErr w:type="spellEnd"/>
     </w:p>
     <w:p>
       <w:pPr>
@@ -79,13 +77,8 @@
       <w:r>
         <w:t xml:space="preserve"> </w:t>
       </w:r>
-      <w:proofErr w:type="spellStart"/>
-      <w:r>
-        <w:t>Dobrocsi</w:t>
-      </w:r>
-      <w:proofErr w:type="spellEnd"/>
-      <w:r>
-        <w:t xml:space="preserve"> Róbertné</w:t>
+      <w:r>
+        <w:t>Dobrocsi Róbertné</w:t>
       </w:r>
       <w:r>
         <w:t xml:space="preserve">              </w:t>
@@ -3104,54 +3097,114 @@
         <w:rPr>
           <w:color w:val="000000" w:themeColor="text1"/>
         </w:rPr>
-        <w:t xml:space="preserve"> készítünk, aminek</w:t>
+        <w:t xml:space="preserve"> készít</w:t>
       </w:r>
       <w:r>
         <w:rPr>
           <w:color w:val="000000" w:themeColor="text1"/>
         </w:rPr>
-        <w:t xml:space="preserve"> fő célja, hogy megkönnyítsük az éttermek keresését egy weboldal segítségével. Például nyaralás alatt nem szükséges külön térképes keresést végezni: elég felmenni a weboldalra, megadni a lokációnkat, és máris megtekinthetjük a környéken található éttermeket.</w:t>
+        <w:t>ett</w:t>
       </w:r>
       <w:r>
         <w:rPr>
           <w:color w:val="000000" w:themeColor="text1"/>
         </w:rPr>
+        <w:t>ünk, aminek</w:t>
+      </w:r>
+      <w:r>
+        <w:rPr>
+          <w:color w:val="000000" w:themeColor="text1"/>
+        </w:rPr>
+        <w:t xml:space="preserve"> fő célja, hogy megkönnyítsük az éttermek keresését egy weboldal segítségével. Például nyaralás alatt nem szükséges külön térképes keresést végezni: elég felmenni a weboldalra, </w:t>
+      </w:r>
+      <w:r>
+        <w:rPr>
+          <w:color w:val="000000" w:themeColor="text1"/>
+        </w:rPr>
+        <w:t>megadni az általunk keresett városnak a nevét</w:t>
+      </w:r>
+      <w:r>
+        <w:rPr>
+          <w:color w:val="000000" w:themeColor="text1"/>
+        </w:rPr>
+        <w:t>, és máris megtekinthetjük a környéken található éttermeket.</w:t>
+      </w:r>
+      <w:r>
+        <w:rPr>
+          <w:color w:val="000000" w:themeColor="text1"/>
+        </w:rPr>
         <w:t xml:space="preserve"> Különböző szempontok alapján lehet értékelni az éttermek különböző tulajdonságait</w:t>
       </w:r>
       <w:r>
         <w:rPr>
           <w:color w:val="000000" w:themeColor="text1"/>
         </w:rPr>
-        <w:t xml:space="preserve">. Lesznek </w:t>
+        <w:t xml:space="preserve">. </w:t>
       </w:r>
       <w:r>
         <w:rPr>
           <w:color w:val="000000" w:themeColor="text1"/>
         </w:rPr>
-        <w:t>algoritmusok,</w:t>
+        <w:t>Regisztr</w:t>
       </w:r>
       <w:r>
         <w:rPr>
           <w:color w:val="000000" w:themeColor="text1"/>
         </w:rPr>
-        <w:t xml:space="preserve"> ami megnézi, hogy milyen éttermeket néztünk meg és az alapján fog ajánlani. </w:t>
+        <w:t>áció nélkül sok funkció nem érhető el ezért erősen ajánlott</w:t>
       </w:r>
       <w:r>
         <w:rPr>
           <w:color w:val="000000" w:themeColor="text1"/>
         </w:rPr>
-        <w:t xml:space="preserve">Regisztrálni kell az oldal használatához így könnyebb és biztonságosabb lesz az oldal használata. </w:t>
+        <w:t xml:space="preserve"> az oldal </w:t>
       </w:r>
       <w:r>
         <w:rPr>
           <w:color w:val="000000" w:themeColor="text1"/>
         </w:rPr>
-        <w:t>Minden étteremnek lesz egy rövid leírása és képe minden</w:t>
+        <w:t xml:space="preserve">teljes </w:t>
       </w:r>
       <w:r>
         <w:rPr>
           <w:color w:val="000000" w:themeColor="text1"/>
         </w:rPr>
+        <w:t xml:space="preserve">használatához. </w:t>
+      </w:r>
+      <w:r>
+        <w:rPr>
+          <w:color w:val="000000" w:themeColor="text1"/>
+        </w:rPr>
+        <w:t xml:space="preserve">Minden étteremnek </w:t>
+      </w:r>
+      <w:r>
+        <w:rPr>
+          <w:color w:val="000000" w:themeColor="text1"/>
+        </w:rPr>
+        <w:t>van</w:t>
+      </w:r>
+      <w:r>
+        <w:rPr>
+          <w:color w:val="000000" w:themeColor="text1"/>
+        </w:rPr>
+        <w:t xml:space="preserve"> egy rövid leírása és képe</w:t>
+      </w:r>
+      <w:r>
+        <w:rPr>
+          <w:color w:val="000000" w:themeColor="text1"/>
+        </w:rPr>
+        <w:t>,</w:t>
+      </w:r>
+      <w:r>
+        <w:rPr>
+          <w:color w:val="000000" w:themeColor="text1"/>
+        </w:rPr>
+        <w:t xml:space="preserve"> minden</w:t>
+      </w:r>
+      <w:r>
+        <w:rPr>
+          <w:color w:val="000000" w:themeColor="text1"/>
+        </w:rPr>
         <w:t xml:space="preserve">t </w:t>
       </w:r>
       <w:r>
@@ -3164,7 +3217,31 @@
         <w:rPr>
           <w:color w:val="000000" w:themeColor="text1"/>
         </w:rPr>
-        <w:t xml:space="preserve"> és kritikusok, szakácsok véleményét külön kiemeljük.</w:t>
+        <w:t>. A</w:t>
+      </w:r>
+      <w:r>
+        <w:rPr>
+          <w:color w:val="000000" w:themeColor="text1"/>
+        </w:rPr>
+        <w:t xml:space="preserve"> kritikusok</w:t>
+      </w:r>
+      <w:r>
+        <w:rPr>
+          <w:color w:val="000000" w:themeColor="text1"/>
+        </w:rPr>
+        <w:t xml:space="preserve"> és</w:t>
+      </w:r>
+      <w:r>
+        <w:rPr>
+          <w:color w:val="000000" w:themeColor="text1"/>
+        </w:rPr>
+        <w:t xml:space="preserve"> szakácsok véleményét külön kiemeljük.</w:t>
+      </w:r>
+      <w:r>
+        <w:rPr>
+          <w:color w:val="000000" w:themeColor="text1"/>
+        </w:rPr>
+        <w:t xml:space="preserve"> Van egy kedvencek oldalunk ahová a felhasználó egy gomb segítségével tud belehelyezni éttermeket.</w:t>
       </w:r>
     </w:p>
     <w:p>
@@ -3185,13 +3262,8 @@
       <w:pPr>
         <w:jc w:val="both"/>
       </w:pPr>
-      <w:proofErr w:type="spellStart"/>
-      <w:r>
-        <w:t>Mysql</w:t>
-      </w:r>
-      <w:proofErr w:type="spellEnd"/>
-      <w:r>
-        <w:t xml:space="preserve"> alapismeret</w:t>
+      <w:r>
+        <w:t>Mysql alapismeret</w:t>
       </w:r>
     </w:p>
     <w:p>
@@ -3199,28 +3271,15 @@
         <w:jc w:val="both"/>
       </w:pPr>
       <w:r>
-        <w:t xml:space="preserve">PHP </w:t>
-      </w:r>
-      <w:proofErr w:type="spellStart"/>
-      <w:r>
-        <w:t>myadmin</w:t>
-      </w:r>
-      <w:proofErr w:type="spellEnd"/>
-      <w:r>
-        <w:t xml:space="preserve"> ismeret</w:t>
+        <w:t>PHP myadmin ismeret</w:t>
       </w:r>
     </w:p>
     <w:p>
       <w:pPr>
         <w:jc w:val="both"/>
       </w:pPr>
-      <w:proofErr w:type="spellStart"/>
-      <w:r>
-        <w:t>Javascript</w:t>
-      </w:r>
-      <w:proofErr w:type="spellEnd"/>
-      <w:r>
-        <w:t xml:space="preserve"> ismeret</w:t>
+      <w:r>
+        <w:t>Javascript ismeret</w:t>
       </w:r>
     </w:p>
     <w:p>
@@ -3243,13 +3302,8 @@
       <w:pPr>
         <w:jc w:val="both"/>
       </w:pPr>
-      <w:proofErr w:type="spellStart"/>
-      <w:r>
-        <w:t>React</w:t>
-      </w:r>
-      <w:proofErr w:type="spellEnd"/>
-      <w:r>
-        <w:t xml:space="preserve"> keretrendszer ismerete</w:t>
+      <w:r>
+        <w:t>React keretrendszer ismerete</w:t>
       </w:r>
     </w:p>
     <w:p>
@@ -3290,33 +3344,8 @@
           <w:sz w:val="21"/>
           <w:szCs w:val="21"/>
         </w:rPr>
-        <w:t xml:space="preserve">Visual </w:t>
-      </w:r>
-      <w:proofErr w:type="spellStart"/>
-      <w:r>
-        <w:rPr>
-          <w:sz w:val="21"/>
-          <w:szCs w:val="21"/>
-        </w:rPr>
-        <w:t>Studio</w:t>
-      </w:r>
-      <w:proofErr w:type="spellEnd"/>
-      <w:r>
-        <w:rPr>
-          <w:sz w:val="21"/>
-          <w:szCs w:val="21"/>
-        </w:rPr>
-        <w:t xml:space="preserve"> </w:t>
-      </w:r>
-      <w:proofErr w:type="spellStart"/>
-      <w:r>
-        <w:rPr>
-          <w:sz w:val="21"/>
-          <w:szCs w:val="21"/>
-        </w:rPr>
-        <w:t>Code</w:t>
-      </w:r>
-      <w:proofErr w:type="spellEnd"/>
+        <w:t>Visual Studio Code</w:t>
+      </w:r>
     </w:p>
     <w:p>
       <w:pPr>
@@ -3336,17 +3365,8 @@
           <w:sz w:val="21"/>
           <w:szCs w:val="21"/>
         </w:rPr>
-        <w:t xml:space="preserve">PHP </w:t>
-      </w:r>
-      <w:proofErr w:type="spellStart"/>
-      <w:r>
-        <w:rPr>
-          <w:sz w:val="21"/>
-          <w:szCs w:val="21"/>
-        </w:rPr>
-        <w:t>MyAdmin</w:t>
-      </w:r>
-      <w:proofErr w:type="spellEnd"/>
+        <w:t>PHP MyAdmin</w:t>
+      </w:r>
     </w:p>
     <w:p>
       <w:pPr>
@@ -3361,21 +3381,12 @@
           <w:szCs w:val="21"/>
         </w:rPr>
       </w:pPr>
-      <w:proofErr w:type="spellStart"/>
-      <w:r>
-        <w:rPr>
-          <w:sz w:val="21"/>
-          <w:szCs w:val="21"/>
-        </w:rPr>
-        <w:t>Stack</w:t>
-      </w:r>
-      <w:proofErr w:type="spellEnd"/>
-      <w:r>
-        <w:rPr>
-          <w:sz w:val="21"/>
-          <w:szCs w:val="21"/>
-        </w:rPr>
-        <w:t xml:space="preserve"> overflow</w:t>
+      <w:r>
+        <w:rPr>
+          <w:sz w:val="21"/>
+          <w:szCs w:val="21"/>
+        </w:rPr>
+        <w:t>Stack overflow</w:t>
       </w:r>
       <w:r>
         <w:rPr>
@@ -3424,17 +3435,8 @@
           <w:sz w:val="21"/>
           <w:szCs w:val="21"/>
         </w:rPr>
-        <w:t xml:space="preserve">Mesterséges </w:t>
-      </w:r>
-      <w:proofErr w:type="spellStart"/>
-      <w:r>
-        <w:rPr>
-          <w:sz w:val="21"/>
-          <w:szCs w:val="21"/>
-        </w:rPr>
-        <w:t>inteligencia</w:t>
-      </w:r>
-      <w:proofErr w:type="spellEnd"/>
+        <w:t>Mesterséges inteligencia</w:t>
+      </w:r>
     </w:p>
     <w:p>
       <w:pPr>
@@ -3449,7 +3451,6 @@
           <w:szCs w:val="21"/>
         </w:rPr>
       </w:pPr>
-      <w:proofErr w:type="spellStart"/>
       <w:r>
         <w:rPr>
           <w:sz w:val="21"/>
@@ -3457,7 +3458,6 @@
         </w:rPr>
         <w:t>Trello</w:t>
       </w:r>
-      <w:proofErr w:type="spellEnd"/>
     </w:p>
     <w:p>
       <w:pPr>
@@ -3472,7 +3472,6 @@
           <w:szCs w:val="21"/>
         </w:rPr>
       </w:pPr>
-      <w:proofErr w:type="spellStart"/>
       <w:r>
         <w:rPr>
           <w:sz w:val="21"/>
@@ -3480,7 +3479,6 @@
         </w:rPr>
         <w:t>Github</w:t>
       </w:r>
-      <w:proofErr w:type="spellEnd"/>
     </w:p>
     <w:p>
       <w:pPr>
@@ -3495,7 +3493,6 @@
           <w:szCs w:val="21"/>
         </w:rPr>
       </w:pPr>
-      <w:proofErr w:type="spellStart"/>
       <w:r>
         <w:rPr>
           <w:sz w:val="21"/>
@@ -3503,7 +3500,6 @@
         </w:rPr>
         <w:t>Lucidchart</w:t>
       </w:r>
-      <w:proofErr w:type="spellEnd"/>
     </w:p>
     <w:p>
       <w:pPr>
@@ -3518,15 +3514,14 @@
           <w:szCs w:val="21"/>
         </w:rPr>
       </w:pPr>
-      <w:proofErr w:type="spellStart"/>
-      <w:r>
-        <w:rPr>
-          <w:sz w:val="21"/>
-          <w:szCs w:val="21"/>
-        </w:rPr>
+      <w:r>
+        <w:rPr>
+          <w:sz w:val="21"/>
+          <w:szCs w:val="21"/>
+        </w:rPr>
+        <w:lastRenderedPageBreak/>
         <w:t>Figma</w:t>
       </w:r>
-      <w:proofErr w:type="spellEnd"/>
     </w:p>
     <w:p>
       <w:pPr>
@@ -3537,7 +3532,6 @@
       <w:bookmarkStart w:id="6" w:name="_Toc473730746"/>
       <w:bookmarkStart w:id="7" w:name="_Toc227068270"/>
       <w:r>
-        <w:lastRenderedPageBreak/>
         <w:t>Felhasználói dokumentáció</w:t>
       </w:r>
       <w:bookmarkEnd w:id="6"/>
@@ -3572,7 +3566,7 @@
         <w:t>ános szükséges funkcióit tartalmazza. A megnyitásakor a főoldal foga</w:t>
       </w:r>
       <w:r>
-        <w:t>d, ahol rövid leírás van a készítőkről, fent a navigációs menü</w:t>
+        <w:t>d, fent a navigációs menü</w:t>
       </w:r>
       <w:r>
         <w:t xml:space="preserve">t megnyitva a felhasználók meg tudják tekinteni a weboldalon szereplő éttermeket. Egy adott étteremre kattintva részletes információkat olvashat el róluk. </w:t>
@@ -3693,23 +3687,7 @@
           <w:rFonts w:eastAsia="Times New Roman" w:cs="Times New Roman"/>
           <w:szCs w:val="24"/>
         </w:rPr>
-        <w:t xml:space="preserve"> Legalább kétmagos, 1.5 </w:t>
-      </w:r>
-      <w:proofErr w:type="spellStart"/>
-      <w:r>
-        <w:rPr>
-          <w:rFonts w:eastAsia="Times New Roman" w:cs="Times New Roman"/>
-          <w:szCs w:val="24"/>
-        </w:rPr>
-        <w:t>GHz</w:t>
-      </w:r>
-      <w:proofErr w:type="spellEnd"/>
-      <w:r>
-        <w:rPr>
-          <w:rFonts w:eastAsia="Times New Roman" w:cs="Times New Roman"/>
-          <w:szCs w:val="24"/>
-        </w:rPr>
-        <w:t xml:space="preserve"> vagy annál gyorsabb</w:t>
+        <w:t xml:space="preserve"> Legalább kétmagos, 1.5 GHz vagy annál gyorsabb</w:t>
       </w:r>
     </w:p>
     <w:p>
@@ -3965,23 +3943,7 @@
           <w:rFonts w:eastAsia="Times New Roman" w:cs="Times New Roman"/>
           <w:szCs w:val="24"/>
         </w:rPr>
-        <w:t xml:space="preserve">.NET 6.0 </w:t>
-      </w:r>
-      <w:proofErr w:type="spellStart"/>
-      <w:r>
-        <w:rPr>
-          <w:rFonts w:eastAsia="Times New Roman" w:cs="Times New Roman"/>
-          <w:szCs w:val="24"/>
-        </w:rPr>
-        <w:t>Runtime</w:t>
-      </w:r>
-      <w:proofErr w:type="spellEnd"/>
-      <w:r>
-        <w:rPr>
-          <w:rFonts w:eastAsia="Times New Roman" w:cs="Times New Roman"/>
-          <w:szCs w:val="24"/>
-        </w:rPr>
-        <w:t xml:space="preserve"> vagy újabb</w:t>
+        <w:t>.NET 6.0 Runtime vagy újabb</w:t>
       </w:r>
     </w:p>
     <w:p>
@@ -4003,23 +3965,7 @@
           <w:rFonts w:eastAsia="Times New Roman" w:cs="Times New Roman"/>
           <w:szCs w:val="24"/>
         </w:rPr>
-        <w:t xml:space="preserve">Microsoft Visual C++ </w:t>
-      </w:r>
-      <w:proofErr w:type="spellStart"/>
-      <w:r>
-        <w:rPr>
-          <w:rFonts w:eastAsia="Times New Roman" w:cs="Times New Roman"/>
-          <w:szCs w:val="24"/>
-        </w:rPr>
-        <w:t>Redistributable</w:t>
-      </w:r>
-      <w:proofErr w:type="spellEnd"/>
-      <w:r>
-        <w:rPr>
-          <w:rFonts w:eastAsia="Times New Roman" w:cs="Times New Roman"/>
-          <w:szCs w:val="24"/>
-        </w:rPr>
-        <w:t xml:space="preserve"> (2015–2022)</w:t>
+        <w:t>Microsoft Visual C++ Redistributable (2015–2022)</w:t>
       </w:r>
     </w:p>
     <w:p>
@@ -4156,21 +4102,7 @@
         <w:rPr>
           <w:color w:val="FF0000"/>
         </w:rPr>
-        <w:t xml:space="preserve">Módosító </w:t>
-      </w:r>
-      <w:proofErr w:type="gramStart"/>
-      <w:r>
-        <w:rPr>
-          <w:color w:val="FF0000"/>
-        </w:rPr>
-        <w:t>ablak(</w:t>
-      </w:r>
-      <w:proofErr w:type="gramEnd"/>
-      <w:r>
-        <w:rPr>
-          <w:color w:val="FF0000"/>
-        </w:rPr>
-        <w:t>1. kép)</w:t>
+        <w:t>Módosító ablak(1. kép)</w:t>
       </w:r>
     </w:p>
     <w:p>
@@ -4491,35 +4423,35 @@
       <w:r>
         <w:t xml:space="preserve"> ennek a segítségével tudunk vagy egy fiókot létrehozni vagy a már meglévő fiókunkba bejelentkezni. Fiók nélkül sok funkciója az oldalunknak nem érhető el</w:t>
       </w:r>
-    </w:p>
-    <w:p>
-      <w:pPr>
-        <w:jc w:val="both"/>
-      </w:pPr>
-      <w:r>
-        <w:t xml:space="preserve">van az éttermek oldal itt található egy kereső mező, illetve egy szűrő, amivel különböző </w:t>
-      </w:r>
-      <w:r>
-        <w:t xml:space="preserve">specifikációk alapján lehet keresni pl. Milyen kategóriákba tartoznak az éttermek és 2 érték közötti pontozott </w:t>
-      </w:r>
-      <w:r>
-        <w:t>éttermeket is lehet keresni</w:t>
-      </w:r>
-    </w:p>
-    <w:p>
-      <w:pPr>
-        <w:jc w:val="both"/>
-      </w:pPr>
-      <w:r>
-        <w:t xml:space="preserve">A szűrőn többféle </w:t>
-      </w:r>
-      <w:proofErr w:type="spellStart"/>
-      <w:r>
-        <w:t>képpen</w:t>
-      </w:r>
-      <w:proofErr w:type="spellEnd"/>
-      <w:r>
-        <w:t xml:space="preserve"> lehet leszűkíteni a keresésedet. Egyszer kategóriák alapján aztán értékelések szerint. Az értékelésekben ki lehet választani, hogy mennyi legyen a minimum és a maximum értékelés.</w:t>
+      <w:r>
+        <w:t>.</w:t>
+      </w:r>
+      <w:r>
+        <w:t xml:space="preserve"> </w:t>
+      </w:r>
+      <w:r>
+        <w:t>A szűrőn többféle ké</w:t>
+      </w:r>
+      <w:r>
+        <w:t>p</w:t>
+      </w:r>
+      <w:r>
+        <w:t xml:space="preserve">pen lehet leszűkíteni a keresésedet. Egyszer kategóriák alapján aztán értékelések szerint. </w:t>
+      </w:r>
+      <w:r>
+        <w:t>K</w:t>
+      </w:r>
+      <w:r>
+        <w:t>i lehet választani, hogy mennyi legyen a minimum</w:t>
+      </w:r>
+      <w:r>
+        <w:t xml:space="preserve"> </w:t>
+      </w:r>
+      <w:r>
+        <w:t>és a maximum értékelés</w:t>
+      </w:r>
+      <w:r>
+        <w:t>, 0-5-ig lehet.</w:t>
       </w:r>
     </w:p>
     <w:p>
@@ -4728,15 +4660,13 @@
         </w:drawing>
       </w:r>
       <w:r>
-        <w:t xml:space="preserve">Az Éttermek </w:t>
-      </w:r>
-      <w:proofErr w:type="spellStart"/>
-      <w:r>
-        <w:t>feilrat</w:t>
-      </w:r>
-      <w:proofErr w:type="spellEnd"/>
-      <w:r>
-        <w:t xml:space="preserve"> alatt levő fehér mezőbe lehet város alapján vagy név alapján keresni éttermeket.</w:t>
+        <w:t>Az Éttermek fe</w:t>
+      </w:r>
+      <w:r>
+        <w:t>l</w:t>
+      </w:r>
+      <w:r>
+        <w:t>irat alatt levő fehér mezőbe lehet város alapján vagy név alapján keresni éttermeket.</w:t>
       </w:r>
     </w:p>
     <w:p/>
@@ -4747,13 +4677,11 @@
         <w:jc w:val="both"/>
       </w:pPr>
       <w:r>
-        <w:t xml:space="preserve">Így néz ki </w:t>
-      </w:r>
-      <w:proofErr w:type="gramStart"/>
-      <w:r>
-        <w:t>az</w:t>
-      </w:r>
-      <w:proofErr w:type="gramEnd"/>
+        <w:t>Így néz ki az</w:t>
+      </w:r>
+      <w:r>
+        <w:t>,</w:t>
+      </w:r>
       <w:r>
         <w:t xml:space="preserve"> amikor egy étteremre rákattintunk</w:t>
       </w:r>
@@ -4770,13 +4698,11 @@
         <w:t>z első részben az étterem adatai vannak</w:t>
       </w:r>
       <w:r>
-        <w:t xml:space="preserve"> és a Kedvenc hozzáadása </w:t>
-      </w:r>
-      <w:proofErr w:type="gramStart"/>
-      <w:r>
-        <w:t>gomb</w:t>
-      </w:r>
-      <w:proofErr w:type="gramEnd"/>
+        <w:t xml:space="preserve"> és a Kedvenc hozzáadása gomb</w:t>
+      </w:r>
+      <w:r>
+        <w:t>,</w:t>
+      </w:r>
       <w:r>
         <w:t xml:space="preserve"> amivel a kedvenceink listába tudjuk helyezni az éttermet</w:t>
       </w:r>
@@ -4914,51 +4840,29 @@
         </w:drawing>
       </w:r>
       <w:r>
-        <w:t xml:space="preserve">Ezen az oldalon tudnak a felhasználók egy éttermet </w:t>
-      </w:r>
-      <w:proofErr w:type="gramStart"/>
-      <w:r>
-        <w:t>létrehozni</w:t>
-      </w:r>
-      <w:proofErr w:type="gramEnd"/>
-      <w:r>
-        <w:t xml:space="preserve"> amit az </w:t>
-      </w:r>
-      <w:proofErr w:type="spellStart"/>
-      <w:r>
-        <w:t>adminoknak</w:t>
-      </w:r>
-      <w:proofErr w:type="spellEnd"/>
-      <w:r>
-        <w:t xml:space="preserve"> kell jóváhagyni a csillagozott mezőket kötelező kitölteni</w:t>
-      </w:r>
-      <w:r>
-        <w:t xml:space="preserve">. A jobb felső sarokban található ikonra rákattintva bejelentkezést követően 3/4 funkcióból tudunk választani Profil, Kedvenceim, </w:t>
-      </w:r>
-      <w:proofErr w:type="spellStart"/>
-      <w:r>
-        <w:t>Admin</w:t>
-      </w:r>
-      <w:proofErr w:type="spellEnd"/>
-      <w:r>
-        <w:t xml:space="preserve"> app </w:t>
-      </w:r>
-      <w:proofErr w:type="gramStart"/>
-      <w:r>
-        <w:t>letöltése(</w:t>
-      </w:r>
-      <w:proofErr w:type="gramEnd"/>
-      <w:r>
-        <w:t xml:space="preserve">ami csak a jóváhagyott tagoknak érhető el) és Kijelentkezés. A kedvenceim </w:t>
-      </w:r>
-      <w:r>
-        <w:t xml:space="preserve">kinézetre sokban nem különbözik az Éttermekhez képest. Abban különbözik, hogy mielőtt rámegyünk az étteremre lesz egy </w:t>
-      </w:r>
-      <w:proofErr w:type="gramStart"/>
-      <w:r>
-        <w:t>gomb</w:t>
-      </w:r>
-      <w:proofErr w:type="gramEnd"/>
+        <w:t>Ezen az oldalon tudnak a felhasználók egy éttermet létrehozni</w:t>
+      </w:r>
+      <w:r>
+        <w:t>,</w:t>
+      </w:r>
+      <w:r>
+        <w:t xml:space="preserve"> amit az adminoknak kell jóváhagyni a csillagozott mezőket kötelező kitölteni</w:t>
+      </w:r>
+      <w:r>
+        <w:t>. A jobb felső sarokban található ikonra rákattintva bejelentkezést követően 3/4 funkcióból tudunk választani Profil, Kedvenceim, Admin app letöltése</w:t>
+      </w:r>
+      <w:r>
+        <w:t xml:space="preserve"> </w:t>
+      </w:r>
+      <w:r>
+        <w:t xml:space="preserve">(ami csak a jóváhagyott tagoknak érhető el) és Kijelentkezés. A kedvenceim </w:t>
+      </w:r>
+      <w:r>
+        <w:t>kinézetre sokban nem különbözik az Éttermekhez képest. Abban különbözik, hogy mielőtt rámegyünk az étteremre lesz egy gomb</w:t>
+      </w:r>
+      <w:r>
+        <w:t>,</w:t>
+      </w:r>
       <w:r>
         <w:t xml:space="preserve"> amivel törölni tudjuk az </w:t>
       </w:r>
@@ -5054,21 +4958,7 @@
         <w:rPr>
           <w:color w:val="FF0000"/>
         </w:rPr>
-        <w:t xml:space="preserve">Ugyanakkor kerüld a laza stílust: rövidítések, </w:t>
-      </w:r>
-      <w:proofErr w:type="spellStart"/>
-      <w:r>
-        <w:rPr>
-          <w:color w:val="FF0000"/>
-        </w:rPr>
-        <w:t>smilie</w:t>
-      </w:r>
-      <w:proofErr w:type="spellEnd"/>
-      <w:r>
-        <w:rPr>
-          <w:color w:val="FF0000"/>
-        </w:rPr>
-        <w:t>-k, szleng kizárva.</w:t>
+        <w:t>Ugyanakkor kerüld a laza stílust: rövidítések, smilie-k, szleng kizárva.</w:t>
       </w:r>
     </w:p>
     <w:p>
@@ -5086,35 +4976,7 @@
         <w:rPr>
           <w:color w:val="FF0000"/>
         </w:rPr>
-        <w:t xml:space="preserve">Alkalmazz ábrákat, </w:t>
-      </w:r>
-      <w:proofErr w:type="spellStart"/>
-      <w:r>
-        <w:rPr>
-          <w:color w:val="FF0000"/>
-        </w:rPr>
-        <w:t>screenshot-</w:t>
-      </w:r>
-      <w:proofErr w:type="gramStart"/>
-      <w:r>
-        <w:rPr>
-          <w:color w:val="FF0000"/>
-        </w:rPr>
-        <w:t>okat</w:t>
-      </w:r>
-      <w:proofErr w:type="spellEnd"/>
-      <w:r>
-        <w:rPr>
-          <w:color w:val="FF0000"/>
-        </w:rPr>
-        <w:t xml:space="preserve"> ,</w:t>
-      </w:r>
-      <w:proofErr w:type="gramEnd"/>
-      <w:r>
-        <w:rPr>
-          <w:color w:val="FF0000"/>
-        </w:rPr>
-        <w:t xml:space="preserve"> de a ne legyen túlzott a képek aránya a szöveghez képest. Kb. 2-3 oldalanként egy ábra megfelelő. </w:t>
+        <w:t xml:space="preserve">Alkalmazz ábrákat, screenshot-okat , de a ne legyen túlzott a képek aránya a szöveghez képest. Kb. 2-3 oldalanként egy ábra megfelelő. </w:t>
       </w:r>
     </w:p>
     <w:p>
@@ -5174,64 +5036,17 @@
         <w:jc w:val="both"/>
       </w:pPr>
       <w:r>
-        <w:t xml:space="preserve">Az adatbázis </w:t>
-      </w:r>
-      <w:proofErr w:type="spellStart"/>
-      <w:r>
-        <w:t>phpmyadmin</w:t>
-      </w:r>
-      <w:proofErr w:type="spellEnd"/>
-      <w:r>
-        <w:t xml:space="preserve">-ban íródott </w:t>
-      </w:r>
-      <w:proofErr w:type="spellStart"/>
-      <w:r>
-        <w:t>mysql</w:t>
-      </w:r>
-      <w:proofErr w:type="spellEnd"/>
-      <w:r>
-        <w:t xml:space="preserve">-t használva. A backend </w:t>
-      </w:r>
-      <w:proofErr w:type="spellStart"/>
-      <w:r>
-        <w:t>javascript</w:t>
-      </w:r>
-      <w:proofErr w:type="spellEnd"/>
-      <w:r>
-        <w:t xml:space="preserve">, a frontend pedig a </w:t>
-      </w:r>
-      <w:proofErr w:type="spellStart"/>
-      <w:r>
-        <w:t>react</w:t>
-      </w:r>
-      <w:proofErr w:type="spellEnd"/>
-      <w:r>
-        <w:t xml:space="preserve"> használatával írtuk meg.</w:t>
-      </w:r>
-      <w:r>
-        <w:t xml:space="preserve"> A dokumentációt </w:t>
-      </w:r>
-      <w:proofErr w:type="spellStart"/>
-      <w:r>
-        <w:t>word</w:t>
-      </w:r>
-      <w:proofErr w:type="spellEnd"/>
-      <w:r>
-        <w:t xml:space="preserve"> és a </w:t>
-      </w:r>
-      <w:proofErr w:type="spellStart"/>
-      <w:r>
-        <w:t>trelloval</w:t>
-      </w:r>
-      <w:proofErr w:type="spellEnd"/>
-      <w:r>
-        <w:t xml:space="preserve"> a prezentációt </w:t>
-      </w:r>
-      <w:proofErr w:type="spellStart"/>
-      <w:r>
-        <w:t>powerponitnt</w:t>
-      </w:r>
-      <w:proofErr w:type="spellEnd"/>
+        <w:t>Az adatbázis phpmyadmin-ban íródott mysql-t használva. A backend javascript, a frontend pedig a react használatával írtuk meg.</w:t>
+      </w:r>
+      <w:r>
+        <w:t xml:space="preserve"> A dokumentációt word</w:t>
+      </w:r>
+      <w:r>
+        <w:t xml:space="preserve"> és a trelloval</w:t>
+      </w:r>
+      <w:r>
+        <w:t xml:space="preserve"> a prezentációt powerponitnt</w:t>
+      </w:r>
       <w:r>
         <w:t>-</w:t>
       </w:r>
@@ -5239,25 +5054,7 @@
         <w:t>ban csináltuk meg.</w:t>
       </w:r>
       <w:r>
-        <w:t xml:space="preserve"> Tervezéseket </w:t>
-      </w:r>
-      <w:proofErr w:type="spellStart"/>
-      <w:proofErr w:type="gramStart"/>
-      <w:r>
-        <w:t>Lucidchart</w:t>
-      </w:r>
-      <w:proofErr w:type="spellEnd"/>
-      <w:proofErr w:type="gramEnd"/>
-      <w:r>
-        <w:t xml:space="preserve"> illetve a </w:t>
-      </w:r>
-      <w:proofErr w:type="spellStart"/>
-      <w:r>
-        <w:t>Figma</w:t>
-      </w:r>
-      <w:proofErr w:type="spellEnd"/>
-      <w:r>
-        <w:t xml:space="preserve"> nevű tervezői oldalakat vettük igénybe.</w:t>
+        <w:t xml:space="preserve"> Tervezéseket Lucidchart illetve a Figma nevű tervezői oldalakat vettük igénybe.</w:t>
       </w:r>
     </w:p>
     <w:p>
@@ -5445,23 +5242,7 @@
           <w:sz w:val="21"/>
           <w:szCs w:val="21"/>
         </w:rPr>
-        <w:t xml:space="preserve"> Folyamatosan frissül a </w:t>
-      </w:r>
-      <w:proofErr w:type="spellStart"/>
-      <w:r>
-        <w:rPr>
-          <w:sz w:val="21"/>
-          <w:szCs w:val="21"/>
-        </w:rPr>
-        <w:t>triggerek</w:t>
-      </w:r>
-      <w:proofErr w:type="spellEnd"/>
-      <w:r>
-        <w:rPr>
-          <w:sz w:val="21"/>
-          <w:szCs w:val="21"/>
-        </w:rPr>
-        <w:t xml:space="preserve"> által, úgyhogy, ha változás történik az oldalon akkor az adatbázis is változik.</w:t>
+        <w:t xml:space="preserve"> Folyamatosan frissül a triggerek által, úgyhogy, ha változás történik az oldalon akkor az adatbázis is változik.</w:t>
       </w:r>
     </w:p>
     <w:p>
@@ -5548,46 +5329,21 @@
           <w:sz w:val="28"/>
           <w:szCs w:val="28"/>
         </w:rPr>
-        <w:t xml:space="preserve">A képen egy adatbázis‑modell (ER‑diagram) látható. A sárga ovális mezők az egyes táblákban tárolt adatmezőket jelölik, például neveket, címeket vagy egyéb tulajdonságokat. Ezek között vannak kulcsmezők (pl. </w:t>
-      </w:r>
-      <w:proofErr w:type="spellStart"/>
+        <w:t>A képen egy adatbázis‑modell (ER‑diagram) látható. A sárga ovális mezők az egyes táblákban tárolt adatmezőket jelölik, például neveket, címeket vagy egyéb tulajdonságokat. Ezek között vannak kulcsmezők (pl. etterem_id), amelyek azonosítják a rekordokat és lehetővé teszik a táblák összekapcsolását. A kék téglalapok magukat a táblákat jelölik, vagyis az adatstruktúrák nevét. A piros vonalak a táblák közötti kapcsolatok típusát mutatják, például</w:t>
+      </w:r>
       <w:r>
         <w:rPr>
           <w:sz w:val="28"/>
           <w:szCs w:val="28"/>
         </w:rPr>
-        <w:t>etterem_id</w:t>
-      </w:r>
-      <w:proofErr w:type="spellEnd"/>
+        <w:t xml:space="preserve"> </w:t>
+      </w:r>
       <w:r>
         <w:rPr>
           <w:sz w:val="28"/>
           <w:szCs w:val="28"/>
         </w:rPr>
-        <w:t>), amelyek azonosítják a rekordokat és lehetővé teszik a táblák összekapcsolását. A kék téglalapok magukat a táblákat jelölik, vagyis az adatstruktúrák nevét. A piros vonalak a táblák közötti kapcsolatok típusát mutatják, például</w:t>
-      </w:r>
-      <w:r>
-        <w:rPr>
-          <w:sz w:val="28"/>
-          <w:szCs w:val="28"/>
-        </w:rPr>
-        <w:t xml:space="preserve"> </w:t>
-      </w:r>
-      <w:proofErr w:type="gramStart"/>
-      <w:r>
-        <w:rPr>
-          <w:sz w:val="28"/>
-          <w:szCs w:val="28"/>
-        </w:rPr>
-        <w:t>1:N</w:t>
-      </w:r>
-      <w:proofErr w:type="gramEnd"/>
-      <w:r>
-        <w:rPr>
-          <w:sz w:val="28"/>
-          <w:szCs w:val="28"/>
-        </w:rPr>
-        <w:t xml:space="preserve">, </w:t>
+        <w:t xml:space="preserve">1:N, </w:t>
       </w:r>
       <w:r>
         <w:rPr>
@@ -6082,21 +5838,7 @@
         <w:rPr>
           <w:szCs w:val="24"/>
         </w:rPr>
-        <w:t xml:space="preserve">A városok tábla a települések adatait </w:t>
-      </w:r>
-      <w:proofErr w:type="gramStart"/>
-      <w:r>
-        <w:rPr>
-          <w:szCs w:val="24"/>
-        </w:rPr>
-        <w:t>tárolja</w:t>
-      </w:r>
-      <w:proofErr w:type="gramEnd"/>
-      <w:r>
-        <w:rPr>
-          <w:szCs w:val="24"/>
-        </w:rPr>
-        <w:t xml:space="preserve"> </w:t>
+        <w:t xml:space="preserve">A városok tábla a települések adatait tárolja </w:t>
       </w:r>
       <w:r>
         <w:rPr>
@@ -6166,25 +5908,7 @@
           <w:sz w:val="21"/>
           <w:szCs w:val="21"/>
         </w:rPr>
-        <w:t xml:space="preserve"> </w:t>
-      </w:r>
-      <w:proofErr w:type="spellStart"/>
-      <w:r>
-        <w:rPr>
-          <w:rFonts w:ascii="Segoe UI" w:eastAsia="Segoe UI" w:hAnsi="Segoe UI" w:cs="Segoe UI"/>
-          <w:sz w:val="21"/>
-          <w:szCs w:val="21"/>
-        </w:rPr>
-        <w:t>React</w:t>
-      </w:r>
-      <w:proofErr w:type="spellEnd"/>
-      <w:r>
-        <w:rPr>
-          <w:rFonts w:ascii="Segoe UI" w:eastAsia="Segoe UI" w:hAnsi="Segoe UI" w:cs="Segoe UI"/>
-          <w:sz w:val="21"/>
-          <w:szCs w:val="21"/>
-        </w:rPr>
-        <w:t xml:space="preserve"> </w:t>
+        <w:t xml:space="preserve"> React </w:t>
       </w:r>
       <w:r>
         <w:rPr>
@@ -6394,7 +6118,6 @@
           <w:szCs w:val="21"/>
         </w:rPr>
       </w:pPr>
-      <w:proofErr w:type="spellStart"/>
       <w:r>
         <w:rPr>
           <w:rFonts w:ascii="Consolas" w:eastAsia="Consolas" w:hAnsi="Consolas" w:cs="Consolas"/>
@@ -6403,32 +6126,13 @@
         </w:rPr>
         <w:t>useState</w:t>
       </w:r>
-      <w:proofErr w:type="spellEnd"/>
-      <w:r>
-        <w:rPr>
-          <w:rFonts w:ascii="Segoe UI" w:eastAsia="Segoe UI" w:hAnsi="Segoe UI" w:cs="Segoe UI"/>
-          <w:sz w:val="21"/>
-          <w:szCs w:val="21"/>
-        </w:rPr>
-        <w:t xml:space="preserve"> </w:t>
-      </w:r>
-      <w:proofErr w:type="spellStart"/>
-      <w:r>
-        <w:rPr>
-          <w:rFonts w:ascii="Segoe UI" w:eastAsia="Segoe UI" w:hAnsi="Segoe UI" w:cs="Segoe UI"/>
-          <w:sz w:val="21"/>
-          <w:szCs w:val="21"/>
-        </w:rPr>
-        <w:t>hook</w:t>
-      </w:r>
-      <w:proofErr w:type="spellEnd"/>
-      <w:r>
-        <w:rPr>
-          <w:rFonts w:ascii="Segoe UI" w:eastAsia="Segoe UI" w:hAnsi="Segoe UI" w:cs="Segoe UI"/>
-          <w:sz w:val="21"/>
-          <w:szCs w:val="21"/>
-        </w:rPr>
-        <w:t xml:space="preserve"> segítségével tárolja a három inputmező tartalmát.</w:t>
+      <w:r>
+        <w:rPr>
+          <w:rFonts w:ascii="Segoe UI" w:eastAsia="Segoe UI" w:hAnsi="Segoe UI" w:cs="Segoe UI"/>
+          <w:sz w:val="21"/>
+          <w:szCs w:val="21"/>
+        </w:rPr>
+        <w:t xml:space="preserve"> hook segítségével tárolja a három inputmező tartalmát.</w:t>
       </w:r>
     </w:p>
     <w:p>
@@ -6455,33 +6159,13 @@
         </w:rPr>
         <w:t xml:space="preserve">A </w:t>
       </w:r>
-      <w:proofErr w:type="spellStart"/>
-      <w:proofErr w:type="gramStart"/>
       <w:r>
         <w:rPr>
           <w:rFonts w:ascii="Consolas" w:eastAsia="Consolas" w:hAnsi="Consolas" w:cs="Consolas"/>
           <w:sz w:val="21"/>
           <w:szCs w:val="21"/>
         </w:rPr>
-        <w:t>handleChange</w:t>
-      </w:r>
-      <w:proofErr w:type="spellEnd"/>
-      <w:r>
-        <w:rPr>
-          <w:rFonts w:ascii="Consolas" w:eastAsia="Consolas" w:hAnsi="Consolas" w:cs="Consolas"/>
-          <w:sz w:val="21"/>
-          <w:szCs w:val="21"/>
-        </w:rPr>
-        <w:t>(</w:t>
-      </w:r>
-      <w:proofErr w:type="gramEnd"/>
-      <w:r>
-        <w:rPr>
-          <w:rFonts w:ascii="Consolas" w:eastAsia="Consolas" w:hAnsi="Consolas" w:cs="Consolas"/>
-          <w:sz w:val="21"/>
-          <w:szCs w:val="21"/>
-        </w:rPr>
-        <w:t>)</w:t>
+        <w:t>handleChange()</w:t>
       </w:r>
       <w:r>
         <w:rPr>
@@ -6516,59 +6200,21 @@
         </w:rPr>
         <w:t xml:space="preserve">A </w:t>
       </w:r>
-      <w:proofErr w:type="spellStart"/>
-      <w:proofErr w:type="gramStart"/>
       <w:r>
         <w:rPr>
           <w:rFonts w:ascii="Consolas" w:eastAsia="Consolas" w:hAnsi="Consolas" w:cs="Consolas"/>
           <w:sz w:val="21"/>
           <w:szCs w:val="21"/>
         </w:rPr>
-        <w:t>handleSubmit</w:t>
-      </w:r>
-      <w:proofErr w:type="spellEnd"/>
-      <w:r>
-        <w:rPr>
-          <w:rFonts w:ascii="Consolas" w:eastAsia="Consolas" w:hAnsi="Consolas" w:cs="Consolas"/>
-          <w:sz w:val="21"/>
-          <w:szCs w:val="21"/>
-        </w:rPr>
-        <w:t>(</w:t>
-      </w:r>
-      <w:proofErr w:type="gramEnd"/>
-      <w:r>
-        <w:rPr>
-          <w:rFonts w:ascii="Consolas" w:eastAsia="Consolas" w:hAnsi="Consolas" w:cs="Consolas"/>
-          <w:sz w:val="21"/>
-          <w:szCs w:val="21"/>
-        </w:rPr>
-        <w:t>)</w:t>
-      </w:r>
-      <w:r>
-        <w:rPr>
-          <w:rFonts w:ascii="Segoe UI" w:eastAsia="Segoe UI" w:hAnsi="Segoe UI" w:cs="Segoe UI"/>
-          <w:sz w:val="21"/>
-          <w:szCs w:val="21"/>
-        </w:rPr>
-        <w:t xml:space="preserve"> függvény </w:t>
-      </w:r>
-      <w:proofErr w:type="spellStart"/>
-      <w:r>
-        <w:rPr>
-          <w:rFonts w:ascii="Segoe UI" w:eastAsia="Segoe UI" w:hAnsi="Segoe UI" w:cs="Segoe UI"/>
-          <w:sz w:val="21"/>
-          <w:szCs w:val="21"/>
-        </w:rPr>
-        <w:t>axios</w:t>
-      </w:r>
-      <w:proofErr w:type="spellEnd"/>
-      <w:r>
-        <w:rPr>
-          <w:rFonts w:ascii="Segoe UI" w:eastAsia="Segoe UI" w:hAnsi="Segoe UI" w:cs="Segoe UI"/>
-          <w:sz w:val="21"/>
-          <w:szCs w:val="21"/>
-        </w:rPr>
-        <w:t xml:space="preserve"> POST kérést küld JSON formátumban.</w:t>
+        <w:t>handleSubmit()</w:t>
+      </w:r>
+      <w:r>
+        <w:rPr>
+          <w:rFonts w:ascii="Segoe UI" w:eastAsia="Segoe UI" w:hAnsi="Segoe UI" w:cs="Segoe UI"/>
+          <w:sz w:val="21"/>
+          <w:szCs w:val="21"/>
+        </w:rPr>
+        <w:t xml:space="preserve"> függvény axios POST kérést küld JSON formátumban.</w:t>
       </w:r>
     </w:p>
     <w:p>
@@ -6662,69 +6308,13 @@
         <w:spacing w:after="0"/>
         <w:jc w:val="both"/>
       </w:pPr>
-      <w:proofErr w:type="spellStart"/>
-      <w:r>
-        <w:rPr>
-          <w:rFonts w:ascii="Segoe UI" w:eastAsia="Segoe UI" w:hAnsi="Segoe UI" w:cs="Segoe UI"/>
-          <w:sz w:val="21"/>
-          <w:szCs w:val="21"/>
-        </w:rPr>
-        <w:t>Object.keys</w:t>
-      </w:r>
-      <w:proofErr w:type="spellEnd"/>
-      <w:r>
-        <w:rPr>
-          <w:rFonts w:ascii="Segoe UI" w:eastAsia="Segoe UI" w:hAnsi="Segoe UI" w:cs="Segoe UI"/>
-          <w:sz w:val="21"/>
-          <w:szCs w:val="21"/>
-        </w:rPr>
-        <w:t>(</w:t>
-      </w:r>
-      <w:proofErr w:type="spellStart"/>
-      <w:r>
-        <w:rPr>
-          <w:rFonts w:ascii="Segoe UI" w:eastAsia="Segoe UI" w:hAnsi="Segoe UI" w:cs="Segoe UI"/>
-          <w:sz w:val="21"/>
-          <w:szCs w:val="21"/>
-        </w:rPr>
-        <w:t>formData</w:t>
-      </w:r>
-      <w:proofErr w:type="spellEnd"/>
-      <w:proofErr w:type="gramStart"/>
-      <w:r>
-        <w:rPr>
-          <w:rFonts w:ascii="Segoe UI" w:eastAsia="Segoe UI" w:hAnsi="Segoe UI" w:cs="Segoe UI"/>
-          <w:sz w:val="21"/>
-          <w:szCs w:val="21"/>
-        </w:rPr>
-        <w:t>).map</w:t>
-      </w:r>
-      <w:proofErr w:type="gramEnd"/>
-      <w:r>
-        <w:rPr>
-          <w:rFonts w:ascii="Segoe UI" w:eastAsia="Segoe UI" w:hAnsi="Segoe UI" w:cs="Segoe UI"/>
-          <w:sz w:val="21"/>
-          <w:szCs w:val="21"/>
-        </w:rPr>
-        <w:t>(</w:t>
-      </w:r>
-      <w:proofErr w:type="spellStart"/>
-      <w:r>
-        <w:rPr>
-          <w:rFonts w:ascii="Segoe UI" w:eastAsia="Segoe UI" w:hAnsi="Segoe UI" w:cs="Segoe UI"/>
-          <w:sz w:val="21"/>
-          <w:szCs w:val="21"/>
-        </w:rPr>
-        <w:t>key</w:t>
-      </w:r>
-      <w:proofErr w:type="spellEnd"/>
-      <w:r>
-        <w:rPr>
-          <w:rFonts w:ascii="Segoe UI" w:eastAsia="Segoe UI" w:hAnsi="Segoe UI" w:cs="Segoe UI"/>
-          <w:sz w:val="21"/>
-          <w:szCs w:val="21"/>
-        </w:rPr>
-        <w:t xml:space="preserve"> =&gt; (</w:t>
+      <w:r>
+        <w:rPr>
+          <w:rFonts w:ascii="Segoe UI" w:eastAsia="Segoe UI" w:hAnsi="Segoe UI" w:cs="Segoe UI"/>
+          <w:sz w:val="21"/>
+          <w:szCs w:val="21"/>
+        </w:rPr>
+        <w:t>Object.keys(formData).map(key =&gt; (</w:t>
       </w:r>
     </w:p>
     <w:p>
@@ -6752,43 +6342,7 @@
           <w:sz w:val="21"/>
           <w:szCs w:val="21"/>
         </w:rPr>
-        <w:t xml:space="preserve">        </w:t>
-      </w:r>
-      <w:proofErr w:type="spellStart"/>
-      <w:r>
-        <w:rPr>
-          <w:rFonts w:ascii="Segoe UI" w:eastAsia="Segoe UI" w:hAnsi="Segoe UI" w:cs="Segoe UI"/>
-          <w:sz w:val="21"/>
-          <w:szCs w:val="21"/>
-        </w:rPr>
-        <w:t>name</w:t>
-      </w:r>
-      <w:proofErr w:type="spellEnd"/>
-      <w:r>
-        <w:rPr>
-          <w:rFonts w:ascii="Segoe UI" w:eastAsia="Segoe UI" w:hAnsi="Segoe UI" w:cs="Segoe UI"/>
-          <w:sz w:val="21"/>
-          <w:szCs w:val="21"/>
-        </w:rPr>
-        <w:t>={</w:t>
-      </w:r>
-      <w:proofErr w:type="spellStart"/>
-      <w:r>
-        <w:rPr>
-          <w:rFonts w:ascii="Segoe UI" w:eastAsia="Segoe UI" w:hAnsi="Segoe UI" w:cs="Segoe UI"/>
-          <w:sz w:val="21"/>
-          <w:szCs w:val="21"/>
-        </w:rPr>
-        <w:t>key</w:t>
-      </w:r>
-      <w:proofErr w:type="spellEnd"/>
-      <w:r>
-        <w:rPr>
-          <w:rFonts w:ascii="Segoe UI" w:eastAsia="Segoe UI" w:hAnsi="Segoe UI" w:cs="Segoe UI"/>
-          <w:sz w:val="21"/>
-          <w:szCs w:val="21"/>
-        </w:rPr>
-        <w:t>}</w:t>
+        <w:t xml:space="preserve">        name={key}</w:t>
       </w:r>
     </w:p>
     <w:p>
@@ -6802,61 +6356,7 @@
           <w:sz w:val="21"/>
           <w:szCs w:val="21"/>
         </w:rPr>
-        <w:t xml:space="preserve">        </w:t>
-      </w:r>
-      <w:proofErr w:type="spellStart"/>
-      <w:r>
-        <w:rPr>
-          <w:rFonts w:ascii="Segoe UI" w:eastAsia="Segoe UI" w:hAnsi="Segoe UI" w:cs="Segoe UI"/>
-          <w:sz w:val="21"/>
-          <w:szCs w:val="21"/>
-        </w:rPr>
-        <w:t>value</w:t>
-      </w:r>
-      <w:proofErr w:type="spellEnd"/>
-      <w:r>
-        <w:rPr>
-          <w:rFonts w:ascii="Segoe UI" w:eastAsia="Segoe UI" w:hAnsi="Segoe UI" w:cs="Segoe UI"/>
-          <w:sz w:val="21"/>
-          <w:szCs w:val="21"/>
-        </w:rPr>
-        <w:t>={</w:t>
-      </w:r>
-      <w:proofErr w:type="spellStart"/>
-      <w:r>
-        <w:rPr>
-          <w:rFonts w:ascii="Segoe UI" w:eastAsia="Segoe UI" w:hAnsi="Segoe UI" w:cs="Segoe UI"/>
-          <w:sz w:val="21"/>
-          <w:szCs w:val="21"/>
-        </w:rPr>
-        <w:t>formData</w:t>
-      </w:r>
-      <w:proofErr w:type="spellEnd"/>
-      <w:r>
-        <w:rPr>
-          <w:rFonts w:ascii="Segoe UI" w:eastAsia="Segoe UI" w:hAnsi="Segoe UI" w:cs="Segoe UI"/>
-          <w:sz w:val="21"/>
-          <w:szCs w:val="21"/>
-        </w:rPr>
-        <w:t>[</w:t>
-      </w:r>
-      <w:proofErr w:type="spellStart"/>
-      <w:r>
-        <w:rPr>
-          <w:rFonts w:ascii="Segoe UI" w:eastAsia="Segoe UI" w:hAnsi="Segoe UI" w:cs="Segoe UI"/>
-          <w:sz w:val="21"/>
-          <w:szCs w:val="21"/>
-        </w:rPr>
-        <w:t>key</w:t>
-      </w:r>
-      <w:proofErr w:type="spellEnd"/>
-      <w:r>
-        <w:rPr>
-          <w:rFonts w:ascii="Segoe UI" w:eastAsia="Segoe UI" w:hAnsi="Segoe UI" w:cs="Segoe UI"/>
-          <w:sz w:val="21"/>
-          <w:szCs w:val="21"/>
-        </w:rPr>
-        <w:t>]}</w:t>
+        <w:t xml:space="preserve">        value={formData[key]}</w:t>
       </w:r>
     </w:p>
     <w:p>
@@ -6870,43 +6370,7 @@
           <w:sz w:val="21"/>
           <w:szCs w:val="21"/>
         </w:rPr>
-        <w:t xml:space="preserve">        </w:t>
-      </w:r>
-      <w:proofErr w:type="spellStart"/>
-      <w:r>
-        <w:rPr>
-          <w:rFonts w:ascii="Segoe UI" w:eastAsia="Segoe UI" w:hAnsi="Segoe UI" w:cs="Segoe UI"/>
-          <w:sz w:val="21"/>
-          <w:szCs w:val="21"/>
-        </w:rPr>
-        <w:t>onChange</w:t>
-      </w:r>
-      <w:proofErr w:type="spellEnd"/>
-      <w:r>
-        <w:rPr>
-          <w:rFonts w:ascii="Segoe UI" w:eastAsia="Segoe UI" w:hAnsi="Segoe UI" w:cs="Segoe UI"/>
-          <w:sz w:val="21"/>
-          <w:szCs w:val="21"/>
-        </w:rPr>
-        <w:t>={</w:t>
-      </w:r>
-      <w:proofErr w:type="spellStart"/>
-      <w:r>
-        <w:rPr>
-          <w:rFonts w:ascii="Segoe UI" w:eastAsia="Segoe UI" w:hAnsi="Segoe UI" w:cs="Segoe UI"/>
-          <w:sz w:val="21"/>
-          <w:szCs w:val="21"/>
-        </w:rPr>
-        <w:t>handleChange</w:t>
-      </w:r>
-      <w:proofErr w:type="spellEnd"/>
-      <w:r>
-        <w:rPr>
-          <w:rFonts w:ascii="Segoe UI" w:eastAsia="Segoe UI" w:hAnsi="Segoe UI" w:cs="Segoe UI"/>
-          <w:sz w:val="21"/>
-          <w:szCs w:val="21"/>
-        </w:rPr>
-        <w:t>}</w:t>
+        <w:t xml:space="preserve">        onChange={handleChange}</w:t>
       </w:r>
     </w:p>
     <w:p>
@@ -6975,15 +6439,7 @@
         <w:t>)</w:t>
       </w:r>
       <w:r>
-        <w:t xml:space="preserve"> </w:t>
-      </w:r>
-      <w:proofErr w:type="spellStart"/>
-      <w:r>
-        <w:t>Token</w:t>
-      </w:r>
-      <w:proofErr w:type="spellEnd"/>
-      <w:r>
-        <w:t xml:space="preserve"> ellenőrzése induláskor</w:t>
+        <w:t xml:space="preserve"> Token ellenőrzése induláskor</w:t>
       </w:r>
       <w:bookmarkEnd w:id="21"/>
     </w:p>
@@ -7000,7 +6456,6 @@
         </w:rPr>
         <w:t xml:space="preserve">A komponens betöltésekor lefut egy </w:t>
       </w:r>
-      <w:proofErr w:type="spellStart"/>
       <w:r>
         <w:rPr>
           <w:rFonts w:ascii="Consolas" w:eastAsia="Consolas" w:hAnsi="Consolas" w:cs="Consolas"/>
@@ -7009,7 +6464,6 @@
         </w:rPr>
         <w:t>useEffect</w:t>
       </w:r>
-      <w:proofErr w:type="spellEnd"/>
       <w:r>
         <w:rPr>
           <w:rFonts w:ascii="Segoe UI" w:eastAsia="Segoe UI" w:hAnsi="Segoe UI" w:cs="Segoe UI"/>
@@ -7032,25 +6486,7 @@
           <w:sz w:val="21"/>
           <w:szCs w:val="21"/>
         </w:rPr>
-        <w:t xml:space="preserve"> tárhelyéből beolvassa a korábban elmentett JWT </w:t>
-      </w:r>
-      <w:proofErr w:type="spellStart"/>
-      <w:r>
-        <w:rPr>
-          <w:rFonts w:ascii="Segoe UI" w:eastAsia="Segoe UI" w:hAnsi="Segoe UI" w:cs="Segoe UI"/>
-          <w:sz w:val="21"/>
-          <w:szCs w:val="21"/>
-        </w:rPr>
-        <w:t>tokent</w:t>
-      </w:r>
-      <w:proofErr w:type="spellEnd"/>
-      <w:r>
-        <w:rPr>
-          <w:rFonts w:ascii="Segoe UI" w:eastAsia="Segoe UI" w:hAnsi="Segoe UI" w:cs="Segoe UI"/>
-          <w:sz w:val="21"/>
-          <w:szCs w:val="21"/>
-        </w:rPr>
-        <w:t>:</w:t>
+        <w:t xml:space="preserve"> tárhelyéből beolvassa a korábban elmentett JWT tokent:</w:t>
       </w:r>
     </w:p>
     <w:p>
@@ -7065,61 +6501,7 @@
           <w:sz w:val="21"/>
           <w:szCs w:val="21"/>
         </w:rPr>
-        <w:t xml:space="preserve">const </w:t>
-      </w:r>
-      <w:proofErr w:type="spellStart"/>
-      <w:r>
-        <w:rPr>
-          <w:rFonts w:ascii="Segoe UI" w:eastAsia="Segoe UI" w:hAnsi="Segoe UI" w:cs="Segoe UI"/>
-          <w:sz w:val="21"/>
-          <w:szCs w:val="21"/>
-        </w:rPr>
-        <w:t>token</w:t>
-      </w:r>
-      <w:proofErr w:type="spellEnd"/>
-      <w:r>
-        <w:rPr>
-          <w:rFonts w:ascii="Segoe UI" w:eastAsia="Segoe UI" w:hAnsi="Segoe UI" w:cs="Segoe UI"/>
-          <w:sz w:val="21"/>
-          <w:szCs w:val="21"/>
-        </w:rPr>
-        <w:t>=</w:t>
-      </w:r>
-      <w:proofErr w:type="spellStart"/>
-      <w:r>
-        <w:rPr>
-          <w:rFonts w:ascii="Segoe UI" w:eastAsia="Segoe UI" w:hAnsi="Segoe UI" w:cs="Segoe UI"/>
-          <w:sz w:val="21"/>
-          <w:szCs w:val="21"/>
-        </w:rPr>
-        <w:t>localStorage.getItem</w:t>
-      </w:r>
-      <w:proofErr w:type="spellEnd"/>
-      <w:r>
-        <w:rPr>
-          <w:rFonts w:ascii="Segoe UI" w:eastAsia="Segoe UI" w:hAnsi="Segoe UI" w:cs="Segoe UI"/>
-          <w:sz w:val="21"/>
-          <w:szCs w:val="21"/>
-        </w:rPr>
-        <w:t>('</w:t>
-      </w:r>
-      <w:proofErr w:type="spellStart"/>
-      <w:r>
-        <w:rPr>
-          <w:rFonts w:ascii="Segoe UI" w:eastAsia="Segoe UI" w:hAnsi="Segoe UI" w:cs="Segoe UI"/>
-          <w:sz w:val="21"/>
-          <w:szCs w:val="21"/>
-        </w:rPr>
-        <w:t>token</w:t>
-      </w:r>
-      <w:proofErr w:type="spellEnd"/>
-      <w:r>
-        <w:rPr>
-          <w:rFonts w:ascii="Segoe UI" w:eastAsia="Segoe UI" w:hAnsi="Segoe UI" w:cs="Segoe UI"/>
-          <w:sz w:val="21"/>
-          <w:szCs w:val="21"/>
-        </w:rPr>
-        <w:t>');</w:t>
+        <w:t>const token=localStorage.getItem('token');</w:t>
       </w:r>
     </w:p>
     <w:p>
@@ -7143,25 +6525,7 @@
           <w:sz w:val="21"/>
           <w:szCs w:val="21"/>
         </w:rPr>
-        <w:t xml:space="preserve">Ha a </w:t>
-      </w:r>
-      <w:proofErr w:type="spellStart"/>
-      <w:r>
-        <w:rPr>
-          <w:rFonts w:ascii="Segoe UI" w:eastAsia="Segoe UI" w:hAnsi="Segoe UI" w:cs="Segoe UI"/>
-          <w:sz w:val="21"/>
-          <w:szCs w:val="21"/>
-        </w:rPr>
-        <w:t>token</w:t>
-      </w:r>
-      <w:proofErr w:type="spellEnd"/>
-      <w:r>
-        <w:rPr>
-          <w:rFonts w:ascii="Segoe UI" w:eastAsia="Segoe UI" w:hAnsi="Segoe UI" w:cs="Segoe UI"/>
-          <w:sz w:val="21"/>
-          <w:szCs w:val="21"/>
-        </w:rPr>
-        <w:t xml:space="preserve"> már létezik, akkor a felhasználó már be van jelentkezve.</w:t>
+        <w:t>Ha a token már létezik, akkor a felhasználó már be van jelentkezve.</w:t>
       </w:r>
     </w:p>
     <w:p>
@@ -7187,33 +6551,13 @@
         </w:rPr>
         <w:t>Ilyenkor nincs értelme újra beléptetni, ezért a program automatikusan átirányítja a főoldalra (</w:t>
       </w:r>
-      <w:proofErr w:type="spellStart"/>
-      <w:proofErr w:type="gramStart"/>
       <w:r>
         <w:rPr>
           <w:rFonts w:ascii="Consolas" w:eastAsia="Consolas" w:hAnsi="Consolas" w:cs="Consolas"/>
           <w:sz w:val="21"/>
           <w:szCs w:val="21"/>
         </w:rPr>
-        <w:t>navigate</w:t>
-      </w:r>
-      <w:proofErr w:type="spellEnd"/>
-      <w:r>
-        <w:rPr>
-          <w:rFonts w:ascii="Consolas" w:eastAsia="Consolas" w:hAnsi="Consolas" w:cs="Consolas"/>
-          <w:sz w:val="21"/>
-          <w:szCs w:val="21"/>
-        </w:rPr>
-        <w:t>(</w:t>
-      </w:r>
-      <w:proofErr w:type="gramEnd"/>
-      <w:r>
-        <w:rPr>
-          <w:rFonts w:ascii="Consolas" w:eastAsia="Consolas" w:hAnsi="Consolas" w:cs="Consolas"/>
-          <w:sz w:val="21"/>
-          <w:szCs w:val="21"/>
-        </w:rPr>
-        <w:t>'/')</w:t>
+        <w:t>navigate('/')</w:t>
       </w:r>
       <w:r>
         <w:rPr>
@@ -7299,19 +6643,8 @@
           <w:szCs w:val="26"/>
           <w:u w:val="single"/>
         </w:rPr>
-        <w:t xml:space="preserve"> Állapotkezelés - </w:t>
-      </w:r>
-      <w:proofErr w:type="spellStart"/>
-      <w:r>
-        <w:rPr>
-          <w:rFonts w:ascii="Segoe UI" w:eastAsia="Segoe UI" w:hAnsi="Segoe UI" w:cs="Segoe UI"/>
-          <w:sz w:val="26"/>
-          <w:szCs w:val="26"/>
-          <w:u w:val="single"/>
-        </w:rPr>
-        <w:t>usestate</w:t>
-      </w:r>
-      <w:proofErr w:type="spellEnd"/>
+        <w:t xml:space="preserve"> Állapotkezelés - usestate</w:t>
+      </w:r>
     </w:p>
     <w:p>
       <w:pPr>
@@ -7365,80 +6698,26 @@
           <w:sz w:val="20"/>
           <w:szCs w:val="20"/>
         </w:rPr>
-        <w:t xml:space="preserve">  </w:t>
-      </w:r>
-      <w:proofErr w:type="spellStart"/>
-      <w:r>
+        <w:t xml:space="preserve">  azonosito: "",   // lehet e-mail vagy felhasználónév</w:t>
+      </w:r>
+    </w:p>
+    <w:p>
+      <w:pPr>
+        <w:spacing w:after="0"/>
+        <w:jc w:val="both"/>
         <w:rPr>
           <w:rFonts w:ascii="Segoe UI" w:eastAsia="Segoe UI" w:hAnsi="Segoe UI" w:cs="Segoe UI"/>
           <w:sz w:val="20"/>
           <w:szCs w:val="20"/>
         </w:rPr>
-        <w:t>azonosito</w:t>
-      </w:r>
-      <w:proofErr w:type="spellEnd"/>
+      </w:pPr>
       <w:r>
         <w:rPr>
           <w:rFonts w:ascii="Segoe UI" w:eastAsia="Segoe UI" w:hAnsi="Segoe UI" w:cs="Segoe UI"/>
           <w:sz w:val="20"/>
           <w:szCs w:val="20"/>
         </w:rPr>
-        <w:t>: "</w:t>
-      </w:r>
-      <w:proofErr w:type="gramStart"/>
-      <w:r>
-        <w:rPr>
-          <w:rFonts w:ascii="Segoe UI" w:eastAsia="Segoe UI" w:hAnsi="Segoe UI" w:cs="Segoe UI"/>
-          <w:sz w:val="20"/>
-          <w:szCs w:val="20"/>
-        </w:rPr>
-        <w:t xml:space="preserve">",   </w:t>
-      </w:r>
-      <w:proofErr w:type="gramEnd"/>
-      <w:r>
-        <w:rPr>
-          <w:rFonts w:ascii="Segoe UI" w:eastAsia="Segoe UI" w:hAnsi="Segoe UI" w:cs="Segoe UI"/>
-          <w:sz w:val="20"/>
-          <w:szCs w:val="20"/>
-        </w:rPr>
-        <w:t>// lehet e-mail vagy felhasználónév</w:t>
-      </w:r>
-    </w:p>
-    <w:p>
-      <w:pPr>
-        <w:spacing w:after="0"/>
-        <w:jc w:val="both"/>
-        <w:rPr>
-          <w:rFonts w:ascii="Segoe UI" w:eastAsia="Segoe UI" w:hAnsi="Segoe UI" w:cs="Segoe UI"/>
-          <w:sz w:val="20"/>
-          <w:szCs w:val="20"/>
-        </w:rPr>
-      </w:pPr>
-      <w:r>
-        <w:rPr>
-          <w:rFonts w:ascii="Segoe UI" w:eastAsia="Segoe UI" w:hAnsi="Segoe UI" w:cs="Segoe UI"/>
-          <w:sz w:val="20"/>
-          <w:szCs w:val="20"/>
-        </w:rPr>
-        <w:t xml:space="preserve">  </w:t>
-      </w:r>
-      <w:proofErr w:type="spellStart"/>
-      <w:r>
-        <w:rPr>
-          <w:rFonts w:ascii="Segoe UI" w:eastAsia="Segoe UI" w:hAnsi="Segoe UI" w:cs="Segoe UI"/>
-          <w:sz w:val="20"/>
-          <w:szCs w:val="20"/>
-        </w:rPr>
-        <w:t>jelszo</w:t>
-      </w:r>
-      <w:proofErr w:type="spellEnd"/>
-      <w:r>
-        <w:rPr>
-          <w:rFonts w:ascii="Segoe UI" w:eastAsia="Segoe UI" w:hAnsi="Segoe UI" w:cs="Segoe UI"/>
-          <w:sz w:val="20"/>
-          <w:szCs w:val="20"/>
-        </w:rPr>
-        <w:t>: ""       // a felhasználó belépési jelszava</w:t>
+        <w:t xml:space="preserve">  jelszo: ""       // a felhasználó belépési jelszava</w:t>
       </w:r>
     </w:p>
     <w:p>
@@ -7479,7 +6758,6 @@
         </w:rPr>
         <w:t xml:space="preserve">A </w:t>
       </w:r>
-      <w:proofErr w:type="spellStart"/>
       <w:r>
         <w:rPr>
           <w:rFonts w:ascii="Consolas" w:eastAsia="Consolas" w:hAnsi="Consolas" w:cs="Consolas"/>
@@ -7488,52 +6766,14 @@
         </w:rPr>
         <w:t>useState</w:t>
       </w:r>
-      <w:proofErr w:type="spellEnd"/>
-      <w:r>
-        <w:rPr>
-          <w:rFonts w:ascii="Segoe UI" w:eastAsia="Segoe UI" w:hAnsi="Segoe UI" w:cs="Segoe UI"/>
-          <w:sz w:val="21"/>
-          <w:szCs w:val="21"/>
-        </w:rPr>
-        <w:t xml:space="preserve"> gondoskodik arról, hogy az inputmezők értékei mindig összhangban legyenek a </w:t>
-      </w:r>
-      <w:proofErr w:type="spellStart"/>
-      <w:r>
-        <w:rPr>
-          <w:rFonts w:ascii="Segoe UI" w:eastAsia="Segoe UI" w:hAnsi="Segoe UI" w:cs="Segoe UI"/>
-          <w:sz w:val="21"/>
-          <w:szCs w:val="21"/>
-        </w:rPr>
-        <w:t>React</w:t>
-      </w:r>
-      <w:proofErr w:type="spellEnd"/>
-      <w:r>
-        <w:rPr>
-          <w:rFonts w:ascii="Segoe UI" w:eastAsia="Segoe UI" w:hAnsi="Segoe UI" w:cs="Segoe UI"/>
-          <w:sz w:val="21"/>
-          <w:szCs w:val="21"/>
-        </w:rPr>
-        <w:t xml:space="preserve"> állapotával. Minden beviteli változás azonnal frissíti a </w:t>
-      </w:r>
-      <w:proofErr w:type="spellStart"/>
-      <w:r>
-        <w:rPr>
-          <w:rFonts w:ascii="Segoe UI" w:eastAsia="Segoe UI" w:hAnsi="Segoe UI" w:cs="Segoe UI"/>
-          <w:sz w:val="21"/>
-          <w:szCs w:val="21"/>
-        </w:rPr>
-        <w:t>state-et</w:t>
-      </w:r>
-      <w:proofErr w:type="spellEnd"/>
-      <w:r>
-        <w:rPr>
-          <w:rFonts w:ascii="Segoe UI" w:eastAsia="Segoe UI" w:hAnsi="Segoe UI" w:cs="Segoe UI"/>
-          <w:sz w:val="21"/>
-          <w:szCs w:val="21"/>
-        </w:rPr>
-        <w:t xml:space="preserve">. Így a </w:t>
-      </w:r>
-      <w:proofErr w:type="spellStart"/>
+      <w:r>
+        <w:rPr>
+          <w:rFonts w:ascii="Segoe UI" w:eastAsia="Segoe UI" w:hAnsi="Segoe UI" w:cs="Segoe UI"/>
+          <w:sz w:val="21"/>
+          <w:szCs w:val="21"/>
+        </w:rPr>
+        <w:t xml:space="preserve"> gondoskodik arról, hogy az inputmezők értékei mindig összhangban legyenek a React állapotával. Minden beviteli változás azonnal frissíti a state-et. Így a </w:t>
+      </w:r>
       <w:r>
         <w:rPr>
           <w:rFonts w:ascii="Consolas" w:eastAsia="Consolas" w:hAnsi="Consolas" w:cs="Consolas"/>
@@ -7542,7 +6782,6 @@
         </w:rPr>
         <w:t>handleSubmit</w:t>
       </w:r>
-      <w:proofErr w:type="spellEnd"/>
       <w:r>
         <w:rPr>
           <w:rFonts w:ascii="Segoe UI" w:eastAsia="Segoe UI" w:hAnsi="Segoe UI" w:cs="Segoe UI"/>
@@ -7567,14 +6806,9 @@
         <w:t xml:space="preserve">3. </w:t>
       </w:r>
       <w:r>
-        <w:t xml:space="preserve">Input kezelés- </w:t>
-      </w:r>
-      <w:proofErr w:type="spellStart"/>
-      <w:r>
-        <w:t>handleChange</w:t>
+        <w:t>Input kezelés- handleChange</w:t>
       </w:r>
       <w:bookmarkEnd w:id="22"/>
-      <w:proofErr w:type="spellEnd"/>
     </w:p>
     <w:p>
       <w:pPr>
@@ -7589,7 +6823,6 @@
         </w:rPr>
         <w:t xml:space="preserve">A </w:t>
       </w:r>
-      <w:proofErr w:type="spellStart"/>
       <w:r>
         <w:rPr>
           <w:rFonts w:ascii="Consolas" w:eastAsia="Consolas" w:hAnsi="Consolas" w:cs="Consolas"/>
@@ -7598,7 +6831,6 @@
         </w:rPr>
         <w:t>handleChange</w:t>
       </w:r>
-      <w:proofErr w:type="spellEnd"/>
       <w:r>
         <w:rPr>
           <w:rFonts w:ascii="Segoe UI" w:eastAsia="Segoe UI" w:hAnsi="Segoe UI" w:cs="Segoe UI"/>
@@ -7607,7 +6839,6 @@
         </w:rPr>
         <w:t xml:space="preserve"> függvény felelős azért, hogy a felhasználó által beírt adatok bekerüljenek a </w:t>
       </w:r>
-      <w:proofErr w:type="spellStart"/>
       <w:r>
         <w:rPr>
           <w:rFonts w:ascii="Consolas" w:eastAsia="Consolas" w:hAnsi="Consolas" w:cs="Consolas"/>
@@ -7616,7 +6847,6 @@
         </w:rPr>
         <w:t>formData</w:t>
       </w:r>
-      <w:proofErr w:type="spellEnd"/>
       <w:r>
         <w:rPr>
           <w:rFonts w:ascii="Segoe UI" w:eastAsia="Segoe UI" w:hAnsi="Segoe UI" w:cs="Segoe UI"/>
@@ -7663,8 +6893,6 @@
         </w:rPr>
         <w:t>Kinyeri az esemény objektumból (</w:t>
       </w:r>
-      <w:proofErr w:type="spellStart"/>
-      <w:proofErr w:type="gramStart"/>
       <w:r>
         <w:rPr>
           <w:rFonts w:ascii="Consolas" w:eastAsia="Consolas" w:hAnsi="Consolas" w:cs="Consolas"/>
@@ -7673,8 +6901,6 @@
         </w:rPr>
         <w:t>e.target</w:t>
       </w:r>
-      <w:proofErr w:type="spellEnd"/>
-      <w:proofErr w:type="gramEnd"/>
       <w:r>
         <w:rPr>
           <w:rFonts w:ascii="Segoe UI" w:eastAsia="Segoe UI" w:hAnsi="Segoe UI" w:cs="Segoe UI"/>
@@ -7683,7 +6909,6 @@
         </w:rPr>
         <w:t xml:space="preserve">) a </w:t>
       </w:r>
-      <w:proofErr w:type="spellStart"/>
       <w:r>
         <w:rPr>
           <w:rFonts w:ascii="Consolas" w:eastAsia="Consolas" w:hAnsi="Consolas" w:cs="Consolas"/>
@@ -7692,7 +6917,6 @@
         </w:rPr>
         <w:t>name</w:t>
       </w:r>
-      <w:proofErr w:type="spellEnd"/>
       <w:r>
         <w:rPr>
           <w:rFonts w:ascii="Segoe UI" w:eastAsia="Segoe UI" w:hAnsi="Segoe UI" w:cs="Segoe UI"/>
@@ -7701,7 +6925,6 @@
         </w:rPr>
         <w:t xml:space="preserve"> és </w:t>
       </w:r>
-      <w:proofErr w:type="spellStart"/>
       <w:r>
         <w:rPr>
           <w:rFonts w:ascii="Consolas" w:eastAsia="Consolas" w:hAnsi="Consolas" w:cs="Consolas"/>
@@ -7710,7 +6933,6 @@
         </w:rPr>
         <w:t>value</w:t>
       </w:r>
-      <w:proofErr w:type="spellEnd"/>
       <w:r>
         <w:rPr>
           <w:rFonts w:ascii="Segoe UI" w:eastAsia="Segoe UI" w:hAnsi="Segoe UI" w:cs="Segoe UI"/>
@@ -7743,7 +6965,6 @@
         </w:rPr>
         <w:t xml:space="preserve">A </w:t>
       </w:r>
-      <w:proofErr w:type="spellStart"/>
       <w:r>
         <w:rPr>
           <w:rFonts w:ascii="Consolas" w:eastAsia="Consolas" w:hAnsi="Consolas" w:cs="Consolas"/>
@@ -7752,7 +6973,6 @@
         </w:rPr>
         <w:t>name</w:t>
       </w:r>
-      <w:proofErr w:type="spellEnd"/>
       <w:r>
         <w:rPr>
           <w:rFonts w:ascii="Segoe UI" w:eastAsia="Segoe UI" w:hAnsi="Segoe UI" w:cs="Segoe UI"/>
@@ -7783,25 +7003,7 @@
           <w:sz w:val="21"/>
           <w:szCs w:val="21"/>
         </w:rPr>
-        <w:t xml:space="preserve">A </w:t>
-      </w:r>
-      <w:proofErr w:type="spellStart"/>
-      <w:r>
-        <w:rPr>
-          <w:rFonts w:ascii="Segoe UI" w:eastAsia="Segoe UI" w:hAnsi="Segoe UI" w:cs="Segoe UI"/>
-          <w:sz w:val="21"/>
-          <w:szCs w:val="21"/>
-        </w:rPr>
-        <w:t>state-et</w:t>
-      </w:r>
-      <w:proofErr w:type="spellEnd"/>
-      <w:r>
-        <w:rPr>
-          <w:rFonts w:ascii="Segoe UI" w:eastAsia="Segoe UI" w:hAnsi="Segoe UI" w:cs="Segoe UI"/>
-          <w:sz w:val="21"/>
-          <w:szCs w:val="21"/>
-        </w:rPr>
-        <w:t xml:space="preserve"> úgy frissíti, hogy a másik mező változatlan maradjon</w:t>
+        <w:t>A state-et úgy frissíti, hogy a másik mező változatlan maradjon</w:t>
       </w:r>
     </w:p>
     <w:p>
@@ -7820,61 +7022,7 @@
           <w:sz w:val="21"/>
           <w:szCs w:val="21"/>
         </w:rPr>
-        <w:t>Ez biztosítja a "</w:t>
-      </w:r>
-      <w:proofErr w:type="spellStart"/>
-      <w:r>
-        <w:rPr>
-          <w:rFonts w:ascii="Segoe UI" w:eastAsia="Segoe UI" w:hAnsi="Segoe UI" w:cs="Segoe UI"/>
-          <w:sz w:val="21"/>
-          <w:szCs w:val="21"/>
-        </w:rPr>
-        <w:t>controlled</w:t>
-      </w:r>
-      <w:proofErr w:type="spellEnd"/>
-      <w:r>
-        <w:rPr>
-          <w:rFonts w:ascii="Segoe UI" w:eastAsia="Segoe UI" w:hAnsi="Segoe UI" w:cs="Segoe UI"/>
-          <w:sz w:val="21"/>
-          <w:szCs w:val="21"/>
-        </w:rPr>
-        <w:t xml:space="preserve"> input" működést: az input mindig a </w:t>
-      </w:r>
-      <w:proofErr w:type="spellStart"/>
-      <w:r>
-        <w:rPr>
-          <w:rFonts w:ascii="Segoe UI" w:eastAsia="Segoe UI" w:hAnsi="Segoe UI" w:cs="Segoe UI"/>
-          <w:sz w:val="21"/>
-          <w:szCs w:val="21"/>
-        </w:rPr>
-        <w:t>state-ből</w:t>
-      </w:r>
-      <w:proofErr w:type="spellEnd"/>
-      <w:r>
-        <w:rPr>
-          <w:rFonts w:ascii="Segoe UI" w:eastAsia="Segoe UI" w:hAnsi="Segoe UI" w:cs="Segoe UI"/>
-          <w:sz w:val="21"/>
-          <w:szCs w:val="21"/>
-        </w:rPr>
-        <w:t xml:space="preserve"> kapja az értékét, és minden változás visszaíródik a </w:t>
-      </w:r>
-      <w:proofErr w:type="spellStart"/>
-      <w:r>
-        <w:rPr>
-          <w:rFonts w:ascii="Segoe UI" w:eastAsia="Segoe UI" w:hAnsi="Segoe UI" w:cs="Segoe UI"/>
-          <w:sz w:val="21"/>
-          <w:szCs w:val="21"/>
-        </w:rPr>
-        <w:t>state</w:t>
-      </w:r>
-      <w:proofErr w:type="spellEnd"/>
-      <w:r>
-        <w:rPr>
-          <w:rFonts w:ascii="Segoe UI" w:eastAsia="Segoe UI" w:hAnsi="Segoe UI" w:cs="Segoe UI"/>
-          <w:sz w:val="21"/>
-          <w:szCs w:val="21"/>
-        </w:rPr>
-        <w:t>-be.</w:t>
+        <w:t>Ez biztosítja a "controlled input" működést: az input mindig a state-ből kapja az értékét, és minden változás visszaíródik a state-be.</w:t>
       </w:r>
     </w:p>
     <w:p>
@@ -7889,14 +7037,9 @@
       </w:pPr>
       <w:bookmarkStart w:id="23" w:name="_Toc227068282"/>
       <w:r>
-        <w:t xml:space="preserve">4. Bejelentkezés folyamata – </w:t>
-      </w:r>
-      <w:proofErr w:type="spellStart"/>
-      <w:r>
-        <w:t>handleSubmit</w:t>
+        <w:t>4. Bejelentkezés folyamata – handleSubmit</w:t>
       </w:r>
       <w:bookmarkEnd w:id="23"/>
-      <w:proofErr w:type="spellEnd"/>
     </w:p>
     <w:p>
       <w:pPr>
@@ -8003,7 +7146,6 @@
         </w:rPr>
         <w:t xml:space="preserve">Ha bármelyik hiányzik → azonnali </w:t>
       </w:r>
-      <w:proofErr w:type="spellStart"/>
       <w:r>
         <w:rPr>
           <w:rFonts w:ascii="Consolas" w:eastAsia="Consolas" w:hAnsi="Consolas" w:cs="Consolas"/>
@@ -8013,7 +7155,6 @@
         </w:rPr>
         <w:t>alert</w:t>
       </w:r>
-      <w:proofErr w:type="spellEnd"/>
       <w:r>
         <w:rPr>
           <w:rFonts w:ascii="Segoe UI" w:eastAsia="Segoe UI" w:hAnsi="Segoe UI" w:cs="Segoe UI"/>
@@ -8062,29 +7203,7 @@
           <w:color w:val="000000" w:themeColor="text1"/>
           <w:szCs w:val="24"/>
         </w:rPr>
-        <w:t xml:space="preserve">2) </w:t>
-      </w:r>
-      <w:proofErr w:type="spellStart"/>
-      <w:r>
-        <w:rPr>
-          <w:rFonts w:ascii="Segoe UI" w:eastAsia="Segoe UI" w:hAnsi="Segoe UI" w:cs="Segoe UI"/>
-          <w:b w:val="0"/>
-          <w:bCs w:val="0"/>
-          <w:color w:val="000000" w:themeColor="text1"/>
-          <w:szCs w:val="24"/>
-        </w:rPr>
-        <w:t>Axios</w:t>
-      </w:r>
-      <w:proofErr w:type="spellEnd"/>
-      <w:r>
-        <w:rPr>
-          <w:rFonts w:ascii="Segoe UI" w:eastAsia="Segoe UI" w:hAnsi="Segoe UI" w:cs="Segoe UI"/>
-          <w:b w:val="0"/>
-          <w:bCs w:val="0"/>
-          <w:color w:val="000000" w:themeColor="text1"/>
-          <w:szCs w:val="24"/>
-        </w:rPr>
-        <w:t xml:space="preserve"> POST kérés</w:t>
+        <w:t>2) Axios POST kérés</w:t>
       </w:r>
       <w:bookmarkEnd w:id="25"/>
     </w:p>
@@ -8216,31 +7335,7 @@
           <w:sz w:val="21"/>
           <w:szCs w:val="21"/>
         </w:rPr>
-        <w:t xml:space="preserve">A backend </w:t>
-      </w:r>
-      <w:proofErr w:type="spellStart"/>
-      <w:r>
-        <w:rPr>
-          <w:rFonts w:ascii="Segoe UI" w:eastAsia="Segoe UI" w:hAnsi="Segoe UI" w:cs="Segoe UI"/>
-          <w:b w:val="0"/>
-          <w:bCs w:val="0"/>
-          <w:color w:val="000000" w:themeColor="text1"/>
-          <w:sz w:val="21"/>
-          <w:szCs w:val="21"/>
-        </w:rPr>
-        <w:t>tokennel</w:t>
-      </w:r>
-      <w:proofErr w:type="spellEnd"/>
-      <w:r>
-        <w:rPr>
-          <w:rFonts w:ascii="Segoe UI" w:eastAsia="Segoe UI" w:hAnsi="Segoe UI" w:cs="Segoe UI"/>
-          <w:b w:val="0"/>
-          <w:bCs w:val="0"/>
-          <w:color w:val="000000" w:themeColor="text1"/>
-          <w:sz w:val="21"/>
-          <w:szCs w:val="21"/>
-        </w:rPr>
-        <w:t xml:space="preserve"> válaszol.</w:t>
+        <w:t>A backend tokennel válaszol.</w:t>
       </w:r>
       <w:bookmarkEnd w:id="29"/>
     </w:p>
@@ -8306,31 +7401,7 @@
           <w:sz w:val="21"/>
           <w:szCs w:val="21"/>
         </w:rPr>
-        <w:t xml:space="preserve">A JWT </w:t>
-      </w:r>
-      <w:proofErr w:type="spellStart"/>
-      <w:r>
-        <w:rPr>
-          <w:rFonts w:ascii="Segoe UI" w:eastAsia="Segoe UI" w:hAnsi="Segoe UI" w:cs="Segoe UI"/>
-          <w:b w:val="0"/>
-          <w:bCs w:val="0"/>
-          <w:color w:val="000000" w:themeColor="text1"/>
-          <w:sz w:val="21"/>
-          <w:szCs w:val="21"/>
-        </w:rPr>
-        <w:t>tokent</w:t>
-      </w:r>
-      <w:proofErr w:type="spellEnd"/>
-      <w:r>
-        <w:rPr>
-          <w:rFonts w:ascii="Segoe UI" w:eastAsia="Segoe UI" w:hAnsi="Segoe UI" w:cs="Segoe UI"/>
-          <w:b w:val="0"/>
-          <w:bCs w:val="0"/>
-          <w:color w:val="000000" w:themeColor="text1"/>
-          <w:sz w:val="21"/>
-          <w:szCs w:val="21"/>
-        </w:rPr>
-        <w:t xml:space="preserve"> eltárolja a </w:t>
+        <w:t xml:space="preserve">A JWT tokent eltárolja a </w:t>
       </w:r>
       <w:r>
         <w:rPr>
@@ -8385,79 +7456,7 @@
           <w:sz w:val="21"/>
           <w:szCs w:val="21"/>
         </w:rPr>
-        <w:t xml:space="preserve">ha a backend </w:t>
-      </w:r>
-      <w:proofErr w:type="spellStart"/>
-      <w:r>
-        <w:rPr>
-          <w:rFonts w:ascii="Segoe UI" w:eastAsia="Segoe UI" w:hAnsi="Segoe UI" w:cs="Segoe UI"/>
-          <w:b w:val="0"/>
-          <w:bCs w:val="0"/>
-          <w:color w:val="000000" w:themeColor="text1"/>
-          <w:sz w:val="21"/>
-          <w:szCs w:val="21"/>
-        </w:rPr>
-        <w:t>user</w:t>
-      </w:r>
-      <w:proofErr w:type="spellEnd"/>
-      <w:r>
-        <w:rPr>
-          <w:rFonts w:ascii="Segoe UI" w:eastAsia="Segoe UI" w:hAnsi="Segoe UI" w:cs="Segoe UI"/>
-          <w:b w:val="0"/>
-          <w:bCs w:val="0"/>
-          <w:color w:val="000000" w:themeColor="text1"/>
-          <w:sz w:val="21"/>
-          <w:szCs w:val="21"/>
-        </w:rPr>
-        <w:t xml:space="preserve"> adatokat is küld, azok is mentésre kerülnek (</w:t>
-      </w:r>
-      <w:proofErr w:type="spellStart"/>
-      <w:r>
-        <w:rPr>
-          <w:rFonts w:ascii="Segoe UI" w:eastAsia="Segoe UI" w:hAnsi="Segoe UI" w:cs="Segoe UI"/>
-          <w:b w:val="0"/>
-          <w:bCs w:val="0"/>
-          <w:color w:val="000000" w:themeColor="text1"/>
-          <w:sz w:val="21"/>
-          <w:szCs w:val="21"/>
-        </w:rPr>
-        <w:t>felhasznév</w:t>
-      </w:r>
-      <w:proofErr w:type="spellEnd"/>
-      <w:r>
-        <w:rPr>
-          <w:rFonts w:ascii="Segoe UI" w:eastAsia="Segoe UI" w:hAnsi="Segoe UI" w:cs="Segoe UI"/>
-          <w:b w:val="0"/>
-          <w:bCs w:val="0"/>
-          <w:color w:val="000000" w:themeColor="text1"/>
-          <w:sz w:val="21"/>
-          <w:szCs w:val="21"/>
-        </w:rPr>
-        <w:t xml:space="preserve">, </w:t>
-      </w:r>
-      <w:proofErr w:type="gramStart"/>
-      <w:r>
-        <w:rPr>
-          <w:rFonts w:ascii="Segoe UI" w:eastAsia="Segoe UI" w:hAnsi="Segoe UI" w:cs="Segoe UI"/>
-          <w:b w:val="0"/>
-          <w:bCs w:val="0"/>
-          <w:color w:val="000000" w:themeColor="text1"/>
-          <w:sz w:val="21"/>
-          <w:szCs w:val="21"/>
-        </w:rPr>
-        <w:t>ID,</w:t>
-      </w:r>
-      <w:proofErr w:type="gramEnd"/>
-      <w:r>
-        <w:rPr>
-          <w:rFonts w:ascii="Segoe UI" w:eastAsia="Segoe UI" w:hAnsi="Segoe UI" w:cs="Segoe UI"/>
-          <w:b w:val="0"/>
-          <w:bCs w:val="0"/>
-          <w:color w:val="000000" w:themeColor="text1"/>
-          <w:sz w:val="21"/>
-          <w:szCs w:val="21"/>
-        </w:rPr>
-        <w:t xml:space="preserve"> stb.)</w:t>
+        <w:t>ha a backend user adatokat is küld, azok is mentésre kerülnek (felhasznév, ID, stb.)</w:t>
       </w:r>
       <w:bookmarkEnd w:id="32"/>
     </w:p>
@@ -8492,7 +7491,6 @@
         </w:rPr>
         <w:t>kiírja a szerver üzenetét (</w:t>
       </w:r>
-      <w:proofErr w:type="spellStart"/>
       <w:r>
         <w:rPr>
           <w:rFonts w:ascii="Consolas" w:eastAsia="Consolas" w:hAnsi="Consolas" w:cs="Consolas"/>
@@ -8504,7 +7502,6 @@
         </w:rPr>
         <w:t>alert</w:t>
       </w:r>
-      <w:proofErr w:type="spellEnd"/>
       <w:r>
         <w:rPr>
           <w:rFonts w:ascii="Segoe UI" w:eastAsia="Segoe UI" w:hAnsi="Segoe UI" w:cs="Segoe UI"/>
@@ -8582,8 +7579,6 @@
         </w:rPr>
         <w:t xml:space="preserve">átirányítja a felhasználót a főoldalra: </w:t>
       </w:r>
-      <w:proofErr w:type="spellStart"/>
-      <w:proofErr w:type="gramStart"/>
       <w:r>
         <w:rPr>
           <w:rFonts w:ascii="Consolas" w:eastAsia="Consolas" w:hAnsi="Consolas" w:cs="Consolas"/>
@@ -8593,31 +7588,7 @@
           <w:sz w:val="21"/>
           <w:szCs w:val="21"/>
         </w:rPr>
-        <w:t>navigate</w:t>
-      </w:r>
-      <w:proofErr w:type="spellEnd"/>
-      <w:r>
-        <w:rPr>
-          <w:rFonts w:ascii="Consolas" w:eastAsia="Consolas" w:hAnsi="Consolas" w:cs="Consolas"/>
-          <w:b w:val="0"/>
-          <w:bCs w:val="0"/>
-          <w:color w:val="000000" w:themeColor="text1"/>
-          <w:sz w:val="21"/>
-          <w:szCs w:val="21"/>
-        </w:rPr>
-        <w:t>(</w:t>
-      </w:r>
-      <w:proofErr w:type="gramEnd"/>
-      <w:r>
-        <w:rPr>
-          <w:rFonts w:ascii="Consolas" w:eastAsia="Consolas" w:hAnsi="Consolas" w:cs="Consolas"/>
-          <w:b w:val="0"/>
-          <w:bCs w:val="0"/>
-          <w:color w:val="000000" w:themeColor="text1"/>
-          <w:sz w:val="21"/>
-          <w:szCs w:val="21"/>
-        </w:rPr>
-        <w:t>'/')</w:t>
+        <w:t>navigate('/')</w:t>
       </w:r>
       <w:bookmarkEnd w:id="35"/>
     </w:p>
@@ -8701,7 +7672,6 @@
         </w:rPr>
         <w:t>A backend által küldött hibaüzenetet kiírja (</w:t>
       </w:r>
-      <w:proofErr w:type="spellStart"/>
       <w:r>
         <w:rPr>
           <w:rFonts w:ascii="Consolas" w:eastAsia="Consolas" w:hAnsi="Consolas" w:cs="Consolas"/>
@@ -8711,7 +7681,6 @@
         </w:rPr>
         <w:t>alert</w:t>
       </w:r>
-      <w:proofErr w:type="spellEnd"/>
       <w:r>
         <w:rPr>
           <w:rFonts w:ascii="Segoe UI" w:eastAsia="Segoe UI" w:hAnsi="Segoe UI" w:cs="Segoe UI"/>
@@ -8746,27 +7715,7 @@
           <w:sz w:val="21"/>
           <w:szCs w:val="21"/>
         </w:rPr>
-        <w:t xml:space="preserve">Semmi nem változik a </w:t>
-      </w:r>
-      <w:proofErr w:type="spellStart"/>
-      <w:r>
-        <w:rPr>
-          <w:rFonts w:ascii="Segoe UI" w:eastAsia="Segoe UI" w:hAnsi="Segoe UI" w:cs="Segoe UI"/>
-          <w:color w:val="000000" w:themeColor="text1"/>
-          <w:sz w:val="21"/>
-          <w:szCs w:val="21"/>
-        </w:rPr>
-        <w:t>state</w:t>
-      </w:r>
-      <w:proofErr w:type="spellEnd"/>
-      <w:r>
-        <w:rPr>
-          <w:rFonts w:ascii="Segoe UI" w:eastAsia="Segoe UI" w:hAnsi="Segoe UI" w:cs="Segoe UI"/>
-          <w:color w:val="000000" w:themeColor="text1"/>
-          <w:sz w:val="21"/>
-          <w:szCs w:val="21"/>
-        </w:rPr>
-        <w:t>-ben</w:t>
+        <w:t>Semmi nem változik a state-ben</w:t>
       </w:r>
     </w:p>
     <w:p>
@@ -8886,7 +7835,6 @@
           <w:szCs w:val="21"/>
         </w:rPr>
       </w:pPr>
-      <w:proofErr w:type="spellStart"/>
       <w:r>
         <w:rPr>
           <w:rFonts w:ascii="Consolas" w:eastAsia="Consolas" w:hAnsi="Consolas" w:cs="Consolas"/>
@@ -8894,17 +7842,7 @@
           <w:sz w:val="21"/>
           <w:szCs w:val="21"/>
         </w:rPr>
-        <w:t>type</w:t>
-      </w:r>
-      <w:proofErr w:type="spellEnd"/>
-      <w:r>
-        <w:rPr>
-          <w:rFonts w:ascii="Consolas" w:eastAsia="Consolas" w:hAnsi="Consolas" w:cs="Consolas"/>
-          <w:color w:val="000000" w:themeColor="text1"/>
-          <w:sz w:val="21"/>
-          <w:szCs w:val="21"/>
-        </w:rPr>
-        <w:t>="text"</w:t>
+        <w:t>type="text"</w:t>
       </w:r>
     </w:p>
     <w:p>
@@ -8923,7 +7861,6 @@
           <w:szCs w:val="24"/>
         </w:rPr>
       </w:pPr>
-      <w:proofErr w:type="spellStart"/>
       <w:r>
         <w:rPr>
           <w:rFonts w:ascii="Segoe UI" w:eastAsia="Segoe UI" w:hAnsi="Segoe UI" w:cs="Segoe UI"/>
@@ -8931,17 +7868,7 @@
           <w:sz w:val="21"/>
           <w:szCs w:val="21"/>
         </w:rPr>
-        <w:t>placeholder</w:t>
-      </w:r>
-      <w:proofErr w:type="spellEnd"/>
-      <w:r>
-        <w:rPr>
-          <w:rFonts w:ascii="Segoe UI" w:eastAsia="Segoe UI" w:hAnsi="Segoe UI" w:cs="Segoe UI"/>
-          <w:color w:val="000000" w:themeColor="text1"/>
-          <w:sz w:val="21"/>
-          <w:szCs w:val="21"/>
-        </w:rPr>
-        <w:t xml:space="preserve">: </w:t>
+        <w:t xml:space="preserve">placeholder: </w:t>
       </w:r>
       <w:r>
         <w:rPr>
@@ -8993,7 +7920,6 @@
           <w:szCs w:val="21"/>
         </w:rPr>
       </w:pPr>
-      <w:proofErr w:type="spellStart"/>
       <w:r>
         <w:rPr>
           <w:rFonts w:ascii="Consolas" w:eastAsia="Consolas" w:hAnsi="Consolas" w:cs="Consolas"/>
@@ -9001,37 +7927,7 @@
           <w:sz w:val="21"/>
           <w:szCs w:val="21"/>
         </w:rPr>
-        <w:t>type</w:t>
-      </w:r>
-      <w:proofErr w:type="spellEnd"/>
-      <w:r>
-        <w:rPr>
-          <w:rFonts w:ascii="Consolas" w:eastAsia="Consolas" w:hAnsi="Consolas" w:cs="Consolas"/>
-          <w:color w:val="000000" w:themeColor="text1"/>
-          <w:sz w:val="21"/>
-          <w:szCs w:val="21"/>
-        </w:rPr>
-        <w:t>="</w:t>
-      </w:r>
-      <w:proofErr w:type="spellStart"/>
-      <w:r>
-        <w:rPr>
-          <w:rFonts w:ascii="Consolas" w:eastAsia="Consolas" w:hAnsi="Consolas" w:cs="Consolas"/>
-          <w:color w:val="000000" w:themeColor="text1"/>
-          <w:sz w:val="21"/>
-          <w:szCs w:val="21"/>
-        </w:rPr>
-        <w:t>password</w:t>
-      </w:r>
-      <w:proofErr w:type="spellEnd"/>
-      <w:r>
-        <w:rPr>
-          <w:rFonts w:ascii="Consolas" w:eastAsia="Consolas" w:hAnsi="Consolas" w:cs="Consolas"/>
-          <w:color w:val="000000" w:themeColor="text1"/>
-          <w:sz w:val="21"/>
-          <w:szCs w:val="21"/>
-        </w:rPr>
-        <w:t>"</w:t>
+        <w:t>type="password"</w:t>
       </w:r>
       <w:r>
         <w:rPr>
@@ -9062,7 +7958,6 @@
           <w:szCs w:val="21"/>
         </w:rPr>
       </w:pPr>
-      <w:proofErr w:type="spellStart"/>
       <w:r>
         <w:rPr>
           <w:rFonts w:ascii="Segoe UI" w:eastAsia="Segoe UI" w:hAnsi="Segoe UI" w:cs="Segoe UI"/>
@@ -9070,17 +7965,7 @@
           <w:sz w:val="21"/>
           <w:szCs w:val="21"/>
         </w:rPr>
-        <w:t>placeholder</w:t>
-      </w:r>
-      <w:proofErr w:type="spellEnd"/>
-      <w:r>
-        <w:rPr>
-          <w:rFonts w:ascii="Segoe UI" w:eastAsia="Segoe UI" w:hAnsi="Segoe UI" w:cs="Segoe UI"/>
-          <w:color w:val="000000" w:themeColor="text1"/>
-          <w:sz w:val="21"/>
-          <w:szCs w:val="21"/>
-        </w:rPr>
-        <w:t xml:space="preserve">: </w:t>
+        <w:t xml:space="preserve">placeholder: </w:t>
       </w:r>
       <w:r>
         <w:rPr>
@@ -9151,7 +8036,6 @@
         </w:rPr>
         <w:t xml:space="preserve">megnyomásakor meghívja a </w:t>
       </w:r>
-      <w:proofErr w:type="spellStart"/>
       <w:r>
         <w:rPr>
           <w:rFonts w:ascii="Consolas" w:eastAsia="Consolas" w:hAnsi="Consolas" w:cs="Consolas"/>
@@ -9161,7 +8045,6 @@
         </w:rPr>
         <w:t>handleSubmit</w:t>
       </w:r>
-      <w:proofErr w:type="spellEnd"/>
       <w:r>
         <w:rPr>
           <w:rFonts w:ascii="Segoe UI" w:eastAsia="Segoe UI" w:hAnsi="Segoe UI" w:cs="Segoe UI"/>
@@ -9431,6 +8314,9 @@
     </w:p>
     <w:p>
       <w:r>
+        <w:t xml:space="preserve">Papp Zsombor Máté </w:t>
+      </w:r>
+      <w:r>
         <w:t xml:space="preserve">A projekt során a fő célom az volt, hogy az adatbázissal kapcsolatos feladatokat elkészítsem. Ehhez először megterveztem az adatbázis </w:t>
       </w:r>
       <w:r>
@@ -9443,23 +8329,7 @@
         <w:t>sohasem</w:t>
       </w:r>
       <w:r>
-        <w:t xml:space="preserve"> terveztem, majd létrehoztam a szükséges táblákat, mezőket és kapcsolatokat. Közben több kisebb probléma is felmerült, például az elsődleges kulcsokat nem raktam </w:t>
-      </w:r>
-      <w:proofErr w:type="spellStart"/>
-      <w:r>
-        <w:t>auto</w:t>
-      </w:r>
-      <w:proofErr w:type="spellEnd"/>
-      <w:r>
-        <w:t xml:space="preserve"> </w:t>
-      </w:r>
-      <w:proofErr w:type="spellStart"/>
-      <w:r>
-        <w:t>increment</w:t>
-      </w:r>
-      <w:proofErr w:type="spellEnd"/>
-      <w:r>
-        <w:t xml:space="preserve">-re. A munka közben sokat fejlődtem. Megtanultam logikusabban felépíteni egy adatbázist, jobban átlátni a táblák közötti kapcsolatokat, és magabiztosabban használni az SQL parancsokat. A hibák keresése és kijavítása is gyorsabban ment, mert egyre jobban értettem, hogyan működik az egész rendszer. Összességében úgy érzem, hogy a projekt nemcsak a feladatok elvégzésében </w:t>
+        <w:t xml:space="preserve"> terveztem, majd létrehoztam a szükséges táblákat, mezőket és kapcsolatokat. Közben több kisebb probléma is felmerült, például az elsődleges kulcsokat nem raktam auto increment-re. A munka közben sokat fejlődtem. Megtanultam logikusabban felépíteni egy adatbázist, jobban átlátni a táblák közötti kapcsolatokat, és magabiztosabban használni az SQL parancsokat. A hibák keresése és kijavítása is gyorsabban ment, mert egyre jobban értettem, hogyan működik az egész rendszer. Összességében úgy érzem, hogy a projekt nemcsak a feladatok elvégzésében </w:t>
       </w:r>
       <w:r>
         <w:t>segített,</w:t>
@@ -9755,27 +8625,14 @@
     <w:pPr>
       <w:pStyle w:val="llb"/>
     </w:pPr>
-    <w:r>
-      <w:fldChar w:fldCharType="begin"/>
-    </w:r>
-    <w:r>
-      <w:instrText>DATE   \* MERGEFORMAT</w:instrText>
-    </w:r>
-    <w:r>
-      <w:fldChar w:fldCharType="separate"/>
-    </w:r>
-    <w:r>
-      <w:rPr>
-        <w:noProof/>
-      </w:rPr>
-      <w:t>2026. 04. 15.</w:t>
-    </w:r>
-    <w:r>
-      <w:rPr>
-        <w:noProof/>
-      </w:rPr>
-      <w:fldChar w:fldCharType="end"/>
-    </w:r>
+    <w:fldSimple w:instr="DATE   \* MERGEFORMAT">
+      <w:r>
+        <w:rPr>
+          <w:noProof/>
+        </w:rPr>
+        <w:t>2026. 04. 15.</w:t>
+      </w:r>
+    </w:fldSimple>
     <w:r>
       <w:tab/>
     </w:r>
@@ -14763,10 +13620,6 @@
 </file>
 
 <file path=customXml/item1.xml><?xml version="1.0" encoding="utf-8"?>
-<b:Sources xmlns:b="http://schemas.openxmlformats.org/officeDocument/2006/bibliography" xmlns="http://schemas.openxmlformats.org/officeDocument/2006/bibliography" SelectedStyle="\APA.XSL" StyleName="APA"/>
-</file>
-
-<file path=customXml/item2.xml><?xml version="1.0" encoding="utf-8"?>
 <p:properties xmlns:p="http://schemas.microsoft.com/office/2006/metadata/properties" xmlns:xsi="http://www.w3.org/2001/XMLSchema-instance" xmlns:pc="http://schemas.microsoft.com/office/infopath/2007/PartnerControls">
   <documentManagement>
     <lcf76f155ced4ddcb4097134ff3c332f xmlns="7825f8f0-66cc-486b-8b2f-b9e6989daf77">
@@ -14778,16 +13631,11 @@
 </p:properties>
 </file>
 
-<file path=customXml/item3.xml><?xml version="1.0" encoding="utf-8"?>
-<?mso-contentType ?>
-<FormTemplates xmlns="http://schemas.microsoft.com/sharepoint/v3/contenttype/forms">
-  <Display>DocumentLibraryForm</Display>
-  <Edit>DocumentLibraryForm</Edit>
-  <New>DocumentLibraryForm</New>
-</FormTemplates>
+<file path=customXml/item2.xml><?xml version="1.0" encoding="utf-8"?>
+<b:Sources xmlns:b="http://schemas.openxmlformats.org/officeDocument/2006/bibliography" xmlns="http://schemas.openxmlformats.org/officeDocument/2006/bibliography" SelectedStyle="\APA.XSL" StyleName="APA"/>
 </file>
 
-<file path=customXml/item4.xml><?xml version="1.0" encoding="utf-8"?>
+<file path=customXml/item3.xml><?xml version="1.0" encoding="utf-8"?>
 <ct:contentTypeSchema xmlns:ct="http://schemas.microsoft.com/office/2006/metadata/contentType" xmlns:ma="http://schemas.microsoft.com/office/2006/metadata/properties/metaAttributes" ct:_="" ma:_="" ma:contentTypeName="Dokumentum" ma:contentTypeID="0x01010000B4A40D76940A4A9ABDBD81056BA05F" ma:contentTypeVersion="11" ma:contentTypeDescription="Új dokumentum létrehozása." ma:contentTypeScope="" ma:versionID="6647b5661dec9a330db8f17aac752412">
   <xsd:schema xmlns:xsd="http://www.w3.org/2001/XMLSchema" xmlns:xs="http://www.w3.org/2001/XMLSchema" xmlns:p="http://schemas.microsoft.com/office/2006/metadata/properties" xmlns:ns2="7825f8f0-66cc-486b-8b2f-b9e6989daf77" xmlns:ns3="cd4998c0-141d-4ad7-92c6-dda8955ec8a5" targetNamespace="http://schemas.microsoft.com/office/2006/metadata/properties" ma:root="true" ma:fieldsID="a0aefcde72e27fcf9f67ad38f312134e" ns2:_="" ns3:_="">
     <xsd:import namespace="7825f8f0-66cc-486b-8b2f-b9e6989daf77"/>
@@ -14982,15 +13830,16 @@
 </ct:contentTypeSchema>
 </file>
 
-<file path=customXml/itemProps1.xml><?xml version="1.0" encoding="utf-8"?>
-<ds:datastoreItem xmlns:ds="http://schemas.openxmlformats.org/officeDocument/2006/customXml" ds:itemID="{31D8A198-B5FD-41D1-8F98-20D226CAF475}">
-  <ds:schemaRefs>
-    <ds:schemaRef ds:uri="http://schemas.openxmlformats.org/officeDocument/2006/bibliography"/>
-  </ds:schemaRefs>
-</ds:datastoreItem>
+<file path=customXml/item4.xml><?xml version="1.0" encoding="utf-8"?>
+<?mso-contentType ?>
+<FormTemplates xmlns="http://schemas.microsoft.com/sharepoint/v3/contenttype/forms">
+  <Display>DocumentLibraryForm</Display>
+  <Edit>DocumentLibraryForm</Edit>
+  <New>DocumentLibraryForm</New>
+</FormTemplates>
 </file>
 
-<file path=customXml/itemProps2.xml><?xml version="1.0" encoding="utf-8"?>
+<file path=customXml/itemProps1.xml><?xml version="1.0" encoding="utf-8"?>
 <ds:datastoreItem xmlns:ds="http://schemas.openxmlformats.org/officeDocument/2006/customXml" ds:itemID="{4683CF39-CBC1-469A-88EA-F31417A0D119}">
   <ds:schemaRefs>
     <ds:schemaRef ds:uri="http://schemas.microsoft.com/office/2006/metadata/properties"/>
@@ -15001,15 +13850,15 @@
 </ds:datastoreItem>
 </file>
 
-<file path=customXml/itemProps3.xml><?xml version="1.0" encoding="utf-8"?>
-<ds:datastoreItem xmlns:ds="http://schemas.openxmlformats.org/officeDocument/2006/customXml" ds:itemID="{49E9CE2F-4863-430F-A73B-CD3063AB172E}">
+<file path=customXml/itemProps2.xml><?xml version="1.0" encoding="utf-8"?>
+<ds:datastoreItem xmlns:ds="http://schemas.openxmlformats.org/officeDocument/2006/customXml" ds:itemID="{31D8A198-B5FD-41D1-8F98-20D226CAF475}">
   <ds:schemaRefs>
-    <ds:schemaRef ds:uri="http://schemas.microsoft.com/sharepoint/v3/contenttype/forms"/>
+    <ds:schemaRef ds:uri="http://schemas.openxmlformats.org/officeDocument/2006/bibliography"/>
   </ds:schemaRefs>
 </ds:datastoreItem>
 </file>
 
-<file path=customXml/itemProps4.xml><?xml version="1.0" encoding="utf-8"?>
+<file path=customXml/itemProps3.xml><?xml version="1.0" encoding="utf-8"?>
 <ds:datastoreItem xmlns:ds="http://schemas.openxmlformats.org/officeDocument/2006/customXml" ds:itemID="{E9EE7280-50AF-454F-A86C-A38955E1C17C}">
   <ds:schemaRefs>
     <ds:schemaRef ds:uri="http://schemas.microsoft.com/office/2006/metadata/contentType"/>
@@ -15026,4 +13875,12 @@
     <ds:schemaRef ds:uri="http://schemas.microsoft.com/internal/obd"/>
   </ds:schemaRefs>
 </ds:datastoreItem>
+</file>
+
+<file path=customXml/itemProps4.xml><?xml version="1.0" encoding="utf-8"?>
+<ds:datastoreItem xmlns:ds="http://schemas.openxmlformats.org/officeDocument/2006/customXml" ds:itemID="{49E9CE2F-4863-430F-A73B-CD3063AB172E}">
+  <ds:schemaRefs>
+    <ds:schemaRef ds:uri="http://schemas.microsoft.com/sharepoint/v3/contenttype/forms"/>
+  </ds:schemaRefs>
+</ds:datastoreItem>
 </file>
--- a/dokumentacio/vizsgaremek_doku_minta.docx
+++ b/dokumentacio/vizsgaremek_doku_minta.docx
@@ -60,9 +60,11 @@
       <w:pPr>
         <w:pStyle w:val="Alcm"/>
       </w:pPr>
+      <w:proofErr w:type="spellStart"/>
       <w:r>
         <w:t>ResRater</w:t>
       </w:r>
+      <w:proofErr w:type="spellEnd"/>
     </w:p>
     <w:p>
       <w:pPr>
@@ -77,8 +79,13 @@
       <w:r>
         <w:t xml:space="preserve"> </w:t>
       </w:r>
-      <w:r>
-        <w:t>Dobrocsi Róbertné</w:t>
+      <w:proofErr w:type="spellStart"/>
+      <w:r>
+        <w:t>Dobrocsi</w:t>
+      </w:r>
+      <w:proofErr w:type="spellEnd"/>
+      <w:r>
+        <w:t xml:space="preserve"> Róbertné</w:t>
       </w:r>
       <w:r>
         <w:t xml:space="preserve">              </w:t>
@@ -3262,8 +3269,13 @@
       <w:pPr>
         <w:jc w:val="both"/>
       </w:pPr>
-      <w:r>
-        <w:t>Mysql alapismeret</w:t>
+      <w:proofErr w:type="spellStart"/>
+      <w:r>
+        <w:t>Mysql</w:t>
+      </w:r>
+      <w:proofErr w:type="spellEnd"/>
+      <w:r>
+        <w:t xml:space="preserve"> alapismeret</w:t>
       </w:r>
     </w:p>
     <w:p>
@@ -3271,15 +3283,28 @@
         <w:jc w:val="both"/>
       </w:pPr>
       <w:r>
-        <w:t>PHP myadmin ismeret</w:t>
+        <w:t xml:space="preserve">PHP </w:t>
+      </w:r>
+      <w:proofErr w:type="spellStart"/>
+      <w:r>
+        <w:t>myadmin</w:t>
+      </w:r>
+      <w:proofErr w:type="spellEnd"/>
+      <w:r>
+        <w:t xml:space="preserve"> ismeret</w:t>
       </w:r>
     </w:p>
     <w:p>
       <w:pPr>
         <w:jc w:val="both"/>
       </w:pPr>
-      <w:r>
-        <w:t>Javascript ismeret</w:t>
+      <w:proofErr w:type="spellStart"/>
+      <w:r>
+        <w:t>Javascript</w:t>
+      </w:r>
+      <w:proofErr w:type="spellEnd"/>
+      <w:r>
+        <w:t xml:space="preserve"> ismeret</w:t>
       </w:r>
     </w:p>
     <w:p>
@@ -3302,8 +3327,13 @@
       <w:pPr>
         <w:jc w:val="both"/>
       </w:pPr>
-      <w:r>
-        <w:t>React keretrendszer ismerete</w:t>
+      <w:proofErr w:type="spellStart"/>
+      <w:r>
+        <w:t>React</w:t>
+      </w:r>
+      <w:proofErr w:type="spellEnd"/>
+      <w:r>
+        <w:t xml:space="preserve"> keretrendszer ismerete</w:t>
       </w:r>
     </w:p>
     <w:p>
@@ -3344,8 +3374,33 @@
           <w:sz w:val="21"/>
           <w:szCs w:val="21"/>
         </w:rPr>
-        <w:t>Visual Studio Code</w:t>
-      </w:r>
+        <w:t xml:space="preserve">Visual </w:t>
+      </w:r>
+      <w:proofErr w:type="spellStart"/>
+      <w:r>
+        <w:rPr>
+          <w:sz w:val="21"/>
+          <w:szCs w:val="21"/>
+        </w:rPr>
+        <w:t>Studio</w:t>
+      </w:r>
+      <w:proofErr w:type="spellEnd"/>
+      <w:r>
+        <w:rPr>
+          <w:sz w:val="21"/>
+          <w:szCs w:val="21"/>
+        </w:rPr>
+        <w:t xml:space="preserve"> </w:t>
+      </w:r>
+      <w:proofErr w:type="spellStart"/>
+      <w:r>
+        <w:rPr>
+          <w:sz w:val="21"/>
+          <w:szCs w:val="21"/>
+        </w:rPr>
+        <w:t>Code</w:t>
+      </w:r>
+      <w:proofErr w:type="spellEnd"/>
     </w:p>
     <w:p>
       <w:pPr>
@@ -3365,8 +3420,17 @@
           <w:sz w:val="21"/>
           <w:szCs w:val="21"/>
         </w:rPr>
-        <w:t>PHP MyAdmin</w:t>
-      </w:r>
+        <w:t xml:space="preserve">PHP </w:t>
+      </w:r>
+      <w:proofErr w:type="spellStart"/>
+      <w:r>
+        <w:rPr>
+          <w:sz w:val="21"/>
+          <w:szCs w:val="21"/>
+        </w:rPr>
+        <w:t>MyAdmin</w:t>
+      </w:r>
+      <w:proofErr w:type="spellEnd"/>
     </w:p>
     <w:p>
       <w:pPr>
@@ -3381,12 +3445,21 @@
           <w:szCs w:val="21"/>
         </w:rPr>
       </w:pPr>
-      <w:r>
-        <w:rPr>
-          <w:sz w:val="21"/>
-          <w:szCs w:val="21"/>
-        </w:rPr>
-        <w:t>Stack overflow</w:t>
+      <w:proofErr w:type="spellStart"/>
+      <w:r>
+        <w:rPr>
+          <w:sz w:val="21"/>
+          <w:szCs w:val="21"/>
+        </w:rPr>
+        <w:t>Stack</w:t>
+      </w:r>
+      <w:proofErr w:type="spellEnd"/>
+      <w:r>
+        <w:rPr>
+          <w:sz w:val="21"/>
+          <w:szCs w:val="21"/>
+        </w:rPr>
+        <w:t xml:space="preserve"> overflow</w:t>
       </w:r>
       <w:r>
         <w:rPr>
@@ -3435,8 +3508,17 @@
           <w:sz w:val="21"/>
           <w:szCs w:val="21"/>
         </w:rPr>
-        <w:t>Mesterséges inteligencia</w:t>
-      </w:r>
+        <w:t xml:space="preserve">Mesterséges </w:t>
+      </w:r>
+      <w:proofErr w:type="spellStart"/>
+      <w:r>
+        <w:rPr>
+          <w:sz w:val="21"/>
+          <w:szCs w:val="21"/>
+        </w:rPr>
+        <w:t>inteligencia</w:t>
+      </w:r>
+      <w:proofErr w:type="spellEnd"/>
     </w:p>
     <w:p>
       <w:pPr>
@@ -3451,6 +3533,7 @@
           <w:szCs w:val="21"/>
         </w:rPr>
       </w:pPr>
+      <w:proofErr w:type="spellStart"/>
       <w:r>
         <w:rPr>
           <w:sz w:val="21"/>
@@ -3458,6 +3541,7 @@
         </w:rPr>
         <w:t>Trello</w:t>
       </w:r>
+      <w:proofErr w:type="spellEnd"/>
     </w:p>
     <w:p>
       <w:pPr>
@@ -3472,6 +3556,7 @@
           <w:szCs w:val="21"/>
         </w:rPr>
       </w:pPr>
+      <w:proofErr w:type="spellStart"/>
       <w:r>
         <w:rPr>
           <w:sz w:val="21"/>
@@ -3479,6 +3564,7 @@
         </w:rPr>
         <w:t>Github</w:t>
       </w:r>
+      <w:proofErr w:type="spellEnd"/>
     </w:p>
     <w:p>
       <w:pPr>
@@ -3493,6 +3579,7 @@
           <w:szCs w:val="21"/>
         </w:rPr>
       </w:pPr>
+      <w:proofErr w:type="spellStart"/>
       <w:r>
         <w:rPr>
           <w:sz w:val="21"/>
@@ -3500,6 +3587,7 @@
         </w:rPr>
         <w:t>Lucidchart</w:t>
       </w:r>
+      <w:proofErr w:type="spellEnd"/>
     </w:p>
     <w:p>
       <w:pPr>
@@ -3514,6 +3602,7 @@
           <w:szCs w:val="21"/>
         </w:rPr>
       </w:pPr>
+      <w:proofErr w:type="spellStart"/>
       <w:r>
         <w:rPr>
           <w:sz w:val="21"/>
@@ -3522,6 +3611,7 @@
         <w:lastRenderedPageBreak/>
         <w:t>Figma</w:t>
       </w:r>
+      <w:proofErr w:type="spellEnd"/>
     </w:p>
     <w:p>
       <w:pPr>
@@ -3687,7 +3777,23 @@
           <w:rFonts w:eastAsia="Times New Roman" w:cs="Times New Roman"/>
           <w:szCs w:val="24"/>
         </w:rPr>
-        <w:t xml:space="preserve"> Legalább kétmagos, 1.5 GHz vagy annál gyorsabb</w:t>
+        <w:t xml:space="preserve"> Legalább kétmagos, 1.5 </w:t>
+      </w:r>
+      <w:proofErr w:type="spellStart"/>
+      <w:r>
+        <w:rPr>
+          <w:rFonts w:eastAsia="Times New Roman" w:cs="Times New Roman"/>
+          <w:szCs w:val="24"/>
+        </w:rPr>
+        <w:t>GHz</w:t>
+      </w:r>
+      <w:proofErr w:type="spellEnd"/>
+      <w:r>
+        <w:rPr>
+          <w:rFonts w:eastAsia="Times New Roman" w:cs="Times New Roman"/>
+          <w:szCs w:val="24"/>
+        </w:rPr>
+        <w:t xml:space="preserve"> vagy annál gyorsabb</w:t>
       </w:r>
     </w:p>
     <w:p>
@@ -3943,7 +4049,23 @@
           <w:rFonts w:eastAsia="Times New Roman" w:cs="Times New Roman"/>
           <w:szCs w:val="24"/>
         </w:rPr>
-        <w:t>.NET 6.0 Runtime vagy újabb</w:t>
+        <w:t xml:space="preserve">.NET 6.0 </w:t>
+      </w:r>
+      <w:proofErr w:type="spellStart"/>
+      <w:r>
+        <w:rPr>
+          <w:rFonts w:eastAsia="Times New Roman" w:cs="Times New Roman"/>
+          <w:szCs w:val="24"/>
+        </w:rPr>
+        <w:t>Runtime</w:t>
+      </w:r>
+      <w:proofErr w:type="spellEnd"/>
+      <w:r>
+        <w:rPr>
+          <w:rFonts w:eastAsia="Times New Roman" w:cs="Times New Roman"/>
+          <w:szCs w:val="24"/>
+        </w:rPr>
+        <w:t xml:space="preserve"> vagy újabb</w:t>
       </w:r>
     </w:p>
     <w:p>
@@ -3965,7 +4087,23 @@
           <w:rFonts w:eastAsia="Times New Roman" w:cs="Times New Roman"/>
           <w:szCs w:val="24"/>
         </w:rPr>
-        <w:t>Microsoft Visual C++ Redistributable (2015–2022)</w:t>
+        <w:t xml:space="preserve">Microsoft Visual C++ </w:t>
+      </w:r>
+      <w:proofErr w:type="spellStart"/>
+      <w:r>
+        <w:rPr>
+          <w:rFonts w:eastAsia="Times New Roman" w:cs="Times New Roman"/>
+          <w:szCs w:val="24"/>
+        </w:rPr>
+        <w:t>Redistributable</w:t>
+      </w:r>
+      <w:proofErr w:type="spellEnd"/>
+      <w:r>
+        <w:rPr>
+          <w:rFonts w:eastAsia="Times New Roman" w:cs="Times New Roman"/>
+          <w:szCs w:val="24"/>
+        </w:rPr>
+        <w:t xml:space="preserve"> (2015–2022)</w:t>
       </w:r>
     </w:p>
     <w:p>
@@ -4102,7 +4240,21 @@
         <w:rPr>
           <w:color w:val="FF0000"/>
         </w:rPr>
-        <w:t>Módosító ablak(1. kép)</w:t>
+        <w:t xml:space="preserve">Módosító </w:t>
+      </w:r>
+      <w:proofErr w:type="gramStart"/>
+      <w:r>
+        <w:rPr>
+          <w:color w:val="FF0000"/>
+        </w:rPr>
+        <w:t>ablak(</w:t>
+      </w:r>
+      <w:proofErr w:type="gramEnd"/>
+      <w:r>
+        <w:rPr>
+          <w:color w:val="FF0000"/>
+        </w:rPr>
+        <w:t>1. kép)</w:t>
       </w:r>
     </w:p>
     <w:p>
@@ -4430,13 +4582,21 @@
         <w:t xml:space="preserve"> </w:t>
       </w:r>
       <w:r>
-        <w:t>A szűrőn többféle ké</w:t>
+        <w:t xml:space="preserve">A szűrőn többféle </w:t>
+      </w:r>
+      <w:proofErr w:type="spellStart"/>
+      <w:r>
+        <w:t>ké</w:t>
       </w:r>
       <w:r>
         <w:t>p</w:t>
       </w:r>
       <w:r>
-        <w:t xml:space="preserve">pen lehet leszűkíteni a keresésedet. Egyszer kategóriák alapján aztán értékelések szerint. </w:t>
+        <w:t>pen</w:t>
+      </w:r>
+      <w:proofErr w:type="spellEnd"/>
+      <w:r>
+        <w:t xml:space="preserve"> lehet leszűkíteni a keresésedet. Egyszer kategóriák alapján aztán értékelések szerint. </w:t>
       </w:r>
       <w:r>
         <w:t>K</w:t>
@@ -4846,10 +5006,26 @@
         <w:t>,</w:t>
       </w:r>
       <w:r>
-        <w:t xml:space="preserve"> amit az adminoknak kell jóváhagyni a csillagozott mezőket kötelező kitölteni</w:t>
-      </w:r>
-      <w:r>
-        <w:t>. A jobb felső sarokban található ikonra rákattintva bejelentkezést követően 3/4 funkcióból tudunk választani Profil, Kedvenceim, Admin app letöltése</w:t>
+        <w:t xml:space="preserve"> amit az </w:t>
+      </w:r>
+      <w:proofErr w:type="spellStart"/>
+      <w:r>
+        <w:t>adminoknak</w:t>
+      </w:r>
+      <w:proofErr w:type="spellEnd"/>
+      <w:r>
+        <w:t xml:space="preserve"> kell jóváhagyni a csillagozott mezőket kötelező kitölteni</w:t>
+      </w:r>
+      <w:r>
+        <w:t xml:space="preserve">. A jobb felső sarokban található ikonra rákattintva bejelentkezést követően 3/4 funkcióból tudunk választani Profil, Kedvenceim, </w:t>
+      </w:r>
+      <w:proofErr w:type="spellStart"/>
+      <w:r>
+        <w:t>Admin</w:t>
+      </w:r>
+      <w:proofErr w:type="spellEnd"/>
+      <w:r>
+        <w:t xml:space="preserve"> app letöltése</w:t>
       </w:r>
       <w:r>
         <w:t xml:space="preserve"> </w:t>
@@ -4958,7 +5134,21 @@
         <w:rPr>
           <w:color w:val="FF0000"/>
         </w:rPr>
-        <w:t>Ugyanakkor kerüld a laza stílust: rövidítések, smilie-k, szleng kizárva.</w:t>
+        <w:t xml:space="preserve">Ugyanakkor kerüld a laza stílust: rövidítések, </w:t>
+      </w:r>
+      <w:proofErr w:type="spellStart"/>
+      <w:r>
+        <w:rPr>
+          <w:color w:val="FF0000"/>
+        </w:rPr>
+        <w:t>smilie</w:t>
+      </w:r>
+      <w:proofErr w:type="spellEnd"/>
+      <w:r>
+        <w:rPr>
+          <w:color w:val="FF0000"/>
+        </w:rPr>
+        <w:t>-k, szleng kizárva.</w:t>
       </w:r>
     </w:p>
     <w:p>
@@ -4976,7 +5166,35 @@
         <w:rPr>
           <w:color w:val="FF0000"/>
         </w:rPr>
-        <w:t xml:space="preserve">Alkalmazz ábrákat, screenshot-okat , de a ne legyen túlzott a képek aránya a szöveghez képest. Kb. 2-3 oldalanként egy ábra megfelelő. </w:t>
+        <w:t xml:space="preserve">Alkalmazz ábrákat, </w:t>
+      </w:r>
+      <w:proofErr w:type="spellStart"/>
+      <w:r>
+        <w:rPr>
+          <w:color w:val="FF0000"/>
+        </w:rPr>
+        <w:t>screenshot-</w:t>
+      </w:r>
+      <w:proofErr w:type="gramStart"/>
+      <w:r>
+        <w:rPr>
+          <w:color w:val="FF0000"/>
+        </w:rPr>
+        <w:t>okat</w:t>
+      </w:r>
+      <w:proofErr w:type="spellEnd"/>
+      <w:r>
+        <w:rPr>
+          <w:color w:val="FF0000"/>
+        </w:rPr>
+        <w:t xml:space="preserve"> ,</w:t>
+      </w:r>
+      <w:proofErr w:type="gramEnd"/>
+      <w:r>
+        <w:rPr>
+          <w:color w:val="FF0000"/>
+        </w:rPr>
+        <w:t xml:space="preserve"> de a ne legyen túlzott a képek aránya a szöveghez képest. Kb. 2-3 oldalanként egy ábra megfelelő. </w:t>
       </w:r>
     </w:p>
     <w:p>
@@ -5036,17 +5254,64 @@
         <w:jc w:val="both"/>
       </w:pPr>
       <w:r>
-        <w:t>Az adatbázis phpmyadmin-ban íródott mysql-t használva. A backend javascript, a frontend pedig a react használatával írtuk meg.</w:t>
-      </w:r>
-      <w:r>
-        <w:t xml:space="preserve"> A dokumentációt word</w:t>
-      </w:r>
-      <w:r>
-        <w:t xml:space="preserve"> és a trelloval</w:t>
-      </w:r>
-      <w:r>
-        <w:t xml:space="preserve"> a prezentációt powerponitnt</w:t>
-      </w:r>
+        <w:t xml:space="preserve">Az adatbázis </w:t>
+      </w:r>
+      <w:proofErr w:type="spellStart"/>
+      <w:r>
+        <w:t>phpmyadmin</w:t>
+      </w:r>
+      <w:proofErr w:type="spellEnd"/>
+      <w:r>
+        <w:t xml:space="preserve">-ban íródott </w:t>
+      </w:r>
+      <w:proofErr w:type="spellStart"/>
+      <w:r>
+        <w:t>mysql</w:t>
+      </w:r>
+      <w:proofErr w:type="spellEnd"/>
+      <w:r>
+        <w:t xml:space="preserve">-t használva. A backend </w:t>
+      </w:r>
+      <w:proofErr w:type="spellStart"/>
+      <w:r>
+        <w:t>javascript</w:t>
+      </w:r>
+      <w:proofErr w:type="spellEnd"/>
+      <w:r>
+        <w:t xml:space="preserve">, a frontend pedig a </w:t>
+      </w:r>
+      <w:proofErr w:type="spellStart"/>
+      <w:r>
+        <w:t>react</w:t>
+      </w:r>
+      <w:proofErr w:type="spellEnd"/>
+      <w:r>
+        <w:t xml:space="preserve"> használatával írtuk meg.</w:t>
+      </w:r>
+      <w:r>
+        <w:t xml:space="preserve"> A dokumentációt </w:t>
+      </w:r>
+      <w:proofErr w:type="spellStart"/>
+      <w:r>
+        <w:t>word</w:t>
+      </w:r>
+      <w:proofErr w:type="spellEnd"/>
+      <w:r>
+        <w:t xml:space="preserve"> és a </w:t>
+      </w:r>
+      <w:proofErr w:type="spellStart"/>
+      <w:r>
+        <w:t>trelloval</w:t>
+      </w:r>
+      <w:proofErr w:type="spellEnd"/>
+      <w:r>
+        <w:t xml:space="preserve"> a prezentációt </w:t>
+      </w:r>
+      <w:proofErr w:type="spellStart"/>
+      <w:r>
+        <w:t>powerponitnt</w:t>
+      </w:r>
+      <w:proofErr w:type="spellEnd"/>
       <w:r>
         <w:t>-</w:t>
       </w:r>
@@ -5054,7 +5319,25 @@
         <w:t>ban csináltuk meg.</w:t>
       </w:r>
       <w:r>
-        <w:t xml:space="preserve"> Tervezéseket Lucidchart illetve a Figma nevű tervezői oldalakat vettük igénybe.</w:t>
+        <w:t xml:space="preserve"> Tervezéseket </w:t>
+      </w:r>
+      <w:proofErr w:type="spellStart"/>
+      <w:proofErr w:type="gramStart"/>
+      <w:r>
+        <w:t>Lucidchart</w:t>
+      </w:r>
+      <w:proofErr w:type="spellEnd"/>
+      <w:proofErr w:type="gramEnd"/>
+      <w:r>
+        <w:t xml:space="preserve"> illetve a </w:t>
+      </w:r>
+      <w:proofErr w:type="spellStart"/>
+      <w:r>
+        <w:t>Figma</w:t>
+      </w:r>
+      <w:proofErr w:type="spellEnd"/>
+      <w:r>
+        <w:t xml:space="preserve"> nevű tervezői oldalakat vettük igénybe.</w:t>
       </w:r>
     </w:p>
     <w:p>
@@ -5242,7 +5525,23 @@
           <w:sz w:val="21"/>
           <w:szCs w:val="21"/>
         </w:rPr>
-        <w:t xml:space="preserve"> Folyamatosan frissül a triggerek által, úgyhogy, ha változás történik az oldalon akkor az adatbázis is változik.</w:t>
+        <w:t xml:space="preserve"> Folyamatosan frissül a </w:t>
+      </w:r>
+      <w:proofErr w:type="spellStart"/>
+      <w:r>
+        <w:rPr>
+          <w:sz w:val="21"/>
+          <w:szCs w:val="21"/>
+        </w:rPr>
+        <w:t>triggerek</w:t>
+      </w:r>
+      <w:proofErr w:type="spellEnd"/>
+      <w:r>
+        <w:rPr>
+          <w:sz w:val="21"/>
+          <w:szCs w:val="21"/>
+        </w:rPr>
+        <w:t xml:space="preserve"> által, úgyhogy, ha változás történik az oldalon akkor az adatbázis is változik.</w:t>
       </w:r>
     </w:p>
     <w:p>
@@ -5329,21 +5628,46 @@
           <w:sz w:val="28"/>
           <w:szCs w:val="28"/>
         </w:rPr>
-        <w:t>A képen egy adatbázis‑modell (ER‑diagram) látható. A sárga ovális mezők az egyes táblákban tárolt adatmezőket jelölik, például neveket, címeket vagy egyéb tulajdonságokat. Ezek között vannak kulcsmezők (pl. etterem_id), amelyek azonosítják a rekordokat és lehetővé teszik a táblák összekapcsolását. A kék téglalapok magukat a táblákat jelölik, vagyis az adatstruktúrák nevét. A piros vonalak a táblák közötti kapcsolatok típusát mutatják, például</w:t>
-      </w:r>
+        <w:t xml:space="preserve">A képen egy adatbázis‑modell (ER‑diagram) látható. A sárga ovális mezők az egyes táblákban tárolt adatmezőket jelölik, például neveket, címeket vagy egyéb tulajdonságokat. Ezek között vannak kulcsmezők (pl. </w:t>
+      </w:r>
+      <w:proofErr w:type="spellStart"/>
       <w:r>
         <w:rPr>
           <w:sz w:val="28"/>
           <w:szCs w:val="28"/>
         </w:rPr>
-        <w:t xml:space="preserve"> </w:t>
-      </w:r>
+        <w:t>etterem_id</w:t>
+      </w:r>
+      <w:proofErr w:type="spellEnd"/>
       <w:r>
         <w:rPr>
           <w:sz w:val="28"/>
           <w:szCs w:val="28"/>
         </w:rPr>
-        <w:t xml:space="preserve">1:N, </w:t>
+        <w:t>), amelyek azonosítják a rekordokat és lehetővé teszik a táblák összekapcsolását. A kék téglalapok magukat a táblákat jelölik, vagyis az adatstruktúrák nevét. A piros vonalak a táblák közötti kapcsolatok típusát mutatják, például</w:t>
+      </w:r>
+      <w:r>
+        <w:rPr>
+          <w:sz w:val="28"/>
+          <w:szCs w:val="28"/>
+        </w:rPr>
+        <w:t xml:space="preserve"> </w:t>
+      </w:r>
+      <w:proofErr w:type="gramStart"/>
+      <w:r>
+        <w:rPr>
+          <w:sz w:val="28"/>
+          <w:szCs w:val="28"/>
+        </w:rPr>
+        <w:t>1:N</w:t>
+      </w:r>
+      <w:proofErr w:type="gramEnd"/>
+      <w:r>
+        <w:rPr>
+          <w:sz w:val="28"/>
+          <w:szCs w:val="28"/>
+        </w:rPr>
+        <w:t xml:space="preserve">, </w:t>
       </w:r>
       <w:r>
         <w:rPr>
@@ -5838,7 +6162,21 @@
         <w:rPr>
           <w:szCs w:val="24"/>
         </w:rPr>
-        <w:t xml:space="preserve">A városok tábla a települések adatait tárolja </w:t>
+        <w:t xml:space="preserve">A városok tábla a települések adatait </w:t>
+      </w:r>
+      <w:proofErr w:type="gramStart"/>
+      <w:r>
+        <w:rPr>
+          <w:szCs w:val="24"/>
+        </w:rPr>
+        <w:t>tárolja</w:t>
+      </w:r>
+      <w:proofErr w:type="gramEnd"/>
+      <w:r>
+        <w:rPr>
+          <w:szCs w:val="24"/>
+        </w:rPr>
+        <w:t xml:space="preserve"> </w:t>
       </w:r>
       <w:r>
         <w:rPr>
@@ -5908,7 +6246,25 @@
           <w:sz w:val="21"/>
           <w:szCs w:val="21"/>
         </w:rPr>
-        <w:t xml:space="preserve"> React </w:t>
+        <w:t xml:space="preserve"> </w:t>
+      </w:r>
+      <w:proofErr w:type="spellStart"/>
+      <w:r>
+        <w:rPr>
+          <w:rFonts w:ascii="Segoe UI" w:eastAsia="Segoe UI" w:hAnsi="Segoe UI" w:cs="Segoe UI"/>
+          <w:sz w:val="21"/>
+          <w:szCs w:val="21"/>
+        </w:rPr>
+        <w:t>React</w:t>
+      </w:r>
+      <w:proofErr w:type="spellEnd"/>
+      <w:r>
+        <w:rPr>
+          <w:rFonts w:ascii="Segoe UI" w:eastAsia="Segoe UI" w:hAnsi="Segoe UI" w:cs="Segoe UI"/>
+          <w:sz w:val="21"/>
+          <w:szCs w:val="21"/>
+        </w:rPr>
+        <w:t xml:space="preserve"> </w:t>
       </w:r>
       <w:r>
         <w:rPr>
@@ -6118,6 +6474,7 @@
           <w:szCs w:val="21"/>
         </w:rPr>
       </w:pPr>
+      <w:proofErr w:type="spellStart"/>
       <w:r>
         <w:rPr>
           <w:rFonts w:ascii="Consolas" w:eastAsia="Consolas" w:hAnsi="Consolas" w:cs="Consolas"/>
@@ -6126,13 +6483,32 @@
         </w:rPr>
         <w:t>useState</w:t>
       </w:r>
-      <w:r>
-        <w:rPr>
-          <w:rFonts w:ascii="Segoe UI" w:eastAsia="Segoe UI" w:hAnsi="Segoe UI" w:cs="Segoe UI"/>
-          <w:sz w:val="21"/>
-          <w:szCs w:val="21"/>
-        </w:rPr>
-        <w:t xml:space="preserve"> hook segítségével tárolja a három inputmező tartalmát.</w:t>
+      <w:proofErr w:type="spellEnd"/>
+      <w:r>
+        <w:rPr>
+          <w:rFonts w:ascii="Segoe UI" w:eastAsia="Segoe UI" w:hAnsi="Segoe UI" w:cs="Segoe UI"/>
+          <w:sz w:val="21"/>
+          <w:szCs w:val="21"/>
+        </w:rPr>
+        <w:t xml:space="preserve"> </w:t>
+      </w:r>
+      <w:proofErr w:type="spellStart"/>
+      <w:r>
+        <w:rPr>
+          <w:rFonts w:ascii="Segoe UI" w:eastAsia="Segoe UI" w:hAnsi="Segoe UI" w:cs="Segoe UI"/>
+          <w:sz w:val="21"/>
+          <w:szCs w:val="21"/>
+        </w:rPr>
+        <w:t>hook</w:t>
+      </w:r>
+      <w:proofErr w:type="spellEnd"/>
+      <w:r>
+        <w:rPr>
+          <w:rFonts w:ascii="Segoe UI" w:eastAsia="Segoe UI" w:hAnsi="Segoe UI" w:cs="Segoe UI"/>
+          <w:sz w:val="21"/>
+          <w:szCs w:val="21"/>
+        </w:rPr>
+        <w:t xml:space="preserve"> segítségével tárolja a három inputmező tartalmát.</w:t>
       </w:r>
     </w:p>
     <w:p>
@@ -6159,13 +6535,33 @@
         </w:rPr>
         <w:t xml:space="preserve">A </w:t>
       </w:r>
+      <w:proofErr w:type="spellStart"/>
+      <w:proofErr w:type="gramStart"/>
       <w:r>
         <w:rPr>
           <w:rFonts w:ascii="Consolas" w:eastAsia="Consolas" w:hAnsi="Consolas" w:cs="Consolas"/>
           <w:sz w:val="21"/>
           <w:szCs w:val="21"/>
         </w:rPr>
-        <w:t>handleChange()</w:t>
+        <w:t>handleChange</w:t>
+      </w:r>
+      <w:proofErr w:type="spellEnd"/>
+      <w:r>
+        <w:rPr>
+          <w:rFonts w:ascii="Consolas" w:eastAsia="Consolas" w:hAnsi="Consolas" w:cs="Consolas"/>
+          <w:sz w:val="21"/>
+          <w:szCs w:val="21"/>
+        </w:rPr>
+        <w:t>(</w:t>
+      </w:r>
+      <w:proofErr w:type="gramEnd"/>
+      <w:r>
+        <w:rPr>
+          <w:rFonts w:ascii="Consolas" w:eastAsia="Consolas" w:hAnsi="Consolas" w:cs="Consolas"/>
+          <w:sz w:val="21"/>
+          <w:szCs w:val="21"/>
+        </w:rPr>
+        <w:t>)</w:t>
       </w:r>
       <w:r>
         <w:rPr>
@@ -6200,21 +6596,59 @@
         </w:rPr>
         <w:t xml:space="preserve">A </w:t>
       </w:r>
+      <w:proofErr w:type="spellStart"/>
+      <w:proofErr w:type="gramStart"/>
       <w:r>
         <w:rPr>
           <w:rFonts w:ascii="Consolas" w:eastAsia="Consolas" w:hAnsi="Consolas" w:cs="Consolas"/>
           <w:sz w:val="21"/>
           <w:szCs w:val="21"/>
         </w:rPr>
-        <w:t>handleSubmit()</w:t>
-      </w:r>
-      <w:r>
-        <w:rPr>
-          <w:rFonts w:ascii="Segoe UI" w:eastAsia="Segoe UI" w:hAnsi="Segoe UI" w:cs="Segoe UI"/>
-          <w:sz w:val="21"/>
-          <w:szCs w:val="21"/>
-        </w:rPr>
-        <w:t xml:space="preserve"> függvény axios POST kérést küld JSON formátumban.</w:t>
+        <w:t>handleSubmit</w:t>
+      </w:r>
+      <w:proofErr w:type="spellEnd"/>
+      <w:r>
+        <w:rPr>
+          <w:rFonts w:ascii="Consolas" w:eastAsia="Consolas" w:hAnsi="Consolas" w:cs="Consolas"/>
+          <w:sz w:val="21"/>
+          <w:szCs w:val="21"/>
+        </w:rPr>
+        <w:t>(</w:t>
+      </w:r>
+      <w:proofErr w:type="gramEnd"/>
+      <w:r>
+        <w:rPr>
+          <w:rFonts w:ascii="Consolas" w:eastAsia="Consolas" w:hAnsi="Consolas" w:cs="Consolas"/>
+          <w:sz w:val="21"/>
+          <w:szCs w:val="21"/>
+        </w:rPr>
+        <w:t>)</w:t>
+      </w:r>
+      <w:r>
+        <w:rPr>
+          <w:rFonts w:ascii="Segoe UI" w:eastAsia="Segoe UI" w:hAnsi="Segoe UI" w:cs="Segoe UI"/>
+          <w:sz w:val="21"/>
+          <w:szCs w:val="21"/>
+        </w:rPr>
+        <w:t xml:space="preserve"> függvény </w:t>
+      </w:r>
+      <w:proofErr w:type="spellStart"/>
+      <w:r>
+        <w:rPr>
+          <w:rFonts w:ascii="Segoe UI" w:eastAsia="Segoe UI" w:hAnsi="Segoe UI" w:cs="Segoe UI"/>
+          <w:sz w:val="21"/>
+          <w:szCs w:val="21"/>
+        </w:rPr>
+        <w:t>axios</w:t>
+      </w:r>
+      <w:proofErr w:type="spellEnd"/>
+      <w:r>
+        <w:rPr>
+          <w:rFonts w:ascii="Segoe UI" w:eastAsia="Segoe UI" w:hAnsi="Segoe UI" w:cs="Segoe UI"/>
+          <w:sz w:val="21"/>
+          <w:szCs w:val="21"/>
+        </w:rPr>
+        <w:t xml:space="preserve"> POST kérést küld JSON formátumban.</w:t>
       </w:r>
     </w:p>
     <w:p>
@@ -6308,13 +6742,69 @@
         <w:spacing w:after="0"/>
         <w:jc w:val="both"/>
       </w:pPr>
-      <w:r>
-        <w:rPr>
-          <w:rFonts w:ascii="Segoe UI" w:eastAsia="Segoe UI" w:hAnsi="Segoe UI" w:cs="Segoe UI"/>
-          <w:sz w:val="21"/>
-          <w:szCs w:val="21"/>
-        </w:rPr>
-        <w:t>Object.keys(formData).map(key =&gt; (</w:t>
+      <w:proofErr w:type="spellStart"/>
+      <w:r>
+        <w:rPr>
+          <w:rFonts w:ascii="Segoe UI" w:eastAsia="Segoe UI" w:hAnsi="Segoe UI" w:cs="Segoe UI"/>
+          <w:sz w:val="21"/>
+          <w:szCs w:val="21"/>
+        </w:rPr>
+        <w:t>Object.keys</w:t>
+      </w:r>
+      <w:proofErr w:type="spellEnd"/>
+      <w:r>
+        <w:rPr>
+          <w:rFonts w:ascii="Segoe UI" w:eastAsia="Segoe UI" w:hAnsi="Segoe UI" w:cs="Segoe UI"/>
+          <w:sz w:val="21"/>
+          <w:szCs w:val="21"/>
+        </w:rPr>
+        <w:t>(</w:t>
+      </w:r>
+      <w:proofErr w:type="spellStart"/>
+      <w:r>
+        <w:rPr>
+          <w:rFonts w:ascii="Segoe UI" w:eastAsia="Segoe UI" w:hAnsi="Segoe UI" w:cs="Segoe UI"/>
+          <w:sz w:val="21"/>
+          <w:szCs w:val="21"/>
+        </w:rPr>
+        <w:t>formData</w:t>
+      </w:r>
+      <w:proofErr w:type="spellEnd"/>
+      <w:proofErr w:type="gramStart"/>
+      <w:r>
+        <w:rPr>
+          <w:rFonts w:ascii="Segoe UI" w:eastAsia="Segoe UI" w:hAnsi="Segoe UI" w:cs="Segoe UI"/>
+          <w:sz w:val="21"/>
+          <w:szCs w:val="21"/>
+        </w:rPr>
+        <w:t>).map</w:t>
+      </w:r>
+      <w:proofErr w:type="gramEnd"/>
+      <w:r>
+        <w:rPr>
+          <w:rFonts w:ascii="Segoe UI" w:eastAsia="Segoe UI" w:hAnsi="Segoe UI" w:cs="Segoe UI"/>
+          <w:sz w:val="21"/>
+          <w:szCs w:val="21"/>
+        </w:rPr>
+        <w:t>(</w:t>
+      </w:r>
+      <w:proofErr w:type="spellStart"/>
+      <w:r>
+        <w:rPr>
+          <w:rFonts w:ascii="Segoe UI" w:eastAsia="Segoe UI" w:hAnsi="Segoe UI" w:cs="Segoe UI"/>
+          <w:sz w:val="21"/>
+          <w:szCs w:val="21"/>
+        </w:rPr>
+        <w:t>key</w:t>
+      </w:r>
+      <w:proofErr w:type="spellEnd"/>
+      <w:r>
+        <w:rPr>
+          <w:rFonts w:ascii="Segoe UI" w:eastAsia="Segoe UI" w:hAnsi="Segoe UI" w:cs="Segoe UI"/>
+          <w:sz w:val="21"/>
+          <w:szCs w:val="21"/>
+        </w:rPr>
+        <w:t xml:space="preserve"> =&gt; (</w:t>
       </w:r>
     </w:p>
     <w:p>
@@ -6342,7 +6832,43 @@
           <w:sz w:val="21"/>
           <w:szCs w:val="21"/>
         </w:rPr>
-        <w:t xml:space="preserve">        name={key}</w:t>
+        <w:t xml:space="preserve">        </w:t>
+      </w:r>
+      <w:proofErr w:type="spellStart"/>
+      <w:r>
+        <w:rPr>
+          <w:rFonts w:ascii="Segoe UI" w:eastAsia="Segoe UI" w:hAnsi="Segoe UI" w:cs="Segoe UI"/>
+          <w:sz w:val="21"/>
+          <w:szCs w:val="21"/>
+        </w:rPr>
+        <w:t>name</w:t>
+      </w:r>
+      <w:proofErr w:type="spellEnd"/>
+      <w:r>
+        <w:rPr>
+          <w:rFonts w:ascii="Segoe UI" w:eastAsia="Segoe UI" w:hAnsi="Segoe UI" w:cs="Segoe UI"/>
+          <w:sz w:val="21"/>
+          <w:szCs w:val="21"/>
+        </w:rPr>
+        <w:t>={</w:t>
+      </w:r>
+      <w:proofErr w:type="spellStart"/>
+      <w:r>
+        <w:rPr>
+          <w:rFonts w:ascii="Segoe UI" w:eastAsia="Segoe UI" w:hAnsi="Segoe UI" w:cs="Segoe UI"/>
+          <w:sz w:val="21"/>
+          <w:szCs w:val="21"/>
+        </w:rPr>
+        <w:t>key</w:t>
+      </w:r>
+      <w:proofErr w:type="spellEnd"/>
+      <w:r>
+        <w:rPr>
+          <w:rFonts w:ascii="Segoe UI" w:eastAsia="Segoe UI" w:hAnsi="Segoe UI" w:cs="Segoe UI"/>
+          <w:sz w:val="21"/>
+          <w:szCs w:val="21"/>
+        </w:rPr>
+        <w:t>}</w:t>
       </w:r>
     </w:p>
     <w:p>
@@ -6356,7 +6882,61 @@
           <w:sz w:val="21"/>
           <w:szCs w:val="21"/>
         </w:rPr>
-        <w:t xml:space="preserve">        value={formData[key]}</w:t>
+        <w:t xml:space="preserve">        </w:t>
+      </w:r>
+      <w:proofErr w:type="spellStart"/>
+      <w:r>
+        <w:rPr>
+          <w:rFonts w:ascii="Segoe UI" w:eastAsia="Segoe UI" w:hAnsi="Segoe UI" w:cs="Segoe UI"/>
+          <w:sz w:val="21"/>
+          <w:szCs w:val="21"/>
+        </w:rPr>
+        <w:t>value</w:t>
+      </w:r>
+      <w:proofErr w:type="spellEnd"/>
+      <w:r>
+        <w:rPr>
+          <w:rFonts w:ascii="Segoe UI" w:eastAsia="Segoe UI" w:hAnsi="Segoe UI" w:cs="Segoe UI"/>
+          <w:sz w:val="21"/>
+          <w:szCs w:val="21"/>
+        </w:rPr>
+        <w:t>={</w:t>
+      </w:r>
+      <w:proofErr w:type="spellStart"/>
+      <w:r>
+        <w:rPr>
+          <w:rFonts w:ascii="Segoe UI" w:eastAsia="Segoe UI" w:hAnsi="Segoe UI" w:cs="Segoe UI"/>
+          <w:sz w:val="21"/>
+          <w:szCs w:val="21"/>
+        </w:rPr>
+        <w:t>formData</w:t>
+      </w:r>
+      <w:proofErr w:type="spellEnd"/>
+      <w:r>
+        <w:rPr>
+          <w:rFonts w:ascii="Segoe UI" w:eastAsia="Segoe UI" w:hAnsi="Segoe UI" w:cs="Segoe UI"/>
+          <w:sz w:val="21"/>
+          <w:szCs w:val="21"/>
+        </w:rPr>
+        <w:t>[</w:t>
+      </w:r>
+      <w:proofErr w:type="spellStart"/>
+      <w:r>
+        <w:rPr>
+          <w:rFonts w:ascii="Segoe UI" w:eastAsia="Segoe UI" w:hAnsi="Segoe UI" w:cs="Segoe UI"/>
+          <w:sz w:val="21"/>
+          <w:szCs w:val="21"/>
+        </w:rPr>
+        <w:t>key</w:t>
+      </w:r>
+      <w:proofErr w:type="spellEnd"/>
+      <w:r>
+        <w:rPr>
+          <w:rFonts w:ascii="Segoe UI" w:eastAsia="Segoe UI" w:hAnsi="Segoe UI" w:cs="Segoe UI"/>
+          <w:sz w:val="21"/>
+          <w:szCs w:val="21"/>
+        </w:rPr>
+        <w:t>]}</w:t>
       </w:r>
     </w:p>
     <w:p>
@@ -6370,7 +6950,43 @@
           <w:sz w:val="21"/>
           <w:szCs w:val="21"/>
         </w:rPr>
-        <w:t xml:space="preserve">        onChange={handleChange}</w:t>
+        <w:t xml:space="preserve">        </w:t>
+      </w:r>
+      <w:proofErr w:type="spellStart"/>
+      <w:r>
+        <w:rPr>
+          <w:rFonts w:ascii="Segoe UI" w:eastAsia="Segoe UI" w:hAnsi="Segoe UI" w:cs="Segoe UI"/>
+          <w:sz w:val="21"/>
+          <w:szCs w:val="21"/>
+        </w:rPr>
+        <w:t>onChange</w:t>
+      </w:r>
+      <w:proofErr w:type="spellEnd"/>
+      <w:r>
+        <w:rPr>
+          <w:rFonts w:ascii="Segoe UI" w:eastAsia="Segoe UI" w:hAnsi="Segoe UI" w:cs="Segoe UI"/>
+          <w:sz w:val="21"/>
+          <w:szCs w:val="21"/>
+        </w:rPr>
+        <w:t>={</w:t>
+      </w:r>
+      <w:proofErr w:type="spellStart"/>
+      <w:r>
+        <w:rPr>
+          <w:rFonts w:ascii="Segoe UI" w:eastAsia="Segoe UI" w:hAnsi="Segoe UI" w:cs="Segoe UI"/>
+          <w:sz w:val="21"/>
+          <w:szCs w:val="21"/>
+        </w:rPr>
+        <w:t>handleChange</w:t>
+      </w:r>
+      <w:proofErr w:type="spellEnd"/>
+      <w:r>
+        <w:rPr>
+          <w:rFonts w:ascii="Segoe UI" w:eastAsia="Segoe UI" w:hAnsi="Segoe UI" w:cs="Segoe UI"/>
+          <w:sz w:val="21"/>
+          <w:szCs w:val="21"/>
+        </w:rPr>
+        <w:t>}</w:t>
       </w:r>
     </w:p>
     <w:p>
@@ -6439,7 +7055,15 @@
         <w:t>)</w:t>
       </w:r>
       <w:r>
-        <w:t xml:space="preserve"> Token ellenőrzése induláskor</w:t>
+        <w:t xml:space="preserve"> </w:t>
+      </w:r>
+      <w:proofErr w:type="spellStart"/>
+      <w:r>
+        <w:t>Token</w:t>
+      </w:r>
+      <w:proofErr w:type="spellEnd"/>
+      <w:r>
+        <w:t xml:space="preserve"> ellenőrzése induláskor</w:t>
       </w:r>
       <w:bookmarkEnd w:id="21"/>
     </w:p>
@@ -6456,6 +7080,7 @@
         </w:rPr>
         <w:t xml:space="preserve">A komponens betöltésekor lefut egy </w:t>
       </w:r>
+      <w:proofErr w:type="spellStart"/>
       <w:r>
         <w:rPr>
           <w:rFonts w:ascii="Consolas" w:eastAsia="Consolas" w:hAnsi="Consolas" w:cs="Consolas"/>
@@ -6464,6 +7089,7 @@
         </w:rPr>
         <w:t>useEffect</w:t>
       </w:r>
+      <w:proofErr w:type="spellEnd"/>
       <w:r>
         <w:rPr>
           <w:rFonts w:ascii="Segoe UI" w:eastAsia="Segoe UI" w:hAnsi="Segoe UI" w:cs="Segoe UI"/>
@@ -6486,7 +7112,25 @@
           <w:sz w:val="21"/>
           <w:szCs w:val="21"/>
         </w:rPr>
-        <w:t xml:space="preserve"> tárhelyéből beolvassa a korábban elmentett JWT tokent:</w:t>
+        <w:t xml:space="preserve"> tárhelyéből beolvassa a korábban elmentett JWT </w:t>
+      </w:r>
+      <w:proofErr w:type="spellStart"/>
+      <w:r>
+        <w:rPr>
+          <w:rFonts w:ascii="Segoe UI" w:eastAsia="Segoe UI" w:hAnsi="Segoe UI" w:cs="Segoe UI"/>
+          <w:sz w:val="21"/>
+          <w:szCs w:val="21"/>
+        </w:rPr>
+        <w:t>tokent</w:t>
+      </w:r>
+      <w:proofErr w:type="spellEnd"/>
+      <w:r>
+        <w:rPr>
+          <w:rFonts w:ascii="Segoe UI" w:eastAsia="Segoe UI" w:hAnsi="Segoe UI" w:cs="Segoe UI"/>
+          <w:sz w:val="21"/>
+          <w:szCs w:val="21"/>
+        </w:rPr>
+        <w:t>:</w:t>
       </w:r>
     </w:p>
     <w:p>
@@ -6501,7 +7145,61 @@
           <w:sz w:val="21"/>
           <w:szCs w:val="21"/>
         </w:rPr>
-        <w:t>const token=localStorage.getItem('token');</w:t>
+        <w:t xml:space="preserve">const </w:t>
+      </w:r>
+      <w:proofErr w:type="spellStart"/>
+      <w:r>
+        <w:rPr>
+          <w:rFonts w:ascii="Segoe UI" w:eastAsia="Segoe UI" w:hAnsi="Segoe UI" w:cs="Segoe UI"/>
+          <w:sz w:val="21"/>
+          <w:szCs w:val="21"/>
+        </w:rPr>
+        <w:t>token</w:t>
+      </w:r>
+      <w:proofErr w:type="spellEnd"/>
+      <w:r>
+        <w:rPr>
+          <w:rFonts w:ascii="Segoe UI" w:eastAsia="Segoe UI" w:hAnsi="Segoe UI" w:cs="Segoe UI"/>
+          <w:sz w:val="21"/>
+          <w:szCs w:val="21"/>
+        </w:rPr>
+        <w:t>=</w:t>
+      </w:r>
+      <w:proofErr w:type="spellStart"/>
+      <w:r>
+        <w:rPr>
+          <w:rFonts w:ascii="Segoe UI" w:eastAsia="Segoe UI" w:hAnsi="Segoe UI" w:cs="Segoe UI"/>
+          <w:sz w:val="21"/>
+          <w:szCs w:val="21"/>
+        </w:rPr>
+        <w:t>localStorage.getItem</w:t>
+      </w:r>
+      <w:proofErr w:type="spellEnd"/>
+      <w:r>
+        <w:rPr>
+          <w:rFonts w:ascii="Segoe UI" w:eastAsia="Segoe UI" w:hAnsi="Segoe UI" w:cs="Segoe UI"/>
+          <w:sz w:val="21"/>
+          <w:szCs w:val="21"/>
+        </w:rPr>
+        <w:t>('</w:t>
+      </w:r>
+      <w:proofErr w:type="spellStart"/>
+      <w:r>
+        <w:rPr>
+          <w:rFonts w:ascii="Segoe UI" w:eastAsia="Segoe UI" w:hAnsi="Segoe UI" w:cs="Segoe UI"/>
+          <w:sz w:val="21"/>
+          <w:szCs w:val="21"/>
+        </w:rPr>
+        <w:t>token</w:t>
+      </w:r>
+      <w:proofErr w:type="spellEnd"/>
+      <w:r>
+        <w:rPr>
+          <w:rFonts w:ascii="Segoe UI" w:eastAsia="Segoe UI" w:hAnsi="Segoe UI" w:cs="Segoe UI"/>
+          <w:sz w:val="21"/>
+          <w:szCs w:val="21"/>
+        </w:rPr>
+        <w:t>');</w:t>
       </w:r>
     </w:p>
     <w:p>
@@ -6525,7 +7223,25 @@
           <w:sz w:val="21"/>
           <w:szCs w:val="21"/>
         </w:rPr>
-        <w:t>Ha a token már létezik, akkor a felhasználó már be van jelentkezve.</w:t>
+        <w:t xml:space="preserve">Ha a </w:t>
+      </w:r>
+      <w:proofErr w:type="spellStart"/>
+      <w:r>
+        <w:rPr>
+          <w:rFonts w:ascii="Segoe UI" w:eastAsia="Segoe UI" w:hAnsi="Segoe UI" w:cs="Segoe UI"/>
+          <w:sz w:val="21"/>
+          <w:szCs w:val="21"/>
+        </w:rPr>
+        <w:t>token</w:t>
+      </w:r>
+      <w:proofErr w:type="spellEnd"/>
+      <w:r>
+        <w:rPr>
+          <w:rFonts w:ascii="Segoe UI" w:eastAsia="Segoe UI" w:hAnsi="Segoe UI" w:cs="Segoe UI"/>
+          <w:sz w:val="21"/>
+          <w:szCs w:val="21"/>
+        </w:rPr>
+        <w:t xml:space="preserve"> már létezik, akkor a felhasználó már be van jelentkezve.</w:t>
       </w:r>
     </w:p>
     <w:p>
@@ -6551,13 +7267,33 @@
         </w:rPr>
         <w:t>Ilyenkor nincs értelme újra beléptetni, ezért a program automatikusan átirányítja a főoldalra (</w:t>
       </w:r>
+      <w:proofErr w:type="spellStart"/>
+      <w:proofErr w:type="gramStart"/>
       <w:r>
         <w:rPr>
           <w:rFonts w:ascii="Consolas" w:eastAsia="Consolas" w:hAnsi="Consolas" w:cs="Consolas"/>
           <w:sz w:val="21"/>
           <w:szCs w:val="21"/>
         </w:rPr>
-        <w:t>navigate('/')</w:t>
+        <w:t>navigate</w:t>
+      </w:r>
+      <w:proofErr w:type="spellEnd"/>
+      <w:r>
+        <w:rPr>
+          <w:rFonts w:ascii="Consolas" w:eastAsia="Consolas" w:hAnsi="Consolas" w:cs="Consolas"/>
+          <w:sz w:val="21"/>
+          <w:szCs w:val="21"/>
+        </w:rPr>
+        <w:t>(</w:t>
+      </w:r>
+      <w:proofErr w:type="gramEnd"/>
+      <w:r>
+        <w:rPr>
+          <w:rFonts w:ascii="Consolas" w:eastAsia="Consolas" w:hAnsi="Consolas" w:cs="Consolas"/>
+          <w:sz w:val="21"/>
+          <w:szCs w:val="21"/>
+        </w:rPr>
+        <w:t>'/')</w:t>
       </w:r>
       <w:r>
         <w:rPr>
@@ -6643,8 +7379,19 @@
           <w:szCs w:val="26"/>
           <w:u w:val="single"/>
         </w:rPr>
-        <w:t xml:space="preserve"> Állapotkezelés - usestate</w:t>
-      </w:r>
+        <w:t xml:space="preserve"> Állapotkezelés - </w:t>
+      </w:r>
+      <w:proofErr w:type="spellStart"/>
+      <w:r>
+        <w:rPr>
+          <w:rFonts w:ascii="Segoe UI" w:eastAsia="Segoe UI" w:hAnsi="Segoe UI" w:cs="Segoe UI"/>
+          <w:sz w:val="26"/>
+          <w:szCs w:val="26"/>
+          <w:u w:val="single"/>
+        </w:rPr>
+        <w:t>usestate</w:t>
+      </w:r>
+      <w:proofErr w:type="spellEnd"/>
     </w:p>
     <w:p>
       <w:pPr>
@@ -6698,7 +7445,43 @@
           <w:sz w:val="20"/>
           <w:szCs w:val="20"/>
         </w:rPr>
-        <w:t xml:space="preserve">  azonosito: "",   // lehet e-mail vagy felhasználónév</w:t>
+        <w:t xml:space="preserve">  </w:t>
+      </w:r>
+      <w:proofErr w:type="spellStart"/>
+      <w:r>
+        <w:rPr>
+          <w:rFonts w:ascii="Segoe UI" w:eastAsia="Segoe UI" w:hAnsi="Segoe UI" w:cs="Segoe UI"/>
+          <w:sz w:val="20"/>
+          <w:szCs w:val="20"/>
+        </w:rPr>
+        <w:t>azonosito</w:t>
+      </w:r>
+      <w:proofErr w:type="spellEnd"/>
+      <w:r>
+        <w:rPr>
+          <w:rFonts w:ascii="Segoe UI" w:eastAsia="Segoe UI" w:hAnsi="Segoe UI" w:cs="Segoe UI"/>
+          <w:sz w:val="20"/>
+          <w:szCs w:val="20"/>
+        </w:rPr>
+        <w:t>: "</w:t>
+      </w:r>
+      <w:proofErr w:type="gramStart"/>
+      <w:r>
+        <w:rPr>
+          <w:rFonts w:ascii="Segoe UI" w:eastAsia="Segoe UI" w:hAnsi="Segoe UI" w:cs="Segoe UI"/>
+          <w:sz w:val="20"/>
+          <w:szCs w:val="20"/>
+        </w:rPr>
+        <w:t xml:space="preserve">",   </w:t>
+      </w:r>
+      <w:proofErr w:type="gramEnd"/>
+      <w:r>
+        <w:rPr>
+          <w:rFonts w:ascii="Segoe UI" w:eastAsia="Segoe UI" w:hAnsi="Segoe UI" w:cs="Segoe UI"/>
+          <w:sz w:val="20"/>
+          <w:szCs w:val="20"/>
+        </w:rPr>
+        <w:t>// lehet e-mail vagy felhasználónév</w:t>
       </w:r>
     </w:p>
     <w:p>
@@ -6717,7 +7500,25 @@
           <w:sz w:val="20"/>
           <w:szCs w:val="20"/>
         </w:rPr>
-        <w:t xml:space="preserve">  jelszo: ""       // a felhasználó belépési jelszava</w:t>
+        <w:t xml:space="preserve">  </w:t>
+      </w:r>
+      <w:proofErr w:type="spellStart"/>
+      <w:r>
+        <w:rPr>
+          <w:rFonts w:ascii="Segoe UI" w:eastAsia="Segoe UI" w:hAnsi="Segoe UI" w:cs="Segoe UI"/>
+          <w:sz w:val="20"/>
+          <w:szCs w:val="20"/>
+        </w:rPr>
+        <w:t>jelszo</w:t>
+      </w:r>
+      <w:proofErr w:type="spellEnd"/>
+      <w:r>
+        <w:rPr>
+          <w:rFonts w:ascii="Segoe UI" w:eastAsia="Segoe UI" w:hAnsi="Segoe UI" w:cs="Segoe UI"/>
+          <w:sz w:val="20"/>
+          <w:szCs w:val="20"/>
+        </w:rPr>
+        <w:t>: ""       // a felhasználó belépési jelszava</w:t>
       </w:r>
     </w:p>
     <w:p>
@@ -6758,6 +7559,7 @@
         </w:rPr>
         <w:t xml:space="preserve">A </w:t>
       </w:r>
+      <w:proofErr w:type="spellStart"/>
       <w:r>
         <w:rPr>
           <w:rFonts w:ascii="Consolas" w:eastAsia="Consolas" w:hAnsi="Consolas" w:cs="Consolas"/>
@@ -6766,14 +7568,52 @@
         </w:rPr>
         <w:t>useState</w:t>
       </w:r>
-      <w:r>
-        <w:rPr>
-          <w:rFonts w:ascii="Segoe UI" w:eastAsia="Segoe UI" w:hAnsi="Segoe UI" w:cs="Segoe UI"/>
-          <w:sz w:val="21"/>
-          <w:szCs w:val="21"/>
-        </w:rPr>
-        <w:t xml:space="preserve"> gondoskodik arról, hogy az inputmezők értékei mindig összhangban legyenek a React állapotával. Minden beviteli változás azonnal frissíti a state-et. Így a </w:t>
-      </w:r>
+      <w:proofErr w:type="spellEnd"/>
+      <w:r>
+        <w:rPr>
+          <w:rFonts w:ascii="Segoe UI" w:eastAsia="Segoe UI" w:hAnsi="Segoe UI" w:cs="Segoe UI"/>
+          <w:sz w:val="21"/>
+          <w:szCs w:val="21"/>
+        </w:rPr>
+        <w:t xml:space="preserve"> gondoskodik arról, hogy az inputmezők értékei mindig összhangban legyenek a </w:t>
+      </w:r>
+      <w:proofErr w:type="spellStart"/>
+      <w:r>
+        <w:rPr>
+          <w:rFonts w:ascii="Segoe UI" w:eastAsia="Segoe UI" w:hAnsi="Segoe UI" w:cs="Segoe UI"/>
+          <w:sz w:val="21"/>
+          <w:szCs w:val="21"/>
+        </w:rPr>
+        <w:t>React</w:t>
+      </w:r>
+      <w:proofErr w:type="spellEnd"/>
+      <w:r>
+        <w:rPr>
+          <w:rFonts w:ascii="Segoe UI" w:eastAsia="Segoe UI" w:hAnsi="Segoe UI" w:cs="Segoe UI"/>
+          <w:sz w:val="21"/>
+          <w:szCs w:val="21"/>
+        </w:rPr>
+        <w:t xml:space="preserve"> állapotával. Minden beviteli változás azonnal frissíti a </w:t>
+      </w:r>
+      <w:proofErr w:type="spellStart"/>
+      <w:r>
+        <w:rPr>
+          <w:rFonts w:ascii="Segoe UI" w:eastAsia="Segoe UI" w:hAnsi="Segoe UI" w:cs="Segoe UI"/>
+          <w:sz w:val="21"/>
+          <w:szCs w:val="21"/>
+        </w:rPr>
+        <w:t>state-et</w:t>
+      </w:r>
+      <w:proofErr w:type="spellEnd"/>
+      <w:r>
+        <w:rPr>
+          <w:rFonts w:ascii="Segoe UI" w:eastAsia="Segoe UI" w:hAnsi="Segoe UI" w:cs="Segoe UI"/>
+          <w:sz w:val="21"/>
+          <w:szCs w:val="21"/>
+        </w:rPr>
+        <w:t xml:space="preserve">. Így a </w:t>
+      </w:r>
+      <w:proofErr w:type="spellStart"/>
       <w:r>
         <w:rPr>
           <w:rFonts w:ascii="Consolas" w:eastAsia="Consolas" w:hAnsi="Consolas" w:cs="Consolas"/>
@@ -6782,6 +7622,7 @@
         </w:rPr>
         <w:t>handleSubmit</w:t>
       </w:r>
+      <w:proofErr w:type="spellEnd"/>
       <w:r>
         <w:rPr>
           <w:rFonts w:ascii="Segoe UI" w:eastAsia="Segoe UI" w:hAnsi="Segoe UI" w:cs="Segoe UI"/>
@@ -6806,9 +7647,14 @@
         <w:t xml:space="preserve">3. </w:t>
       </w:r>
       <w:r>
-        <w:t>Input kezelés- handleChange</w:t>
+        <w:t xml:space="preserve">Input kezelés- </w:t>
+      </w:r>
+      <w:proofErr w:type="spellStart"/>
+      <w:r>
+        <w:t>handleChange</w:t>
       </w:r>
       <w:bookmarkEnd w:id="22"/>
+      <w:proofErr w:type="spellEnd"/>
     </w:p>
     <w:p>
       <w:pPr>
@@ -6823,6 +7669,7 @@
         </w:rPr>
         <w:t xml:space="preserve">A </w:t>
       </w:r>
+      <w:proofErr w:type="spellStart"/>
       <w:r>
         <w:rPr>
           <w:rFonts w:ascii="Consolas" w:eastAsia="Consolas" w:hAnsi="Consolas" w:cs="Consolas"/>
@@ -6831,6 +7678,7 @@
         </w:rPr>
         <w:t>handleChange</w:t>
       </w:r>
+      <w:proofErr w:type="spellEnd"/>
       <w:r>
         <w:rPr>
           <w:rFonts w:ascii="Segoe UI" w:eastAsia="Segoe UI" w:hAnsi="Segoe UI" w:cs="Segoe UI"/>
@@ -6839,6 +7687,7 @@
         </w:rPr>
         <w:t xml:space="preserve"> függvény felelős azért, hogy a felhasználó által beírt adatok bekerüljenek a </w:t>
       </w:r>
+      <w:proofErr w:type="spellStart"/>
       <w:r>
         <w:rPr>
           <w:rFonts w:ascii="Consolas" w:eastAsia="Consolas" w:hAnsi="Consolas" w:cs="Consolas"/>
@@ -6847,6 +7696,7 @@
         </w:rPr>
         <w:t>formData</w:t>
       </w:r>
+      <w:proofErr w:type="spellEnd"/>
       <w:r>
         <w:rPr>
           <w:rFonts w:ascii="Segoe UI" w:eastAsia="Segoe UI" w:hAnsi="Segoe UI" w:cs="Segoe UI"/>
@@ -6893,6 +7743,8 @@
         </w:rPr>
         <w:t>Kinyeri az esemény objektumból (</w:t>
       </w:r>
+      <w:proofErr w:type="spellStart"/>
+      <w:proofErr w:type="gramStart"/>
       <w:r>
         <w:rPr>
           <w:rFonts w:ascii="Consolas" w:eastAsia="Consolas" w:hAnsi="Consolas" w:cs="Consolas"/>
@@ -6901,6 +7753,8 @@
         </w:rPr>
         <w:t>e.target</w:t>
       </w:r>
+      <w:proofErr w:type="spellEnd"/>
+      <w:proofErr w:type="gramEnd"/>
       <w:r>
         <w:rPr>
           <w:rFonts w:ascii="Segoe UI" w:eastAsia="Segoe UI" w:hAnsi="Segoe UI" w:cs="Segoe UI"/>
@@ -6909,6 +7763,7 @@
         </w:rPr>
         <w:t xml:space="preserve">) a </w:t>
       </w:r>
+      <w:proofErr w:type="spellStart"/>
       <w:r>
         <w:rPr>
           <w:rFonts w:ascii="Consolas" w:eastAsia="Consolas" w:hAnsi="Consolas" w:cs="Consolas"/>
@@ -6917,6 +7772,7 @@
         </w:rPr>
         <w:t>name</w:t>
       </w:r>
+      <w:proofErr w:type="spellEnd"/>
       <w:r>
         <w:rPr>
           <w:rFonts w:ascii="Segoe UI" w:eastAsia="Segoe UI" w:hAnsi="Segoe UI" w:cs="Segoe UI"/>
@@ -6925,6 +7781,7 @@
         </w:rPr>
         <w:t xml:space="preserve"> és </w:t>
       </w:r>
+      <w:proofErr w:type="spellStart"/>
       <w:r>
         <w:rPr>
           <w:rFonts w:ascii="Consolas" w:eastAsia="Consolas" w:hAnsi="Consolas" w:cs="Consolas"/>
@@ -6933,6 +7790,7 @@
         </w:rPr>
         <w:t>value</w:t>
       </w:r>
+      <w:proofErr w:type="spellEnd"/>
       <w:r>
         <w:rPr>
           <w:rFonts w:ascii="Segoe UI" w:eastAsia="Segoe UI" w:hAnsi="Segoe UI" w:cs="Segoe UI"/>
@@ -6965,6 +7823,7 @@
         </w:rPr>
         <w:t xml:space="preserve">A </w:t>
       </w:r>
+      <w:proofErr w:type="spellStart"/>
       <w:r>
         <w:rPr>
           <w:rFonts w:ascii="Consolas" w:eastAsia="Consolas" w:hAnsi="Consolas" w:cs="Consolas"/>
@@ -6973,6 +7832,7 @@
         </w:rPr>
         <w:t>name</w:t>
       </w:r>
+      <w:proofErr w:type="spellEnd"/>
       <w:r>
         <w:rPr>
           <w:rFonts w:ascii="Segoe UI" w:eastAsia="Segoe UI" w:hAnsi="Segoe UI" w:cs="Segoe UI"/>
@@ -7003,7 +7863,25 @@
           <w:sz w:val="21"/>
           <w:szCs w:val="21"/>
         </w:rPr>
-        <w:t>A state-et úgy frissíti, hogy a másik mező változatlan maradjon</w:t>
+        <w:t xml:space="preserve">A </w:t>
+      </w:r>
+      <w:proofErr w:type="spellStart"/>
+      <w:r>
+        <w:rPr>
+          <w:rFonts w:ascii="Segoe UI" w:eastAsia="Segoe UI" w:hAnsi="Segoe UI" w:cs="Segoe UI"/>
+          <w:sz w:val="21"/>
+          <w:szCs w:val="21"/>
+        </w:rPr>
+        <w:t>state-et</w:t>
+      </w:r>
+      <w:proofErr w:type="spellEnd"/>
+      <w:r>
+        <w:rPr>
+          <w:rFonts w:ascii="Segoe UI" w:eastAsia="Segoe UI" w:hAnsi="Segoe UI" w:cs="Segoe UI"/>
+          <w:sz w:val="21"/>
+          <w:szCs w:val="21"/>
+        </w:rPr>
+        <w:t xml:space="preserve"> úgy frissíti, hogy a másik mező változatlan maradjon</w:t>
       </w:r>
     </w:p>
     <w:p>
@@ -7022,7 +7900,61 @@
           <w:sz w:val="21"/>
           <w:szCs w:val="21"/>
         </w:rPr>
-        <w:t>Ez biztosítja a "controlled input" működést: az input mindig a state-ből kapja az értékét, és minden változás visszaíródik a state-be.</w:t>
+        <w:t>Ez biztosítja a "</w:t>
+      </w:r>
+      <w:proofErr w:type="spellStart"/>
+      <w:r>
+        <w:rPr>
+          <w:rFonts w:ascii="Segoe UI" w:eastAsia="Segoe UI" w:hAnsi="Segoe UI" w:cs="Segoe UI"/>
+          <w:sz w:val="21"/>
+          <w:szCs w:val="21"/>
+        </w:rPr>
+        <w:t>controlled</w:t>
+      </w:r>
+      <w:proofErr w:type="spellEnd"/>
+      <w:r>
+        <w:rPr>
+          <w:rFonts w:ascii="Segoe UI" w:eastAsia="Segoe UI" w:hAnsi="Segoe UI" w:cs="Segoe UI"/>
+          <w:sz w:val="21"/>
+          <w:szCs w:val="21"/>
+        </w:rPr>
+        <w:t xml:space="preserve"> input" működést: az input mindig a </w:t>
+      </w:r>
+      <w:proofErr w:type="spellStart"/>
+      <w:r>
+        <w:rPr>
+          <w:rFonts w:ascii="Segoe UI" w:eastAsia="Segoe UI" w:hAnsi="Segoe UI" w:cs="Segoe UI"/>
+          <w:sz w:val="21"/>
+          <w:szCs w:val="21"/>
+        </w:rPr>
+        <w:t>state-ből</w:t>
+      </w:r>
+      <w:proofErr w:type="spellEnd"/>
+      <w:r>
+        <w:rPr>
+          <w:rFonts w:ascii="Segoe UI" w:eastAsia="Segoe UI" w:hAnsi="Segoe UI" w:cs="Segoe UI"/>
+          <w:sz w:val="21"/>
+          <w:szCs w:val="21"/>
+        </w:rPr>
+        <w:t xml:space="preserve"> kapja az értékét, és minden változás visszaíródik a </w:t>
+      </w:r>
+      <w:proofErr w:type="spellStart"/>
+      <w:r>
+        <w:rPr>
+          <w:rFonts w:ascii="Segoe UI" w:eastAsia="Segoe UI" w:hAnsi="Segoe UI" w:cs="Segoe UI"/>
+          <w:sz w:val="21"/>
+          <w:szCs w:val="21"/>
+        </w:rPr>
+        <w:t>state</w:t>
+      </w:r>
+      <w:proofErr w:type="spellEnd"/>
+      <w:r>
+        <w:rPr>
+          <w:rFonts w:ascii="Segoe UI" w:eastAsia="Segoe UI" w:hAnsi="Segoe UI" w:cs="Segoe UI"/>
+          <w:sz w:val="21"/>
+          <w:szCs w:val="21"/>
+        </w:rPr>
+        <w:t>-be.</w:t>
       </w:r>
     </w:p>
     <w:p>
@@ -7037,9 +7969,14 @@
       </w:pPr>
       <w:bookmarkStart w:id="23" w:name="_Toc227068282"/>
       <w:r>
-        <w:t>4. Bejelentkezés folyamata – handleSubmit</w:t>
+        <w:t xml:space="preserve">4. Bejelentkezés folyamata – </w:t>
+      </w:r>
+      <w:proofErr w:type="spellStart"/>
+      <w:r>
+        <w:t>handleSubmit</w:t>
       </w:r>
       <w:bookmarkEnd w:id="23"/>
+      <w:proofErr w:type="spellEnd"/>
     </w:p>
     <w:p>
       <w:pPr>
@@ -7146,6 +8083,7 @@
         </w:rPr>
         <w:t xml:space="preserve">Ha bármelyik hiányzik → azonnali </w:t>
       </w:r>
+      <w:proofErr w:type="spellStart"/>
       <w:r>
         <w:rPr>
           <w:rFonts w:ascii="Consolas" w:eastAsia="Consolas" w:hAnsi="Consolas" w:cs="Consolas"/>
@@ -7155,6 +8093,7 @@
         </w:rPr>
         <w:t>alert</w:t>
       </w:r>
+      <w:proofErr w:type="spellEnd"/>
       <w:r>
         <w:rPr>
           <w:rFonts w:ascii="Segoe UI" w:eastAsia="Segoe UI" w:hAnsi="Segoe UI" w:cs="Segoe UI"/>
@@ -7203,7 +8142,29 @@
           <w:color w:val="000000" w:themeColor="text1"/>
           <w:szCs w:val="24"/>
         </w:rPr>
-        <w:t>2) Axios POST kérés</w:t>
+        <w:t xml:space="preserve">2) </w:t>
+      </w:r>
+      <w:proofErr w:type="spellStart"/>
+      <w:r>
+        <w:rPr>
+          <w:rFonts w:ascii="Segoe UI" w:eastAsia="Segoe UI" w:hAnsi="Segoe UI" w:cs="Segoe UI"/>
+          <w:b w:val="0"/>
+          <w:bCs w:val="0"/>
+          <w:color w:val="000000" w:themeColor="text1"/>
+          <w:szCs w:val="24"/>
+        </w:rPr>
+        <w:t>Axios</w:t>
+      </w:r>
+      <w:proofErr w:type="spellEnd"/>
+      <w:r>
+        <w:rPr>
+          <w:rFonts w:ascii="Segoe UI" w:eastAsia="Segoe UI" w:hAnsi="Segoe UI" w:cs="Segoe UI"/>
+          <w:b w:val="0"/>
+          <w:bCs w:val="0"/>
+          <w:color w:val="000000" w:themeColor="text1"/>
+          <w:szCs w:val="24"/>
+        </w:rPr>
+        <w:t xml:space="preserve"> POST kérés</w:t>
       </w:r>
       <w:bookmarkEnd w:id="25"/>
     </w:p>
@@ -7335,7 +8296,31 @@
           <w:sz w:val="21"/>
           <w:szCs w:val="21"/>
         </w:rPr>
-        <w:t>A backend tokennel válaszol.</w:t>
+        <w:t xml:space="preserve">A backend </w:t>
+      </w:r>
+      <w:proofErr w:type="spellStart"/>
+      <w:r>
+        <w:rPr>
+          <w:rFonts w:ascii="Segoe UI" w:eastAsia="Segoe UI" w:hAnsi="Segoe UI" w:cs="Segoe UI"/>
+          <w:b w:val="0"/>
+          <w:bCs w:val="0"/>
+          <w:color w:val="000000" w:themeColor="text1"/>
+          <w:sz w:val="21"/>
+          <w:szCs w:val="21"/>
+        </w:rPr>
+        <w:t>tokennel</w:t>
+      </w:r>
+      <w:proofErr w:type="spellEnd"/>
+      <w:r>
+        <w:rPr>
+          <w:rFonts w:ascii="Segoe UI" w:eastAsia="Segoe UI" w:hAnsi="Segoe UI" w:cs="Segoe UI"/>
+          <w:b w:val="0"/>
+          <w:bCs w:val="0"/>
+          <w:color w:val="000000" w:themeColor="text1"/>
+          <w:sz w:val="21"/>
+          <w:szCs w:val="21"/>
+        </w:rPr>
+        <w:t xml:space="preserve"> válaszol.</w:t>
       </w:r>
       <w:bookmarkEnd w:id="29"/>
     </w:p>
@@ -7401,7 +8386,31 @@
           <w:sz w:val="21"/>
           <w:szCs w:val="21"/>
         </w:rPr>
-        <w:t xml:space="preserve">A JWT tokent eltárolja a </w:t>
+        <w:t xml:space="preserve">A JWT </w:t>
+      </w:r>
+      <w:proofErr w:type="spellStart"/>
+      <w:r>
+        <w:rPr>
+          <w:rFonts w:ascii="Segoe UI" w:eastAsia="Segoe UI" w:hAnsi="Segoe UI" w:cs="Segoe UI"/>
+          <w:b w:val="0"/>
+          <w:bCs w:val="0"/>
+          <w:color w:val="000000" w:themeColor="text1"/>
+          <w:sz w:val="21"/>
+          <w:szCs w:val="21"/>
+        </w:rPr>
+        <w:t>tokent</w:t>
+      </w:r>
+      <w:proofErr w:type="spellEnd"/>
+      <w:r>
+        <w:rPr>
+          <w:rFonts w:ascii="Segoe UI" w:eastAsia="Segoe UI" w:hAnsi="Segoe UI" w:cs="Segoe UI"/>
+          <w:b w:val="0"/>
+          <w:bCs w:val="0"/>
+          <w:color w:val="000000" w:themeColor="text1"/>
+          <w:sz w:val="21"/>
+          <w:szCs w:val="21"/>
+        </w:rPr>
+        <w:t xml:space="preserve"> eltárolja a </w:t>
       </w:r>
       <w:r>
         <w:rPr>
@@ -7456,7 +8465,79 @@
           <w:sz w:val="21"/>
           <w:szCs w:val="21"/>
         </w:rPr>
-        <w:t>ha a backend user adatokat is küld, azok is mentésre kerülnek (felhasznév, ID, stb.)</w:t>
+        <w:t xml:space="preserve">ha a backend </w:t>
+      </w:r>
+      <w:proofErr w:type="spellStart"/>
+      <w:r>
+        <w:rPr>
+          <w:rFonts w:ascii="Segoe UI" w:eastAsia="Segoe UI" w:hAnsi="Segoe UI" w:cs="Segoe UI"/>
+          <w:b w:val="0"/>
+          <w:bCs w:val="0"/>
+          <w:color w:val="000000" w:themeColor="text1"/>
+          <w:sz w:val="21"/>
+          <w:szCs w:val="21"/>
+        </w:rPr>
+        <w:t>user</w:t>
+      </w:r>
+      <w:proofErr w:type="spellEnd"/>
+      <w:r>
+        <w:rPr>
+          <w:rFonts w:ascii="Segoe UI" w:eastAsia="Segoe UI" w:hAnsi="Segoe UI" w:cs="Segoe UI"/>
+          <w:b w:val="0"/>
+          <w:bCs w:val="0"/>
+          <w:color w:val="000000" w:themeColor="text1"/>
+          <w:sz w:val="21"/>
+          <w:szCs w:val="21"/>
+        </w:rPr>
+        <w:t xml:space="preserve"> adatokat is küld, azok is mentésre kerülnek (</w:t>
+      </w:r>
+      <w:proofErr w:type="spellStart"/>
+      <w:r>
+        <w:rPr>
+          <w:rFonts w:ascii="Segoe UI" w:eastAsia="Segoe UI" w:hAnsi="Segoe UI" w:cs="Segoe UI"/>
+          <w:b w:val="0"/>
+          <w:bCs w:val="0"/>
+          <w:color w:val="000000" w:themeColor="text1"/>
+          <w:sz w:val="21"/>
+          <w:szCs w:val="21"/>
+        </w:rPr>
+        <w:t>felhasznév</w:t>
+      </w:r>
+      <w:proofErr w:type="spellEnd"/>
+      <w:r>
+        <w:rPr>
+          <w:rFonts w:ascii="Segoe UI" w:eastAsia="Segoe UI" w:hAnsi="Segoe UI" w:cs="Segoe UI"/>
+          <w:b w:val="0"/>
+          <w:bCs w:val="0"/>
+          <w:color w:val="000000" w:themeColor="text1"/>
+          <w:sz w:val="21"/>
+          <w:szCs w:val="21"/>
+        </w:rPr>
+        <w:t xml:space="preserve">, </w:t>
+      </w:r>
+      <w:proofErr w:type="gramStart"/>
+      <w:r>
+        <w:rPr>
+          <w:rFonts w:ascii="Segoe UI" w:eastAsia="Segoe UI" w:hAnsi="Segoe UI" w:cs="Segoe UI"/>
+          <w:b w:val="0"/>
+          <w:bCs w:val="0"/>
+          <w:color w:val="000000" w:themeColor="text1"/>
+          <w:sz w:val="21"/>
+          <w:szCs w:val="21"/>
+        </w:rPr>
+        <w:t>ID,</w:t>
+      </w:r>
+      <w:proofErr w:type="gramEnd"/>
+      <w:r>
+        <w:rPr>
+          <w:rFonts w:ascii="Segoe UI" w:eastAsia="Segoe UI" w:hAnsi="Segoe UI" w:cs="Segoe UI"/>
+          <w:b w:val="0"/>
+          <w:bCs w:val="0"/>
+          <w:color w:val="000000" w:themeColor="text1"/>
+          <w:sz w:val="21"/>
+          <w:szCs w:val="21"/>
+        </w:rPr>
+        <w:t xml:space="preserve"> stb.)</w:t>
       </w:r>
       <w:bookmarkEnd w:id="32"/>
     </w:p>
@@ -7491,6 +8572,7 @@
         </w:rPr>
         <w:t>kiírja a szerver üzenetét (</w:t>
       </w:r>
+      <w:proofErr w:type="spellStart"/>
       <w:r>
         <w:rPr>
           <w:rFonts w:ascii="Consolas" w:eastAsia="Consolas" w:hAnsi="Consolas" w:cs="Consolas"/>
@@ -7502,6 +8584,7 @@
         </w:rPr>
         <w:t>alert</w:t>
       </w:r>
+      <w:proofErr w:type="spellEnd"/>
       <w:r>
         <w:rPr>
           <w:rFonts w:ascii="Segoe UI" w:eastAsia="Segoe UI" w:hAnsi="Segoe UI" w:cs="Segoe UI"/>
@@ -7579,6 +8662,8 @@
         </w:rPr>
         <w:t xml:space="preserve">átirányítja a felhasználót a főoldalra: </w:t>
       </w:r>
+      <w:proofErr w:type="spellStart"/>
+      <w:proofErr w:type="gramStart"/>
       <w:r>
         <w:rPr>
           <w:rFonts w:ascii="Consolas" w:eastAsia="Consolas" w:hAnsi="Consolas" w:cs="Consolas"/>
@@ -7588,7 +8673,31 @@
           <w:sz w:val="21"/>
           <w:szCs w:val="21"/>
         </w:rPr>
-        <w:t>navigate('/')</w:t>
+        <w:t>navigate</w:t>
+      </w:r>
+      <w:proofErr w:type="spellEnd"/>
+      <w:r>
+        <w:rPr>
+          <w:rFonts w:ascii="Consolas" w:eastAsia="Consolas" w:hAnsi="Consolas" w:cs="Consolas"/>
+          <w:b w:val="0"/>
+          <w:bCs w:val="0"/>
+          <w:color w:val="000000" w:themeColor="text1"/>
+          <w:sz w:val="21"/>
+          <w:szCs w:val="21"/>
+        </w:rPr>
+        <w:t>(</w:t>
+      </w:r>
+      <w:proofErr w:type="gramEnd"/>
+      <w:r>
+        <w:rPr>
+          <w:rFonts w:ascii="Consolas" w:eastAsia="Consolas" w:hAnsi="Consolas" w:cs="Consolas"/>
+          <w:b w:val="0"/>
+          <w:bCs w:val="0"/>
+          <w:color w:val="000000" w:themeColor="text1"/>
+          <w:sz w:val="21"/>
+          <w:szCs w:val="21"/>
+        </w:rPr>
+        <w:t>'/')</w:t>
       </w:r>
       <w:bookmarkEnd w:id="35"/>
     </w:p>
@@ -7672,6 +8781,7 @@
         </w:rPr>
         <w:t>A backend által küldött hibaüzenetet kiírja (</w:t>
       </w:r>
+      <w:proofErr w:type="spellStart"/>
       <w:r>
         <w:rPr>
           <w:rFonts w:ascii="Consolas" w:eastAsia="Consolas" w:hAnsi="Consolas" w:cs="Consolas"/>
@@ -7681,6 +8791,7 @@
         </w:rPr>
         <w:t>alert</w:t>
       </w:r>
+      <w:proofErr w:type="spellEnd"/>
       <w:r>
         <w:rPr>
           <w:rFonts w:ascii="Segoe UI" w:eastAsia="Segoe UI" w:hAnsi="Segoe UI" w:cs="Segoe UI"/>
@@ -7715,7 +8826,27 @@
           <w:sz w:val="21"/>
           <w:szCs w:val="21"/>
         </w:rPr>
-        <w:t>Semmi nem változik a state-ben</w:t>
+        <w:t xml:space="preserve">Semmi nem változik a </w:t>
+      </w:r>
+      <w:proofErr w:type="spellStart"/>
+      <w:r>
+        <w:rPr>
+          <w:rFonts w:ascii="Segoe UI" w:eastAsia="Segoe UI" w:hAnsi="Segoe UI" w:cs="Segoe UI"/>
+          <w:color w:val="000000" w:themeColor="text1"/>
+          <w:sz w:val="21"/>
+          <w:szCs w:val="21"/>
+        </w:rPr>
+        <w:t>state</w:t>
+      </w:r>
+      <w:proofErr w:type="spellEnd"/>
+      <w:r>
+        <w:rPr>
+          <w:rFonts w:ascii="Segoe UI" w:eastAsia="Segoe UI" w:hAnsi="Segoe UI" w:cs="Segoe UI"/>
+          <w:color w:val="000000" w:themeColor="text1"/>
+          <w:sz w:val="21"/>
+          <w:szCs w:val="21"/>
+        </w:rPr>
+        <w:t>-ben</w:t>
       </w:r>
     </w:p>
     <w:p>
@@ -7835,6 +8966,7 @@
           <w:szCs w:val="21"/>
         </w:rPr>
       </w:pPr>
+      <w:proofErr w:type="spellStart"/>
       <w:r>
         <w:rPr>
           <w:rFonts w:ascii="Consolas" w:eastAsia="Consolas" w:hAnsi="Consolas" w:cs="Consolas"/>
@@ -7842,7 +8974,17 @@
           <w:sz w:val="21"/>
           <w:szCs w:val="21"/>
         </w:rPr>
-        <w:t>type="text"</w:t>
+        <w:t>type</w:t>
+      </w:r>
+      <w:proofErr w:type="spellEnd"/>
+      <w:r>
+        <w:rPr>
+          <w:rFonts w:ascii="Consolas" w:eastAsia="Consolas" w:hAnsi="Consolas" w:cs="Consolas"/>
+          <w:color w:val="000000" w:themeColor="text1"/>
+          <w:sz w:val="21"/>
+          <w:szCs w:val="21"/>
+        </w:rPr>
+        <w:t>="text"</w:t>
       </w:r>
     </w:p>
     <w:p>
@@ -7861,6 +9003,7 @@
           <w:szCs w:val="24"/>
         </w:rPr>
       </w:pPr>
+      <w:proofErr w:type="spellStart"/>
       <w:r>
         <w:rPr>
           <w:rFonts w:ascii="Segoe UI" w:eastAsia="Segoe UI" w:hAnsi="Segoe UI" w:cs="Segoe UI"/>
@@ -7868,7 +9011,17 @@
           <w:sz w:val="21"/>
           <w:szCs w:val="21"/>
         </w:rPr>
-        <w:t xml:space="preserve">placeholder: </w:t>
+        <w:t>placeholder</w:t>
+      </w:r>
+      <w:proofErr w:type="spellEnd"/>
+      <w:r>
+        <w:rPr>
+          <w:rFonts w:ascii="Segoe UI" w:eastAsia="Segoe UI" w:hAnsi="Segoe UI" w:cs="Segoe UI"/>
+          <w:color w:val="000000" w:themeColor="text1"/>
+          <w:sz w:val="21"/>
+          <w:szCs w:val="21"/>
+        </w:rPr>
+        <w:t xml:space="preserve">: </w:t>
       </w:r>
       <w:r>
         <w:rPr>
@@ -7920,6 +9073,7 @@
           <w:szCs w:val="21"/>
         </w:rPr>
       </w:pPr>
+      <w:proofErr w:type="spellStart"/>
       <w:r>
         <w:rPr>
           <w:rFonts w:ascii="Consolas" w:eastAsia="Consolas" w:hAnsi="Consolas" w:cs="Consolas"/>
@@ -7927,7 +9081,37 @@
           <w:sz w:val="21"/>
           <w:szCs w:val="21"/>
         </w:rPr>
-        <w:t>type="password"</w:t>
+        <w:t>type</w:t>
+      </w:r>
+      <w:proofErr w:type="spellEnd"/>
+      <w:r>
+        <w:rPr>
+          <w:rFonts w:ascii="Consolas" w:eastAsia="Consolas" w:hAnsi="Consolas" w:cs="Consolas"/>
+          <w:color w:val="000000" w:themeColor="text1"/>
+          <w:sz w:val="21"/>
+          <w:szCs w:val="21"/>
+        </w:rPr>
+        <w:t>="</w:t>
+      </w:r>
+      <w:proofErr w:type="spellStart"/>
+      <w:r>
+        <w:rPr>
+          <w:rFonts w:ascii="Consolas" w:eastAsia="Consolas" w:hAnsi="Consolas" w:cs="Consolas"/>
+          <w:color w:val="000000" w:themeColor="text1"/>
+          <w:sz w:val="21"/>
+          <w:szCs w:val="21"/>
+        </w:rPr>
+        <w:t>password</w:t>
+      </w:r>
+      <w:proofErr w:type="spellEnd"/>
+      <w:r>
+        <w:rPr>
+          <w:rFonts w:ascii="Consolas" w:eastAsia="Consolas" w:hAnsi="Consolas" w:cs="Consolas"/>
+          <w:color w:val="000000" w:themeColor="text1"/>
+          <w:sz w:val="21"/>
+          <w:szCs w:val="21"/>
+        </w:rPr>
+        <w:t>"</w:t>
       </w:r>
       <w:r>
         <w:rPr>
@@ -7958,6 +9142,7 @@
           <w:szCs w:val="21"/>
         </w:rPr>
       </w:pPr>
+      <w:proofErr w:type="spellStart"/>
       <w:r>
         <w:rPr>
           <w:rFonts w:ascii="Segoe UI" w:eastAsia="Segoe UI" w:hAnsi="Segoe UI" w:cs="Segoe UI"/>
@@ -7965,7 +9150,17 @@
           <w:sz w:val="21"/>
           <w:szCs w:val="21"/>
         </w:rPr>
-        <w:t xml:space="preserve">placeholder: </w:t>
+        <w:t>placeholder</w:t>
+      </w:r>
+      <w:proofErr w:type="spellEnd"/>
+      <w:r>
+        <w:rPr>
+          <w:rFonts w:ascii="Segoe UI" w:eastAsia="Segoe UI" w:hAnsi="Segoe UI" w:cs="Segoe UI"/>
+          <w:color w:val="000000" w:themeColor="text1"/>
+          <w:sz w:val="21"/>
+          <w:szCs w:val="21"/>
+        </w:rPr>
+        <w:t xml:space="preserve">: </w:t>
       </w:r>
       <w:r>
         <w:rPr>
@@ -8036,6 +9231,7 @@
         </w:rPr>
         <w:t xml:space="preserve">megnyomásakor meghívja a </w:t>
       </w:r>
+      <w:proofErr w:type="spellStart"/>
       <w:r>
         <w:rPr>
           <w:rFonts w:ascii="Consolas" w:eastAsia="Consolas" w:hAnsi="Consolas" w:cs="Consolas"/>
@@ -8045,6 +9241,7 @@
         </w:rPr>
         <w:t>handleSubmit</w:t>
       </w:r>
+      <w:proofErr w:type="spellEnd"/>
       <w:r>
         <w:rPr>
           <w:rFonts w:ascii="Segoe UI" w:eastAsia="Segoe UI" w:hAnsi="Segoe UI" w:cs="Segoe UI"/>
@@ -8314,6 +9511,27 @@
     </w:p>
     <w:p>
       <w:r>
+        <w:t xml:space="preserve">Pálházi Péter: A fő célom az volt, hogy megtanuljam jobban, precízebben használni a </w:t>
+      </w:r>
+      <w:proofErr w:type="spellStart"/>
+      <w:r>
+        <w:t>react</w:t>
+      </w:r>
+      <w:proofErr w:type="spellEnd"/>
+      <w:r>
+        <w:t xml:space="preserve"> frontend keretrendszert. Nagyon sokat foglalkoztam a feladattal és sokat fejlődtem a megírása közben. Eleinte még idegen volt nekem ez a </w:t>
+      </w:r>
+      <w:proofErr w:type="spellStart"/>
+      <w:r>
+        <w:t>react</w:t>
+      </w:r>
+      <w:proofErr w:type="spellEnd"/>
+      <w:r>
+        <w:t xml:space="preserve"> keretrendszer de hamar belejöttem a használatára. A csoportmunka jól be volt osztva, együttműködően gördülékenyül ment a közös munka.</w:t>
+      </w:r>
+    </w:p>
+    <w:p>
+      <w:r>
         <w:t xml:space="preserve">Papp Zsombor Máté </w:t>
       </w:r>
       <w:r>
@@ -8329,7 +9547,23 @@
         <w:t>sohasem</w:t>
       </w:r>
       <w:r>
-        <w:t xml:space="preserve"> terveztem, majd létrehoztam a szükséges táblákat, mezőket és kapcsolatokat. Közben több kisebb probléma is felmerült, például az elsődleges kulcsokat nem raktam auto increment-re. A munka közben sokat fejlődtem. Megtanultam logikusabban felépíteni egy adatbázist, jobban átlátni a táblák közötti kapcsolatokat, és magabiztosabban használni az SQL parancsokat. A hibák keresése és kijavítása is gyorsabban ment, mert egyre jobban értettem, hogyan működik az egész rendszer. Összességében úgy érzem, hogy a projekt nemcsak a feladatok elvégzésében </w:t>
+        <w:t xml:space="preserve"> terveztem, majd létrehoztam a szükséges táblákat, mezőket és kapcsolatokat. Közben több kisebb probléma is felmerült, például az elsődleges kulcsokat nem raktam </w:t>
+      </w:r>
+      <w:proofErr w:type="spellStart"/>
+      <w:r>
+        <w:t>auto</w:t>
+      </w:r>
+      <w:proofErr w:type="spellEnd"/>
+      <w:r>
+        <w:t xml:space="preserve"> </w:t>
+      </w:r>
+      <w:proofErr w:type="spellStart"/>
+      <w:r>
+        <w:t>increment</w:t>
+      </w:r>
+      <w:proofErr w:type="spellEnd"/>
+      <w:r>
+        <w:t xml:space="preserve">-re. A munka közben sokat fejlődtem. Megtanultam logikusabban felépíteni egy adatbázist, jobban átlátni a táblák közötti kapcsolatokat, és magabiztosabban használni az SQL parancsokat. A hibák keresése és kijavítása is gyorsabban ment, mert egyre jobban értettem, hogyan működik az egész rendszer. Összességében úgy érzem, hogy a projekt nemcsak a feladatok elvégzésében </w:t>
       </w:r>
       <w:r>
         <w:t>segített,</w:t>
@@ -8625,14 +9859,27 @@
     <w:pPr>
       <w:pStyle w:val="llb"/>
     </w:pPr>
-    <w:fldSimple w:instr="DATE   \* MERGEFORMAT">
-      <w:r>
-        <w:rPr>
-          <w:noProof/>
-        </w:rPr>
-        <w:t>2026. 04. 15.</w:t>
-      </w:r>
-    </w:fldSimple>
+    <w:r>
+      <w:fldChar w:fldCharType="begin"/>
+    </w:r>
+    <w:r>
+      <w:instrText>DATE   \* MERGEFORMAT</w:instrText>
+    </w:r>
+    <w:r>
+      <w:fldChar w:fldCharType="separate"/>
+    </w:r>
+    <w:r>
+      <w:rPr>
+        <w:noProof/>
+      </w:rPr>
+      <w:t>2026. 04. 15.</w:t>
+    </w:r>
+    <w:r>
+      <w:rPr>
+        <w:noProof/>
+      </w:rPr>
+      <w:fldChar w:fldCharType="end"/>
+    </w:r>
     <w:r>
       <w:tab/>
     </w:r>
@@ -13620,6 +14867,10 @@
 </file>
 
 <file path=customXml/item1.xml><?xml version="1.0" encoding="utf-8"?>
+<b:Sources xmlns:b="http://schemas.openxmlformats.org/officeDocument/2006/bibliography" xmlns="http://schemas.openxmlformats.org/officeDocument/2006/bibliography" SelectedStyle="\APA.XSL" StyleName="APA"/>
+</file>
+
+<file path=customXml/item2.xml><?xml version="1.0" encoding="utf-8"?>
 <p:properties xmlns:p="http://schemas.microsoft.com/office/2006/metadata/properties" xmlns:xsi="http://www.w3.org/2001/XMLSchema-instance" xmlns:pc="http://schemas.microsoft.com/office/infopath/2007/PartnerControls">
   <documentManagement>
     <lcf76f155ced4ddcb4097134ff3c332f xmlns="7825f8f0-66cc-486b-8b2f-b9e6989daf77">
@@ -13631,11 +14882,16 @@
 </p:properties>
 </file>
 
-<file path=customXml/item2.xml><?xml version="1.0" encoding="utf-8"?>
-<b:Sources xmlns:b="http://schemas.openxmlformats.org/officeDocument/2006/bibliography" xmlns="http://schemas.openxmlformats.org/officeDocument/2006/bibliography" SelectedStyle="\APA.XSL" StyleName="APA"/>
+<file path=customXml/item3.xml><?xml version="1.0" encoding="utf-8"?>
+<?mso-contentType ?>
+<FormTemplates xmlns="http://schemas.microsoft.com/sharepoint/v3/contenttype/forms">
+  <Display>DocumentLibraryForm</Display>
+  <Edit>DocumentLibraryForm</Edit>
+  <New>DocumentLibraryForm</New>
+</FormTemplates>
 </file>
 
-<file path=customXml/item3.xml><?xml version="1.0" encoding="utf-8"?>
+<file path=customXml/item4.xml><?xml version="1.0" encoding="utf-8"?>
 <ct:contentTypeSchema xmlns:ct="http://schemas.microsoft.com/office/2006/metadata/contentType" xmlns:ma="http://schemas.microsoft.com/office/2006/metadata/properties/metaAttributes" ct:_="" ma:_="" ma:contentTypeName="Dokumentum" ma:contentTypeID="0x01010000B4A40D76940A4A9ABDBD81056BA05F" ma:contentTypeVersion="11" ma:contentTypeDescription="Új dokumentum létrehozása." ma:contentTypeScope="" ma:versionID="6647b5661dec9a330db8f17aac752412">
   <xsd:schema xmlns:xsd="http://www.w3.org/2001/XMLSchema" xmlns:xs="http://www.w3.org/2001/XMLSchema" xmlns:p="http://schemas.microsoft.com/office/2006/metadata/properties" xmlns:ns2="7825f8f0-66cc-486b-8b2f-b9e6989daf77" xmlns:ns3="cd4998c0-141d-4ad7-92c6-dda8955ec8a5" targetNamespace="http://schemas.microsoft.com/office/2006/metadata/properties" ma:root="true" ma:fieldsID="a0aefcde72e27fcf9f67ad38f312134e" ns2:_="" ns3:_="">
     <xsd:import namespace="7825f8f0-66cc-486b-8b2f-b9e6989daf77"/>
@@ -13830,16 +15086,15 @@
 </ct:contentTypeSchema>
 </file>
 
-<file path=customXml/item4.xml><?xml version="1.0" encoding="utf-8"?>
-<?mso-contentType ?>
-<FormTemplates xmlns="http://schemas.microsoft.com/sharepoint/v3/contenttype/forms">
-  <Display>DocumentLibraryForm</Display>
-  <Edit>DocumentLibraryForm</Edit>
-  <New>DocumentLibraryForm</New>
-</FormTemplates>
+<file path=customXml/itemProps1.xml><?xml version="1.0" encoding="utf-8"?>
+<ds:datastoreItem xmlns:ds="http://schemas.openxmlformats.org/officeDocument/2006/customXml" ds:itemID="{31D8A198-B5FD-41D1-8F98-20D226CAF475}">
+  <ds:schemaRefs>
+    <ds:schemaRef ds:uri="http://schemas.openxmlformats.org/officeDocument/2006/bibliography"/>
+  </ds:schemaRefs>
+</ds:datastoreItem>
 </file>
 
-<file path=customXml/itemProps1.xml><?xml version="1.0" encoding="utf-8"?>
+<file path=customXml/itemProps2.xml><?xml version="1.0" encoding="utf-8"?>
 <ds:datastoreItem xmlns:ds="http://schemas.openxmlformats.org/officeDocument/2006/customXml" ds:itemID="{4683CF39-CBC1-469A-88EA-F31417A0D119}">
   <ds:schemaRefs>
     <ds:schemaRef ds:uri="http://schemas.microsoft.com/office/2006/metadata/properties"/>
@@ -13850,15 +15105,15 @@
 </ds:datastoreItem>
 </file>
 
-<file path=customXml/itemProps2.xml><?xml version="1.0" encoding="utf-8"?>
-<ds:datastoreItem xmlns:ds="http://schemas.openxmlformats.org/officeDocument/2006/customXml" ds:itemID="{31D8A198-B5FD-41D1-8F98-20D226CAF475}">
+<file path=customXml/itemProps3.xml><?xml version="1.0" encoding="utf-8"?>
+<ds:datastoreItem xmlns:ds="http://schemas.openxmlformats.org/officeDocument/2006/customXml" ds:itemID="{49E9CE2F-4863-430F-A73B-CD3063AB172E}">
   <ds:schemaRefs>
-    <ds:schemaRef ds:uri="http://schemas.openxmlformats.org/officeDocument/2006/bibliography"/>
+    <ds:schemaRef ds:uri="http://schemas.microsoft.com/sharepoint/v3/contenttype/forms"/>
   </ds:schemaRefs>
 </ds:datastoreItem>
 </file>
 
-<file path=customXml/itemProps3.xml><?xml version="1.0" encoding="utf-8"?>
+<file path=customXml/itemProps4.xml><?xml version="1.0" encoding="utf-8"?>
 <ds:datastoreItem xmlns:ds="http://schemas.openxmlformats.org/officeDocument/2006/customXml" ds:itemID="{E9EE7280-50AF-454F-A86C-A38955E1C17C}">
   <ds:schemaRefs>
     <ds:schemaRef ds:uri="http://schemas.microsoft.com/office/2006/metadata/contentType"/>
@@ -13875,12 +15130,4 @@
     <ds:schemaRef ds:uri="http://schemas.microsoft.com/internal/obd"/>
   </ds:schemaRefs>
 </ds:datastoreItem>
-</file>
-
-<file path=customXml/itemProps4.xml><?xml version="1.0" encoding="utf-8"?>
-<ds:datastoreItem xmlns:ds="http://schemas.openxmlformats.org/officeDocument/2006/customXml" ds:itemID="{49E9CE2F-4863-430F-A73B-CD3063AB172E}">
-  <ds:schemaRefs>
-    <ds:schemaRef ds:uri="http://schemas.microsoft.com/sharepoint/v3/contenttype/forms"/>
-  </ds:schemaRefs>
-</ds:datastoreItem>
 </file>